--- a/Progress Report.docx
+++ b/Progress Report.docx
@@ -640,7 +640,7 @@
         </w:rPr>
         <w:fldChar w:fldCharType="separate"/>
       </w:r>
-      <w:hyperlink w:anchor="_Toc231553357" w:history="1">
+      <w:hyperlink w:anchor="_Toc232713092" w:history="1">
         <w:r>
           <w:rPr>
             <w:rStyle w:val="Hyperlink"/>
@@ -667,7 +667,7 @@
             <w:noProof/>
             <w:webHidden/>
           </w:rPr>
-          <w:instrText xml:space="preserve"> PAGEREF _Toc231553357 \h </w:instrText>
+          <w:instrText xml:space="preserve"> PAGEREF _Toc232713092 \h </w:instrText>
         </w:r>
         <w:r>
           <w:rPr>
@@ -710,7 +710,7 @@
           <w:sz w:val="22"/>
         </w:rPr>
       </w:pPr>
-      <w:hyperlink w:anchor="_Toc231553358" w:history="1">
+      <w:hyperlink w:anchor="_Toc232713093" w:history="1">
         <w:r>
           <w:rPr>
             <w:rStyle w:val="Hyperlink"/>
@@ -737,7 +737,7 @@
             <w:noProof/>
             <w:webHidden/>
           </w:rPr>
-          <w:instrText xml:space="preserve"> PAGEREF _Toc231553358 \h </w:instrText>
+          <w:instrText xml:space="preserve"> PAGEREF _Toc232713093 \h </w:instrText>
         </w:r>
         <w:r>
           <w:rPr>
@@ -780,7 +780,7 @@
           <w:sz w:val="22"/>
         </w:rPr>
       </w:pPr>
-      <w:hyperlink w:anchor="_Toc231553359" w:history="1">
+      <w:hyperlink w:anchor="_Toc232713094" w:history="1">
         <w:r>
           <w:rPr>
             <w:rStyle w:val="Hyperlink"/>
@@ -807,7 +807,7 @@
             <w:noProof/>
             <w:webHidden/>
           </w:rPr>
-          <w:instrText xml:space="preserve"> PAGEREF _Toc231553359 \h </w:instrText>
+          <w:instrText xml:space="preserve"> PAGEREF _Toc232713094 \h </w:instrText>
         </w:r>
         <w:r>
           <w:rPr>
@@ -850,7 +850,7 @@
           <w:sz w:val="22"/>
         </w:rPr>
       </w:pPr>
-      <w:hyperlink w:anchor="_Toc231553360" w:history="1">
+      <w:hyperlink w:anchor="_Toc232713095" w:history="1">
         <w:r>
           <w:rPr>
             <w:rStyle w:val="Hyperlink"/>
@@ -877,7 +877,7 @@
             <w:noProof/>
             <w:webHidden/>
           </w:rPr>
-          <w:instrText xml:space="preserve"> PAGEREF _Toc231553360 \h </w:instrText>
+          <w:instrText xml:space="preserve"> PAGEREF _Toc232713095 \h </w:instrText>
         </w:r>
         <w:r>
           <w:rPr>
@@ -920,7 +920,7 @@
           <w:sz w:val="22"/>
         </w:rPr>
       </w:pPr>
-      <w:hyperlink w:anchor="_Toc231553361" w:history="1">
+      <w:hyperlink w:anchor="_Toc232713096" w:history="1">
         <w:r>
           <w:rPr>
             <w:rStyle w:val="Hyperlink"/>
@@ -947,7 +947,7 @@
             <w:noProof/>
             <w:webHidden/>
           </w:rPr>
-          <w:instrText xml:space="preserve"> PAGEREF _Toc231553361 \h </w:instrText>
+          <w:instrText xml:space="preserve"> PAGEREF _Toc232713096 \h </w:instrText>
         </w:r>
         <w:r>
           <w:rPr>
@@ -990,7 +990,7 @@
           <w:sz w:val="22"/>
         </w:rPr>
       </w:pPr>
-      <w:hyperlink w:anchor="_Toc231553362" w:history="1">
+      <w:hyperlink w:anchor="_Toc232713097" w:history="1">
         <w:r>
           <w:rPr>
             <w:rStyle w:val="Hyperlink"/>
@@ -1017,7 +1017,7 @@
             <w:noProof/>
             <w:webHidden/>
           </w:rPr>
-          <w:instrText xml:space="preserve"> PAGEREF _Toc231553362 \h </w:instrText>
+          <w:instrText xml:space="preserve"> PAGEREF _Toc232713097 \h </w:instrText>
         </w:r>
         <w:r>
           <w:rPr>
@@ -1060,7 +1060,7 @@
           <w:sz w:val="22"/>
         </w:rPr>
       </w:pPr>
-      <w:hyperlink w:anchor="_Toc231553363" w:history="1">
+      <w:hyperlink w:anchor="_Toc232713098" w:history="1">
         <w:r>
           <w:rPr>
             <w:rStyle w:val="Hyperlink"/>
@@ -1087,7 +1087,7 @@
             <w:noProof/>
             <w:webHidden/>
           </w:rPr>
-          <w:instrText xml:space="preserve"> PAGEREF _Toc231553363 \h </w:instrText>
+          <w:instrText xml:space="preserve"> PAGEREF _Toc232713098 \h </w:instrText>
         </w:r>
         <w:r>
           <w:rPr>
@@ -1131,7 +1131,7 @@
           <w:sz w:val="22"/>
         </w:rPr>
       </w:pPr>
-      <w:hyperlink w:anchor="_Toc231553364" w:history="1">
+      <w:hyperlink w:anchor="_Toc232713099" w:history="1">
         <w:r>
           <w:rPr>
             <w:rStyle w:val="Hyperlink"/>
@@ -1158,7 +1158,7 @@
             <w:noProof/>
             <w:webHidden/>
           </w:rPr>
-          <w:instrText xml:space="preserve"> PAGEREF _Toc231553364 \h </w:instrText>
+          <w:instrText xml:space="preserve"> PAGEREF _Toc232713099 \h </w:instrText>
         </w:r>
         <w:r>
           <w:rPr>
@@ -1201,7 +1201,7 @@
           <w:sz w:val="22"/>
         </w:rPr>
       </w:pPr>
-      <w:hyperlink w:anchor="_Toc231553365" w:history="1">
+      <w:hyperlink w:anchor="_Toc232713100" w:history="1">
         <w:r>
           <w:rPr>
             <w:rStyle w:val="Hyperlink"/>
@@ -1228,7 +1228,7 @@
             <w:noProof/>
             <w:webHidden/>
           </w:rPr>
-          <w:instrText xml:space="preserve"> PAGEREF _Toc231553365 \h </w:instrText>
+          <w:instrText xml:space="preserve"> PAGEREF _Toc232713100 \h </w:instrText>
         </w:r>
         <w:r>
           <w:rPr>
@@ -1272,7 +1272,7 @@
           <w:sz w:val="22"/>
         </w:rPr>
       </w:pPr>
-      <w:hyperlink w:anchor="_Toc231553366" w:history="1">
+      <w:hyperlink w:anchor="_Toc232713101" w:history="1">
         <w:r>
           <w:rPr>
             <w:rStyle w:val="Hyperlink"/>
@@ -1299,7 +1299,7 @@
             <w:noProof/>
             <w:webHidden/>
           </w:rPr>
-          <w:instrText xml:space="preserve"> PAGEREF _Toc231553366 \h </w:instrText>
+          <w:instrText xml:space="preserve"> PAGEREF _Toc232713101 \h </w:instrText>
         </w:r>
         <w:r>
           <w:rPr>
@@ -1343,7 +1343,7 @@
           <w:sz w:val="22"/>
         </w:rPr>
       </w:pPr>
-      <w:hyperlink w:anchor="_Toc231553367" w:history="1">
+      <w:hyperlink w:anchor="_Toc232713102" w:history="1">
         <w:r>
           <w:rPr>
             <w:rStyle w:val="Hyperlink"/>
@@ -1370,7 +1370,7 @@
             <w:noProof/>
             <w:webHidden/>
           </w:rPr>
-          <w:instrText xml:space="preserve"> PAGEREF _Toc231553367 \h </w:instrText>
+          <w:instrText xml:space="preserve"> PAGEREF _Toc232713102 \h </w:instrText>
         </w:r>
         <w:r>
           <w:rPr>
@@ -1414,7 +1414,7 @@
           <w:sz w:val="22"/>
         </w:rPr>
       </w:pPr>
-      <w:hyperlink w:anchor="_Toc231553368" w:history="1">
+      <w:hyperlink w:anchor="_Toc232713103" w:history="1">
         <w:r>
           <w:rPr>
             <w:rStyle w:val="Hyperlink"/>
@@ -1441,7 +1441,7 @@
             <w:noProof/>
             <w:webHidden/>
           </w:rPr>
-          <w:instrText xml:space="preserve"> PAGEREF _Toc231553368 \h </w:instrText>
+          <w:instrText xml:space="preserve"> PAGEREF _Toc232713103 \h </w:instrText>
         </w:r>
         <w:r>
           <w:rPr>
@@ -1484,7 +1484,7 @@
           <w:sz w:val="22"/>
         </w:rPr>
       </w:pPr>
-      <w:hyperlink w:anchor="_Toc231553369" w:history="1">
+      <w:hyperlink w:anchor="_Toc232713104" w:history="1">
         <w:r>
           <w:rPr>
             <w:rStyle w:val="Hyperlink"/>
@@ -1511,7 +1511,7 @@
             <w:noProof/>
             <w:webHidden/>
           </w:rPr>
-          <w:instrText xml:space="preserve"> PAGEREF _Toc231553369 \h </w:instrText>
+          <w:instrText xml:space="preserve"> PAGEREF _Toc232713104 \h </w:instrText>
         </w:r>
         <w:r>
           <w:rPr>
@@ -1554,7 +1554,7 @@
           <w:sz w:val="22"/>
         </w:rPr>
       </w:pPr>
-      <w:hyperlink w:anchor="_Toc231553370" w:history="1">
+      <w:hyperlink w:anchor="_Toc232713105" w:history="1">
         <w:r>
           <w:rPr>
             <w:rStyle w:val="Hyperlink"/>
@@ -1581,7 +1581,7 @@
             <w:noProof/>
             <w:webHidden/>
           </w:rPr>
-          <w:instrText xml:space="preserve"> PAGEREF _Toc231553370 \h </w:instrText>
+          <w:instrText xml:space="preserve"> PAGEREF _Toc232713105 \h </w:instrText>
         </w:r>
         <w:r>
           <w:rPr>
@@ -1624,7 +1624,7 @@
           <w:sz w:val="22"/>
         </w:rPr>
       </w:pPr>
-      <w:hyperlink w:anchor="_Toc231553371" w:history="1">
+      <w:hyperlink w:anchor="_Toc232713106" w:history="1">
         <w:r>
           <w:rPr>
             <w:rStyle w:val="Hyperlink"/>
@@ -1651,7 +1651,7 @@
             <w:noProof/>
             <w:webHidden/>
           </w:rPr>
-          <w:instrText xml:space="preserve"> PAGEREF _Toc231553371 \h </w:instrText>
+          <w:instrText xml:space="preserve"> PAGEREF _Toc232713106 \h </w:instrText>
         </w:r>
         <w:r>
           <w:rPr>
@@ -1694,7 +1694,7 @@
           <w:sz w:val="22"/>
         </w:rPr>
       </w:pPr>
-      <w:hyperlink w:anchor="_Toc231553372" w:history="1">
+      <w:hyperlink w:anchor="_Toc232713107" w:history="1">
         <w:r>
           <w:rPr>
             <w:rStyle w:val="Hyperlink"/>
@@ -1721,7 +1721,7 @@
             <w:noProof/>
             <w:webHidden/>
           </w:rPr>
-          <w:instrText xml:space="preserve"> PAGEREF _Toc231553372 \h </w:instrText>
+          <w:instrText xml:space="preserve"> PAGEREF _Toc232713107 \h </w:instrText>
         </w:r>
         <w:r>
           <w:rPr>
@@ -1765,7 +1765,7 @@
           <w:sz w:val="22"/>
         </w:rPr>
       </w:pPr>
-      <w:hyperlink w:anchor="_Toc231553373" w:history="1">
+      <w:hyperlink w:anchor="_Toc232713108" w:history="1">
         <w:r>
           <w:rPr>
             <w:rStyle w:val="Hyperlink"/>
@@ -1792,7 +1792,7 @@
             <w:noProof/>
             <w:webHidden/>
           </w:rPr>
-          <w:instrText xml:space="preserve"> PAGEREF _Toc231553373 \h </w:instrText>
+          <w:instrText xml:space="preserve"> PAGEREF _Toc232713108 \h </w:instrText>
         </w:r>
         <w:r>
           <w:rPr>
@@ -1835,7 +1835,7 @@
           <w:sz w:val="22"/>
         </w:rPr>
       </w:pPr>
-      <w:hyperlink w:anchor="_Toc231553374" w:history="1">
+      <w:hyperlink w:anchor="_Toc232713109" w:history="1">
         <w:r>
           <w:rPr>
             <w:rStyle w:val="Hyperlink"/>
@@ -1862,7 +1862,7 @@
             <w:noProof/>
             <w:webHidden/>
           </w:rPr>
-          <w:instrText xml:space="preserve"> PAGEREF _Toc231553374 \h </w:instrText>
+          <w:instrText xml:space="preserve"> PAGEREF _Toc232713109 \h </w:instrText>
         </w:r>
         <w:r>
           <w:rPr>
@@ -1905,7 +1905,7 @@
           <w:sz w:val="22"/>
         </w:rPr>
       </w:pPr>
-      <w:hyperlink w:anchor="_Toc231553375" w:history="1">
+      <w:hyperlink w:anchor="_Toc232713110" w:history="1">
         <w:r>
           <w:rPr>
             <w:rStyle w:val="Hyperlink"/>
@@ -1932,7 +1932,7 @@
             <w:noProof/>
             <w:webHidden/>
           </w:rPr>
-          <w:instrText xml:space="preserve"> PAGEREF _Toc231553375 \h </w:instrText>
+          <w:instrText xml:space="preserve"> PAGEREF _Toc232713110 \h </w:instrText>
         </w:r>
         <w:r>
           <w:rPr>
@@ -1975,7 +1975,7 @@
           <w:sz w:val="22"/>
         </w:rPr>
       </w:pPr>
-      <w:hyperlink w:anchor="_Toc231553376" w:history="1">
+      <w:hyperlink w:anchor="_Toc232713111" w:history="1">
         <w:r>
           <w:rPr>
             <w:rStyle w:val="Hyperlink"/>
@@ -2002,7 +2002,7 @@
             <w:noProof/>
             <w:webHidden/>
           </w:rPr>
-          <w:instrText xml:space="preserve"> PAGEREF _Toc231553376 \h </w:instrText>
+          <w:instrText xml:space="preserve"> PAGEREF _Toc232713111 \h </w:instrText>
         </w:r>
         <w:r>
           <w:rPr>
@@ -2045,7 +2045,7 @@
           <w:sz w:val="22"/>
         </w:rPr>
       </w:pPr>
-      <w:hyperlink w:anchor="_Toc231553377" w:history="1">
+      <w:hyperlink w:anchor="_Toc232713112" w:history="1">
         <w:r>
           <w:rPr>
             <w:rStyle w:val="Hyperlink"/>
@@ -2072,7 +2072,7 @@
             <w:noProof/>
             <w:webHidden/>
           </w:rPr>
-          <w:instrText xml:space="preserve"> PAGEREF _Toc231553377 \h </w:instrText>
+          <w:instrText xml:space="preserve"> PAGEREF _Toc232713112 \h </w:instrText>
         </w:r>
         <w:r>
           <w:rPr>
@@ -2115,7 +2115,7 @@
           <w:sz w:val="22"/>
         </w:rPr>
       </w:pPr>
-      <w:hyperlink w:anchor="_Toc231553378" w:history="1">
+      <w:hyperlink w:anchor="_Toc232713113" w:history="1">
         <w:r>
           <w:rPr>
             <w:rStyle w:val="Hyperlink"/>
@@ -2142,7 +2142,7 @@
             <w:noProof/>
             <w:webHidden/>
           </w:rPr>
-          <w:instrText xml:space="preserve"> PAGEREF _Toc231553378 \h </w:instrText>
+          <w:instrText xml:space="preserve"> PAGEREF _Toc232713113 \h </w:instrText>
         </w:r>
         <w:r>
           <w:rPr>
@@ -2186,7 +2186,7 @@
           <w:sz w:val="22"/>
         </w:rPr>
       </w:pPr>
-      <w:hyperlink w:anchor="_Toc231553379" w:history="1">
+      <w:hyperlink w:anchor="_Toc232713114" w:history="1">
         <w:r>
           <w:rPr>
             <w:rStyle w:val="Hyperlink"/>
@@ -2213,7 +2213,7 @@
             <w:noProof/>
             <w:webHidden/>
           </w:rPr>
-          <w:instrText xml:space="preserve"> PAGEREF _Toc231553379 \h </w:instrText>
+          <w:instrText xml:space="preserve"> PAGEREF _Toc232713114 \h </w:instrText>
         </w:r>
         <w:r>
           <w:rPr>
@@ -2256,7 +2256,7 @@
           <w:sz w:val="22"/>
         </w:rPr>
       </w:pPr>
-      <w:hyperlink w:anchor="_Toc231553380" w:history="1">
+      <w:hyperlink w:anchor="_Toc232713115" w:history="1">
         <w:r>
           <w:rPr>
             <w:rStyle w:val="Hyperlink"/>
@@ -2283,7 +2283,7 @@
             <w:noProof/>
             <w:webHidden/>
           </w:rPr>
-          <w:instrText xml:space="preserve"> PAGEREF _Toc231553380 \h </w:instrText>
+          <w:instrText xml:space="preserve"> PAGEREF _Toc232713115 \h </w:instrText>
         </w:r>
         <w:r>
           <w:rPr>
@@ -2327,7 +2327,7 @@
           <w:sz w:val="22"/>
         </w:rPr>
       </w:pPr>
-      <w:hyperlink w:anchor="_Toc231553381" w:history="1">
+      <w:hyperlink w:anchor="_Toc232713116" w:history="1">
         <w:r>
           <w:rPr>
             <w:rStyle w:val="Hyperlink"/>
@@ -2354,7 +2354,7 @@
             <w:noProof/>
             <w:webHidden/>
           </w:rPr>
-          <w:instrText xml:space="preserve"> PAGEREF _Toc231553381 \h </w:instrText>
+          <w:instrText xml:space="preserve"> PAGEREF _Toc232713116 \h </w:instrText>
         </w:r>
         <w:r>
           <w:rPr>
@@ -2398,7 +2398,7 @@
           <w:sz w:val="22"/>
         </w:rPr>
       </w:pPr>
-      <w:hyperlink w:anchor="_Toc231553382" w:history="1">
+      <w:hyperlink w:anchor="_Toc232713117" w:history="1">
         <w:r>
           <w:rPr>
             <w:rStyle w:val="Hyperlink"/>
@@ -2425,7 +2425,7 @@
             <w:noProof/>
             <w:webHidden/>
           </w:rPr>
-          <w:instrText xml:space="preserve"> PAGEREF _Toc231553382 \h </w:instrText>
+          <w:instrText xml:space="preserve"> PAGEREF _Toc232713117 \h </w:instrText>
         </w:r>
         <w:r>
           <w:rPr>
@@ -2468,7 +2468,7 @@
           <w:sz w:val="22"/>
         </w:rPr>
       </w:pPr>
-      <w:hyperlink w:anchor="_Toc231553383" w:history="1">
+      <w:hyperlink w:anchor="_Toc232713118" w:history="1">
         <w:r>
           <w:rPr>
             <w:rStyle w:val="Hyperlink"/>
@@ -2495,7 +2495,7 @@
             <w:noProof/>
             <w:webHidden/>
           </w:rPr>
-          <w:instrText xml:space="preserve"> PAGEREF _Toc231553383 \h </w:instrText>
+          <w:instrText xml:space="preserve"> PAGEREF _Toc232713118 \h </w:instrText>
         </w:r>
         <w:r>
           <w:rPr>
@@ -2539,7 +2539,7 @@
           <w:sz w:val="22"/>
         </w:rPr>
       </w:pPr>
-      <w:hyperlink w:anchor="_Toc231553384" w:history="1">
+      <w:hyperlink w:anchor="_Toc232713119" w:history="1">
         <w:r>
           <w:rPr>
             <w:rStyle w:val="Hyperlink"/>
@@ -2566,7 +2566,7 @@
             <w:noProof/>
             <w:webHidden/>
           </w:rPr>
-          <w:instrText xml:space="preserve"> PAGEREF _Toc231553384 \h </w:instrText>
+          <w:instrText xml:space="preserve"> PAGEREF _Toc232713119 \h </w:instrText>
         </w:r>
         <w:r>
           <w:rPr>
@@ -2610,7 +2610,7 @@
           <w:sz w:val="22"/>
         </w:rPr>
       </w:pPr>
-      <w:hyperlink w:anchor="_Toc231553385" w:history="1">
+      <w:hyperlink w:anchor="_Toc232713120" w:history="1">
         <w:r>
           <w:rPr>
             <w:rStyle w:val="Hyperlink"/>
@@ -2637,7 +2637,7 @@
             <w:noProof/>
             <w:webHidden/>
           </w:rPr>
-          <w:instrText xml:space="preserve"> PAGEREF _Toc231553385 \h </w:instrText>
+          <w:instrText xml:space="preserve"> PAGEREF _Toc232713120 \h </w:instrText>
         </w:r>
         <w:r>
           <w:rPr>
@@ -2681,7 +2681,7 @@
           <w:sz w:val="22"/>
         </w:rPr>
       </w:pPr>
-      <w:hyperlink w:anchor="_Toc231553386" w:history="1">
+      <w:hyperlink w:anchor="_Toc232713121" w:history="1">
         <w:r>
           <w:rPr>
             <w:rStyle w:val="Hyperlink"/>
@@ -2708,7 +2708,7 @@
             <w:noProof/>
             <w:webHidden/>
           </w:rPr>
-          <w:instrText xml:space="preserve"> PAGEREF _Toc231553386 \h </w:instrText>
+          <w:instrText xml:space="preserve"> PAGEREF _Toc232713121 \h </w:instrText>
         </w:r>
         <w:r>
           <w:rPr>
@@ -2752,7 +2752,7 @@
           <w:sz w:val="22"/>
         </w:rPr>
       </w:pPr>
-      <w:hyperlink w:anchor="_Toc231553387" w:history="1">
+      <w:hyperlink w:anchor="_Toc232713122" w:history="1">
         <w:r>
           <w:rPr>
             <w:rStyle w:val="Hyperlink"/>
@@ -2779,7 +2779,7 @@
             <w:noProof/>
             <w:webHidden/>
           </w:rPr>
-          <w:instrText xml:space="preserve"> PAGEREF _Toc231553387 \h </w:instrText>
+          <w:instrText xml:space="preserve"> PAGEREF _Toc232713122 \h </w:instrText>
         </w:r>
         <w:r>
           <w:rPr>
@@ -2823,7 +2823,7 @@
           <w:sz w:val="22"/>
         </w:rPr>
       </w:pPr>
-      <w:hyperlink w:anchor="_Toc231553388" w:history="1">
+      <w:hyperlink w:anchor="_Toc232713123" w:history="1">
         <w:r>
           <w:rPr>
             <w:rStyle w:val="Hyperlink"/>
@@ -2850,7 +2850,7 @@
             <w:noProof/>
             <w:webHidden/>
           </w:rPr>
-          <w:instrText xml:space="preserve"> PAGEREF _Toc231553388 \h </w:instrText>
+          <w:instrText xml:space="preserve"> PAGEREF _Toc232713123 \h </w:instrText>
         </w:r>
         <w:r>
           <w:rPr>
@@ -2893,7 +2893,7 @@
           <w:sz w:val="22"/>
         </w:rPr>
       </w:pPr>
-      <w:hyperlink w:anchor="_Toc231553389" w:history="1">
+      <w:hyperlink w:anchor="_Toc232713124" w:history="1">
         <w:r>
           <w:rPr>
             <w:rStyle w:val="Hyperlink"/>
@@ -2920,7 +2920,7 @@
             <w:noProof/>
             <w:webHidden/>
           </w:rPr>
-          <w:instrText xml:space="preserve"> PAGEREF _Toc231553389 \h </w:instrText>
+          <w:instrText xml:space="preserve"> PAGEREF _Toc232713124 \h </w:instrText>
         </w:r>
         <w:r>
           <w:rPr>
@@ -2964,7 +2964,7 @@
           <w:sz w:val="22"/>
         </w:rPr>
       </w:pPr>
-      <w:hyperlink w:anchor="_Toc231553390" w:history="1">
+      <w:hyperlink w:anchor="_Toc232713125" w:history="1">
         <w:r>
           <w:rPr>
             <w:rStyle w:val="Hyperlink"/>
@@ -2991,7 +2991,7 @@
             <w:noProof/>
             <w:webHidden/>
           </w:rPr>
-          <w:instrText xml:space="preserve"> PAGEREF _Toc231553390 \h </w:instrText>
+          <w:instrText xml:space="preserve"> PAGEREF _Toc232713125 \h </w:instrText>
         </w:r>
         <w:r>
           <w:rPr>
@@ -3035,7 +3035,7 @@
           <w:sz w:val="22"/>
         </w:rPr>
       </w:pPr>
-      <w:hyperlink w:anchor="_Toc231553391" w:history="1">
+      <w:hyperlink w:anchor="_Toc232713126" w:history="1">
         <w:r>
           <w:rPr>
             <w:rStyle w:val="Hyperlink"/>
@@ -3062,7 +3062,7 @@
             <w:noProof/>
             <w:webHidden/>
           </w:rPr>
-          <w:instrText xml:space="preserve"> PAGEREF _Toc231553391 \h </w:instrText>
+          <w:instrText xml:space="preserve"> PAGEREF _Toc232713126 \h </w:instrText>
         </w:r>
         <w:r>
           <w:rPr>
@@ -3105,7 +3105,7 @@
           <w:sz w:val="22"/>
         </w:rPr>
       </w:pPr>
-      <w:hyperlink w:anchor="_Toc231553392" w:history="1">
+      <w:hyperlink w:anchor="_Toc232713127" w:history="1">
         <w:r>
           <w:rPr>
             <w:rStyle w:val="Hyperlink"/>
@@ -3132,7 +3132,7 @@
             <w:noProof/>
             <w:webHidden/>
           </w:rPr>
-          <w:instrText xml:space="preserve"> PAGEREF _Toc231553392 \h </w:instrText>
+          <w:instrText xml:space="preserve"> PAGEREF _Toc232713127 \h </w:instrText>
         </w:r>
         <w:r>
           <w:rPr>
@@ -3165,6 +3165,783 @@
     </w:p>
     <w:p>
       <w:pPr>
+        <w:pStyle w:val="TOC1"/>
+        <w:tabs>
+          <w:tab w:val="right" w:leader="dot" w:pos="9350"/>
+        </w:tabs>
+        <w:rPr>
+          <w:rFonts w:asciiTheme="minorHAnsi" w:eastAsiaTheme="minorEastAsia" w:hAnsiTheme="minorHAnsi"/>
+          <w:b w:val="0"/>
+          <w:noProof/>
+          <w:sz w:val="22"/>
+        </w:rPr>
+      </w:pPr>
+      <w:hyperlink w:anchor="_Toc232713128" w:history="1">
+        <w:r>
+          <w:rPr>
+            <w:rStyle w:val="Hyperlink"/>
+            <w:noProof/>
+          </w:rPr>
+          <w:t>WEEK 6: WORD EMBEDDINGS AND DISTRIBUTED REPRESENTATIONS</w:t>
+        </w:r>
+        <w:r>
+          <w:rPr>
+            <w:noProof/>
+            <w:webHidden/>
+          </w:rPr>
+          <w:tab/>
+        </w:r>
+        <w:r>
+          <w:rPr>
+            <w:noProof/>
+            <w:webHidden/>
+          </w:rPr>
+          <w:fldChar w:fldCharType="begin"/>
+        </w:r>
+        <w:r>
+          <w:rPr>
+            <w:noProof/>
+            <w:webHidden/>
+          </w:rPr>
+          <w:instrText xml:space="preserve"> PAGEREF _Toc232713128 \h </w:instrText>
+        </w:r>
+        <w:r>
+          <w:rPr>
+            <w:noProof/>
+            <w:webHidden/>
+          </w:rPr>
+        </w:r>
+        <w:r>
+          <w:rPr>
+            <w:noProof/>
+            <w:webHidden/>
+          </w:rPr>
+          <w:fldChar w:fldCharType="separate"/>
+        </w:r>
+        <w:r>
+          <w:rPr>
+            <w:noProof/>
+            <w:webHidden/>
+          </w:rPr>
+          <w:t>18</w:t>
+        </w:r>
+        <w:r>
+          <w:rPr>
+            <w:noProof/>
+            <w:webHidden/>
+          </w:rPr>
+          <w:fldChar w:fldCharType="end"/>
+        </w:r>
+      </w:hyperlink>
+    </w:p>
+    <w:p>
+      <w:pPr>
+        <w:pStyle w:val="TOC2"/>
+        <w:tabs>
+          <w:tab w:val="right" w:leader="dot" w:pos="9350"/>
+        </w:tabs>
+        <w:rPr>
+          <w:rFonts w:asciiTheme="minorHAnsi" w:eastAsiaTheme="minorEastAsia" w:hAnsiTheme="minorHAnsi"/>
+          <w:noProof/>
+          <w:sz w:val="22"/>
+        </w:rPr>
+      </w:pPr>
+      <w:hyperlink w:anchor="_Toc232713129" w:history="1">
+        <w:r>
+          <w:rPr>
+            <w:rStyle w:val="Hyperlink"/>
+            <w:noProof/>
+          </w:rPr>
+          <w:t>6.1 Training a Word2Vec Model</w:t>
+        </w:r>
+        <w:r>
+          <w:rPr>
+            <w:noProof/>
+            <w:webHidden/>
+          </w:rPr>
+          <w:tab/>
+        </w:r>
+        <w:r>
+          <w:rPr>
+            <w:noProof/>
+            <w:webHidden/>
+          </w:rPr>
+          <w:fldChar w:fldCharType="begin"/>
+        </w:r>
+        <w:r>
+          <w:rPr>
+            <w:noProof/>
+            <w:webHidden/>
+          </w:rPr>
+          <w:instrText xml:space="preserve"> PAGEREF _Toc232713129 \h </w:instrText>
+        </w:r>
+        <w:r>
+          <w:rPr>
+            <w:noProof/>
+            <w:webHidden/>
+          </w:rPr>
+        </w:r>
+        <w:r>
+          <w:rPr>
+            <w:noProof/>
+            <w:webHidden/>
+          </w:rPr>
+          <w:fldChar w:fldCharType="separate"/>
+        </w:r>
+        <w:r>
+          <w:rPr>
+            <w:noProof/>
+            <w:webHidden/>
+          </w:rPr>
+          <w:t>18</w:t>
+        </w:r>
+        <w:r>
+          <w:rPr>
+            <w:noProof/>
+            <w:webHidden/>
+          </w:rPr>
+          <w:fldChar w:fldCharType="end"/>
+        </w:r>
+      </w:hyperlink>
+    </w:p>
+    <w:p>
+      <w:pPr>
+        <w:pStyle w:val="TOC2"/>
+        <w:tabs>
+          <w:tab w:val="right" w:leader="dot" w:pos="9350"/>
+        </w:tabs>
+        <w:rPr>
+          <w:rFonts w:asciiTheme="minorHAnsi" w:eastAsiaTheme="minorEastAsia" w:hAnsiTheme="minorHAnsi"/>
+          <w:noProof/>
+          <w:sz w:val="22"/>
+        </w:rPr>
+      </w:pPr>
+      <w:hyperlink w:anchor="_Toc232713130" w:history="1">
+        <w:r>
+          <w:rPr>
+            <w:rStyle w:val="Hyperlink"/>
+            <w:noProof/>
+          </w:rPr>
+          <w:t>6.2 Word Similarity Analysis</w:t>
+        </w:r>
+        <w:r>
+          <w:rPr>
+            <w:noProof/>
+            <w:webHidden/>
+          </w:rPr>
+          <w:tab/>
+        </w:r>
+        <w:r>
+          <w:rPr>
+            <w:noProof/>
+            <w:webHidden/>
+          </w:rPr>
+          <w:fldChar w:fldCharType="begin"/>
+        </w:r>
+        <w:r>
+          <w:rPr>
+            <w:noProof/>
+            <w:webHidden/>
+          </w:rPr>
+          <w:instrText xml:space="preserve"> PAGEREF _Toc232713130 \h </w:instrText>
+        </w:r>
+        <w:r>
+          <w:rPr>
+            <w:noProof/>
+            <w:webHidden/>
+          </w:rPr>
+        </w:r>
+        <w:r>
+          <w:rPr>
+            <w:noProof/>
+            <w:webHidden/>
+          </w:rPr>
+          <w:fldChar w:fldCharType="separate"/>
+        </w:r>
+        <w:r>
+          <w:rPr>
+            <w:noProof/>
+            <w:webHidden/>
+          </w:rPr>
+          <w:t>18</w:t>
+        </w:r>
+        <w:r>
+          <w:rPr>
+            <w:noProof/>
+            <w:webHidden/>
+          </w:rPr>
+          <w:fldChar w:fldCharType="end"/>
+        </w:r>
+      </w:hyperlink>
+    </w:p>
+    <w:p>
+      <w:pPr>
+        <w:pStyle w:val="TOC2"/>
+        <w:tabs>
+          <w:tab w:val="right" w:leader="dot" w:pos="9350"/>
+        </w:tabs>
+        <w:rPr>
+          <w:rFonts w:asciiTheme="minorHAnsi" w:eastAsiaTheme="minorEastAsia" w:hAnsiTheme="minorHAnsi"/>
+          <w:noProof/>
+          <w:sz w:val="22"/>
+        </w:rPr>
+      </w:pPr>
+      <w:hyperlink w:anchor="_Toc232713131" w:history="1">
+        <w:r>
+          <w:rPr>
+            <w:rStyle w:val="Hyperlink"/>
+            <w:noProof/>
+          </w:rPr>
+          <w:t>6.3 One-Hot Encoding vs. Word Embeddings</w:t>
+        </w:r>
+        <w:r>
+          <w:rPr>
+            <w:noProof/>
+            <w:webHidden/>
+          </w:rPr>
+          <w:tab/>
+        </w:r>
+        <w:r>
+          <w:rPr>
+            <w:noProof/>
+            <w:webHidden/>
+          </w:rPr>
+          <w:fldChar w:fldCharType="begin"/>
+        </w:r>
+        <w:r>
+          <w:rPr>
+            <w:noProof/>
+            <w:webHidden/>
+          </w:rPr>
+          <w:instrText xml:space="preserve"> PAGEREF _Toc232713131 \h </w:instrText>
+        </w:r>
+        <w:r>
+          <w:rPr>
+            <w:noProof/>
+            <w:webHidden/>
+          </w:rPr>
+        </w:r>
+        <w:r>
+          <w:rPr>
+            <w:noProof/>
+            <w:webHidden/>
+          </w:rPr>
+          <w:fldChar w:fldCharType="separate"/>
+        </w:r>
+        <w:r>
+          <w:rPr>
+            <w:noProof/>
+            <w:webHidden/>
+          </w:rPr>
+          <w:t>19</w:t>
+        </w:r>
+        <w:r>
+          <w:rPr>
+            <w:noProof/>
+            <w:webHidden/>
+          </w:rPr>
+          <w:fldChar w:fldCharType="end"/>
+        </w:r>
+      </w:hyperlink>
+    </w:p>
+    <w:p>
+      <w:pPr>
+        <w:pStyle w:val="TOC3"/>
+        <w:tabs>
+          <w:tab w:val="right" w:leader="dot" w:pos="9350"/>
+        </w:tabs>
+        <w:rPr>
+          <w:rFonts w:asciiTheme="minorHAnsi" w:eastAsiaTheme="minorEastAsia" w:hAnsiTheme="minorHAnsi"/>
+          <w:i w:val="0"/>
+          <w:noProof/>
+          <w:sz w:val="22"/>
+        </w:rPr>
+      </w:pPr>
+      <w:hyperlink w:anchor="_Toc232713132" w:history="1">
+        <w:r>
+          <w:rPr>
+            <w:rStyle w:val="Hyperlink"/>
+            <w:noProof/>
+          </w:rPr>
+          <w:t>6.3.1 One-Hot Encoding</w:t>
+        </w:r>
+        <w:r>
+          <w:rPr>
+            <w:noProof/>
+            <w:webHidden/>
+          </w:rPr>
+          <w:tab/>
+        </w:r>
+        <w:r>
+          <w:rPr>
+            <w:noProof/>
+            <w:webHidden/>
+          </w:rPr>
+          <w:fldChar w:fldCharType="begin"/>
+        </w:r>
+        <w:r>
+          <w:rPr>
+            <w:noProof/>
+            <w:webHidden/>
+          </w:rPr>
+          <w:instrText xml:space="preserve"> PAGEREF _Toc232713132 \h </w:instrText>
+        </w:r>
+        <w:r>
+          <w:rPr>
+            <w:noProof/>
+            <w:webHidden/>
+          </w:rPr>
+        </w:r>
+        <w:r>
+          <w:rPr>
+            <w:noProof/>
+            <w:webHidden/>
+          </w:rPr>
+          <w:fldChar w:fldCharType="separate"/>
+        </w:r>
+        <w:r>
+          <w:rPr>
+            <w:noProof/>
+            <w:webHidden/>
+          </w:rPr>
+          <w:t>19</w:t>
+        </w:r>
+        <w:r>
+          <w:rPr>
+            <w:noProof/>
+            <w:webHidden/>
+          </w:rPr>
+          <w:fldChar w:fldCharType="end"/>
+        </w:r>
+      </w:hyperlink>
+    </w:p>
+    <w:p>
+      <w:pPr>
+        <w:pStyle w:val="TOC3"/>
+        <w:tabs>
+          <w:tab w:val="right" w:leader="dot" w:pos="9350"/>
+        </w:tabs>
+        <w:rPr>
+          <w:rFonts w:asciiTheme="minorHAnsi" w:eastAsiaTheme="minorEastAsia" w:hAnsiTheme="minorHAnsi"/>
+          <w:i w:val="0"/>
+          <w:noProof/>
+          <w:sz w:val="22"/>
+        </w:rPr>
+      </w:pPr>
+      <w:hyperlink w:anchor="_Toc232713133" w:history="1">
+        <w:r>
+          <w:rPr>
+            <w:rStyle w:val="Hyperlink"/>
+            <w:noProof/>
+          </w:rPr>
+          <w:t>6.3.2 Word Embedding</w:t>
+        </w:r>
+        <w:r>
+          <w:rPr>
+            <w:noProof/>
+            <w:webHidden/>
+          </w:rPr>
+          <w:tab/>
+        </w:r>
+        <w:r>
+          <w:rPr>
+            <w:noProof/>
+            <w:webHidden/>
+          </w:rPr>
+          <w:fldChar w:fldCharType="begin"/>
+        </w:r>
+        <w:r>
+          <w:rPr>
+            <w:noProof/>
+            <w:webHidden/>
+          </w:rPr>
+          <w:instrText xml:space="preserve"> PAGEREF _Toc232713133 \h </w:instrText>
+        </w:r>
+        <w:r>
+          <w:rPr>
+            <w:noProof/>
+            <w:webHidden/>
+          </w:rPr>
+        </w:r>
+        <w:r>
+          <w:rPr>
+            <w:noProof/>
+            <w:webHidden/>
+          </w:rPr>
+          <w:fldChar w:fldCharType="separate"/>
+        </w:r>
+        <w:r>
+          <w:rPr>
+            <w:noProof/>
+            <w:webHidden/>
+          </w:rPr>
+          <w:t>19</w:t>
+        </w:r>
+        <w:r>
+          <w:rPr>
+            <w:noProof/>
+            <w:webHidden/>
+          </w:rPr>
+          <w:fldChar w:fldCharType="end"/>
+        </w:r>
+      </w:hyperlink>
+    </w:p>
+    <w:p>
+      <w:pPr>
+        <w:pStyle w:val="TOC3"/>
+        <w:tabs>
+          <w:tab w:val="right" w:leader="dot" w:pos="9350"/>
+        </w:tabs>
+        <w:rPr>
+          <w:rFonts w:asciiTheme="minorHAnsi" w:eastAsiaTheme="minorEastAsia" w:hAnsiTheme="minorHAnsi"/>
+          <w:i w:val="0"/>
+          <w:noProof/>
+          <w:sz w:val="22"/>
+        </w:rPr>
+      </w:pPr>
+      <w:hyperlink w:anchor="_Toc232713134" w:history="1">
+        <w:r>
+          <w:rPr>
+            <w:rStyle w:val="Hyperlink"/>
+            <w:noProof/>
+          </w:rPr>
+          <w:t>6.3.3 Differences Between One-Hot Encoding and Word Embedding</w:t>
+        </w:r>
+        <w:r>
+          <w:rPr>
+            <w:noProof/>
+            <w:webHidden/>
+          </w:rPr>
+          <w:tab/>
+        </w:r>
+        <w:r>
+          <w:rPr>
+            <w:noProof/>
+            <w:webHidden/>
+          </w:rPr>
+          <w:fldChar w:fldCharType="begin"/>
+        </w:r>
+        <w:r>
+          <w:rPr>
+            <w:noProof/>
+            <w:webHidden/>
+          </w:rPr>
+          <w:instrText xml:space="preserve"> PAGEREF _Toc232713134 \h </w:instrText>
+        </w:r>
+        <w:r>
+          <w:rPr>
+            <w:noProof/>
+            <w:webHidden/>
+          </w:rPr>
+        </w:r>
+        <w:r>
+          <w:rPr>
+            <w:noProof/>
+            <w:webHidden/>
+          </w:rPr>
+          <w:fldChar w:fldCharType="separate"/>
+        </w:r>
+        <w:r>
+          <w:rPr>
+            <w:noProof/>
+            <w:webHidden/>
+          </w:rPr>
+          <w:t>19</w:t>
+        </w:r>
+        <w:r>
+          <w:rPr>
+            <w:noProof/>
+            <w:webHidden/>
+          </w:rPr>
+          <w:fldChar w:fldCharType="end"/>
+        </w:r>
+      </w:hyperlink>
+    </w:p>
+    <w:p>
+      <w:pPr>
+        <w:pStyle w:val="TOC2"/>
+        <w:tabs>
+          <w:tab w:val="right" w:leader="dot" w:pos="9350"/>
+        </w:tabs>
+        <w:rPr>
+          <w:rFonts w:asciiTheme="minorHAnsi" w:eastAsiaTheme="minorEastAsia" w:hAnsiTheme="minorHAnsi"/>
+          <w:noProof/>
+          <w:sz w:val="22"/>
+        </w:rPr>
+      </w:pPr>
+      <w:hyperlink w:anchor="_Toc232713135" w:history="1">
+        <w:r>
+          <w:rPr>
+            <w:rStyle w:val="Hyperlink"/>
+            <w:noProof/>
+          </w:rPr>
+          <w:t>6.4 Sentiment Analysis</w:t>
+        </w:r>
+        <w:r>
+          <w:rPr>
+            <w:noProof/>
+            <w:webHidden/>
+          </w:rPr>
+          <w:tab/>
+        </w:r>
+        <w:r>
+          <w:rPr>
+            <w:noProof/>
+            <w:webHidden/>
+          </w:rPr>
+          <w:fldChar w:fldCharType="begin"/>
+        </w:r>
+        <w:r>
+          <w:rPr>
+            <w:noProof/>
+            <w:webHidden/>
+          </w:rPr>
+          <w:instrText xml:space="preserve"> PAGEREF _Toc232713135 \h </w:instrText>
+        </w:r>
+        <w:r>
+          <w:rPr>
+            <w:noProof/>
+            <w:webHidden/>
+          </w:rPr>
+        </w:r>
+        <w:r>
+          <w:rPr>
+            <w:noProof/>
+            <w:webHidden/>
+          </w:rPr>
+          <w:fldChar w:fldCharType="separate"/>
+        </w:r>
+        <w:r>
+          <w:rPr>
+            <w:noProof/>
+            <w:webHidden/>
+          </w:rPr>
+          <w:t>20</w:t>
+        </w:r>
+        <w:r>
+          <w:rPr>
+            <w:noProof/>
+            <w:webHidden/>
+          </w:rPr>
+          <w:fldChar w:fldCharType="end"/>
+        </w:r>
+      </w:hyperlink>
+    </w:p>
+    <w:p>
+      <w:pPr>
+        <w:pStyle w:val="TOC3"/>
+        <w:tabs>
+          <w:tab w:val="right" w:leader="dot" w:pos="9350"/>
+        </w:tabs>
+        <w:rPr>
+          <w:rFonts w:asciiTheme="minorHAnsi" w:eastAsiaTheme="minorEastAsia" w:hAnsiTheme="minorHAnsi"/>
+          <w:i w:val="0"/>
+          <w:noProof/>
+          <w:sz w:val="22"/>
+        </w:rPr>
+      </w:pPr>
+      <w:hyperlink w:anchor="_Toc232713136" w:history="1">
+        <w:r>
+          <w:rPr>
+            <w:rStyle w:val="Hyperlink"/>
+            <w:noProof/>
+          </w:rPr>
+          <w:t>6.4.1 NLP Pipeline</w:t>
+        </w:r>
+        <w:r>
+          <w:rPr>
+            <w:noProof/>
+            <w:webHidden/>
+          </w:rPr>
+          <w:tab/>
+        </w:r>
+        <w:r>
+          <w:rPr>
+            <w:noProof/>
+            <w:webHidden/>
+          </w:rPr>
+          <w:fldChar w:fldCharType="begin"/>
+        </w:r>
+        <w:r>
+          <w:rPr>
+            <w:noProof/>
+            <w:webHidden/>
+          </w:rPr>
+          <w:instrText xml:space="preserve"> PAGEREF _Toc232713136 \h </w:instrText>
+        </w:r>
+        <w:r>
+          <w:rPr>
+            <w:noProof/>
+            <w:webHidden/>
+          </w:rPr>
+        </w:r>
+        <w:r>
+          <w:rPr>
+            <w:noProof/>
+            <w:webHidden/>
+          </w:rPr>
+          <w:fldChar w:fldCharType="separate"/>
+        </w:r>
+        <w:r>
+          <w:rPr>
+            <w:noProof/>
+            <w:webHidden/>
+          </w:rPr>
+          <w:t>20</w:t>
+        </w:r>
+        <w:r>
+          <w:rPr>
+            <w:noProof/>
+            <w:webHidden/>
+          </w:rPr>
+          <w:fldChar w:fldCharType="end"/>
+        </w:r>
+      </w:hyperlink>
+    </w:p>
+    <w:p>
+      <w:pPr>
+        <w:pStyle w:val="TOC3"/>
+        <w:tabs>
+          <w:tab w:val="right" w:leader="dot" w:pos="9350"/>
+        </w:tabs>
+        <w:rPr>
+          <w:rFonts w:asciiTheme="minorHAnsi" w:eastAsiaTheme="minorEastAsia" w:hAnsiTheme="minorHAnsi"/>
+          <w:i w:val="0"/>
+          <w:noProof/>
+          <w:sz w:val="22"/>
+        </w:rPr>
+      </w:pPr>
+      <w:hyperlink w:anchor="_Toc232713137" w:history="1">
+        <w:r>
+          <w:rPr>
+            <w:rStyle w:val="Hyperlink"/>
+            <w:noProof/>
+          </w:rPr>
+          <w:t>6.4.2 Model Training</w:t>
+        </w:r>
+        <w:r>
+          <w:rPr>
+            <w:noProof/>
+            <w:webHidden/>
+          </w:rPr>
+          <w:tab/>
+        </w:r>
+        <w:r>
+          <w:rPr>
+            <w:noProof/>
+            <w:webHidden/>
+          </w:rPr>
+          <w:fldChar w:fldCharType="begin"/>
+        </w:r>
+        <w:r>
+          <w:rPr>
+            <w:noProof/>
+            <w:webHidden/>
+          </w:rPr>
+          <w:instrText xml:space="preserve"> PAGEREF _Toc232713137 \h </w:instrText>
+        </w:r>
+        <w:r>
+          <w:rPr>
+            <w:noProof/>
+            <w:webHidden/>
+          </w:rPr>
+        </w:r>
+        <w:r>
+          <w:rPr>
+            <w:noProof/>
+            <w:webHidden/>
+          </w:rPr>
+          <w:fldChar w:fldCharType="separate"/>
+        </w:r>
+        <w:r>
+          <w:rPr>
+            <w:noProof/>
+            <w:webHidden/>
+          </w:rPr>
+          <w:t>20</w:t>
+        </w:r>
+        <w:r>
+          <w:rPr>
+            <w:noProof/>
+            <w:webHidden/>
+          </w:rPr>
+          <w:fldChar w:fldCharType="end"/>
+        </w:r>
+      </w:hyperlink>
+    </w:p>
+    <w:p>
+      <w:pPr>
+        <w:pStyle w:val="TOC3"/>
+        <w:tabs>
+          <w:tab w:val="right" w:leader="dot" w:pos="9350"/>
+        </w:tabs>
+        <w:rPr>
+          <w:rFonts w:asciiTheme="minorHAnsi" w:eastAsiaTheme="minorEastAsia" w:hAnsiTheme="minorHAnsi"/>
+          <w:i w:val="0"/>
+          <w:noProof/>
+          <w:sz w:val="22"/>
+        </w:rPr>
+      </w:pPr>
+      <w:hyperlink w:anchor="_Toc232713138" w:history="1">
+        <w:r>
+          <w:rPr>
+            <w:rStyle w:val="Hyperlink"/>
+            <w:noProof/>
+          </w:rPr>
+          <w:t>6.4.3 Model Test</w:t>
+        </w:r>
+        <w:r>
+          <w:rPr>
+            <w:noProof/>
+            <w:webHidden/>
+          </w:rPr>
+          <w:tab/>
+        </w:r>
+        <w:r>
+          <w:rPr>
+            <w:noProof/>
+            <w:webHidden/>
+          </w:rPr>
+          <w:fldChar w:fldCharType="begin"/>
+        </w:r>
+        <w:r>
+          <w:rPr>
+            <w:noProof/>
+            <w:webHidden/>
+          </w:rPr>
+          <w:instrText xml:space="preserve"> PAGEREF _Toc232713138 \h </w:instrText>
+        </w:r>
+        <w:r>
+          <w:rPr>
+            <w:noProof/>
+            <w:webHidden/>
+          </w:rPr>
+        </w:r>
+        <w:r>
+          <w:rPr>
+            <w:noProof/>
+            <w:webHidden/>
+          </w:rPr>
+          <w:fldChar w:fldCharType="separate"/>
+        </w:r>
+        <w:r>
+          <w:rPr>
+            <w:noProof/>
+            <w:webHidden/>
+          </w:rPr>
+          <w:t>21</w:t>
+        </w:r>
+        <w:r>
+          <w:rPr>
+            <w:noProof/>
+            <w:webHidden/>
+          </w:rPr>
+          <w:fldChar w:fldCharType="end"/>
+        </w:r>
+      </w:hyperlink>
+    </w:p>
+    <w:p>
+      <w:pPr>
         <w:spacing w:line="360" w:lineRule="auto"/>
         <w:rPr>
           <w:rFonts w:ascii="Times New Roman" w:hAnsi="Times New Roman" w:cs="Times New Roman"/>
@@ -3291,7 +4068,6 @@
     <w:p>
       <w:pPr>
         <w:spacing w:line="360" w:lineRule="auto"/>
-        <w:jc w:val="center"/>
         <w:rPr>
           <w:rFonts w:ascii="Times New Roman" w:hAnsi="Times New Roman" w:cs="Times New Roman"/>
           <w:b/>
@@ -3304,98 +4080,6 @@
     <w:p>
       <w:pPr>
         <w:spacing w:line="360" w:lineRule="auto"/>
-        <w:jc w:val="center"/>
-        <w:rPr>
-          <w:rFonts w:ascii="Times New Roman" w:hAnsi="Times New Roman" w:cs="Times New Roman"/>
-          <w:b/>
-          <w:bCs/>
-          <w:sz w:val="24"/>
-          <w:szCs w:val="24"/>
-        </w:rPr>
-      </w:pPr>
-    </w:p>
-    <w:p>
-      <w:pPr>
-        <w:spacing w:line="360" w:lineRule="auto"/>
-        <w:jc w:val="center"/>
-        <w:rPr>
-          <w:rFonts w:ascii="Times New Roman" w:hAnsi="Times New Roman" w:cs="Times New Roman"/>
-          <w:b/>
-          <w:bCs/>
-          <w:sz w:val="24"/>
-          <w:szCs w:val="24"/>
-        </w:rPr>
-      </w:pPr>
-    </w:p>
-    <w:p>
-      <w:pPr>
-        <w:spacing w:line="360" w:lineRule="auto"/>
-        <w:jc w:val="center"/>
-        <w:rPr>
-          <w:rFonts w:ascii="Times New Roman" w:hAnsi="Times New Roman" w:cs="Times New Roman"/>
-          <w:b/>
-          <w:bCs/>
-          <w:sz w:val="24"/>
-          <w:szCs w:val="24"/>
-        </w:rPr>
-      </w:pPr>
-    </w:p>
-    <w:p>
-      <w:pPr>
-        <w:spacing w:line="360" w:lineRule="auto"/>
-        <w:jc w:val="center"/>
-        <w:rPr>
-          <w:rFonts w:ascii="Times New Roman" w:hAnsi="Times New Roman" w:cs="Times New Roman"/>
-          <w:b/>
-          <w:bCs/>
-          <w:sz w:val="24"/>
-          <w:szCs w:val="24"/>
-        </w:rPr>
-      </w:pPr>
-    </w:p>
-    <w:p>
-      <w:pPr>
-        <w:spacing w:line="360" w:lineRule="auto"/>
-        <w:jc w:val="center"/>
-        <w:rPr>
-          <w:rFonts w:ascii="Times New Roman" w:hAnsi="Times New Roman" w:cs="Times New Roman"/>
-          <w:b/>
-          <w:bCs/>
-          <w:sz w:val="24"/>
-          <w:szCs w:val="24"/>
-        </w:rPr>
-      </w:pPr>
-    </w:p>
-    <w:p>
-      <w:pPr>
-        <w:spacing w:line="360" w:lineRule="auto"/>
-        <w:jc w:val="center"/>
-        <w:rPr>
-          <w:rFonts w:ascii="Times New Roman" w:hAnsi="Times New Roman" w:cs="Times New Roman"/>
-          <w:b/>
-          <w:bCs/>
-          <w:sz w:val="24"/>
-          <w:szCs w:val="24"/>
-        </w:rPr>
-      </w:pPr>
-    </w:p>
-    <w:p>
-      <w:pPr>
-        <w:spacing w:line="360" w:lineRule="auto"/>
-        <w:jc w:val="center"/>
-        <w:rPr>
-          <w:rFonts w:ascii="Times New Roman" w:hAnsi="Times New Roman" w:cs="Times New Roman"/>
-          <w:b/>
-          <w:bCs/>
-          <w:sz w:val="24"/>
-          <w:szCs w:val="24"/>
-        </w:rPr>
-      </w:pPr>
-    </w:p>
-    <w:p>
-      <w:pPr>
-        <w:spacing w:line="360" w:lineRule="auto"/>
-        <w:jc w:val="center"/>
         <w:rPr>
           <w:rFonts w:ascii="Times New Roman" w:hAnsi="Times New Roman" w:cs="Times New Roman"/>
           <w:b/>
@@ -5666,9 +6350,7 @@
       <w:pPr>
         <w:spacing w:line="360" w:lineRule="auto"/>
         <w:rPr>
-          <w:rFonts w:ascii="Times New Roman" w:hAnsi="Times New Roman" w:cs="Times New Roman"/>
-          <w:sz w:val="24"/>
-          <w:szCs w:val="24"/>
+          <w:noProof/>
         </w:rPr>
       </w:pPr>
       <w:r>
@@ -5679,6 +6361,538 @@
         </w:rPr>
         <w:fldChar w:fldCharType="end"/>
       </w:r>
+      <w:r>
+        <w:rPr>
+          <w:rFonts w:ascii="Times New Roman" w:hAnsi="Times New Roman" w:cs="Times New Roman"/>
+          <w:sz w:val="24"/>
+          <w:szCs w:val="24"/>
+        </w:rPr>
+        <w:fldChar w:fldCharType="begin"/>
+      </w:r>
+      <w:r>
+        <w:rPr>
+          <w:rFonts w:ascii="Times New Roman" w:hAnsi="Times New Roman" w:cs="Times New Roman"/>
+          <w:sz w:val="24"/>
+          <w:szCs w:val="24"/>
+        </w:rPr>
+        <w:instrText xml:space="preserve"> TOC \h \z \c "Fig 6." </w:instrText>
+      </w:r>
+      <w:r>
+        <w:rPr>
+          <w:rFonts w:ascii="Times New Roman" w:hAnsi="Times New Roman" w:cs="Times New Roman"/>
+          <w:sz w:val="24"/>
+          <w:szCs w:val="24"/>
+        </w:rPr>
+        <w:fldChar w:fldCharType="separate"/>
+      </w:r>
+    </w:p>
+    <w:p>
+      <w:pPr>
+        <w:pStyle w:val="TableofFigures"/>
+        <w:tabs>
+          <w:tab w:val="right" w:leader="dot" w:pos="9350"/>
+        </w:tabs>
+        <w:rPr>
+          <w:rFonts w:asciiTheme="minorHAnsi" w:eastAsiaTheme="minorEastAsia" w:hAnsiTheme="minorHAnsi"/>
+          <w:noProof/>
+          <w:sz w:val="22"/>
+        </w:rPr>
+      </w:pPr>
+      <w:hyperlink w:anchor="_Toc232713139" w:history="1">
+        <w:r>
+          <w:rPr>
+            <w:rStyle w:val="Hyperlink"/>
+            <w:noProof/>
+          </w:rPr>
+          <w:t>Fig 6. 1 Training a Word2Vec model</w:t>
+        </w:r>
+        <w:r>
+          <w:rPr>
+            <w:noProof/>
+            <w:webHidden/>
+          </w:rPr>
+          <w:tab/>
+        </w:r>
+        <w:r>
+          <w:rPr>
+            <w:noProof/>
+            <w:webHidden/>
+          </w:rPr>
+          <w:fldChar w:fldCharType="begin"/>
+        </w:r>
+        <w:r>
+          <w:rPr>
+            <w:noProof/>
+            <w:webHidden/>
+          </w:rPr>
+          <w:instrText xml:space="preserve"> PAGEREF _Toc232713139 \h </w:instrText>
+        </w:r>
+        <w:r>
+          <w:rPr>
+            <w:noProof/>
+            <w:webHidden/>
+          </w:rPr>
+        </w:r>
+        <w:r>
+          <w:rPr>
+            <w:noProof/>
+            <w:webHidden/>
+          </w:rPr>
+          <w:fldChar w:fldCharType="separate"/>
+        </w:r>
+        <w:r>
+          <w:rPr>
+            <w:noProof/>
+            <w:webHidden/>
+          </w:rPr>
+          <w:t>18</w:t>
+        </w:r>
+        <w:r>
+          <w:rPr>
+            <w:noProof/>
+            <w:webHidden/>
+          </w:rPr>
+          <w:fldChar w:fldCharType="end"/>
+        </w:r>
+      </w:hyperlink>
+    </w:p>
+    <w:p>
+      <w:pPr>
+        <w:pStyle w:val="TableofFigures"/>
+        <w:tabs>
+          <w:tab w:val="right" w:leader="dot" w:pos="9350"/>
+        </w:tabs>
+        <w:rPr>
+          <w:rFonts w:asciiTheme="minorHAnsi" w:eastAsiaTheme="minorEastAsia" w:hAnsiTheme="minorHAnsi"/>
+          <w:noProof/>
+          <w:sz w:val="22"/>
+        </w:rPr>
+      </w:pPr>
+      <w:hyperlink w:anchor="_Toc232713140" w:history="1">
+        <w:r>
+          <w:rPr>
+            <w:rStyle w:val="Hyperlink"/>
+            <w:noProof/>
+          </w:rPr>
+          <w:t>Fig 6. 2 Word similarity analysis</w:t>
+        </w:r>
+        <w:r>
+          <w:rPr>
+            <w:noProof/>
+            <w:webHidden/>
+          </w:rPr>
+          <w:tab/>
+        </w:r>
+        <w:r>
+          <w:rPr>
+            <w:noProof/>
+            <w:webHidden/>
+          </w:rPr>
+          <w:fldChar w:fldCharType="begin"/>
+        </w:r>
+        <w:r>
+          <w:rPr>
+            <w:noProof/>
+            <w:webHidden/>
+          </w:rPr>
+          <w:instrText xml:space="preserve"> PAGEREF _Toc232713140 \h </w:instrText>
+        </w:r>
+        <w:r>
+          <w:rPr>
+            <w:noProof/>
+            <w:webHidden/>
+          </w:rPr>
+        </w:r>
+        <w:r>
+          <w:rPr>
+            <w:noProof/>
+            <w:webHidden/>
+          </w:rPr>
+          <w:fldChar w:fldCharType="separate"/>
+        </w:r>
+        <w:r>
+          <w:rPr>
+            <w:noProof/>
+            <w:webHidden/>
+          </w:rPr>
+          <w:t>18</w:t>
+        </w:r>
+        <w:r>
+          <w:rPr>
+            <w:noProof/>
+            <w:webHidden/>
+          </w:rPr>
+          <w:fldChar w:fldCharType="end"/>
+        </w:r>
+      </w:hyperlink>
+    </w:p>
+    <w:p>
+      <w:pPr>
+        <w:pStyle w:val="TableofFigures"/>
+        <w:tabs>
+          <w:tab w:val="right" w:leader="dot" w:pos="9350"/>
+        </w:tabs>
+        <w:rPr>
+          <w:rFonts w:asciiTheme="minorHAnsi" w:eastAsiaTheme="minorEastAsia" w:hAnsiTheme="minorHAnsi"/>
+          <w:noProof/>
+          <w:sz w:val="22"/>
+        </w:rPr>
+      </w:pPr>
+      <w:hyperlink w:anchor="_Toc232713141" w:history="1">
+        <w:r>
+          <w:rPr>
+            <w:rStyle w:val="Hyperlink"/>
+            <w:noProof/>
+          </w:rPr>
+          <w:t>Fig 6. 3 One-Hot encoding of words</w:t>
+        </w:r>
+        <w:r>
+          <w:rPr>
+            <w:noProof/>
+            <w:webHidden/>
+          </w:rPr>
+          <w:tab/>
+        </w:r>
+        <w:r>
+          <w:rPr>
+            <w:noProof/>
+            <w:webHidden/>
+          </w:rPr>
+          <w:fldChar w:fldCharType="begin"/>
+        </w:r>
+        <w:r>
+          <w:rPr>
+            <w:noProof/>
+            <w:webHidden/>
+          </w:rPr>
+          <w:instrText xml:space="preserve"> PAGEREF _Toc232713141 \h </w:instrText>
+        </w:r>
+        <w:r>
+          <w:rPr>
+            <w:noProof/>
+            <w:webHidden/>
+          </w:rPr>
+        </w:r>
+        <w:r>
+          <w:rPr>
+            <w:noProof/>
+            <w:webHidden/>
+          </w:rPr>
+          <w:fldChar w:fldCharType="separate"/>
+        </w:r>
+        <w:r>
+          <w:rPr>
+            <w:noProof/>
+            <w:webHidden/>
+          </w:rPr>
+          <w:t>19</w:t>
+        </w:r>
+        <w:r>
+          <w:rPr>
+            <w:noProof/>
+            <w:webHidden/>
+          </w:rPr>
+          <w:fldChar w:fldCharType="end"/>
+        </w:r>
+      </w:hyperlink>
+    </w:p>
+    <w:p>
+      <w:pPr>
+        <w:pStyle w:val="TableofFigures"/>
+        <w:tabs>
+          <w:tab w:val="right" w:leader="dot" w:pos="9350"/>
+        </w:tabs>
+        <w:rPr>
+          <w:rFonts w:asciiTheme="minorHAnsi" w:eastAsiaTheme="minorEastAsia" w:hAnsiTheme="minorHAnsi"/>
+          <w:noProof/>
+          <w:sz w:val="22"/>
+        </w:rPr>
+      </w:pPr>
+      <w:hyperlink w:anchor="_Toc232713142" w:history="1">
+        <w:r>
+          <w:rPr>
+            <w:rStyle w:val="Hyperlink"/>
+            <w:noProof/>
+          </w:rPr>
+          <w:t>Fig 6. 4 Word embeddings using Word2Vec</w:t>
+        </w:r>
+        <w:r>
+          <w:rPr>
+            <w:noProof/>
+            <w:webHidden/>
+          </w:rPr>
+          <w:tab/>
+        </w:r>
+        <w:r>
+          <w:rPr>
+            <w:noProof/>
+            <w:webHidden/>
+          </w:rPr>
+          <w:fldChar w:fldCharType="begin"/>
+        </w:r>
+        <w:r>
+          <w:rPr>
+            <w:noProof/>
+            <w:webHidden/>
+          </w:rPr>
+          <w:instrText xml:space="preserve"> PAGEREF _Toc232713142 \h </w:instrText>
+        </w:r>
+        <w:r>
+          <w:rPr>
+            <w:noProof/>
+            <w:webHidden/>
+          </w:rPr>
+        </w:r>
+        <w:r>
+          <w:rPr>
+            <w:noProof/>
+            <w:webHidden/>
+          </w:rPr>
+          <w:fldChar w:fldCharType="separate"/>
+        </w:r>
+        <w:r>
+          <w:rPr>
+            <w:noProof/>
+            <w:webHidden/>
+          </w:rPr>
+          <w:t>19</w:t>
+        </w:r>
+        <w:r>
+          <w:rPr>
+            <w:noProof/>
+            <w:webHidden/>
+          </w:rPr>
+          <w:fldChar w:fldCharType="end"/>
+        </w:r>
+      </w:hyperlink>
+    </w:p>
+    <w:p>
+      <w:pPr>
+        <w:pStyle w:val="TableofFigures"/>
+        <w:tabs>
+          <w:tab w:val="right" w:leader="dot" w:pos="9350"/>
+        </w:tabs>
+        <w:rPr>
+          <w:rFonts w:asciiTheme="minorHAnsi" w:eastAsiaTheme="minorEastAsia" w:hAnsiTheme="minorHAnsi"/>
+          <w:noProof/>
+          <w:sz w:val="22"/>
+        </w:rPr>
+      </w:pPr>
+      <w:hyperlink w:anchor="_Toc232713143" w:history="1">
+        <w:r>
+          <w:rPr>
+            <w:rStyle w:val="Hyperlink"/>
+            <w:noProof/>
+          </w:rPr>
+          <w:t>Fig 6. 5 NLP pipeline used in sentiment analysis</w:t>
+        </w:r>
+        <w:r>
+          <w:rPr>
+            <w:noProof/>
+            <w:webHidden/>
+          </w:rPr>
+          <w:tab/>
+        </w:r>
+        <w:r>
+          <w:rPr>
+            <w:noProof/>
+            <w:webHidden/>
+          </w:rPr>
+          <w:fldChar w:fldCharType="begin"/>
+        </w:r>
+        <w:r>
+          <w:rPr>
+            <w:noProof/>
+            <w:webHidden/>
+          </w:rPr>
+          <w:instrText xml:space="preserve"> PAGEREF _Toc232713143 \h </w:instrText>
+        </w:r>
+        <w:r>
+          <w:rPr>
+            <w:noProof/>
+            <w:webHidden/>
+          </w:rPr>
+        </w:r>
+        <w:r>
+          <w:rPr>
+            <w:noProof/>
+            <w:webHidden/>
+          </w:rPr>
+          <w:fldChar w:fldCharType="separate"/>
+        </w:r>
+        <w:r>
+          <w:rPr>
+            <w:noProof/>
+            <w:webHidden/>
+          </w:rPr>
+          <w:t>20</w:t>
+        </w:r>
+        <w:r>
+          <w:rPr>
+            <w:noProof/>
+            <w:webHidden/>
+          </w:rPr>
+          <w:fldChar w:fldCharType="end"/>
+        </w:r>
+      </w:hyperlink>
+    </w:p>
+    <w:p>
+      <w:pPr>
+        <w:pStyle w:val="TableofFigures"/>
+        <w:tabs>
+          <w:tab w:val="right" w:leader="dot" w:pos="9350"/>
+        </w:tabs>
+        <w:rPr>
+          <w:rFonts w:asciiTheme="minorHAnsi" w:eastAsiaTheme="minorEastAsia" w:hAnsiTheme="minorHAnsi"/>
+          <w:noProof/>
+          <w:sz w:val="22"/>
+        </w:rPr>
+      </w:pPr>
+      <w:hyperlink w:anchor="_Toc232713144" w:history="1">
+        <w:r>
+          <w:rPr>
+            <w:rStyle w:val="Hyperlink"/>
+            <w:noProof/>
+          </w:rPr>
+          <w:t>Fig 6. 6 Model training for sentiment analysis</w:t>
+        </w:r>
+        <w:r>
+          <w:rPr>
+            <w:noProof/>
+            <w:webHidden/>
+          </w:rPr>
+          <w:tab/>
+        </w:r>
+        <w:r>
+          <w:rPr>
+            <w:noProof/>
+            <w:webHidden/>
+          </w:rPr>
+          <w:fldChar w:fldCharType="begin"/>
+        </w:r>
+        <w:r>
+          <w:rPr>
+            <w:noProof/>
+            <w:webHidden/>
+          </w:rPr>
+          <w:instrText xml:space="preserve"> PAGEREF _Toc232713144 \h </w:instrText>
+        </w:r>
+        <w:r>
+          <w:rPr>
+            <w:noProof/>
+            <w:webHidden/>
+          </w:rPr>
+        </w:r>
+        <w:r>
+          <w:rPr>
+            <w:noProof/>
+            <w:webHidden/>
+          </w:rPr>
+          <w:fldChar w:fldCharType="separate"/>
+        </w:r>
+        <w:r>
+          <w:rPr>
+            <w:noProof/>
+            <w:webHidden/>
+          </w:rPr>
+          <w:t>21</w:t>
+        </w:r>
+        <w:r>
+          <w:rPr>
+            <w:noProof/>
+            <w:webHidden/>
+          </w:rPr>
+          <w:fldChar w:fldCharType="end"/>
+        </w:r>
+      </w:hyperlink>
+    </w:p>
+    <w:p>
+      <w:pPr>
+        <w:pStyle w:val="TableofFigures"/>
+        <w:tabs>
+          <w:tab w:val="right" w:leader="dot" w:pos="9350"/>
+        </w:tabs>
+        <w:rPr>
+          <w:rFonts w:asciiTheme="minorHAnsi" w:eastAsiaTheme="minorEastAsia" w:hAnsiTheme="minorHAnsi"/>
+          <w:noProof/>
+          <w:sz w:val="22"/>
+        </w:rPr>
+      </w:pPr>
+      <w:hyperlink w:anchor="_Toc232713145" w:history="1">
+        <w:r>
+          <w:rPr>
+            <w:rStyle w:val="Hyperlink"/>
+            <w:noProof/>
+          </w:rPr>
+          <w:t>Fig 6. 7 Making predictions using the trained sentiment analysis model</w:t>
+        </w:r>
+        <w:r>
+          <w:rPr>
+            <w:noProof/>
+            <w:webHidden/>
+          </w:rPr>
+          <w:tab/>
+        </w:r>
+        <w:r>
+          <w:rPr>
+            <w:noProof/>
+            <w:webHidden/>
+          </w:rPr>
+          <w:fldChar w:fldCharType="begin"/>
+        </w:r>
+        <w:r>
+          <w:rPr>
+            <w:noProof/>
+            <w:webHidden/>
+          </w:rPr>
+          <w:instrText xml:space="preserve"> PAGEREF _Toc232713145 \h </w:instrText>
+        </w:r>
+        <w:r>
+          <w:rPr>
+            <w:noProof/>
+            <w:webHidden/>
+          </w:rPr>
+        </w:r>
+        <w:r>
+          <w:rPr>
+            <w:noProof/>
+            <w:webHidden/>
+          </w:rPr>
+          <w:fldChar w:fldCharType="separate"/>
+        </w:r>
+        <w:r>
+          <w:rPr>
+            <w:noProof/>
+            <w:webHidden/>
+          </w:rPr>
+          <w:t>21</w:t>
+        </w:r>
+        <w:r>
+          <w:rPr>
+            <w:noProof/>
+            <w:webHidden/>
+          </w:rPr>
+          <w:fldChar w:fldCharType="end"/>
+        </w:r>
+      </w:hyperlink>
+    </w:p>
+    <w:p>
+      <w:pPr>
+        <w:spacing w:line="360" w:lineRule="auto"/>
+        <w:rPr>
+          <w:rFonts w:ascii="Times New Roman" w:hAnsi="Times New Roman" w:cs="Times New Roman"/>
+          <w:sz w:val="24"/>
+          <w:szCs w:val="24"/>
+        </w:rPr>
+      </w:pPr>
+      <w:r>
+        <w:rPr>
+          <w:rFonts w:ascii="Times New Roman" w:hAnsi="Times New Roman" w:cs="Times New Roman"/>
+          <w:sz w:val="24"/>
+          <w:szCs w:val="24"/>
+        </w:rPr>
+        <w:fldChar w:fldCharType="end"/>
+      </w:r>
     </w:p>
     <w:p>
       <w:pPr>
@@ -5707,6 +6921,415 @@
         </w:tabs>
         <w:rPr>
           <w:rFonts w:ascii="Times New Roman" w:hAnsi="Times New Roman" w:cs="Times New Roman"/>
+          <w:sz w:val="24"/>
+          <w:szCs w:val="24"/>
+        </w:rPr>
+      </w:pPr>
+      <w:r>
+        <w:rPr>
+          <w:rFonts w:ascii="Times New Roman" w:hAnsi="Times New Roman" w:cs="Times New Roman"/>
+          <w:sz w:val="24"/>
+          <w:szCs w:val="24"/>
+        </w:rPr>
+        <w:tab/>
+      </w:r>
+    </w:p>
+    <w:p>
+      <w:pPr>
+        <w:tabs>
+          <w:tab w:val="left" w:pos="1920"/>
+        </w:tabs>
+        <w:rPr>
+          <w:rFonts w:ascii="Times New Roman" w:hAnsi="Times New Roman" w:cs="Times New Roman"/>
+          <w:sz w:val="24"/>
+          <w:szCs w:val="24"/>
+        </w:rPr>
+      </w:pPr>
+    </w:p>
+    <w:p>
+      <w:pPr>
+        <w:tabs>
+          <w:tab w:val="left" w:pos="1920"/>
+        </w:tabs>
+        <w:rPr>
+          <w:rFonts w:ascii="Times New Roman" w:hAnsi="Times New Roman" w:cs="Times New Roman"/>
+          <w:sz w:val="24"/>
+          <w:szCs w:val="24"/>
+        </w:rPr>
+      </w:pPr>
+    </w:p>
+    <w:p>
+      <w:pPr>
+        <w:tabs>
+          <w:tab w:val="left" w:pos="1920"/>
+        </w:tabs>
+        <w:rPr>
+          <w:rFonts w:ascii="Times New Roman" w:hAnsi="Times New Roman" w:cs="Times New Roman"/>
+          <w:sz w:val="24"/>
+          <w:szCs w:val="24"/>
+        </w:rPr>
+      </w:pPr>
+    </w:p>
+    <w:p>
+      <w:pPr>
+        <w:tabs>
+          <w:tab w:val="left" w:pos="1920"/>
+        </w:tabs>
+        <w:rPr>
+          <w:rFonts w:ascii="Times New Roman" w:hAnsi="Times New Roman" w:cs="Times New Roman"/>
+          <w:sz w:val="24"/>
+          <w:szCs w:val="24"/>
+        </w:rPr>
+      </w:pPr>
+    </w:p>
+    <w:p>
+      <w:pPr>
+        <w:tabs>
+          <w:tab w:val="left" w:pos="1920"/>
+        </w:tabs>
+        <w:rPr>
+          <w:rFonts w:ascii="Times New Roman" w:hAnsi="Times New Roman" w:cs="Times New Roman"/>
+          <w:sz w:val="24"/>
+          <w:szCs w:val="24"/>
+        </w:rPr>
+      </w:pPr>
+    </w:p>
+    <w:p>
+      <w:pPr>
+        <w:tabs>
+          <w:tab w:val="left" w:pos="1920"/>
+        </w:tabs>
+        <w:rPr>
+          <w:rFonts w:ascii="Times New Roman" w:hAnsi="Times New Roman" w:cs="Times New Roman"/>
+          <w:sz w:val="24"/>
+          <w:szCs w:val="24"/>
+        </w:rPr>
+      </w:pPr>
+    </w:p>
+    <w:p>
+      <w:pPr>
+        <w:tabs>
+          <w:tab w:val="left" w:pos="1920"/>
+        </w:tabs>
+        <w:rPr>
+          <w:rFonts w:ascii="Times New Roman" w:hAnsi="Times New Roman" w:cs="Times New Roman"/>
+          <w:sz w:val="24"/>
+          <w:szCs w:val="24"/>
+        </w:rPr>
+      </w:pPr>
+    </w:p>
+    <w:p>
+      <w:pPr>
+        <w:tabs>
+          <w:tab w:val="left" w:pos="1920"/>
+        </w:tabs>
+        <w:rPr>
+          <w:rFonts w:ascii="Times New Roman" w:hAnsi="Times New Roman" w:cs="Times New Roman"/>
+          <w:sz w:val="24"/>
+          <w:szCs w:val="24"/>
+        </w:rPr>
+      </w:pPr>
+    </w:p>
+    <w:p>
+      <w:pPr>
+        <w:tabs>
+          <w:tab w:val="left" w:pos="1920"/>
+        </w:tabs>
+        <w:rPr>
+          <w:rFonts w:ascii="Times New Roman" w:hAnsi="Times New Roman" w:cs="Times New Roman"/>
+          <w:sz w:val="24"/>
+          <w:szCs w:val="24"/>
+        </w:rPr>
+      </w:pPr>
+    </w:p>
+    <w:p>
+      <w:pPr>
+        <w:tabs>
+          <w:tab w:val="left" w:pos="1920"/>
+        </w:tabs>
+        <w:rPr>
+          <w:rFonts w:ascii="Times New Roman" w:hAnsi="Times New Roman" w:cs="Times New Roman"/>
+          <w:sz w:val="24"/>
+          <w:szCs w:val="24"/>
+        </w:rPr>
+      </w:pPr>
+    </w:p>
+    <w:p>
+      <w:pPr>
+        <w:tabs>
+          <w:tab w:val="left" w:pos="1920"/>
+        </w:tabs>
+        <w:rPr>
+          <w:rFonts w:ascii="Times New Roman" w:hAnsi="Times New Roman" w:cs="Times New Roman"/>
+          <w:sz w:val="24"/>
+          <w:szCs w:val="24"/>
+        </w:rPr>
+      </w:pPr>
+    </w:p>
+    <w:p>
+      <w:pPr>
+        <w:tabs>
+          <w:tab w:val="left" w:pos="1920"/>
+        </w:tabs>
+        <w:rPr>
+          <w:rFonts w:ascii="Times New Roman" w:hAnsi="Times New Roman" w:cs="Times New Roman"/>
+          <w:sz w:val="24"/>
+          <w:szCs w:val="24"/>
+        </w:rPr>
+      </w:pPr>
+    </w:p>
+    <w:p>
+      <w:pPr>
+        <w:tabs>
+          <w:tab w:val="left" w:pos="1920"/>
+        </w:tabs>
+        <w:rPr>
+          <w:rFonts w:ascii="Times New Roman" w:hAnsi="Times New Roman" w:cs="Times New Roman"/>
+          <w:sz w:val="24"/>
+          <w:szCs w:val="24"/>
+        </w:rPr>
+      </w:pPr>
+    </w:p>
+    <w:p>
+      <w:pPr>
+        <w:tabs>
+          <w:tab w:val="left" w:pos="1920"/>
+        </w:tabs>
+        <w:rPr>
+          <w:rFonts w:ascii="Times New Roman" w:hAnsi="Times New Roman" w:cs="Times New Roman"/>
+          <w:sz w:val="24"/>
+          <w:szCs w:val="24"/>
+        </w:rPr>
+      </w:pPr>
+    </w:p>
+    <w:p>
+      <w:pPr>
+        <w:tabs>
+          <w:tab w:val="left" w:pos="1920"/>
+        </w:tabs>
+        <w:rPr>
+          <w:rFonts w:ascii="Times New Roman" w:hAnsi="Times New Roman" w:cs="Times New Roman"/>
+          <w:sz w:val="24"/>
+          <w:szCs w:val="24"/>
+        </w:rPr>
+      </w:pPr>
+    </w:p>
+    <w:p>
+      <w:pPr>
+        <w:tabs>
+          <w:tab w:val="left" w:pos="1920"/>
+        </w:tabs>
+        <w:rPr>
+          <w:rFonts w:ascii="Times New Roman" w:hAnsi="Times New Roman" w:cs="Times New Roman"/>
+          <w:sz w:val="24"/>
+          <w:szCs w:val="24"/>
+        </w:rPr>
+      </w:pPr>
+    </w:p>
+    <w:p>
+      <w:pPr>
+        <w:tabs>
+          <w:tab w:val="left" w:pos="1920"/>
+        </w:tabs>
+        <w:rPr>
+          <w:rFonts w:ascii="Times New Roman" w:hAnsi="Times New Roman" w:cs="Times New Roman"/>
+          <w:sz w:val="24"/>
+          <w:szCs w:val="24"/>
+        </w:rPr>
+      </w:pPr>
+    </w:p>
+    <w:p>
+      <w:pPr>
+        <w:tabs>
+          <w:tab w:val="left" w:pos="1920"/>
+        </w:tabs>
+        <w:rPr>
+          <w:rFonts w:ascii="Times New Roman" w:hAnsi="Times New Roman" w:cs="Times New Roman"/>
+          <w:sz w:val="24"/>
+          <w:szCs w:val="24"/>
+        </w:rPr>
+      </w:pPr>
+    </w:p>
+    <w:p>
+      <w:pPr>
+        <w:tabs>
+          <w:tab w:val="left" w:pos="1920"/>
+        </w:tabs>
+        <w:rPr>
+          <w:rFonts w:ascii="Times New Roman" w:hAnsi="Times New Roman" w:cs="Times New Roman"/>
+          <w:sz w:val="24"/>
+          <w:szCs w:val="24"/>
+        </w:rPr>
+      </w:pPr>
+    </w:p>
+    <w:p>
+      <w:pPr>
+        <w:tabs>
+          <w:tab w:val="left" w:pos="1920"/>
+        </w:tabs>
+        <w:rPr>
+          <w:rFonts w:ascii="Times New Roman" w:hAnsi="Times New Roman" w:cs="Times New Roman"/>
+          <w:sz w:val="24"/>
+          <w:szCs w:val="24"/>
+        </w:rPr>
+      </w:pPr>
+    </w:p>
+    <w:p>
+      <w:pPr>
+        <w:tabs>
+          <w:tab w:val="left" w:pos="1920"/>
+        </w:tabs>
+        <w:rPr>
+          <w:rFonts w:ascii="Times New Roman" w:hAnsi="Times New Roman" w:cs="Times New Roman"/>
+          <w:sz w:val="24"/>
+          <w:szCs w:val="24"/>
+        </w:rPr>
+      </w:pPr>
+    </w:p>
+    <w:p>
+      <w:pPr>
+        <w:tabs>
+          <w:tab w:val="left" w:pos="1920"/>
+        </w:tabs>
+        <w:rPr>
+          <w:rFonts w:ascii="Times New Roman" w:hAnsi="Times New Roman" w:cs="Times New Roman"/>
+          <w:sz w:val="24"/>
+          <w:szCs w:val="24"/>
+        </w:rPr>
+      </w:pPr>
+    </w:p>
+    <w:p>
+      <w:pPr>
+        <w:tabs>
+          <w:tab w:val="left" w:pos="1920"/>
+        </w:tabs>
+        <w:jc w:val="center"/>
+        <w:rPr>
+          <w:rFonts w:ascii="Times New Roman" w:hAnsi="Times New Roman" w:cs="Times New Roman"/>
+          <w:b/>
+          <w:bCs/>
+          <w:sz w:val="24"/>
+          <w:szCs w:val="24"/>
+        </w:rPr>
+      </w:pPr>
+      <w:r>
+        <w:rPr>
+          <w:rFonts w:ascii="Times New Roman" w:hAnsi="Times New Roman" w:cs="Times New Roman"/>
+          <w:b/>
+          <w:bCs/>
+          <w:sz w:val="24"/>
+          <w:szCs w:val="24"/>
+        </w:rPr>
+        <w:lastRenderedPageBreak/>
+        <w:t>List of Tables</w:t>
+      </w:r>
+    </w:p>
+    <w:p>
+      <w:pPr>
+        <w:pStyle w:val="TableofFigures"/>
+        <w:tabs>
+          <w:tab w:val="right" w:leader="dot" w:pos="9350"/>
+        </w:tabs>
+        <w:rPr>
+          <w:rFonts w:asciiTheme="minorHAnsi" w:eastAsiaTheme="minorEastAsia" w:hAnsiTheme="minorHAnsi"/>
+          <w:noProof/>
+          <w:sz w:val="22"/>
+        </w:rPr>
+      </w:pPr>
+      <w:r>
+        <w:rPr>
+          <w:rFonts w:cs="Times New Roman"/>
+          <w:b/>
+          <w:bCs/>
+          <w:szCs w:val="24"/>
+        </w:rPr>
+        <w:fldChar w:fldCharType="begin"/>
+      </w:r>
+      <w:r>
+        <w:rPr>
+          <w:rFonts w:cs="Times New Roman"/>
+          <w:b/>
+          <w:bCs/>
+          <w:szCs w:val="24"/>
+        </w:rPr>
+        <w:instrText xml:space="preserve"> TOC \h \z \c "Table 6." </w:instrText>
+      </w:r>
+      <w:r>
+        <w:rPr>
+          <w:rFonts w:cs="Times New Roman"/>
+          <w:b/>
+          <w:bCs/>
+          <w:szCs w:val="24"/>
+        </w:rPr>
+        <w:fldChar w:fldCharType="separate"/>
+      </w:r>
+      <w:hyperlink w:anchor="_Toc232713176" w:history="1">
+        <w:r>
+          <w:rPr>
+            <w:rStyle w:val="Hyperlink"/>
+            <w:noProof/>
+          </w:rPr>
+          <w:t>Table 6. 1 Difference between One-Hot encoding and Word2Vec in word embedding</w:t>
+        </w:r>
+        <w:r>
+          <w:rPr>
+            <w:noProof/>
+            <w:webHidden/>
+          </w:rPr>
+          <w:tab/>
+        </w:r>
+        <w:r>
+          <w:rPr>
+            <w:noProof/>
+            <w:webHidden/>
+          </w:rPr>
+          <w:fldChar w:fldCharType="begin"/>
+        </w:r>
+        <w:r>
+          <w:rPr>
+            <w:noProof/>
+            <w:webHidden/>
+          </w:rPr>
+          <w:instrText xml:space="preserve"> PAGEREF _Toc232713176 \h </w:instrText>
+        </w:r>
+        <w:r>
+          <w:rPr>
+            <w:noProof/>
+            <w:webHidden/>
+          </w:rPr>
+        </w:r>
+        <w:r>
+          <w:rPr>
+            <w:noProof/>
+            <w:webHidden/>
+          </w:rPr>
+          <w:fldChar w:fldCharType="separate"/>
+        </w:r>
+        <w:r>
+          <w:rPr>
+            <w:noProof/>
+            <w:webHidden/>
+          </w:rPr>
+          <w:t>20</w:t>
+        </w:r>
+        <w:r>
+          <w:rPr>
+            <w:noProof/>
+            <w:webHidden/>
+          </w:rPr>
+          <w:fldChar w:fldCharType="end"/>
+        </w:r>
+      </w:hyperlink>
+    </w:p>
+    <w:p>
+      <w:pPr>
+        <w:tabs>
+          <w:tab w:val="left" w:pos="1920"/>
+        </w:tabs>
+        <w:rPr>
+          <w:rFonts w:ascii="Times New Roman" w:hAnsi="Times New Roman" w:cs="Times New Roman"/>
+          <w:b/>
+          <w:bCs/>
           <w:sz w:val="24"/>
           <w:szCs w:val="24"/>
         </w:rPr>
@@ -5724,10 +7347,12 @@
       <w:r>
         <w:rPr>
           <w:rFonts w:ascii="Times New Roman" w:hAnsi="Times New Roman" w:cs="Times New Roman"/>
-          <w:sz w:val="24"/>
-          <w:szCs w:val="24"/>
-        </w:rPr>
-        <w:tab/>
+          <w:b/>
+          <w:bCs/>
+          <w:sz w:val="24"/>
+          <w:szCs w:val="24"/>
+        </w:rPr>
+        <w:fldChar w:fldCharType="end"/>
       </w:r>
     </w:p>
     <w:p>
@@ -5735,7 +7360,7 @@
         <w:pStyle w:val="Heading1"/>
         <w:spacing w:line="360" w:lineRule="auto"/>
       </w:pPr>
-      <w:bookmarkStart w:id="0" w:name="_Toc231553357"/>
+      <w:bookmarkStart w:id="0" w:name="_Toc232713092"/>
       <w:r>
         <w:lastRenderedPageBreak/>
         <w:t>WEEK 1: INTRODUCTION TO NLP</w:t>
@@ -5749,7 +7374,7 @@
       <w:pPr>
         <w:pStyle w:val="Heading2"/>
       </w:pPr>
-      <w:bookmarkStart w:id="1" w:name="_Toc231553358"/>
+      <w:bookmarkStart w:id="1" w:name="_Toc232713093"/>
       <w:r>
         <w:t xml:space="preserve">1.1 </w:t>
       </w:r>
@@ -5837,14 +7462,27 @@
       <w:r>
         <w:t xml:space="preserve">Fig 1. </w:t>
       </w:r>
-      <w:fldSimple w:instr=" SEQ Fig_1. \* ARABIC ">
-        <w:r>
-          <w:rPr>
-            <w:noProof/>
-          </w:rPr>
-          <w:t>1</w:t>
-        </w:r>
-      </w:fldSimple>
+      <w:r>
+        <w:fldChar w:fldCharType="begin"/>
+      </w:r>
+      <w:r>
+        <w:instrText xml:space="preserve"> SEQ Fig_1. \* ARABIC </w:instrText>
+      </w:r>
+      <w:r>
+        <w:fldChar w:fldCharType="separate"/>
+      </w:r>
+      <w:r>
+        <w:rPr>
+          <w:noProof/>
+        </w:rPr>
+        <w:t>1</w:t>
+      </w:r>
+      <w:r>
+        <w:rPr>
+          <w:noProof/>
+        </w:rPr>
+        <w:fldChar w:fldCharType="end"/>
+      </w:r>
       <w:r>
         <w:t xml:space="preserve"> </w:t>
       </w:r>
@@ -5881,7 +7519,7 @@
       <w:pPr>
         <w:pStyle w:val="Heading2"/>
       </w:pPr>
-      <w:bookmarkStart w:id="3" w:name="_Toc231553359"/>
+      <w:bookmarkStart w:id="3" w:name="_Toc232713094"/>
       <w:r>
         <w:t xml:space="preserve">1.2 </w:t>
       </w:r>
@@ -5975,14 +7613,27 @@
       <w:r>
         <w:t xml:space="preserve">Fig 1. </w:t>
       </w:r>
-      <w:fldSimple w:instr=" SEQ Fig_1. \* ARABIC ">
-        <w:r>
-          <w:rPr>
-            <w:noProof/>
-          </w:rPr>
-          <w:t>2</w:t>
-        </w:r>
-      </w:fldSimple>
+      <w:r>
+        <w:fldChar w:fldCharType="begin"/>
+      </w:r>
+      <w:r>
+        <w:instrText xml:space="preserve"> SEQ Fig_1. \* ARABIC </w:instrText>
+      </w:r>
+      <w:r>
+        <w:fldChar w:fldCharType="separate"/>
+      </w:r>
+      <w:r>
+        <w:rPr>
+          <w:noProof/>
+        </w:rPr>
+        <w:t>2</w:t>
+      </w:r>
+      <w:r>
+        <w:rPr>
+          <w:noProof/>
+        </w:rPr>
+        <w:fldChar w:fldCharType="end"/>
+      </w:r>
       <w:r>
         <w:t xml:space="preserve"> </w:t>
       </w:r>
@@ -6020,7 +7671,7 @@
       <w:pPr>
         <w:pStyle w:val="Heading2"/>
       </w:pPr>
-      <w:bookmarkStart w:id="5" w:name="_Toc231553360"/>
+      <w:bookmarkStart w:id="5" w:name="_Toc232713095"/>
       <w:r>
         <w:lastRenderedPageBreak/>
         <w:t xml:space="preserve">1.3 </w:t>
@@ -6104,14 +7755,27 @@
       <w:r>
         <w:t xml:space="preserve">Fig 1. </w:t>
       </w:r>
-      <w:fldSimple w:instr=" SEQ Fig_1. \* ARABIC ">
-        <w:r>
-          <w:rPr>
-            <w:noProof/>
-          </w:rPr>
-          <w:t>3</w:t>
-        </w:r>
-      </w:fldSimple>
+      <w:r>
+        <w:fldChar w:fldCharType="begin"/>
+      </w:r>
+      <w:r>
+        <w:instrText xml:space="preserve"> SEQ Fig_1. \* ARABIC </w:instrText>
+      </w:r>
+      <w:r>
+        <w:fldChar w:fldCharType="separate"/>
+      </w:r>
+      <w:r>
+        <w:rPr>
+          <w:noProof/>
+        </w:rPr>
+        <w:t>3</w:t>
+      </w:r>
+      <w:r>
+        <w:rPr>
+          <w:noProof/>
+        </w:rPr>
+        <w:fldChar w:fldCharType="end"/>
+      </w:r>
       <w:r>
         <w:t xml:space="preserve"> NLTK installation on notebook</w:t>
       </w:r>
@@ -6142,7 +7806,7 @@
           <w:noProof/>
         </w:rPr>
       </w:pPr>
-      <w:bookmarkStart w:id="7" w:name="_Toc231553361"/>
+      <w:bookmarkStart w:id="7" w:name="_Toc232713096"/>
       <w:r>
         <w:rPr>
           <w:noProof/>
@@ -6239,14 +7903,27 @@
       <w:r>
         <w:t xml:space="preserve">Fig 1. </w:t>
       </w:r>
-      <w:fldSimple w:instr=" SEQ Fig_1. \* ARABIC ">
-        <w:r>
-          <w:rPr>
-            <w:noProof/>
-          </w:rPr>
-          <w:t>4</w:t>
-        </w:r>
-      </w:fldSimple>
+      <w:r>
+        <w:fldChar w:fldCharType="begin"/>
+      </w:r>
+      <w:r>
+        <w:instrText xml:space="preserve"> SEQ Fig_1. \* ARABIC </w:instrText>
+      </w:r>
+      <w:r>
+        <w:fldChar w:fldCharType="separate"/>
+      </w:r>
+      <w:r>
+        <w:rPr>
+          <w:noProof/>
+        </w:rPr>
+        <w:t>4</w:t>
+      </w:r>
+      <w:r>
+        <w:rPr>
+          <w:noProof/>
+        </w:rPr>
+        <w:fldChar w:fldCharType="end"/>
+      </w:r>
       <w:r>
         <w:t xml:space="preserve"> Text Tokenization</w:t>
       </w:r>
@@ -6282,7 +7959,7 @@
           <w:noProof/>
         </w:rPr>
       </w:pPr>
-      <w:bookmarkStart w:id="9" w:name="_Toc231553362"/>
+      <w:bookmarkStart w:id="9" w:name="_Toc232713097"/>
       <w:r>
         <w:rPr>
           <w:noProof/>
@@ -6371,14 +8048,27 @@
       <w:r>
         <w:t xml:space="preserve">Fig 1. </w:t>
       </w:r>
-      <w:fldSimple w:instr=" SEQ Fig_1. \* ARABIC ">
-        <w:r>
-          <w:rPr>
-            <w:noProof/>
-          </w:rPr>
-          <w:t>5</w:t>
-        </w:r>
-      </w:fldSimple>
+      <w:r>
+        <w:fldChar w:fldCharType="begin"/>
+      </w:r>
+      <w:r>
+        <w:instrText xml:space="preserve"> SEQ Fig_1. \* ARABIC </w:instrText>
+      </w:r>
+      <w:r>
+        <w:fldChar w:fldCharType="separate"/>
+      </w:r>
+      <w:r>
+        <w:rPr>
+          <w:noProof/>
+        </w:rPr>
+        <w:t>5</w:t>
+      </w:r>
+      <w:r>
+        <w:rPr>
+          <w:noProof/>
+        </w:rPr>
+        <w:fldChar w:fldCharType="end"/>
+      </w:r>
       <w:r>
         <w:t xml:space="preserve"> </w:t>
       </w:r>
@@ -6430,7 +8120,7 @@
       <w:pPr>
         <w:pStyle w:val="Heading2"/>
       </w:pPr>
-      <w:bookmarkStart w:id="11" w:name="_Toc231553363"/>
+      <w:bookmarkStart w:id="11" w:name="_Toc232713098"/>
       <w:r>
         <w:lastRenderedPageBreak/>
         <w:t xml:space="preserve">1.6 </w:t>
@@ -6517,14 +8207,27 @@
       <w:r>
         <w:t xml:space="preserve">Fig 1. </w:t>
       </w:r>
-      <w:fldSimple w:instr=" SEQ Fig_1. \* ARABIC ">
-        <w:r>
-          <w:rPr>
-            <w:noProof/>
-          </w:rPr>
-          <w:t>6</w:t>
-        </w:r>
-      </w:fldSimple>
+      <w:r>
+        <w:fldChar w:fldCharType="begin"/>
+      </w:r>
+      <w:r>
+        <w:instrText xml:space="preserve"> SEQ Fig_1. \* ARABIC </w:instrText>
+      </w:r>
+      <w:r>
+        <w:fldChar w:fldCharType="separate"/>
+      </w:r>
+      <w:r>
+        <w:rPr>
+          <w:noProof/>
+        </w:rPr>
+        <w:t>6</w:t>
+      </w:r>
+      <w:r>
+        <w:rPr>
+          <w:noProof/>
+        </w:rPr>
+        <w:fldChar w:fldCharType="end"/>
+      </w:r>
       <w:r>
         <w:t xml:space="preserve"> NLP application </w:t>
       </w:r>
@@ -6747,7 +8450,7 @@
         <w:pStyle w:val="Heading1"/>
         <w:spacing w:line="360" w:lineRule="auto"/>
       </w:pPr>
-      <w:bookmarkStart w:id="13" w:name="_Toc231553364"/>
+      <w:bookmarkStart w:id="13" w:name="_Toc232713099"/>
       <w:r>
         <w:lastRenderedPageBreak/>
         <w:t xml:space="preserve">WEEK 2: </w:t>
@@ -6761,7 +8464,7 @@
       <w:pPr>
         <w:pStyle w:val="Heading2"/>
       </w:pPr>
-      <w:bookmarkStart w:id="14" w:name="_Toc231553365"/>
+      <w:bookmarkStart w:id="14" w:name="_Toc232713100"/>
       <w:r>
         <w:t xml:space="preserve">2.1 </w:t>
       </w:r>
@@ -6778,7 +8481,7 @@
         <w:pStyle w:val="Heading3"/>
         <w:spacing w:line="360" w:lineRule="auto"/>
       </w:pPr>
-      <w:bookmarkStart w:id="15" w:name="_Toc231553366"/>
+      <w:bookmarkStart w:id="15" w:name="_Toc232713101"/>
       <w:r>
         <w:t xml:space="preserve">2.1.1 </w:t>
       </w:r>
@@ -6863,14 +8566,27 @@
       <w:r>
         <w:t xml:space="preserve">Fig 2. </w:t>
       </w:r>
-      <w:fldSimple w:instr=" SEQ Fig_2. \* ARABIC ">
-        <w:r>
-          <w:rPr>
-            <w:noProof/>
-          </w:rPr>
-          <w:t>1</w:t>
-        </w:r>
-      </w:fldSimple>
+      <w:r>
+        <w:fldChar w:fldCharType="begin"/>
+      </w:r>
+      <w:r>
+        <w:instrText xml:space="preserve"> SEQ Fig_2. \* ARABIC </w:instrText>
+      </w:r>
+      <w:r>
+        <w:fldChar w:fldCharType="separate"/>
+      </w:r>
+      <w:r>
+        <w:rPr>
+          <w:noProof/>
+        </w:rPr>
+        <w:t>1</w:t>
+      </w:r>
+      <w:r>
+        <w:rPr>
+          <w:noProof/>
+        </w:rPr>
+        <w:fldChar w:fldCharType="end"/>
+      </w:r>
       <w:r>
         <w:t xml:space="preserve"> </w:t>
       </w:r>
@@ -6902,7 +8618,7 @@
         <w:pStyle w:val="Heading3"/>
         <w:spacing w:line="360" w:lineRule="auto"/>
       </w:pPr>
-      <w:bookmarkStart w:id="17" w:name="_Toc231553367"/>
+      <w:bookmarkStart w:id="17" w:name="_Toc232713102"/>
       <w:r>
         <w:t xml:space="preserve">2.1.2 </w:t>
       </w:r>
@@ -6987,14 +8703,27 @@
       <w:r>
         <w:t xml:space="preserve">Fig 2. </w:t>
       </w:r>
-      <w:fldSimple w:instr=" SEQ Fig_2. \* ARABIC ">
-        <w:r>
-          <w:rPr>
-            <w:noProof/>
-          </w:rPr>
-          <w:t>2</w:t>
-        </w:r>
-      </w:fldSimple>
+      <w:r>
+        <w:fldChar w:fldCharType="begin"/>
+      </w:r>
+      <w:r>
+        <w:instrText xml:space="preserve"> SEQ Fig_2. \* ARABIC </w:instrText>
+      </w:r>
+      <w:r>
+        <w:fldChar w:fldCharType="separate"/>
+      </w:r>
+      <w:r>
+        <w:rPr>
+          <w:noProof/>
+        </w:rPr>
+        <w:t>2</w:t>
+      </w:r>
+      <w:r>
+        <w:rPr>
+          <w:noProof/>
+        </w:rPr>
+        <w:fldChar w:fldCharType="end"/>
+      </w:r>
       <w:r>
         <w:t xml:space="preserve"> Tri-gram output</w:t>
       </w:r>
@@ -7039,7 +8768,7 @@
         <w:pStyle w:val="Heading3"/>
         <w:spacing w:line="360" w:lineRule="auto"/>
       </w:pPr>
-      <w:bookmarkStart w:id="19" w:name="_Toc231553368"/>
+      <w:bookmarkStart w:id="19" w:name="_Toc232713103"/>
       <w:r>
         <w:lastRenderedPageBreak/>
         <w:t xml:space="preserve">2.1.3 </w:t>
@@ -7124,14 +8853,27 @@
       <w:r>
         <w:t xml:space="preserve">Fig 2. </w:t>
       </w:r>
-      <w:fldSimple w:instr=" SEQ Fig_2. \* ARABIC ">
-        <w:r>
-          <w:rPr>
-            <w:noProof/>
-          </w:rPr>
-          <w:t>3</w:t>
-        </w:r>
-      </w:fldSimple>
+      <w:r>
+        <w:fldChar w:fldCharType="begin"/>
+      </w:r>
+      <w:r>
+        <w:instrText xml:space="preserve"> SEQ Fig_2. \* ARABIC </w:instrText>
+      </w:r>
+      <w:r>
+        <w:fldChar w:fldCharType="separate"/>
+      </w:r>
+      <w:r>
+        <w:rPr>
+          <w:noProof/>
+        </w:rPr>
+        <w:t>3</w:t>
+      </w:r>
+      <w:r>
+        <w:rPr>
+          <w:noProof/>
+        </w:rPr>
+        <w:fldChar w:fldCharType="end"/>
+      </w:r>
       <w:r>
         <w:t xml:space="preserve"> N-gram (10-gram) output</w:t>
       </w:r>
@@ -7187,7 +8929,7 @@
       <w:pPr>
         <w:pStyle w:val="Heading2"/>
       </w:pPr>
-      <w:bookmarkStart w:id="21" w:name="_Toc231553369"/>
+      <w:bookmarkStart w:id="21" w:name="_Toc232713104"/>
       <w:r>
         <w:t xml:space="preserve">2.2 </w:t>
       </w:r>
@@ -7271,14 +9013,27 @@
       <w:r>
         <w:t xml:space="preserve">Fig 2. </w:t>
       </w:r>
-      <w:fldSimple w:instr=" SEQ Fig_2. \* ARABIC ">
-        <w:r>
-          <w:rPr>
-            <w:noProof/>
-          </w:rPr>
-          <w:t>4</w:t>
-        </w:r>
-      </w:fldSimple>
+      <w:r>
+        <w:fldChar w:fldCharType="begin"/>
+      </w:r>
+      <w:r>
+        <w:instrText xml:space="preserve"> SEQ Fig_2. \* ARABIC </w:instrText>
+      </w:r>
+      <w:r>
+        <w:fldChar w:fldCharType="separate"/>
+      </w:r>
+      <w:r>
+        <w:rPr>
+          <w:noProof/>
+        </w:rPr>
+        <w:t>4</w:t>
+      </w:r>
+      <w:r>
+        <w:rPr>
+          <w:noProof/>
+        </w:rPr>
+        <w:fldChar w:fldCharType="end"/>
+      </w:r>
       <w:r>
         <w:t xml:space="preserve"> POS (Part-of-Speech) tagging output</w:t>
       </w:r>
@@ -7314,7 +9069,7 @@
       <w:pPr>
         <w:pStyle w:val="Heading2"/>
       </w:pPr>
-      <w:bookmarkStart w:id="23" w:name="_Toc231553370"/>
+      <w:bookmarkStart w:id="23" w:name="_Toc232713105"/>
       <w:r>
         <w:lastRenderedPageBreak/>
         <w:t xml:space="preserve">2.3 </w:t>
@@ -7399,14 +9154,27 @@
       <w:r>
         <w:t xml:space="preserve">Fig 2. </w:t>
       </w:r>
-      <w:fldSimple w:instr=" SEQ Fig_2. \* ARABIC ">
-        <w:r>
-          <w:rPr>
-            <w:noProof/>
-          </w:rPr>
-          <w:t>5</w:t>
-        </w:r>
-      </w:fldSimple>
+      <w:r>
+        <w:fldChar w:fldCharType="begin"/>
+      </w:r>
+      <w:r>
+        <w:instrText xml:space="preserve"> SEQ Fig_2. \* ARABIC </w:instrText>
+      </w:r>
+      <w:r>
+        <w:fldChar w:fldCharType="separate"/>
+      </w:r>
+      <w:r>
+        <w:rPr>
+          <w:noProof/>
+        </w:rPr>
+        <w:t>5</w:t>
+      </w:r>
+      <w:r>
+        <w:rPr>
+          <w:noProof/>
+        </w:rPr>
+        <w:fldChar w:fldCharType="end"/>
+      </w:r>
       <w:r>
         <w:t xml:space="preserve"> POS (Part-of-Speech) tagging </w:t>
       </w:r>
@@ -7440,7 +9208,7 @@
       <w:pPr>
         <w:pStyle w:val="Heading2"/>
       </w:pPr>
-      <w:bookmarkStart w:id="25" w:name="_Toc231553371"/>
+      <w:bookmarkStart w:id="25" w:name="_Toc232713106"/>
       <w:r>
         <w:t xml:space="preserve">2.4 </w:t>
       </w:r>
@@ -7524,14 +9292,27 @@
       <w:r>
         <w:t xml:space="preserve">Fig 2. </w:t>
       </w:r>
-      <w:fldSimple w:instr=" SEQ Fig_2. \* ARABIC ">
-        <w:r>
-          <w:rPr>
-            <w:noProof/>
-          </w:rPr>
-          <w:t>6</w:t>
-        </w:r>
-      </w:fldSimple>
+      <w:r>
+        <w:fldChar w:fldCharType="begin"/>
+      </w:r>
+      <w:r>
+        <w:instrText xml:space="preserve"> SEQ Fig_2. \* ARABIC </w:instrText>
+      </w:r>
+      <w:r>
+        <w:fldChar w:fldCharType="separate"/>
+      </w:r>
+      <w:r>
+        <w:rPr>
+          <w:noProof/>
+        </w:rPr>
+        <w:t>6</w:t>
+      </w:r>
+      <w:r>
+        <w:rPr>
+          <w:noProof/>
+        </w:rPr>
+        <w:fldChar w:fldCharType="end"/>
+      </w:r>
       <w:r>
         <w:t xml:space="preserve"> Language prediction using bigrams</w:t>
       </w:r>
@@ -7559,7 +9340,7 @@
       <w:pPr>
         <w:pStyle w:val="Heading2"/>
       </w:pPr>
-      <w:bookmarkStart w:id="27" w:name="_Toc231553372"/>
+      <w:bookmarkStart w:id="27" w:name="_Toc232713107"/>
       <w:r>
         <w:lastRenderedPageBreak/>
         <w:t xml:space="preserve">2.5 </w:t>
@@ -7644,14 +9425,27 @@
       <w:r>
         <w:t xml:space="preserve">Fig 2. </w:t>
       </w:r>
-      <w:fldSimple w:instr=" SEQ Fig_2. \* ARABIC ">
-        <w:r>
-          <w:rPr>
-            <w:noProof/>
-          </w:rPr>
-          <w:t>7</w:t>
-        </w:r>
-      </w:fldSimple>
+      <w:r>
+        <w:fldChar w:fldCharType="begin"/>
+      </w:r>
+      <w:r>
+        <w:instrText xml:space="preserve"> SEQ Fig_2. \* ARABIC </w:instrText>
+      </w:r>
+      <w:r>
+        <w:fldChar w:fldCharType="separate"/>
+      </w:r>
+      <w:r>
+        <w:rPr>
+          <w:noProof/>
+        </w:rPr>
+        <w:t>7</w:t>
+      </w:r>
+      <w:r>
+        <w:rPr>
+          <w:noProof/>
+        </w:rPr>
+        <w:fldChar w:fldCharType="end"/>
+      </w:r>
       <w:r>
         <w:t xml:space="preserve"> Sentence analysis output: tokenization, POS tags, and NER</w:t>
       </w:r>
@@ -7860,7 +9654,7 @@
         <w:pStyle w:val="Heading1"/>
         <w:spacing w:line="360" w:lineRule="auto"/>
       </w:pPr>
-      <w:bookmarkStart w:id="29" w:name="_Toc231553373"/>
+      <w:bookmarkStart w:id="29" w:name="_Toc232713108"/>
       <w:r>
         <w:lastRenderedPageBreak/>
         <w:t>WEEK 3: SEQUENCE PREDICTION AND HIDDEN STATE ANALYSIS</w:t>
@@ -7871,7 +9665,7 @@
       <w:pPr>
         <w:pStyle w:val="Heading2"/>
       </w:pPr>
-      <w:bookmarkStart w:id="30" w:name="_Toc231553374"/>
+      <w:bookmarkStart w:id="30" w:name="_Toc232713109"/>
       <w:r>
         <w:t xml:space="preserve">3.1 </w:t>
       </w:r>
@@ -7955,14 +9749,27 @@
       <w:r>
         <w:t xml:space="preserve">Fig 3. </w:t>
       </w:r>
-      <w:fldSimple w:instr=" SEQ Fig_3. \* ARABIC ">
-        <w:r>
-          <w:rPr>
-            <w:noProof/>
-          </w:rPr>
-          <w:t>1</w:t>
-        </w:r>
-      </w:fldSimple>
+      <w:r>
+        <w:fldChar w:fldCharType="begin"/>
+      </w:r>
+      <w:r>
+        <w:instrText xml:space="preserve"> SEQ Fig_3. \* ARABIC </w:instrText>
+      </w:r>
+      <w:r>
+        <w:fldChar w:fldCharType="separate"/>
+      </w:r>
+      <w:r>
+        <w:rPr>
+          <w:noProof/>
+        </w:rPr>
+        <w:t>1</w:t>
+      </w:r>
+      <w:r>
+        <w:rPr>
+          <w:noProof/>
+        </w:rPr>
+        <w:fldChar w:fldCharType="end"/>
+      </w:r>
       <w:r>
         <w:t xml:space="preserve"> Sequence labeling code and output</w:t>
       </w:r>
@@ -8008,7 +9815,7 @@
       <w:pPr>
         <w:pStyle w:val="Heading2"/>
       </w:pPr>
-      <w:bookmarkStart w:id="32" w:name="_Toc231553375"/>
+      <w:bookmarkStart w:id="32" w:name="_Toc232713110"/>
       <w:r>
         <w:t xml:space="preserve">3.2 </w:t>
       </w:r>
@@ -8092,14 +9899,27 @@
       <w:r>
         <w:t xml:space="preserve">Fig 3. </w:t>
       </w:r>
-      <w:fldSimple w:instr=" SEQ Fig_3. \* ARABIC ">
-        <w:r>
-          <w:rPr>
-            <w:noProof/>
-          </w:rPr>
-          <w:t>2</w:t>
-        </w:r>
-      </w:fldSimple>
+      <w:r>
+        <w:fldChar w:fldCharType="begin"/>
+      </w:r>
+      <w:r>
+        <w:instrText xml:space="preserve"> SEQ Fig_3. \* ARABIC </w:instrText>
+      </w:r>
+      <w:r>
+        <w:fldChar w:fldCharType="separate"/>
+      </w:r>
+      <w:r>
+        <w:rPr>
+          <w:noProof/>
+        </w:rPr>
+        <w:t>2</w:t>
+      </w:r>
+      <w:r>
+        <w:rPr>
+          <w:noProof/>
+        </w:rPr>
+        <w:fldChar w:fldCharType="end"/>
+      </w:r>
       <w:r>
         <w:t xml:space="preserve"> HMM (Hidden Markov Model) structure output</w:t>
       </w:r>
@@ -8135,7 +9955,7 @@
       <w:pPr>
         <w:pStyle w:val="Heading2"/>
       </w:pPr>
-      <w:bookmarkStart w:id="34" w:name="_Toc231553376"/>
+      <w:bookmarkStart w:id="34" w:name="_Toc232713111"/>
       <w:r>
         <w:lastRenderedPageBreak/>
         <w:t xml:space="preserve">3.3 </w:t>
@@ -8220,14 +10040,27 @@
       <w:r>
         <w:t xml:space="preserve">Fig 3. </w:t>
       </w:r>
-      <w:fldSimple w:instr=" SEQ Fig_3. \* ARABIC ">
-        <w:r>
-          <w:rPr>
-            <w:noProof/>
-          </w:rPr>
-          <w:t>3</w:t>
-        </w:r>
-      </w:fldSimple>
+      <w:r>
+        <w:fldChar w:fldCharType="begin"/>
+      </w:r>
+      <w:r>
+        <w:instrText xml:space="preserve"> SEQ Fig_3. \* ARABIC </w:instrText>
+      </w:r>
+      <w:r>
+        <w:fldChar w:fldCharType="separate"/>
+      </w:r>
+      <w:r>
+        <w:rPr>
+          <w:noProof/>
+        </w:rPr>
+        <w:t>3</w:t>
+      </w:r>
+      <w:r>
+        <w:rPr>
+          <w:noProof/>
+        </w:rPr>
+        <w:fldChar w:fldCharType="end"/>
+      </w:r>
       <w:r>
         <w:t xml:space="preserve"> NER (Named Entity Recognition) code and output</w:t>
       </w:r>
@@ -8297,7 +10130,7 @@
       <w:pPr>
         <w:pStyle w:val="Heading2"/>
       </w:pPr>
-      <w:bookmarkStart w:id="36" w:name="_Toc231553377"/>
+      <w:bookmarkStart w:id="36" w:name="_Toc232713112"/>
       <w:r>
         <w:t xml:space="preserve">3. 4 </w:t>
       </w:r>
@@ -8375,14 +10208,27 @@
       <w:r>
         <w:t xml:space="preserve">Fig 3. </w:t>
       </w:r>
-      <w:fldSimple w:instr=" SEQ Fig_3. \* ARABIC ">
-        <w:r>
-          <w:rPr>
-            <w:noProof/>
-          </w:rPr>
-          <w:t>4</w:t>
-        </w:r>
-      </w:fldSimple>
+      <w:r>
+        <w:fldChar w:fldCharType="begin"/>
+      </w:r>
+      <w:r>
+        <w:instrText xml:space="preserve"> SEQ Fig_3. \* ARABIC </w:instrText>
+      </w:r>
+      <w:r>
+        <w:fldChar w:fldCharType="separate"/>
+      </w:r>
+      <w:r>
+        <w:rPr>
+          <w:noProof/>
+        </w:rPr>
+        <w:t>4</w:t>
+      </w:r>
+      <w:r>
+        <w:rPr>
+          <w:noProof/>
+        </w:rPr>
+        <w:fldChar w:fldCharType="end"/>
+      </w:r>
       <w:r>
         <w:t xml:space="preserve"> Sentence labeling for sentiment analysis using </w:t>
       </w:r>
@@ -8436,7 +10282,7 @@
       <w:pPr>
         <w:pStyle w:val="Heading2"/>
       </w:pPr>
-      <w:bookmarkStart w:id="38" w:name="_Toc231553378"/>
+      <w:bookmarkStart w:id="38" w:name="_Toc232713113"/>
       <w:r>
         <w:lastRenderedPageBreak/>
         <w:t xml:space="preserve">3.5 </w:t>
@@ -8522,14 +10368,27 @@
       <w:r>
         <w:t xml:space="preserve">Fig 3. </w:t>
       </w:r>
-      <w:fldSimple w:instr=" SEQ Fig_3. \* ARABIC ">
-        <w:r>
-          <w:rPr>
-            <w:noProof/>
-          </w:rPr>
-          <w:t>5</w:t>
-        </w:r>
-      </w:fldSimple>
+      <w:r>
+        <w:fldChar w:fldCharType="begin"/>
+      </w:r>
+      <w:r>
+        <w:instrText xml:space="preserve"> SEQ Fig_3. \* ARABIC </w:instrText>
+      </w:r>
+      <w:r>
+        <w:fldChar w:fldCharType="separate"/>
+      </w:r>
+      <w:r>
+        <w:rPr>
+          <w:noProof/>
+        </w:rPr>
+        <w:t>5</w:t>
+      </w:r>
+      <w:r>
+        <w:rPr>
+          <w:noProof/>
+        </w:rPr>
+        <w:fldChar w:fldCharType="end"/>
+      </w:r>
       <w:r>
         <w:t xml:space="preserve"> Movie Reviews dataset used in training and testing the model</w:t>
       </w:r>
@@ -8756,7 +10615,7 @@
         <w:pStyle w:val="Heading1"/>
         <w:spacing w:line="360" w:lineRule="auto"/>
       </w:pPr>
-      <w:bookmarkStart w:id="40" w:name="_Toc231553379"/>
+      <w:bookmarkStart w:id="40" w:name="_Toc232713114"/>
       <w:r>
         <w:lastRenderedPageBreak/>
         <w:t>WEEK 4: SYNTACTIC AND SEMANTIC ANALYSIS</w:t>
@@ -8768,7 +10627,7 @@
         <w:pStyle w:val="Heading2"/>
         <w:spacing w:line="360" w:lineRule="auto"/>
       </w:pPr>
-      <w:bookmarkStart w:id="41" w:name="_Toc231553380"/>
+      <w:bookmarkStart w:id="41" w:name="_Toc232713115"/>
       <w:r>
         <w:t xml:space="preserve">4.1 </w:t>
       </w:r>
@@ -8782,7 +10641,7 @@
         <w:pStyle w:val="Heading3"/>
         <w:spacing w:line="360" w:lineRule="auto"/>
       </w:pPr>
-      <w:bookmarkStart w:id="42" w:name="_Toc231553381"/>
+      <w:bookmarkStart w:id="42" w:name="_Toc232713116"/>
       <w:r>
         <w:t>4.1</w:t>
       </w:r>
@@ -8869,27 +10728,14 @@
       <w:r>
         <w:t xml:space="preserve">Fig. 4. </w:t>
       </w:r>
-      <w:r>
-        <w:fldChar w:fldCharType="begin"/>
-      </w:r>
-      <w:r>
-        <w:instrText xml:space="preserve"> SEQ Fig._4. \* ARABIC </w:instrText>
-      </w:r>
-      <w:r>
-        <w:fldChar w:fldCharType="separate"/>
-      </w:r>
-      <w:r>
-        <w:rPr>
-          <w:noProof/>
-        </w:rPr>
-        <w:t>1</w:t>
-      </w:r>
-      <w:r>
-        <w:rPr>
-          <w:noProof/>
-        </w:rPr>
-        <w:fldChar w:fldCharType="end"/>
-      </w:r>
+      <w:fldSimple w:instr=" SEQ Fig._4. \* ARABIC ">
+        <w:r>
+          <w:rPr>
+            <w:noProof/>
+          </w:rPr>
+          <w:t>1</w:t>
+        </w:r>
+      </w:fldSimple>
       <w:r>
         <w:t xml:space="preserve"> Dependency parsing using the </w:t>
       </w:r>
@@ -8952,7 +10798,7 @@
         <w:pStyle w:val="Heading3"/>
         <w:spacing w:line="360" w:lineRule="auto"/>
       </w:pPr>
-      <w:bookmarkStart w:id="44" w:name="_Toc231553382"/>
+      <w:bookmarkStart w:id="44" w:name="_Toc232713117"/>
       <w:r>
         <w:t>4.</w:t>
       </w:r>
@@ -9039,27 +10885,14 @@
       <w:r>
         <w:t xml:space="preserve">Fig. 4. </w:t>
       </w:r>
-      <w:r>
-        <w:fldChar w:fldCharType="begin"/>
-      </w:r>
-      <w:r>
-        <w:instrText xml:space="preserve"> SEQ Fig._4. \* ARABIC </w:instrText>
-      </w:r>
-      <w:r>
-        <w:fldChar w:fldCharType="separate"/>
-      </w:r>
-      <w:r>
-        <w:rPr>
-          <w:noProof/>
-        </w:rPr>
-        <w:t>2</w:t>
-      </w:r>
-      <w:r>
-        <w:rPr>
-          <w:noProof/>
-        </w:rPr>
-        <w:fldChar w:fldCharType="end"/>
-      </w:r>
+      <w:fldSimple w:instr=" SEQ Fig._4. \* ARABIC ">
+        <w:r>
+          <w:rPr>
+            <w:noProof/>
+          </w:rPr>
+          <w:t>2</w:t>
+        </w:r>
+      </w:fldSimple>
       <w:r>
         <w:t xml:space="preserve"> Semantic similarity analysis between two statements</w:t>
       </w:r>
@@ -9088,7 +10921,7 @@
         <w:pStyle w:val="Heading2"/>
         <w:spacing w:line="360" w:lineRule="auto"/>
       </w:pPr>
-      <w:bookmarkStart w:id="46" w:name="_Toc231553383"/>
+      <w:bookmarkStart w:id="46" w:name="_Toc232713118"/>
       <w:r>
         <w:lastRenderedPageBreak/>
         <w:t xml:space="preserve">4.2 </w:t>
@@ -9106,7 +10939,7 @@
         <w:pStyle w:val="Heading3"/>
         <w:spacing w:line="360" w:lineRule="auto"/>
       </w:pPr>
-      <w:bookmarkStart w:id="47" w:name="_Toc231553384"/>
+      <w:bookmarkStart w:id="47" w:name="_Toc232713119"/>
       <w:r>
         <w:t>4.</w:t>
       </w:r>
@@ -9193,27 +11026,14 @@
       <w:r>
         <w:t xml:space="preserve">Fig. 4. </w:t>
       </w:r>
-      <w:r>
-        <w:fldChar w:fldCharType="begin"/>
-      </w:r>
-      <w:r>
-        <w:instrText xml:space="preserve"> SEQ Fig._4. \* ARABIC </w:instrText>
-      </w:r>
-      <w:r>
-        <w:fldChar w:fldCharType="separate"/>
-      </w:r>
-      <w:r>
-        <w:rPr>
-          <w:noProof/>
-        </w:rPr>
-        <w:t>3</w:t>
-      </w:r>
-      <w:r>
-        <w:rPr>
-          <w:noProof/>
-        </w:rPr>
-        <w:fldChar w:fldCharType="end"/>
-      </w:r>
+      <w:fldSimple w:instr=" SEQ Fig._4. \* ARABIC ">
+        <w:r>
+          <w:rPr>
+            <w:noProof/>
+          </w:rPr>
+          <w:t>3</w:t>
+        </w:r>
+      </w:fldSimple>
       <w:r>
         <w:t xml:space="preserve"> Dependency analysis on text using </w:t>
       </w:r>
@@ -9317,27 +11137,14 @@
       <w:r>
         <w:t xml:space="preserve">Fig. 4. </w:t>
       </w:r>
-      <w:r>
-        <w:fldChar w:fldCharType="begin"/>
-      </w:r>
-      <w:r>
-        <w:instrText xml:space="preserve"> SEQ Fig._4. \* ARABIC </w:instrText>
-      </w:r>
-      <w:r>
-        <w:fldChar w:fldCharType="separate"/>
-      </w:r>
-      <w:r>
-        <w:rPr>
-          <w:noProof/>
-        </w:rPr>
-        <w:t>4</w:t>
-      </w:r>
-      <w:r>
-        <w:rPr>
-          <w:noProof/>
-        </w:rPr>
-        <w:fldChar w:fldCharType="end"/>
-      </w:r>
+      <w:fldSimple w:instr=" SEQ Fig._4. \* ARABIC ">
+        <w:r>
+          <w:rPr>
+            <w:noProof/>
+          </w:rPr>
+          <w:t>4</w:t>
+        </w:r>
+      </w:fldSimple>
       <w:r>
         <w:t xml:space="preserve"> Dependency analysis using </w:t>
       </w:r>
@@ -9410,7 +11217,7 @@
         <w:pStyle w:val="Heading3"/>
         <w:spacing w:line="360" w:lineRule="auto"/>
       </w:pPr>
-      <w:bookmarkStart w:id="50" w:name="_Toc231553385"/>
+      <w:bookmarkStart w:id="50" w:name="_Toc232713120"/>
       <w:r>
         <w:lastRenderedPageBreak/>
         <w:t>4.</w:t>
@@ -9428,7 +11235,7 @@
         <w:pStyle w:val="Heading4"/>
         <w:spacing w:line="360" w:lineRule="auto"/>
       </w:pPr>
-      <w:bookmarkStart w:id="51" w:name="_Toc231553386"/>
+      <w:bookmarkStart w:id="51" w:name="_Toc232713121"/>
       <w:r>
         <w:t>4.</w:t>
       </w:r>
@@ -9525,27 +11332,14 @@
       <w:r>
         <w:t xml:space="preserve">Fig. 4. </w:t>
       </w:r>
-      <w:r>
-        <w:fldChar w:fldCharType="begin"/>
-      </w:r>
-      <w:r>
-        <w:instrText xml:space="preserve"> SEQ Fig._4. \* ARABIC </w:instrText>
-      </w:r>
-      <w:r>
-        <w:fldChar w:fldCharType="separate"/>
-      </w:r>
-      <w:r>
-        <w:rPr>
-          <w:noProof/>
-        </w:rPr>
-        <w:t>5</w:t>
-      </w:r>
-      <w:r>
-        <w:rPr>
-          <w:noProof/>
-        </w:rPr>
-        <w:fldChar w:fldCharType="end"/>
-      </w:r>
+      <w:fldSimple w:instr=" SEQ Fig._4. \* ARABIC ">
+        <w:r>
+          <w:rPr>
+            <w:noProof/>
+          </w:rPr>
+          <w:t>5</w:t>
+        </w:r>
+      </w:fldSimple>
       <w:r>
         <w:t xml:space="preserve"> Semantic similarity comparison between similar statements</w:t>
       </w:r>
@@ -9648,27 +11442,14 @@
       <w:r>
         <w:t xml:space="preserve">Fig. 4. </w:t>
       </w:r>
-      <w:r>
-        <w:fldChar w:fldCharType="begin"/>
-      </w:r>
-      <w:r>
-        <w:instrText xml:space="preserve"> SEQ Fig._4. \* ARABIC </w:instrText>
-      </w:r>
-      <w:r>
-        <w:fldChar w:fldCharType="separate"/>
-      </w:r>
-      <w:r>
-        <w:rPr>
-          <w:noProof/>
-        </w:rPr>
-        <w:t>6</w:t>
-      </w:r>
-      <w:r>
-        <w:rPr>
-          <w:noProof/>
-        </w:rPr>
-        <w:fldChar w:fldCharType="end"/>
-      </w:r>
+      <w:fldSimple w:instr=" SEQ Fig._4. \* ARABIC ">
+        <w:r>
+          <w:rPr>
+            <w:noProof/>
+          </w:rPr>
+          <w:t>6</w:t>
+        </w:r>
+      </w:fldSimple>
       <w:r>
         <w:t xml:space="preserve"> </w:t>
       </w:r>
@@ -9723,7 +11504,7 @@
         <w:pStyle w:val="Heading4"/>
         <w:spacing w:line="360" w:lineRule="auto"/>
       </w:pPr>
-      <w:bookmarkStart w:id="54" w:name="_Toc231553387"/>
+      <w:bookmarkStart w:id="54" w:name="_Toc232713122"/>
       <w:r>
         <w:t>4.</w:t>
       </w:r>
@@ -9820,27 +11601,14 @@
       <w:r>
         <w:t xml:space="preserve">Fig. 4. </w:t>
       </w:r>
-      <w:r>
-        <w:fldChar w:fldCharType="begin"/>
-      </w:r>
-      <w:r>
-        <w:instrText xml:space="preserve"> SEQ Fig._4. \* ARABIC </w:instrText>
-      </w:r>
-      <w:r>
-        <w:fldChar w:fldCharType="separate"/>
-      </w:r>
-      <w:r>
-        <w:rPr>
-          <w:noProof/>
-        </w:rPr>
-        <w:t>7</w:t>
-      </w:r>
-      <w:r>
-        <w:rPr>
-          <w:noProof/>
-        </w:rPr>
-        <w:fldChar w:fldCharType="end"/>
-      </w:r>
+      <w:fldSimple w:instr=" SEQ Fig._4. \* ARABIC ">
+        <w:r>
+          <w:rPr>
+            <w:noProof/>
+          </w:rPr>
+          <w:t>7</w:t>
+        </w:r>
+      </w:fldSimple>
       <w:r>
         <w:t xml:space="preserve"> </w:t>
       </w:r>
@@ -9995,27 +11763,14 @@
       <w:r>
         <w:t xml:space="preserve">Fig. 4. </w:t>
       </w:r>
-      <w:r>
-        <w:fldChar w:fldCharType="begin"/>
-      </w:r>
-      <w:r>
-        <w:instrText xml:space="preserve"> SEQ Fig._4. \* ARABIC </w:instrText>
-      </w:r>
-      <w:r>
-        <w:fldChar w:fldCharType="separate"/>
-      </w:r>
-      <w:r>
-        <w:rPr>
-          <w:noProof/>
-        </w:rPr>
-        <w:t>8</w:t>
-      </w:r>
-      <w:r>
-        <w:rPr>
-          <w:noProof/>
-        </w:rPr>
-        <w:fldChar w:fldCharType="end"/>
-      </w:r>
+      <w:fldSimple w:instr=" SEQ Fig._4. \* ARABIC ">
+        <w:r>
+          <w:rPr>
+            <w:noProof/>
+          </w:rPr>
+          <w:t>8</w:t>
+        </w:r>
+      </w:fldSimple>
       <w:r>
         <w:t xml:space="preserve"> </w:t>
       </w:r>
@@ -10308,7 +12063,7 @@
         <w:pStyle w:val="Heading1"/>
         <w:spacing w:line="360" w:lineRule="auto"/>
       </w:pPr>
-      <w:bookmarkStart w:id="57" w:name="_Toc231553388"/>
+      <w:bookmarkStart w:id="57" w:name="_Toc232713123"/>
       <w:r>
         <w:lastRenderedPageBreak/>
         <w:t>WEEK 5: MINI-NLP PROJECT</w:t>
@@ -10323,7 +12078,7 @@
         <w:pStyle w:val="Heading2"/>
         <w:spacing w:line="360" w:lineRule="auto"/>
       </w:pPr>
-      <w:bookmarkStart w:id="58" w:name="_Toc231553389"/>
+      <w:bookmarkStart w:id="58" w:name="_Toc232713124"/>
       <w:r>
         <w:t xml:space="preserve">5.1 </w:t>
       </w:r>
@@ -10343,7 +12098,7 @@
         <w:pStyle w:val="Heading3"/>
         <w:spacing w:line="360" w:lineRule="auto"/>
       </w:pPr>
-      <w:bookmarkStart w:id="59" w:name="_Toc231553390"/>
+      <w:bookmarkStart w:id="59" w:name="_Toc232713125"/>
       <w:r>
         <w:t>5.1</w:t>
       </w:r>
@@ -10430,27 +12185,14 @@
       <w:r>
         <w:t xml:space="preserve">Fig. 5. </w:t>
       </w:r>
-      <w:r>
-        <w:fldChar w:fldCharType="begin"/>
-      </w:r>
-      <w:r>
-        <w:instrText xml:space="preserve"> SEQ Fig._5. \* ARABIC </w:instrText>
-      </w:r>
-      <w:r>
-        <w:fldChar w:fldCharType="separate"/>
-      </w:r>
-      <w:r>
-        <w:rPr>
-          <w:noProof/>
-        </w:rPr>
-        <w:t>1</w:t>
-      </w:r>
-      <w:r>
-        <w:rPr>
-          <w:noProof/>
-        </w:rPr>
-        <w:fldChar w:fldCharType="end"/>
-      </w:r>
+      <w:fldSimple w:instr=" SEQ Fig._5. \* ARABIC ">
+        <w:r>
+          <w:rPr>
+            <w:noProof/>
+          </w:rPr>
+          <w:t>1</w:t>
+        </w:r>
+      </w:fldSimple>
       <w:r>
         <w:t xml:space="preserve"> Complete NLP process</w:t>
       </w:r>
@@ -10479,7 +12221,7 @@
         <w:pStyle w:val="Heading3"/>
         <w:spacing w:line="360" w:lineRule="auto"/>
       </w:pPr>
-      <w:bookmarkStart w:id="61" w:name="_Toc231553391"/>
+      <w:bookmarkStart w:id="61" w:name="_Toc232713126"/>
       <w:r>
         <w:t>5.</w:t>
       </w:r>
@@ -10566,27 +12308,14 @@
       <w:r>
         <w:t xml:space="preserve">Fig. 5. </w:t>
       </w:r>
-      <w:r>
-        <w:fldChar w:fldCharType="begin"/>
-      </w:r>
-      <w:r>
-        <w:instrText xml:space="preserve"> SEQ Fig._5. \* ARABIC </w:instrText>
-      </w:r>
-      <w:r>
-        <w:fldChar w:fldCharType="separate"/>
-      </w:r>
-      <w:r>
-        <w:rPr>
-          <w:noProof/>
-        </w:rPr>
-        <w:t>2</w:t>
-      </w:r>
-      <w:r>
-        <w:rPr>
-          <w:noProof/>
-        </w:rPr>
-        <w:fldChar w:fldCharType="end"/>
-      </w:r>
+      <w:fldSimple w:instr=" SEQ Fig._5. \* ARABIC ">
+        <w:r>
+          <w:rPr>
+            <w:noProof/>
+          </w:rPr>
+          <w:t>2</w:t>
+        </w:r>
+      </w:fldSimple>
       <w:r>
         <w:t xml:space="preserve"> Mini chatbot simulation</w:t>
       </w:r>
@@ -10624,7 +12353,7 @@
         <w:pStyle w:val="Heading2"/>
         <w:spacing w:line="360" w:lineRule="auto"/>
       </w:pPr>
-      <w:bookmarkStart w:id="63" w:name="_Toc231553392"/>
+      <w:bookmarkStart w:id="63" w:name="_Toc232713127"/>
       <w:r>
         <w:t xml:space="preserve">5.2 </w:t>
       </w:r>
@@ -10708,27 +12437,14 @@
       <w:r>
         <w:t xml:space="preserve">Fig. 5. </w:t>
       </w:r>
-      <w:r>
-        <w:fldChar w:fldCharType="begin"/>
-      </w:r>
-      <w:r>
-        <w:instrText xml:space="preserve"> SEQ Fig._5. \* ARABIC </w:instrText>
-      </w:r>
-      <w:r>
-        <w:fldChar w:fldCharType="separate"/>
-      </w:r>
-      <w:r>
-        <w:rPr>
-          <w:noProof/>
-        </w:rPr>
-        <w:t>3</w:t>
-      </w:r>
-      <w:r>
-        <w:rPr>
-          <w:noProof/>
-        </w:rPr>
-        <w:fldChar w:fldCharType="end"/>
-      </w:r>
+      <w:fldSimple w:instr=" SEQ Fig._5. \* ARABIC ">
+        <w:r>
+          <w:rPr>
+            <w:noProof/>
+          </w:rPr>
+          <w:t>3</w:t>
+        </w:r>
+      </w:fldSimple>
       <w:r>
         <w:t xml:space="preserve"> </w:t>
       </w:r>
@@ -10776,6 +12492,1384 @@
           <w:szCs w:val="24"/>
         </w:rPr>
         <w:t xml:space="preserve"> API. The model is fed a prompt guiding it on how to response on the various actions, including greetings and academic queries. The chatbot understands the context and synonyms of words, which is better compared to the rule-based approach in Fig. 5.2 above.</w:t>
+      </w:r>
+    </w:p>
+    <w:p>
+      <w:pPr>
+        <w:rPr>
+          <w:rFonts w:ascii="Times New Roman" w:hAnsi="Times New Roman" w:cs="Times New Roman"/>
+          <w:sz w:val="24"/>
+          <w:szCs w:val="24"/>
+        </w:rPr>
+      </w:pPr>
+    </w:p>
+    <w:p>
+      <w:pPr>
+        <w:rPr>
+          <w:rFonts w:ascii="Times New Roman" w:hAnsi="Times New Roman" w:cs="Times New Roman"/>
+          <w:sz w:val="24"/>
+          <w:szCs w:val="24"/>
+        </w:rPr>
+      </w:pPr>
+    </w:p>
+    <w:p>
+      <w:pPr>
+        <w:rPr>
+          <w:rFonts w:ascii="Times New Roman" w:hAnsi="Times New Roman" w:cs="Times New Roman"/>
+          <w:sz w:val="24"/>
+          <w:szCs w:val="24"/>
+        </w:rPr>
+      </w:pPr>
+    </w:p>
+    <w:p>
+      <w:pPr>
+        <w:rPr>
+          <w:rFonts w:ascii="Times New Roman" w:hAnsi="Times New Roman" w:cs="Times New Roman"/>
+          <w:sz w:val="24"/>
+          <w:szCs w:val="24"/>
+        </w:rPr>
+      </w:pPr>
+    </w:p>
+    <w:p>
+      <w:pPr>
+        <w:jc w:val="center"/>
+        <w:rPr>
+          <w:rFonts w:ascii="Times New Roman" w:hAnsi="Times New Roman" w:cs="Times New Roman"/>
+          <w:sz w:val="24"/>
+          <w:szCs w:val="24"/>
+        </w:rPr>
+      </w:pPr>
+    </w:p>
+    <w:p>
+      <w:pPr>
+        <w:jc w:val="center"/>
+        <w:rPr>
+          <w:rFonts w:ascii="Times New Roman" w:hAnsi="Times New Roman" w:cs="Times New Roman"/>
+          <w:sz w:val="24"/>
+          <w:szCs w:val="24"/>
+        </w:rPr>
+      </w:pPr>
+    </w:p>
+    <w:p>
+      <w:pPr>
+        <w:jc w:val="center"/>
+        <w:rPr>
+          <w:rFonts w:ascii="Times New Roman" w:hAnsi="Times New Roman" w:cs="Times New Roman"/>
+          <w:sz w:val="24"/>
+          <w:szCs w:val="24"/>
+        </w:rPr>
+      </w:pPr>
+    </w:p>
+    <w:p>
+      <w:pPr>
+        <w:jc w:val="center"/>
+        <w:rPr>
+          <w:rFonts w:ascii="Times New Roman" w:hAnsi="Times New Roman" w:cs="Times New Roman"/>
+          <w:sz w:val="24"/>
+          <w:szCs w:val="24"/>
+        </w:rPr>
+      </w:pPr>
+    </w:p>
+    <w:p>
+      <w:pPr>
+        <w:jc w:val="center"/>
+        <w:rPr>
+          <w:rFonts w:ascii="Times New Roman" w:hAnsi="Times New Roman" w:cs="Times New Roman"/>
+          <w:sz w:val="24"/>
+          <w:szCs w:val="24"/>
+        </w:rPr>
+      </w:pPr>
+    </w:p>
+    <w:p>
+      <w:pPr>
+        <w:pStyle w:val="Heading1"/>
+        <w:spacing w:line="360" w:lineRule="auto"/>
+      </w:pPr>
+      <w:bookmarkStart w:id="65" w:name="_Toc232713128"/>
+      <w:r>
+        <w:lastRenderedPageBreak/>
+        <w:t>WEEK 6: WORD EMBEDDINGS AND DISTRIBUTED REPRESENTATIONS</w:t>
+      </w:r>
+      <w:bookmarkEnd w:id="65"/>
+    </w:p>
+    <w:p>
+      <w:pPr>
+        <w:pStyle w:val="Heading2"/>
+        <w:spacing w:line="360" w:lineRule="auto"/>
+      </w:pPr>
+      <w:bookmarkStart w:id="66" w:name="_Toc232713129"/>
+      <w:r>
+        <w:t>6.1 Training a Word2Vec Model</w:t>
+      </w:r>
+      <w:bookmarkEnd w:id="66"/>
+    </w:p>
+    <w:p>
+      <w:pPr>
+        <w:spacing w:line="360" w:lineRule="auto"/>
+        <w:rPr>
+          <w:rFonts w:ascii="Times New Roman" w:hAnsi="Times New Roman" w:cs="Times New Roman"/>
+          <w:sz w:val="24"/>
+          <w:szCs w:val="24"/>
+        </w:rPr>
+      </w:pPr>
+      <w:r>
+        <w:rPr>
+          <w:rFonts w:ascii="Times New Roman" w:hAnsi="Times New Roman" w:cs="Times New Roman"/>
+          <w:noProof/>
+          <w:sz w:val="24"/>
+          <w:szCs w:val="24"/>
+        </w:rPr>
+        <w:drawing>
+          <wp:inline distT="0" distB="0" distL="0" distR="0" wp14:anchorId="6A0C3E94" wp14:editId="65CA2528">
+            <wp:extent cx="5943600" cy="1558925"/>
+            <wp:effectExtent l="0" t="0" r="0" b="3175"/>
+            <wp:docPr id="31" name="Picture 31"/>
+            <wp:cNvGraphicFramePr>
+              <a:graphicFrameLocks xmlns:a="http://schemas.openxmlformats.org/drawingml/2006/main" noChangeAspect="1"/>
+            </wp:cNvGraphicFramePr>
+            <a:graphic xmlns:a="http://schemas.openxmlformats.org/drawingml/2006/main">
+              <a:graphicData uri="http://schemas.openxmlformats.org/drawingml/2006/picture">
+                <pic:pic xmlns:pic="http://schemas.openxmlformats.org/drawingml/2006/picture">
+                  <pic:nvPicPr>
+                    <pic:cNvPr id="31" name="Picture 31"/>
+                    <pic:cNvPicPr/>
+                  </pic:nvPicPr>
+                  <pic:blipFill>
+                    <a:blip r:embed="rId41">
+                      <a:extLst>
+                        <a:ext uri="{28A0092B-C50C-407E-A947-70E740481C1C}">
+                          <a14:useLocalDpi xmlns:a14="http://schemas.microsoft.com/office/drawing/2010/main" val="0"/>
+                        </a:ext>
+                      </a:extLst>
+                    </a:blip>
+                    <a:stretch>
+                      <a:fillRect/>
+                    </a:stretch>
+                  </pic:blipFill>
+                  <pic:spPr>
+                    <a:xfrm>
+                      <a:off x="0" y="0"/>
+                      <a:ext cx="5943600" cy="1558925"/>
+                    </a:xfrm>
+                    <a:prstGeom prst="rect">
+                      <a:avLst/>
+                    </a:prstGeom>
+                  </pic:spPr>
+                </pic:pic>
+              </a:graphicData>
+            </a:graphic>
+          </wp:inline>
+        </w:drawing>
+      </w:r>
+    </w:p>
+    <w:p>
+      <w:pPr>
+        <w:pStyle w:val="Caption"/>
+        <w:spacing w:line="360" w:lineRule="auto"/>
+        <w:rPr>
+          <w:rFonts w:cs="Times New Roman"/>
+          <w:sz w:val="24"/>
+          <w:szCs w:val="24"/>
+        </w:rPr>
+      </w:pPr>
+      <w:bookmarkStart w:id="67" w:name="_Toc232713139"/>
+      <w:r>
+        <w:t xml:space="preserve">Fig 6. </w:t>
+      </w:r>
+      <w:fldSimple w:instr=" SEQ Fig_6. \* ARABIC ">
+        <w:r>
+          <w:rPr>
+            <w:noProof/>
+          </w:rPr>
+          <w:t>1</w:t>
+        </w:r>
+      </w:fldSimple>
+      <w:r>
+        <w:t xml:space="preserve"> Training a Word2Vec model</w:t>
+      </w:r>
+      <w:bookmarkEnd w:id="67"/>
+    </w:p>
+    <w:p>
+      <w:pPr>
+        <w:spacing w:line="360" w:lineRule="auto"/>
+        <w:rPr>
+          <w:rFonts w:ascii="Times New Roman" w:hAnsi="Times New Roman" w:cs="Times New Roman"/>
+          <w:sz w:val="24"/>
+          <w:szCs w:val="24"/>
+        </w:rPr>
+      </w:pPr>
+      <w:r>
+        <w:rPr>
+          <w:rFonts w:ascii="Times New Roman" w:hAnsi="Times New Roman" w:cs="Times New Roman"/>
+          <w:sz w:val="24"/>
+          <w:szCs w:val="24"/>
+        </w:rPr>
+        <w:t>Fig. 6.1 above shows an instance of training a Word2Vec model on the data's sentences. The model specifies a constant vector size of 100 for all the statements. The model captures the semantic meaning of the words, making it highly efficient.</w:t>
+      </w:r>
+    </w:p>
+    <w:p>
+      <w:pPr>
+        <w:pStyle w:val="Heading2"/>
+        <w:spacing w:line="360" w:lineRule="auto"/>
+      </w:pPr>
+      <w:bookmarkStart w:id="68" w:name="_Toc232713130"/>
+      <w:r>
+        <w:t>6.2 Word Similarity Analysis</w:t>
+      </w:r>
+      <w:bookmarkEnd w:id="68"/>
+    </w:p>
+    <w:p>
+      <w:pPr>
+        <w:spacing w:line="360" w:lineRule="auto"/>
+        <w:rPr>
+          <w:rFonts w:ascii="Times New Roman" w:hAnsi="Times New Roman" w:cs="Times New Roman"/>
+          <w:sz w:val="24"/>
+          <w:szCs w:val="24"/>
+        </w:rPr>
+      </w:pPr>
+      <w:r>
+        <w:rPr>
+          <w:rFonts w:ascii="Times New Roman" w:hAnsi="Times New Roman" w:cs="Times New Roman"/>
+          <w:sz w:val="24"/>
+          <w:szCs w:val="24"/>
+        </w:rPr>
+        <w:drawing>
+          <wp:inline distT="0" distB="0" distL="0" distR="0" wp14:anchorId="08EAC32D" wp14:editId="0D0EAAA8">
+            <wp:extent cx="5943600" cy="2262505"/>
+            <wp:effectExtent l="0" t="0" r="0" b="4445"/>
+            <wp:docPr id="30" name="Picture 30"/>
+            <wp:cNvGraphicFramePr>
+              <a:graphicFrameLocks xmlns:a="http://schemas.openxmlformats.org/drawingml/2006/main" noChangeAspect="1"/>
+            </wp:cNvGraphicFramePr>
+            <a:graphic xmlns:a="http://schemas.openxmlformats.org/drawingml/2006/main">
+              <a:graphicData uri="http://schemas.openxmlformats.org/drawingml/2006/picture">
+                <pic:pic xmlns:pic="http://schemas.openxmlformats.org/drawingml/2006/picture">
+                  <pic:nvPicPr>
+                    <pic:cNvPr id="1" name=""/>
+                    <pic:cNvPicPr/>
+                  </pic:nvPicPr>
+                  <pic:blipFill>
+                    <a:blip r:embed="rId42"/>
+                    <a:stretch>
+                      <a:fillRect/>
+                    </a:stretch>
+                  </pic:blipFill>
+                  <pic:spPr>
+                    <a:xfrm>
+                      <a:off x="0" y="0"/>
+                      <a:ext cx="5943600" cy="2262505"/>
+                    </a:xfrm>
+                    <a:prstGeom prst="rect">
+                      <a:avLst/>
+                    </a:prstGeom>
+                  </pic:spPr>
+                </pic:pic>
+              </a:graphicData>
+            </a:graphic>
+          </wp:inline>
+        </w:drawing>
+      </w:r>
+    </w:p>
+    <w:p>
+      <w:pPr>
+        <w:pStyle w:val="Caption"/>
+        <w:spacing w:line="360" w:lineRule="auto"/>
+        <w:rPr>
+          <w:rFonts w:cs="Times New Roman"/>
+          <w:sz w:val="24"/>
+          <w:szCs w:val="24"/>
+        </w:rPr>
+      </w:pPr>
+      <w:bookmarkStart w:id="69" w:name="_Toc232713140"/>
+      <w:r>
+        <w:t xml:space="preserve">Fig 6. </w:t>
+      </w:r>
+      <w:fldSimple w:instr=" SEQ Fig_6. \* ARABIC ">
+        <w:r>
+          <w:rPr>
+            <w:noProof/>
+          </w:rPr>
+          <w:t>2</w:t>
+        </w:r>
+      </w:fldSimple>
+      <w:r>
+        <w:t xml:space="preserve"> Word similarity analysis</w:t>
+      </w:r>
+      <w:bookmarkEnd w:id="69"/>
+    </w:p>
+    <w:p>
+      <w:pPr>
+        <w:spacing w:line="360" w:lineRule="auto"/>
+        <w:rPr>
+          <w:rFonts w:ascii="Times New Roman" w:hAnsi="Times New Roman" w:cs="Times New Roman"/>
+          <w:sz w:val="24"/>
+          <w:szCs w:val="24"/>
+        </w:rPr>
+      </w:pPr>
+      <w:r>
+        <w:rPr>
+          <w:rFonts w:ascii="Times New Roman" w:hAnsi="Times New Roman" w:cs="Times New Roman"/>
+          <w:sz w:val="24"/>
+          <w:szCs w:val="24"/>
+        </w:rPr>
+        <w:t xml:space="preserve">Fig. 6.2 shows a visual of word similarity between 9 words in a vector space. </w:t>
+      </w:r>
+      <w:r>
+        <w:rPr>
+          <w:rFonts w:ascii="Times New Roman" w:hAnsi="Times New Roman" w:cs="Times New Roman"/>
+          <w:sz w:val="24"/>
+          <w:szCs w:val="24"/>
+        </w:rPr>
+        <w:t>Since the words are extracted from the same corpus used during training, Word2Vec captures the context and semantics of each word, thereby showing similarities between the specified words.</w:t>
+      </w:r>
+    </w:p>
+    <w:p>
+      <w:pPr>
+        <w:pStyle w:val="Heading2"/>
+        <w:spacing w:line="360" w:lineRule="auto"/>
+      </w:pPr>
+      <w:bookmarkStart w:id="70" w:name="_Toc232713131"/>
+      <w:r>
+        <w:lastRenderedPageBreak/>
+        <w:t>6.3 One-Hot Encoding vs. Word Embeddings</w:t>
+      </w:r>
+      <w:bookmarkEnd w:id="70"/>
+    </w:p>
+    <w:p>
+      <w:pPr>
+        <w:pStyle w:val="Heading3"/>
+        <w:spacing w:line="360" w:lineRule="auto"/>
+      </w:pPr>
+      <w:bookmarkStart w:id="71" w:name="_Toc232713132"/>
+      <w:r>
+        <w:t>6.3.1 One-Hot Encoding</w:t>
+      </w:r>
+      <w:bookmarkEnd w:id="71"/>
+    </w:p>
+    <w:p>
+      <w:pPr>
+        <w:spacing w:line="360" w:lineRule="auto"/>
+        <w:rPr>
+          <w:rFonts w:ascii="Times New Roman" w:hAnsi="Times New Roman" w:cs="Times New Roman"/>
+          <w:sz w:val="24"/>
+          <w:szCs w:val="24"/>
+        </w:rPr>
+      </w:pPr>
+      <w:r>
+        <w:rPr>
+          <w:rFonts w:ascii="Times New Roman" w:hAnsi="Times New Roman" w:cs="Times New Roman"/>
+          <w:noProof/>
+          <w:sz w:val="24"/>
+          <w:szCs w:val="24"/>
+        </w:rPr>
+        <w:drawing>
+          <wp:inline distT="0" distB="0" distL="0" distR="0" wp14:anchorId="4710E5F2" wp14:editId="7B9AB818">
+            <wp:extent cx="5943600" cy="873125"/>
+            <wp:effectExtent l="0" t="0" r="0" b="3175"/>
+            <wp:docPr id="35" name="Picture 35"/>
+            <wp:cNvGraphicFramePr>
+              <a:graphicFrameLocks xmlns:a="http://schemas.openxmlformats.org/drawingml/2006/main" noChangeAspect="1"/>
+            </wp:cNvGraphicFramePr>
+            <a:graphic xmlns:a="http://schemas.openxmlformats.org/drawingml/2006/main">
+              <a:graphicData uri="http://schemas.openxmlformats.org/drawingml/2006/picture">
+                <pic:pic xmlns:pic="http://schemas.openxmlformats.org/drawingml/2006/picture">
+                  <pic:nvPicPr>
+                    <pic:cNvPr id="35" name="Picture 35"/>
+                    <pic:cNvPicPr/>
+                  </pic:nvPicPr>
+                  <pic:blipFill>
+                    <a:blip r:embed="rId43">
+                      <a:extLst>
+                        <a:ext uri="{28A0092B-C50C-407E-A947-70E740481C1C}">
+                          <a14:useLocalDpi xmlns:a14="http://schemas.microsoft.com/office/drawing/2010/main" val="0"/>
+                        </a:ext>
+                      </a:extLst>
+                    </a:blip>
+                    <a:stretch>
+                      <a:fillRect/>
+                    </a:stretch>
+                  </pic:blipFill>
+                  <pic:spPr>
+                    <a:xfrm>
+                      <a:off x="0" y="0"/>
+                      <a:ext cx="5943600" cy="873125"/>
+                    </a:xfrm>
+                    <a:prstGeom prst="rect">
+                      <a:avLst/>
+                    </a:prstGeom>
+                  </pic:spPr>
+                </pic:pic>
+              </a:graphicData>
+            </a:graphic>
+          </wp:inline>
+        </w:drawing>
+      </w:r>
+    </w:p>
+    <w:p>
+      <w:pPr>
+        <w:pStyle w:val="Caption"/>
+        <w:spacing w:line="360" w:lineRule="auto"/>
+        <w:rPr>
+          <w:rFonts w:cs="Times New Roman"/>
+          <w:sz w:val="24"/>
+          <w:szCs w:val="24"/>
+        </w:rPr>
+      </w:pPr>
+      <w:bookmarkStart w:id="72" w:name="_Toc232713141"/>
+      <w:r>
+        <w:t xml:space="preserve">Fig 6. </w:t>
+      </w:r>
+      <w:fldSimple w:instr=" SEQ Fig_6. \* ARABIC ">
+        <w:r>
+          <w:rPr>
+            <w:noProof/>
+          </w:rPr>
+          <w:t>3</w:t>
+        </w:r>
+      </w:fldSimple>
+      <w:r>
+        <w:t xml:space="preserve"> One-Hot encoding of words</w:t>
+      </w:r>
+      <w:bookmarkEnd w:id="72"/>
+    </w:p>
+    <w:p>
+      <w:pPr>
+        <w:spacing w:line="360" w:lineRule="auto"/>
+        <w:rPr>
+          <w:rFonts w:ascii="Times New Roman" w:hAnsi="Times New Roman" w:cs="Times New Roman"/>
+          <w:sz w:val="24"/>
+          <w:szCs w:val="24"/>
+        </w:rPr>
+      </w:pPr>
+      <w:r>
+        <w:rPr>
+          <w:rFonts w:ascii="Times New Roman" w:hAnsi="Times New Roman" w:cs="Times New Roman"/>
+          <w:sz w:val="24"/>
+          <w:szCs w:val="24"/>
+        </w:rPr>
+        <w:t>Fig. 6.3 shows the one-hot encoding approach to representing words as vectors. The vector is usually equal to the size of the word, with one value representing the unique word, and the rest of the values remain zero. Semantic meaning of the words is not captured.</w:t>
+      </w:r>
+    </w:p>
+    <w:p>
+      <w:pPr>
+        <w:pStyle w:val="Heading3"/>
+        <w:spacing w:line="360" w:lineRule="auto"/>
+      </w:pPr>
+      <w:bookmarkStart w:id="73" w:name="_Toc232713133"/>
+      <w:r>
+        <w:t>6.3.2 Word Embedding</w:t>
+      </w:r>
+      <w:bookmarkEnd w:id="73"/>
+    </w:p>
+    <w:p>
+      <w:pPr>
+        <w:spacing w:line="360" w:lineRule="auto"/>
+        <w:rPr>
+          <w:rFonts w:ascii="Times New Roman" w:hAnsi="Times New Roman" w:cs="Times New Roman"/>
+          <w:sz w:val="24"/>
+          <w:szCs w:val="24"/>
+        </w:rPr>
+      </w:pPr>
+      <w:r>
+        <w:rPr>
+          <w:rFonts w:ascii="Times New Roman" w:hAnsi="Times New Roman" w:cs="Times New Roman"/>
+          <w:noProof/>
+          <w:sz w:val="24"/>
+          <w:szCs w:val="24"/>
+        </w:rPr>
+        <w:drawing>
+          <wp:inline distT="0" distB="0" distL="0" distR="0" wp14:anchorId="17078B39" wp14:editId="2E94E295">
+            <wp:extent cx="5915025" cy="1952625"/>
+            <wp:effectExtent l="0" t="0" r="9525" b="9525"/>
+            <wp:docPr id="36" name="Picture 36"/>
+            <wp:cNvGraphicFramePr>
+              <a:graphicFrameLocks xmlns:a="http://schemas.openxmlformats.org/drawingml/2006/main" noChangeAspect="1"/>
+            </wp:cNvGraphicFramePr>
+            <a:graphic xmlns:a="http://schemas.openxmlformats.org/drawingml/2006/main">
+              <a:graphicData uri="http://schemas.openxmlformats.org/drawingml/2006/picture">
+                <pic:pic xmlns:pic="http://schemas.openxmlformats.org/drawingml/2006/picture">
+                  <pic:nvPicPr>
+                    <pic:cNvPr id="36" name="Picture 36"/>
+                    <pic:cNvPicPr/>
+                  </pic:nvPicPr>
+                  <pic:blipFill>
+                    <a:blip r:embed="rId44">
+                      <a:extLst>
+                        <a:ext uri="{28A0092B-C50C-407E-A947-70E740481C1C}">
+                          <a14:useLocalDpi xmlns:a14="http://schemas.microsoft.com/office/drawing/2010/main" val="0"/>
+                        </a:ext>
+                      </a:extLst>
+                    </a:blip>
+                    <a:stretch>
+                      <a:fillRect/>
+                    </a:stretch>
+                  </pic:blipFill>
+                  <pic:spPr>
+                    <a:xfrm>
+                      <a:off x="0" y="0"/>
+                      <a:ext cx="5915855" cy="1952899"/>
+                    </a:xfrm>
+                    <a:prstGeom prst="rect">
+                      <a:avLst/>
+                    </a:prstGeom>
+                  </pic:spPr>
+                </pic:pic>
+              </a:graphicData>
+            </a:graphic>
+          </wp:inline>
+        </w:drawing>
+      </w:r>
+    </w:p>
+    <w:p>
+      <w:pPr>
+        <w:pStyle w:val="Caption"/>
+        <w:spacing w:line="360" w:lineRule="auto"/>
+        <w:rPr>
+          <w:rFonts w:cs="Times New Roman"/>
+          <w:sz w:val="24"/>
+          <w:szCs w:val="24"/>
+        </w:rPr>
+      </w:pPr>
+      <w:bookmarkStart w:id="74" w:name="_Toc232713142"/>
+      <w:r>
+        <w:t xml:space="preserve">Fig 6. </w:t>
+      </w:r>
+      <w:fldSimple w:instr=" SEQ Fig_6. \* ARABIC ">
+        <w:r>
+          <w:rPr>
+            <w:noProof/>
+          </w:rPr>
+          <w:t>4</w:t>
+        </w:r>
+      </w:fldSimple>
+      <w:r>
+        <w:t xml:space="preserve"> Word embeddings using Word2Vec</w:t>
+      </w:r>
+      <w:bookmarkEnd w:id="74"/>
+    </w:p>
+    <w:p>
+      <w:pPr>
+        <w:spacing w:line="360" w:lineRule="auto"/>
+        <w:rPr>
+          <w:rFonts w:ascii="Times New Roman" w:hAnsi="Times New Roman" w:cs="Times New Roman"/>
+          <w:sz w:val="24"/>
+          <w:szCs w:val="24"/>
+        </w:rPr>
+      </w:pPr>
+      <w:r>
+        <w:rPr>
+          <w:rFonts w:ascii="Times New Roman" w:hAnsi="Times New Roman" w:cs="Times New Roman"/>
+          <w:sz w:val="24"/>
+          <w:szCs w:val="24"/>
+        </w:rPr>
+        <w:t>Fig. 6.4 above shows how Word2Vec represents words as vectors of a specified size, instead of being equal to the size of the word as is the case with One-Hot encoding. Word2Vec models capture the semantics of the words, hence no zeros in the vectors (each value carries meaning).</w:t>
+      </w:r>
+    </w:p>
+    <w:p>
+      <w:pPr>
+        <w:pStyle w:val="Heading3"/>
+        <w:spacing w:line="360" w:lineRule="auto"/>
+      </w:pPr>
+      <w:bookmarkStart w:id="75" w:name="_Toc232713134"/>
+      <w:r>
+        <w:t>6.3.3 Differences Between One-Hot Encoding and Word Embedding</w:t>
+      </w:r>
+      <w:bookmarkEnd w:id="75"/>
+    </w:p>
+    <w:tbl>
+      <w:tblPr>
+        <w:tblStyle w:val="TableGrid"/>
+        <w:tblW w:w="0" w:type="auto"/>
+        <w:tblLook w:val="04A0" w:firstRow="1" w:lastRow="0" w:firstColumn="1" w:lastColumn="0" w:noHBand="0" w:noVBand="1"/>
+      </w:tblPr>
+      <w:tblGrid>
+        <w:gridCol w:w="3116"/>
+        <w:gridCol w:w="3117"/>
+        <w:gridCol w:w="3117"/>
+      </w:tblGrid>
+      <w:tr>
+        <w:tc>
+          <w:tcPr>
+            <w:tcW w:w="3116" w:type="dxa"/>
+          </w:tcPr>
+          <w:p>
+            <w:pPr>
+              <w:spacing w:line="360" w:lineRule="auto"/>
+              <w:rPr>
+                <w:rFonts w:ascii="Times New Roman" w:hAnsi="Times New Roman" w:cs="Times New Roman"/>
+                <w:b/>
+                <w:bCs/>
+                <w:sz w:val="24"/>
+                <w:szCs w:val="24"/>
+              </w:rPr>
+            </w:pPr>
+            <w:r>
+              <w:rPr>
+                <w:rFonts w:ascii="Times New Roman" w:hAnsi="Times New Roman" w:cs="Times New Roman"/>
+                <w:b/>
+                <w:bCs/>
+                <w:sz w:val="24"/>
+                <w:szCs w:val="24"/>
+              </w:rPr>
+              <w:t>Feature</w:t>
+            </w:r>
+          </w:p>
+        </w:tc>
+        <w:tc>
+          <w:tcPr>
+            <w:tcW w:w="3117" w:type="dxa"/>
+          </w:tcPr>
+          <w:p>
+            <w:pPr>
+              <w:spacing w:line="360" w:lineRule="auto"/>
+              <w:rPr>
+                <w:rFonts w:ascii="Times New Roman" w:hAnsi="Times New Roman" w:cs="Times New Roman"/>
+                <w:b/>
+                <w:bCs/>
+                <w:sz w:val="24"/>
+                <w:szCs w:val="24"/>
+              </w:rPr>
+            </w:pPr>
+            <w:r>
+              <w:rPr>
+                <w:rFonts w:ascii="Times New Roman" w:hAnsi="Times New Roman" w:cs="Times New Roman"/>
+                <w:b/>
+                <w:bCs/>
+                <w:sz w:val="24"/>
+                <w:szCs w:val="24"/>
+              </w:rPr>
+              <w:t>One-Hot Encoding</w:t>
+            </w:r>
+          </w:p>
+        </w:tc>
+        <w:tc>
+          <w:tcPr>
+            <w:tcW w:w="3117" w:type="dxa"/>
+          </w:tcPr>
+          <w:p>
+            <w:pPr>
+              <w:spacing w:line="360" w:lineRule="auto"/>
+              <w:rPr>
+                <w:rFonts w:ascii="Times New Roman" w:hAnsi="Times New Roman" w:cs="Times New Roman"/>
+                <w:b/>
+                <w:bCs/>
+                <w:sz w:val="24"/>
+                <w:szCs w:val="24"/>
+              </w:rPr>
+            </w:pPr>
+            <w:r>
+              <w:rPr>
+                <w:rFonts w:ascii="Times New Roman" w:hAnsi="Times New Roman" w:cs="Times New Roman"/>
+                <w:b/>
+                <w:bCs/>
+                <w:sz w:val="24"/>
+                <w:szCs w:val="24"/>
+              </w:rPr>
+              <w:t>Word Embeddings (Word2Vec)</w:t>
+            </w:r>
+          </w:p>
+        </w:tc>
+      </w:tr>
+      <w:tr>
+        <w:tc>
+          <w:tcPr>
+            <w:tcW w:w="3116" w:type="dxa"/>
+          </w:tcPr>
+          <w:p>
+            <w:pPr>
+              <w:spacing w:line="360" w:lineRule="auto"/>
+              <w:rPr>
+                <w:rFonts w:ascii="Times New Roman" w:hAnsi="Times New Roman" w:cs="Times New Roman"/>
+                <w:b/>
+                <w:bCs/>
+                <w:sz w:val="24"/>
+                <w:szCs w:val="24"/>
+              </w:rPr>
+            </w:pPr>
+            <w:r>
+              <w:rPr>
+                <w:rFonts w:ascii="Times New Roman" w:hAnsi="Times New Roman" w:cs="Times New Roman"/>
+                <w:b/>
+                <w:bCs/>
+                <w:sz w:val="24"/>
+                <w:szCs w:val="24"/>
+              </w:rPr>
+              <w:t>Size</w:t>
+            </w:r>
+          </w:p>
+        </w:tc>
+        <w:tc>
+          <w:tcPr>
+            <w:tcW w:w="3117" w:type="dxa"/>
+          </w:tcPr>
+          <w:p>
+            <w:pPr>
+              <w:spacing w:line="360" w:lineRule="auto"/>
+              <w:rPr>
+                <w:rFonts w:ascii="Times New Roman" w:hAnsi="Times New Roman" w:cs="Times New Roman"/>
+                <w:sz w:val="24"/>
+                <w:szCs w:val="24"/>
+              </w:rPr>
+            </w:pPr>
+            <w:r>
+              <w:rPr>
+                <w:rFonts w:ascii="Times New Roman" w:hAnsi="Times New Roman" w:cs="Times New Roman"/>
+                <w:sz w:val="24"/>
+                <w:szCs w:val="24"/>
+              </w:rPr>
+              <w:t>Equal to the vocabulary size.</w:t>
+            </w:r>
+          </w:p>
+        </w:tc>
+        <w:tc>
+          <w:tcPr>
+            <w:tcW w:w="3117" w:type="dxa"/>
+          </w:tcPr>
+          <w:p>
+            <w:pPr>
+              <w:spacing w:line="360" w:lineRule="auto"/>
+              <w:rPr>
+                <w:rFonts w:ascii="Times New Roman" w:hAnsi="Times New Roman" w:cs="Times New Roman"/>
+                <w:sz w:val="24"/>
+                <w:szCs w:val="24"/>
+              </w:rPr>
+            </w:pPr>
+            <w:r>
+              <w:rPr>
+                <w:rFonts w:ascii="Times New Roman" w:hAnsi="Times New Roman" w:cs="Times New Roman"/>
+                <w:sz w:val="24"/>
+                <w:szCs w:val="24"/>
+              </w:rPr>
+              <w:t>Fixed dense dimension.</w:t>
+            </w:r>
+          </w:p>
+        </w:tc>
+      </w:tr>
+      <w:tr>
+        <w:tc>
+          <w:tcPr>
+            <w:tcW w:w="3116" w:type="dxa"/>
+          </w:tcPr>
+          <w:p>
+            <w:pPr>
+              <w:spacing w:line="360" w:lineRule="auto"/>
+              <w:rPr>
+                <w:rFonts w:ascii="Times New Roman" w:hAnsi="Times New Roman" w:cs="Times New Roman"/>
+                <w:b/>
+                <w:bCs/>
+                <w:sz w:val="24"/>
+                <w:szCs w:val="24"/>
+              </w:rPr>
+            </w:pPr>
+            <w:r>
+              <w:rPr>
+                <w:rFonts w:ascii="Times New Roman" w:hAnsi="Times New Roman" w:cs="Times New Roman"/>
+                <w:b/>
+                <w:bCs/>
+                <w:sz w:val="24"/>
+                <w:szCs w:val="24"/>
+              </w:rPr>
+              <w:t>Meaning Representation</w:t>
+            </w:r>
+          </w:p>
+        </w:tc>
+        <w:tc>
+          <w:tcPr>
+            <w:tcW w:w="3117" w:type="dxa"/>
+          </w:tcPr>
+          <w:p>
+            <w:pPr>
+              <w:spacing w:line="360" w:lineRule="auto"/>
+              <w:rPr>
+                <w:rFonts w:ascii="Times New Roman" w:hAnsi="Times New Roman" w:cs="Times New Roman"/>
+                <w:sz w:val="24"/>
+                <w:szCs w:val="24"/>
+              </w:rPr>
+            </w:pPr>
+            <w:r>
+              <w:rPr>
+                <w:rFonts w:ascii="Times New Roman" w:hAnsi="Times New Roman" w:cs="Times New Roman"/>
+                <w:sz w:val="24"/>
+                <w:szCs w:val="24"/>
+              </w:rPr>
+              <w:t>No semantic meaning.</w:t>
+            </w:r>
+          </w:p>
+        </w:tc>
+        <w:tc>
+          <w:tcPr>
+            <w:tcW w:w="3117" w:type="dxa"/>
+          </w:tcPr>
+          <w:p>
+            <w:pPr>
+              <w:spacing w:line="360" w:lineRule="auto"/>
+              <w:rPr>
+                <w:rFonts w:ascii="Times New Roman" w:hAnsi="Times New Roman" w:cs="Times New Roman"/>
+                <w:sz w:val="24"/>
+                <w:szCs w:val="24"/>
+              </w:rPr>
+            </w:pPr>
+            <w:r>
+              <w:rPr>
+                <w:rFonts w:ascii="Times New Roman" w:hAnsi="Times New Roman" w:cs="Times New Roman"/>
+                <w:sz w:val="24"/>
+                <w:szCs w:val="24"/>
+              </w:rPr>
+              <w:t>Captures semantic meaning.</w:t>
+            </w:r>
+          </w:p>
+        </w:tc>
+      </w:tr>
+      <w:tr>
+        <w:tc>
+          <w:tcPr>
+            <w:tcW w:w="3116" w:type="dxa"/>
+          </w:tcPr>
+          <w:p>
+            <w:pPr>
+              <w:spacing w:line="360" w:lineRule="auto"/>
+              <w:rPr>
+                <w:rFonts w:ascii="Times New Roman" w:hAnsi="Times New Roman" w:cs="Times New Roman"/>
+                <w:b/>
+                <w:bCs/>
+                <w:sz w:val="24"/>
+                <w:szCs w:val="24"/>
+              </w:rPr>
+            </w:pPr>
+            <w:r>
+              <w:rPr>
+                <w:rFonts w:ascii="Times New Roman" w:hAnsi="Times New Roman" w:cs="Times New Roman"/>
+                <w:b/>
+                <w:bCs/>
+                <w:sz w:val="24"/>
+                <w:szCs w:val="24"/>
+              </w:rPr>
+              <w:lastRenderedPageBreak/>
+              <w:t>Efficiency</w:t>
+            </w:r>
+          </w:p>
+        </w:tc>
+        <w:tc>
+          <w:tcPr>
+            <w:tcW w:w="3117" w:type="dxa"/>
+          </w:tcPr>
+          <w:p>
+            <w:pPr>
+              <w:spacing w:line="360" w:lineRule="auto"/>
+              <w:rPr>
+                <w:rFonts w:ascii="Times New Roman" w:hAnsi="Times New Roman" w:cs="Times New Roman"/>
+                <w:sz w:val="24"/>
+                <w:szCs w:val="24"/>
+              </w:rPr>
+            </w:pPr>
+            <w:r>
+              <w:rPr>
+                <w:rFonts w:ascii="Times New Roman" w:hAnsi="Times New Roman" w:cs="Times New Roman"/>
+                <w:sz w:val="24"/>
+                <w:szCs w:val="24"/>
+              </w:rPr>
+              <w:t>Sparse and memory inefficient since most values are zeroes.</w:t>
+            </w:r>
+          </w:p>
+        </w:tc>
+        <w:tc>
+          <w:tcPr>
+            <w:tcW w:w="3117" w:type="dxa"/>
+          </w:tcPr>
+          <w:p>
+            <w:pPr>
+              <w:spacing w:line="360" w:lineRule="auto"/>
+              <w:rPr>
+                <w:rFonts w:ascii="Times New Roman" w:hAnsi="Times New Roman" w:cs="Times New Roman"/>
+                <w:sz w:val="24"/>
+                <w:szCs w:val="24"/>
+              </w:rPr>
+            </w:pPr>
+            <w:r>
+              <w:rPr>
+                <w:rFonts w:ascii="Times New Roman" w:hAnsi="Times New Roman" w:cs="Times New Roman"/>
+                <w:sz w:val="24"/>
+                <w:szCs w:val="24"/>
+              </w:rPr>
+              <w:t>Dense and memory efficient since all values carry learned information.</w:t>
+            </w:r>
+          </w:p>
+        </w:tc>
+      </w:tr>
+      <w:tr>
+        <w:tc>
+          <w:tcPr>
+            <w:tcW w:w="3116" w:type="dxa"/>
+          </w:tcPr>
+          <w:p>
+            <w:pPr>
+              <w:spacing w:line="360" w:lineRule="auto"/>
+              <w:rPr>
+                <w:rFonts w:ascii="Times New Roman" w:hAnsi="Times New Roman" w:cs="Times New Roman"/>
+                <w:b/>
+                <w:bCs/>
+                <w:sz w:val="24"/>
+                <w:szCs w:val="24"/>
+              </w:rPr>
+            </w:pPr>
+            <w:r>
+              <w:rPr>
+                <w:rFonts w:ascii="Times New Roman" w:hAnsi="Times New Roman" w:cs="Times New Roman"/>
+                <w:b/>
+                <w:bCs/>
+                <w:sz w:val="24"/>
+                <w:szCs w:val="24"/>
+              </w:rPr>
+              <w:t>Semantic Understanding</w:t>
+            </w:r>
+          </w:p>
+        </w:tc>
+        <w:tc>
+          <w:tcPr>
+            <w:tcW w:w="3117" w:type="dxa"/>
+          </w:tcPr>
+          <w:p>
+            <w:pPr>
+              <w:spacing w:line="360" w:lineRule="auto"/>
+              <w:rPr>
+                <w:rFonts w:ascii="Times New Roman" w:hAnsi="Times New Roman" w:cs="Times New Roman"/>
+                <w:sz w:val="24"/>
+                <w:szCs w:val="24"/>
+              </w:rPr>
+            </w:pPr>
+            <w:r>
+              <w:rPr>
+                <w:rFonts w:ascii="Times New Roman" w:hAnsi="Times New Roman" w:cs="Times New Roman"/>
+                <w:sz w:val="24"/>
+                <w:szCs w:val="24"/>
+              </w:rPr>
+              <w:t>None.</w:t>
+            </w:r>
+          </w:p>
+        </w:tc>
+        <w:tc>
+          <w:tcPr>
+            <w:tcW w:w="3117" w:type="dxa"/>
+          </w:tcPr>
+          <w:p>
+            <w:pPr>
+              <w:spacing w:line="360" w:lineRule="auto"/>
+              <w:rPr>
+                <w:rFonts w:ascii="Times New Roman" w:hAnsi="Times New Roman" w:cs="Times New Roman"/>
+                <w:sz w:val="24"/>
+                <w:szCs w:val="24"/>
+              </w:rPr>
+            </w:pPr>
+            <w:r>
+              <w:rPr>
+                <w:rFonts w:ascii="Times New Roman" w:hAnsi="Times New Roman" w:cs="Times New Roman"/>
+                <w:sz w:val="24"/>
+                <w:szCs w:val="24"/>
+              </w:rPr>
+              <w:t>High.</w:t>
+            </w:r>
+          </w:p>
+        </w:tc>
+      </w:tr>
+    </w:tbl>
+    <w:p>
+      <w:pPr>
+        <w:pStyle w:val="Caption"/>
+        <w:spacing w:line="360" w:lineRule="auto"/>
+        <w:rPr>
+          <w:rFonts w:cs="Times New Roman"/>
+          <w:sz w:val="24"/>
+          <w:szCs w:val="24"/>
+        </w:rPr>
+      </w:pPr>
+      <w:bookmarkStart w:id="76" w:name="_Toc232713176"/>
+      <w:r>
+        <w:t xml:space="preserve">Table 6. </w:t>
+      </w:r>
+      <w:fldSimple w:instr=" SEQ Table_6. \* ARABIC ">
+        <w:r>
+          <w:rPr>
+            <w:noProof/>
+          </w:rPr>
+          <w:t>1</w:t>
+        </w:r>
+      </w:fldSimple>
+      <w:r>
+        <w:t xml:space="preserve"> Difference between One-Hot encoding and Word2Vec in word embedding</w:t>
+      </w:r>
+      <w:bookmarkEnd w:id="76"/>
+    </w:p>
+    <w:p>
+      <w:pPr>
+        <w:spacing w:line="360" w:lineRule="auto"/>
+        <w:rPr>
+          <w:rFonts w:ascii="Times New Roman" w:hAnsi="Times New Roman" w:cs="Times New Roman"/>
+          <w:sz w:val="24"/>
+          <w:szCs w:val="24"/>
+        </w:rPr>
+      </w:pPr>
+    </w:p>
+    <w:p>
+      <w:pPr>
+        <w:pStyle w:val="Heading2"/>
+        <w:spacing w:line="360" w:lineRule="auto"/>
+      </w:pPr>
+      <w:bookmarkStart w:id="77" w:name="_Toc232713135"/>
+      <w:r>
+        <w:t>6.</w:t>
+      </w:r>
+      <w:r>
+        <w:t>4</w:t>
+      </w:r>
+      <w:r>
+        <w:t xml:space="preserve"> Sentiment Analysis</w:t>
+      </w:r>
+      <w:bookmarkEnd w:id="77"/>
+    </w:p>
+    <w:p>
+      <w:pPr>
+        <w:pStyle w:val="Heading3"/>
+        <w:spacing w:line="360" w:lineRule="auto"/>
+      </w:pPr>
+      <w:bookmarkStart w:id="78" w:name="_Toc232713136"/>
+      <w:r>
+        <w:t>6.4.1 NLP Pipeline</w:t>
+      </w:r>
+      <w:bookmarkEnd w:id="78"/>
+    </w:p>
+    <w:p>
+      <w:pPr>
+        <w:spacing w:line="360" w:lineRule="auto"/>
+        <w:rPr>
+          <w:rFonts w:ascii="Times New Roman" w:hAnsi="Times New Roman" w:cs="Times New Roman"/>
+          <w:sz w:val="24"/>
+          <w:szCs w:val="24"/>
+        </w:rPr>
+      </w:pPr>
+      <w:r>
+        <w:rPr>
+          <w:rFonts w:ascii="Times New Roman" w:hAnsi="Times New Roman" w:cs="Times New Roman"/>
+          <w:noProof/>
+          <w:sz w:val="24"/>
+          <w:szCs w:val="24"/>
+        </w:rPr>
+        <w:drawing>
+          <wp:inline distT="0" distB="0" distL="0" distR="0" wp14:anchorId="169BE413" wp14:editId="42B077DF">
+            <wp:extent cx="5943600" cy="2957830"/>
+            <wp:effectExtent l="0" t="0" r="0" b="0"/>
+            <wp:docPr id="32" name="Picture 32"/>
+            <wp:cNvGraphicFramePr>
+              <a:graphicFrameLocks xmlns:a="http://schemas.openxmlformats.org/drawingml/2006/main" noChangeAspect="1"/>
+            </wp:cNvGraphicFramePr>
+            <a:graphic xmlns:a="http://schemas.openxmlformats.org/drawingml/2006/main">
+              <a:graphicData uri="http://schemas.openxmlformats.org/drawingml/2006/picture">
+                <pic:pic xmlns:pic="http://schemas.openxmlformats.org/drawingml/2006/picture">
+                  <pic:nvPicPr>
+                    <pic:cNvPr id="32" name="Picture 32"/>
+                    <pic:cNvPicPr/>
+                  </pic:nvPicPr>
+                  <pic:blipFill>
+                    <a:blip r:embed="rId45">
+                      <a:extLst>
+                        <a:ext uri="{28A0092B-C50C-407E-A947-70E740481C1C}">
+                          <a14:useLocalDpi xmlns:a14="http://schemas.microsoft.com/office/drawing/2010/main" val="0"/>
+                        </a:ext>
+                      </a:extLst>
+                    </a:blip>
+                    <a:stretch>
+                      <a:fillRect/>
+                    </a:stretch>
+                  </pic:blipFill>
+                  <pic:spPr>
+                    <a:xfrm>
+                      <a:off x="0" y="0"/>
+                      <a:ext cx="5943600" cy="2957830"/>
+                    </a:xfrm>
+                    <a:prstGeom prst="rect">
+                      <a:avLst/>
+                    </a:prstGeom>
+                  </pic:spPr>
+                </pic:pic>
+              </a:graphicData>
+            </a:graphic>
+          </wp:inline>
+        </w:drawing>
+      </w:r>
+    </w:p>
+    <w:p>
+      <w:pPr>
+        <w:pStyle w:val="Caption"/>
+        <w:spacing w:line="360" w:lineRule="auto"/>
+        <w:rPr>
+          <w:rFonts w:cs="Times New Roman"/>
+          <w:sz w:val="24"/>
+          <w:szCs w:val="24"/>
+        </w:rPr>
+      </w:pPr>
+      <w:bookmarkStart w:id="79" w:name="_Toc232713143"/>
+      <w:r>
+        <w:t xml:space="preserve">Fig 6. </w:t>
+      </w:r>
+      <w:fldSimple w:instr=" SEQ Fig_6. \* ARABIC ">
+        <w:r>
+          <w:rPr>
+            <w:noProof/>
+          </w:rPr>
+          <w:t>5</w:t>
+        </w:r>
+      </w:fldSimple>
+      <w:r>
+        <w:t xml:space="preserve"> NLP pipeline used in sentiment analysis</w:t>
+      </w:r>
+      <w:bookmarkEnd w:id="79"/>
+    </w:p>
+    <w:p>
+      <w:pPr>
+        <w:spacing w:line="360" w:lineRule="auto"/>
+        <w:rPr>
+          <w:rFonts w:ascii="Times New Roman" w:hAnsi="Times New Roman" w:cs="Times New Roman"/>
+          <w:sz w:val="24"/>
+          <w:szCs w:val="24"/>
+        </w:rPr>
+      </w:pPr>
+      <w:r>
+        <w:rPr>
+          <w:rFonts w:ascii="Times New Roman" w:hAnsi="Times New Roman" w:cs="Times New Roman"/>
+          <w:sz w:val="24"/>
+          <w:szCs w:val="24"/>
+        </w:rPr>
+        <w:t>Fig. 6.5 shows the NLP pipeline used for data preparation and modeling for the “mental_health.csv” dataset. The data is first preprocessed, and then fed into the model for training.</w:t>
+      </w:r>
+    </w:p>
+    <w:p>
+      <w:pPr>
+        <w:pStyle w:val="Heading3"/>
+        <w:spacing w:line="360" w:lineRule="auto"/>
+      </w:pPr>
+      <w:bookmarkStart w:id="80" w:name="_Toc232713137"/>
+      <w:r>
+        <w:t>6.4.2 Model Training</w:t>
+      </w:r>
+      <w:bookmarkEnd w:id="80"/>
+    </w:p>
+    <w:p>
+      <w:pPr>
+        <w:spacing w:line="360" w:lineRule="auto"/>
+        <w:rPr>
+          <w:rFonts w:ascii="Times New Roman" w:hAnsi="Times New Roman" w:cs="Times New Roman"/>
+          <w:sz w:val="24"/>
+          <w:szCs w:val="24"/>
+        </w:rPr>
+      </w:pPr>
+      <w:r>
+        <w:rPr>
+          <w:rFonts w:ascii="Times New Roman" w:hAnsi="Times New Roman" w:cs="Times New Roman"/>
+          <w:noProof/>
+          <w:sz w:val="24"/>
+          <w:szCs w:val="24"/>
+        </w:rPr>
+        <w:drawing>
+          <wp:inline distT="0" distB="0" distL="0" distR="0" wp14:anchorId="138051BB" wp14:editId="422F1BFC">
+            <wp:extent cx="5943600" cy="940435"/>
+            <wp:effectExtent l="0" t="0" r="0" b="0"/>
+            <wp:docPr id="33" name="Picture 33"/>
+            <wp:cNvGraphicFramePr>
+              <a:graphicFrameLocks xmlns:a="http://schemas.openxmlformats.org/drawingml/2006/main" noChangeAspect="1"/>
+            </wp:cNvGraphicFramePr>
+            <a:graphic xmlns:a="http://schemas.openxmlformats.org/drawingml/2006/main">
+              <a:graphicData uri="http://schemas.openxmlformats.org/drawingml/2006/picture">
+                <pic:pic xmlns:pic="http://schemas.openxmlformats.org/drawingml/2006/picture">
+                  <pic:nvPicPr>
+                    <pic:cNvPr id="33" name="Picture 33"/>
+                    <pic:cNvPicPr/>
+                  </pic:nvPicPr>
+                  <pic:blipFill>
+                    <a:blip r:embed="rId46">
+                      <a:extLst>
+                        <a:ext uri="{28A0092B-C50C-407E-A947-70E740481C1C}">
+                          <a14:useLocalDpi xmlns:a14="http://schemas.microsoft.com/office/drawing/2010/main" val="0"/>
+                        </a:ext>
+                      </a:extLst>
+                    </a:blip>
+                    <a:stretch>
+                      <a:fillRect/>
+                    </a:stretch>
+                  </pic:blipFill>
+                  <pic:spPr>
+                    <a:xfrm>
+                      <a:off x="0" y="0"/>
+                      <a:ext cx="5943600" cy="940435"/>
+                    </a:xfrm>
+                    <a:prstGeom prst="rect">
+                      <a:avLst/>
+                    </a:prstGeom>
+                  </pic:spPr>
+                </pic:pic>
+              </a:graphicData>
+            </a:graphic>
+          </wp:inline>
+        </w:drawing>
+      </w:r>
+    </w:p>
+    <w:p>
+      <w:pPr>
+        <w:pStyle w:val="Caption"/>
+        <w:spacing w:line="360" w:lineRule="auto"/>
+        <w:rPr>
+          <w:rFonts w:cs="Times New Roman"/>
+          <w:sz w:val="24"/>
+          <w:szCs w:val="24"/>
+        </w:rPr>
+      </w:pPr>
+      <w:bookmarkStart w:id="81" w:name="_Toc232713144"/>
+      <w:r>
+        <w:lastRenderedPageBreak/>
+        <w:t xml:space="preserve">Fig 6. </w:t>
+      </w:r>
+      <w:fldSimple w:instr=" SEQ Fig_6. \* ARABIC ">
+        <w:r>
+          <w:rPr>
+            <w:noProof/>
+          </w:rPr>
+          <w:t>6</w:t>
+        </w:r>
+      </w:fldSimple>
+      <w:r>
+        <w:t xml:space="preserve"> Model training for sentiment analysis</w:t>
+      </w:r>
+      <w:bookmarkEnd w:id="81"/>
+    </w:p>
+    <w:p>
+      <w:pPr>
+        <w:spacing w:line="360" w:lineRule="auto"/>
+        <w:rPr>
+          <w:rFonts w:ascii="Times New Roman" w:hAnsi="Times New Roman" w:cs="Times New Roman"/>
+          <w:sz w:val="24"/>
+          <w:szCs w:val="24"/>
+        </w:rPr>
+      </w:pPr>
+      <w:r>
+        <w:rPr>
+          <w:rFonts w:ascii="Times New Roman" w:hAnsi="Times New Roman" w:cs="Times New Roman"/>
+          <w:sz w:val="24"/>
+          <w:szCs w:val="24"/>
+        </w:rPr>
+        <w:t>Fig. 6.6 shows the model used for training the mental health dataset. From a series of models, the Logistic Regression model performed better and hence was used.</w:t>
+      </w:r>
+    </w:p>
+    <w:p>
+      <w:pPr>
+        <w:pStyle w:val="Heading3"/>
+        <w:spacing w:line="360" w:lineRule="auto"/>
+      </w:pPr>
+      <w:bookmarkStart w:id="82" w:name="_Toc232713138"/>
+      <w:r>
+        <w:t>6.4.3 Model Test</w:t>
+      </w:r>
+      <w:bookmarkEnd w:id="82"/>
+    </w:p>
+    <w:p>
+      <w:pPr>
+        <w:spacing w:line="360" w:lineRule="auto"/>
+        <w:rPr>
+          <w:rFonts w:ascii="Times New Roman" w:hAnsi="Times New Roman" w:cs="Times New Roman"/>
+          <w:sz w:val="24"/>
+          <w:szCs w:val="24"/>
+        </w:rPr>
+      </w:pPr>
+      <w:r>
+        <w:rPr>
+          <w:rFonts w:ascii="Times New Roman" w:hAnsi="Times New Roman" w:cs="Times New Roman"/>
+          <w:noProof/>
+          <w:sz w:val="24"/>
+          <w:szCs w:val="24"/>
+        </w:rPr>
+        <w:drawing>
+          <wp:inline distT="0" distB="0" distL="0" distR="0" wp14:anchorId="27CF2922" wp14:editId="512CA742">
+            <wp:extent cx="5943600" cy="2193925"/>
+            <wp:effectExtent l="0" t="0" r="0" b="0"/>
+            <wp:docPr id="34" name="Picture 34"/>
+            <wp:cNvGraphicFramePr>
+              <a:graphicFrameLocks xmlns:a="http://schemas.openxmlformats.org/drawingml/2006/main" noChangeAspect="1"/>
+            </wp:cNvGraphicFramePr>
+            <a:graphic xmlns:a="http://schemas.openxmlformats.org/drawingml/2006/main">
+              <a:graphicData uri="http://schemas.openxmlformats.org/drawingml/2006/picture">
+                <pic:pic xmlns:pic="http://schemas.openxmlformats.org/drawingml/2006/picture">
+                  <pic:nvPicPr>
+                    <pic:cNvPr id="34" name="Picture 34"/>
+                    <pic:cNvPicPr/>
+                  </pic:nvPicPr>
+                  <pic:blipFill>
+                    <a:blip r:embed="rId47">
+                      <a:extLst>
+                        <a:ext uri="{28A0092B-C50C-407E-A947-70E740481C1C}">
+                          <a14:useLocalDpi xmlns:a14="http://schemas.microsoft.com/office/drawing/2010/main" val="0"/>
+                        </a:ext>
+                      </a:extLst>
+                    </a:blip>
+                    <a:stretch>
+                      <a:fillRect/>
+                    </a:stretch>
+                  </pic:blipFill>
+                  <pic:spPr>
+                    <a:xfrm>
+                      <a:off x="0" y="0"/>
+                      <a:ext cx="5943600" cy="2193925"/>
+                    </a:xfrm>
+                    <a:prstGeom prst="rect">
+                      <a:avLst/>
+                    </a:prstGeom>
+                  </pic:spPr>
+                </pic:pic>
+              </a:graphicData>
+            </a:graphic>
+          </wp:inline>
+        </w:drawing>
+      </w:r>
+    </w:p>
+    <w:p>
+      <w:pPr>
+        <w:pStyle w:val="Caption"/>
+        <w:spacing w:line="360" w:lineRule="auto"/>
+      </w:pPr>
+      <w:bookmarkStart w:id="83" w:name="_Toc232713145"/>
+      <w:r>
+        <w:t xml:space="preserve">Fig 6. </w:t>
+      </w:r>
+      <w:fldSimple w:instr=" SEQ Fig_6. \* ARABIC ">
+        <w:r>
+          <w:rPr>
+            <w:noProof/>
+          </w:rPr>
+          <w:t>7</w:t>
+        </w:r>
+      </w:fldSimple>
+      <w:r>
+        <w:t xml:space="preserve"> Making predictions using the trained sentiment analysis model</w:t>
+      </w:r>
+      <w:bookmarkEnd w:id="83"/>
+    </w:p>
+    <w:p>
+      <w:pPr>
+        <w:tabs>
+          <w:tab w:val="left" w:pos="1815"/>
+        </w:tabs>
+        <w:spacing w:line="360" w:lineRule="auto"/>
+        <w:rPr>
+          <w:rFonts w:ascii="Times New Roman" w:hAnsi="Times New Roman" w:cs="Times New Roman"/>
+          <w:bCs/>
+          <w:sz w:val="24"/>
+          <w:szCs w:val="24"/>
+        </w:rPr>
+      </w:pPr>
+      <w:r>
+        <w:rPr>
+          <w:rFonts w:ascii="Times New Roman" w:hAnsi="Times New Roman" w:cs="Times New Roman"/>
+          <w:bCs/>
+          <w:sz w:val="24"/>
+          <w:szCs w:val="24"/>
+        </w:rPr>
+        <w:t>Fig. 6.7 above shows the various tests used to evaluate the accuracy of the model on unseen data. Each statement is fed into the prediction function, which preprocesses it and predicts it.</w:t>
       </w:r>
     </w:p>
     <w:sectPr>
@@ -11721,6 +14815,25 @@
       <w:sz w:val="24"/>
     </w:rPr>
   </w:style>
+  <w:style w:type="table" w:styleId="TableGrid">
+    <w:name w:val="Table Grid"/>
+    <w:basedOn w:val="TableNormal"/>
+    <w:uiPriority w:val="39"/>
+    <w:rsid w:val="00607A62"/>
+    <w:pPr>
+      <w:spacing w:after="0" w:line="240" w:lineRule="auto"/>
+    </w:pPr>
+    <w:tblPr>
+      <w:tblBorders>
+        <w:top w:val="single" w:sz="4" w:space="0" w:color="auto"/>
+        <w:left w:val="single" w:sz="4" w:space="0" w:color="auto"/>
+        <w:bottom w:val="single" w:sz="4" w:space="0" w:color="auto"/>
+        <w:right w:val="single" w:sz="4" w:space="0" w:color="auto"/>
+        <w:insideH w:val="single" w:sz="4" w:space="0" w:color="auto"/>
+        <w:insideV w:val="single" w:sz="4" w:space="0" w:color="auto"/>
+      </w:tblBorders>
+    </w:tblPr>
+  </w:style>
 </w:styles>
 </file>
 

--- a/Progress Report.docx
+++ b/Progress Report.docx
@@ -640,7 +640,7 @@
         </w:rPr>
         <w:fldChar w:fldCharType="separate"/>
       </w:r>
-      <w:hyperlink w:anchor="_Toc232713092" w:history="1">
+      <w:hyperlink w:anchor="_Toc233376578" w:history="1">
         <w:r>
           <w:rPr>
             <w:rStyle w:val="Hyperlink"/>
@@ -667,7 +667,7 @@
             <w:noProof/>
             <w:webHidden/>
           </w:rPr>
-          <w:instrText xml:space="preserve"> PAGEREF _Toc232713092 \h </w:instrText>
+          <w:instrText xml:space="preserve"> PAGEREF _Toc233376578 \h </w:instrText>
         </w:r>
         <w:r>
           <w:rPr>
@@ -710,7 +710,7 @@
           <w:sz w:val="22"/>
         </w:rPr>
       </w:pPr>
-      <w:hyperlink w:anchor="_Toc232713093" w:history="1">
+      <w:hyperlink w:anchor="_Toc233376579" w:history="1">
         <w:r>
           <w:rPr>
             <w:rStyle w:val="Hyperlink"/>
@@ -737,7 +737,7 @@
             <w:noProof/>
             <w:webHidden/>
           </w:rPr>
-          <w:instrText xml:space="preserve"> PAGEREF _Toc232713093 \h </w:instrText>
+          <w:instrText xml:space="preserve"> PAGEREF _Toc233376579 \h </w:instrText>
         </w:r>
         <w:r>
           <w:rPr>
@@ -780,7 +780,7 @@
           <w:sz w:val="22"/>
         </w:rPr>
       </w:pPr>
-      <w:hyperlink w:anchor="_Toc232713094" w:history="1">
+      <w:hyperlink w:anchor="_Toc233376580" w:history="1">
         <w:r>
           <w:rPr>
             <w:rStyle w:val="Hyperlink"/>
@@ -807,7 +807,7 @@
             <w:noProof/>
             <w:webHidden/>
           </w:rPr>
-          <w:instrText xml:space="preserve"> PAGEREF _Toc232713094 \h </w:instrText>
+          <w:instrText xml:space="preserve"> PAGEREF _Toc233376580 \h </w:instrText>
         </w:r>
         <w:r>
           <w:rPr>
@@ -850,7 +850,7 @@
           <w:sz w:val="22"/>
         </w:rPr>
       </w:pPr>
-      <w:hyperlink w:anchor="_Toc232713095" w:history="1">
+      <w:hyperlink w:anchor="_Toc233376581" w:history="1">
         <w:r>
           <w:rPr>
             <w:rStyle w:val="Hyperlink"/>
@@ -877,7 +877,7 @@
             <w:noProof/>
             <w:webHidden/>
           </w:rPr>
-          <w:instrText xml:space="preserve"> PAGEREF _Toc232713095 \h </w:instrText>
+          <w:instrText xml:space="preserve"> PAGEREF _Toc233376581 \h </w:instrText>
         </w:r>
         <w:r>
           <w:rPr>
@@ -920,7 +920,7 @@
           <w:sz w:val="22"/>
         </w:rPr>
       </w:pPr>
-      <w:hyperlink w:anchor="_Toc232713096" w:history="1">
+      <w:hyperlink w:anchor="_Toc233376582" w:history="1">
         <w:r>
           <w:rPr>
             <w:rStyle w:val="Hyperlink"/>
@@ -947,7 +947,7 @@
             <w:noProof/>
             <w:webHidden/>
           </w:rPr>
-          <w:instrText xml:space="preserve"> PAGEREF _Toc232713096 \h </w:instrText>
+          <w:instrText xml:space="preserve"> PAGEREF _Toc233376582 \h </w:instrText>
         </w:r>
         <w:r>
           <w:rPr>
@@ -990,7 +990,7 @@
           <w:sz w:val="22"/>
         </w:rPr>
       </w:pPr>
-      <w:hyperlink w:anchor="_Toc232713097" w:history="1">
+      <w:hyperlink w:anchor="_Toc233376583" w:history="1">
         <w:r>
           <w:rPr>
             <w:rStyle w:val="Hyperlink"/>
@@ -1017,7 +1017,7 @@
             <w:noProof/>
             <w:webHidden/>
           </w:rPr>
-          <w:instrText xml:space="preserve"> PAGEREF _Toc232713097 \h </w:instrText>
+          <w:instrText xml:space="preserve"> PAGEREF _Toc233376583 \h </w:instrText>
         </w:r>
         <w:r>
           <w:rPr>
@@ -1060,7 +1060,7 @@
           <w:sz w:val="22"/>
         </w:rPr>
       </w:pPr>
-      <w:hyperlink w:anchor="_Toc232713098" w:history="1">
+      <w:hyperlink w:anchor="_Toc233376584" w:history="1">
         <w:r>
           <w:rPr>
             <w:rStyle w:val="Hyperlink"/>
@@ -1087,7 +1087,7 @@
             <w:noProof/>
             <w:webHidden/>
           </w:rPr>
-          <w:instrText xml:space="preserve"> PAGEREF _Toc232713098 \h </w:instrText>
+          <w:instrText xml:space="preserve"> PAGEREF _Toc233376584 \h </w:instrText>
         </w:r>
         <w:r>
           <w:rPr>
@@ -1131,7 +1131,7 @@
           <w:sz w:val="22"/>
         </w:rPr>
       </w:pPr>
-      <w:hyperlink w:anchor="_Toc232713099" w:history="1">
+      <w:hyperlink w:anchor="_Toc233376585" w:history="1">
         <w:r>
           <w:rPr>
             <w:rStyle w:val="Hyperlink"/>
@@ -1158,7 +1158,7 @@
             <w:noProof/>
             <w:webHidden/>
           </w:rPr>
-          <w:instrText xml:space="preserve"> PAGEREF _Toc232713099 \h </w:instrText>
+          <w:instrText xml:space="preserve"> PAGEREF _Toc233376585 \h </w:instrText>
         </w:r>
         <w:r>
           <w:rPr>
@@ -1201,7 +1201,7 @@
           <w:sz w:val="22"/>
         </w:rPr>
       </w:pPr>
-      <w:hyperlink w:anchor="_Toc232713100" w:history="1">
+      <w:hyperlink w:anchor="_Toc233376586" w:history="1">
         <w:r>
           <w:rPr>
             <w:rStyle w:val="Hyperlink"/>
@@ -1228,7 +1228,7 @@
             <w:noProof/>
             <w:webHidden/>
           </w:rPr>
-          <w:instrText xml:space="preserve"> PAGEREF _Toc232713100 \h </w:instrText>
+          <w:instrText xml:space="preserve"> PAGEREF _Toc233376586 \h </w:instrText>
         </w:r>
         <w:r>
           <w:rPr>
@@ -1272,7 +1272,7 @@
           <w:sz w:val="22"/>
         </w:rPr>
       </w:pPr>
-      <w:hyperlink w:anchor="_Toc232713101" w:history="1">
+      <w:hyperlink w:anchor="_Toc233376587" w:history="1">
         <w:r>
           <w:rPr>
             <w:rStyle w:val="Hyperlink"/>
@@ -1299,7 +1299,7 @@
             <w:noProof/>
             <w:webHidden/>
           </w:rPr>
-          <w:instrText xml:space="preserve"> PAGEREF _Toc232713101 \h </w:instrText>
+          <w:instrText xml:space="preserve"> PAGEREF _Toc233376587 \h </w:instrText>
         </w:r>
         <w:r>
           <w:rPr>
@@ -1343,7 +1343,7 @@
           <w:sz w:val="22"/>
         </w:rPr>
       </w:pPr>
-      <w:hyperlink w:anchor="_Toc232713102" w:history="1">
+      <w:hyperlink w:anchor="_Toc233376588" w:history="1">
         <w:r>
           <w:rPr>
             <w:rStyle w:val="Hyperlink"/>
@@ -1370,7 +1370,7 @@
             <w:noProof/>
             <w:webHidden/>
           </w:rPr>
-          <w:instrText xml:space="preserve"> PAGEREF _Toc232713102 \h </w:instrText>
+          <w:instrText xml:space="preserve"> PAGEREF _Toc233376588 \h </w:instrText>
         </w:r>
         <w:r>
           <w:rPr>
@@ -1414,7 +1414,7 @@
           <w:sz w:val="22"/>
         </w:rPr>
       </w:pPr>
-      <w:hyperlink w:anchor="_Toc232713103" w:history="1">
+      <w:hyperlink w:anchor="_Toc233376589" w:history="1">
         <w:r>
           <w:rPr>
             <w:rStyle w:val="Hyperlink"/>
@@ -1441,7 +1441,7 @@
             <w:noProof/>
             <w:webHidden/>
           </w:rPr>
-          <w:instrText xml:space="preserve"> PAGEREF _Toc232713103 \h </w:instrText>
+          <w:instrText xml:space="preserve"> PAGEREF _Toc233376589 \h </w:instrText>
         </w:r>
         <w:r>
           <w:rPr>
@@ -1484,7 +1484,7 @@
           <w:sz w:val="22"/>
         </w:rPr>
       </w:pPr>
-      <w:hyperlink w:anchor="_Toc232713104" w:history="1">
+      <w:hyperlink w:anchor="_Toc233376590" w:history="1">
         <w:r>
           <w:rPr>
             <w:rStyle w:val="Hyperlink"/>
@@ -1511,7 +1511,7 @@
             <w:noProof/>
             <w:webHidden/>
           </w:rPr>
-          <w:instrText xml:space="preserve"> PAGEREF _Toc232713104 \h </w:instrText>
+          <w:instrText xml:space="preserve"> PAGEREF _Toc233376590 \h </w:instrText>
         </w:r>
         <w:r>
           <w:rPr>
@@ -1554,7 +1554,7 @@
           <w:sz w:val="22"/>
         </w:rPr>
       </w:pPr>
-      <w:hyperlink w:anchor="_Toc232713105" w:history="1">
+      <w:hyperlink w:anchor="_Toc233376591" w:history="1">
         <w:r>
           <w:rPr>
             <w:rStyle w:val="Hyperlink"/>
@@ -1581,7 +1581,7 @@
             <w:noProof/>
             <w:webHidden/>
           </w:rPr>
-          <w:instrText xml:space="preserve"> PAGEREF _Toc232713105 \h </w:instrText>
+          <w:instrText xml:space="preserve"> PAGEREF _Toc233376591 \h </w:instrText>
         </w:r>
         <w:r>
           <w:rPr>
@@ -1624,7 +1624,7 @@
           <w:sz w:val="22"/>
         </w:rPr>
       </w:pPr>
-      <w:hyperlink w:anchor="_Toc232713106" w:history="1">
+      <w:hyperlink w:anchor="_Toc233376592" w:history="1">
         <w:r>
           <w:rPr>
             <w:rStyle w:val="Hyperlink"/>
@@ -1651,7 +1651,7 @@
             <w:noProof/>
             <w:webHidden/>
           </w:rPr>
-          <w:instrText xml:space="preserve"> PAGEREF _Toc232713106 \h </w:instrText>
+          <w:instrText xml:space="preserve"> PAGEREF _Toc233376592 \h </w:instrText>
         </w:r>
         <w:r>
           <w:rPr>
@@ -1694,7 +1694,7 @@
           <w:sz w:val="22"/>
         </w:rPr>
       </w:pPr>
-      <w:hyperlink w:anchor="_Toc232713107" w:history="1">
+      <w:hyperlink w:anchor="_Toc233376593" w:history="1">
         <w:r>
           <w:rPr>
             <w:rStyle w:val="Hyperlink"/>
@@ -1721,7 +1721,7 @@
             <w:noProof/>
             <w:webHidden/>
           </w:rPr>
-          <w:instrText xml:space="preserve"> PAGEREF _Toc232713107 \h </w:instrText>
+          <w:instrText xml:space="preserve"> PAGEREF _Toc233376593 \h </w:instrText>
         </w:r>
         <w:r>
           <w:rPr>
@@ -1765,7 +1765,7 @@
           <w:sz w:val="22"/>
         </w:rPr>
       </w:pPr>
-      <w:hyperlink w:anchor="_Toc232713108" w:history="1">
+      <w:hyperlink w:anchor="_Toc233376594" w:history="1">
         <w:r>
           <w:rPr>
             <w:rStyle w:val="Hyperlink"/>
@@ -1792,7 +1792,7 @@
             <w:noProof/>
             <w:webHidden/>
           </w:rPr>
-          <w:instrText xml:space="preserve"> PAGEREF _Toc232713108 \h </w:instrText>
+          <w:instrText xml:space="preserve"> PAGEREF _Toc233376594 \h </w:instrText>
         </w:r>
         <w:r>
           <w:rPr>
@@ -1835,7 +1835,7 @@
           <w:sz w:val="22"/>
         </w:rPr>
       </w:pPr>
-      <w:hyperlink w:anchor="_Toc232713109" w:history="1">
+      <w:hyperlink w:anchor="_Toc233376595" w:history="1">
         <w:r>
           <w:rPr>
             <w:rStyle w:val="Hyperlink"/>
@@ -1862,7 +1862,7 @@
             <w:noProof/>
             <w:webHidden/>
           </w:rPr>
-          <w:instrText xml:space="preserve"> PAGEREF _Toc232713109 \h </w:instrText>
+          <w:instrText xml:space="preserve"> PAGEREF _Toc233376595 \h </w:instrText>
         </w:r>
         <w:r>
           <w:rPr>
@@ -1905,7 +1905,7 @@
           <w:sz w:val="22"/>
         </w:rPr>
       </w:pPr>
-      <w:hyperlink w:anchor="_Toc232713110" w:history="1">
+      <w:hyperlink w:anchor="_Toc233376596" w:history="1">
         <w:r>
           <w:rPr>
             <w:rStyle w:val="Hyperlink"/>
@@ -1932,7 +1932,7 @@
             <w:noProof/>
             <w:webHidden/>
           </w:rPr>
-          <w:instrText xml:space="preserve"> PAGEREF _Toc232713110 \h </w:instrText>
+          <w:instrText xml:space="preserve"> PAGEREF _Toc233376596 \h </w:instrText>
         </w:r>
         <w:r>
           <w:rPr>
@@ -1975,7 +1975,7 @@
           <w:sz w:val="22"/>
         </w:rPr>
       </w:pPr>
-      <w:hyperlink w:anchor="_Toc232713111" w:history="1">
+      <w:hyperlink w:anchor="_Toc233376597" w:history="1">
         <w:r>
           <w:rPr>
             <w:rStyle w:val="Hyperlink"/>
@@ -2002,7 +2002,7 @@
             <w:noProof/>
             <w:webHidden/>
           </w:rPr>
-          <w:instrText xml:space="preserve"> PAGEREF _Toc232713111 \h </w:instrText>
+          <w:instrText xml:space="preserve"> PAGEREF _Toc233376597 \h </w:instrText>
         </w:r>
         <w:r>
           <w:rPr>
@@ -2045,7 +2045,7 @@
           <w:sz w:val="22"/>
         </w:rPr>
       </w:pPr>
-      <w:hyperlink w:anchor="_Toc232713112" w:history="1">
+      <w:hyperlink w:anchor="_Toc233376598" w:history="1">
         <w:r>
           <w:rPr>
             <w:rStyle w:val="Hyperlink"/>
@@ -2072,7 +2072,7 @@
             <w:noProof/>
             <w:webHidden/>
           </w:rPr>
-          <w:instrText xml:space="preserve"> PAGEREF _Toc232713112 \h </w:instrText>
+          <w:instrText xml:space="preserve"> PAGEREF _Toc233376598 \h </w:instrText>
         </w:r>
         <w:r>
           <w:rPr>
@@ -2115,7 +2115,7 @@
           <w:sz w:val="22"/>
         </w:rPr>
       </w:pPr>
-      <w:hyperlink w:anchor="_Toc232713113" w:history="1">
+      <w:hyperlink w:anchor="_Toc233376599" w:history="1">
         <w:r>
           <w:rPr>
             <w:rStyle w:val="Hyperlink"/>
@@ -2142,7 +2142,7 @@
             <w:noProof/>
             <w:webHidden/>
           </w:rPr>
-          <w:instrText xml:space="preserve"> PAGEREF _Toc232713113 \h </w:instrText>
+          <w:instrText xml:space="preserve"> PAGEREF _Toc233376599 \h </w:instrText>
         </w:r>
         <w:r>
           <w:rPr>
@@ -2186,7 +2186,7 @@
           <w:sz w:val="22"/>
         </w:rPr>
       </w:pPr>
-      <w:hyperlink w:anchor="_Toc232713114" w:history="1">
+      <w:hyperlink w:anchor="_Toc233376600" w:history="1">
         <w:r>
           <w:rPr>
             <w:rStyle w:val="Hyperlink"/>
@@ -2213,7 +2213,7 @@
             <w:noProof/>
             <w:webHidden/>
           </w:rPr>
-          <w:instrText xml:space="preserve"> PAGEREF _Toc232713114 \h </w:instrText>
+          <w:instrText xml:space="preserve"> PAGEREF _Toc233376600 \h </w:instrText>
         </w:r>
         <w:r>
           <w:rPr>
@@ -2256,7 +2256,7 @@
           <w:sz w:val="22"/>
         </w:rPr>
       </w:pPr>
-      <w:hyperlink w:anchor="_Toc232713115" w:history="1">
+      <w:hyperlink w:anchor="_Toc233376601" w:history="1">
         <w:r>
           <w:rPr>
             <w:rStyle w:val="Hyperlink"/>
@@ -2283,7 +2283,7 @@
             <w:noProof/>
             <w:webHidden/>
           </w:rPr>
-          <w:instrText xml:space="preserve"> PAGEREF _Toc232713115 \h </w:instrText>
+          <w:instrText xml:space="preserve"> PAGEREF _Toc233376601 \h </w:instrText>
         </w:r>
         <w:r>
           <w:rPr>
@@ -2327,7 +2327,7 @@
           <w:sz w:val="22"/>
         </w:rPr>
       </w:pPr>
-      <w:hyperlink w:anchor="_Toc232713116" w:history="1">
+      <w:hyperlink w:anchor="_Toc233376602" w:history="1">
         <w:r>
           <w:rPr>
             <w:rStyle w:val="Hyperlink"/>
@@ -2354,7 +2354,7 @@
             <w:noProof/>
             <w:webHidden/>
           </w:rPr>
-          <w:instrText xml:space="preserve"> PAGEREF _Toc232713116 \h </w:instrText>
+          <w:instrText xml:space="preserve"> PAGEREF _Toc233376602 \h </w:instrText>
         </w:r>
         <w:r>
           <w:rPr>
@@ -2398,7 +2398,7 @@
           <w:sz w:val="22"/>
         </w:rPr>
       </w:pPr>
-      <w:hyperlink w:anchor="_Toc232713117" w:history="1">
+      <w:hyperlink w:anchor="_Toc233376603" w:history="1">
         <w:r>
           <w:rPr>
             <w:rStyle w:val="Hyperlink"/>
@@ -2425,7 +2425,7 @@
             <w:noProof/>
             <w:webHidden/>
           </w:rPr>
-          <w:instrText xml:space="preserve"> PAGEREF _Toc232713117 \h </w:instrText>
+          <w:instrText xml:space="preserve"> PAGEREF _Toc233376603 \h </w:instrText>
         </w:r>
         <w:r>
           <w:rPr>
@@ -2468,7 +2468,7 @@
           <w:sz w:val="22"/>
         </w:rPr>
       </w:pPr>
-      <w:hyperlink w:anchor="_Toc232713118" w:history="1">
+      <w:hyperlink w:anchor="_Toc233376604" w:history="1">
         <w:r>
           <w:rPr>
             <w:rStyle w:val="Hyperlink"/>
@@ -2495,7 +2495,7 @@
             <w:noProof/>
             <w:webHidden/>
           </w:rPr>
-          <w:instrText xml:space="preserve"> PAGEREF _Toc232713118 \h </w:instrText>
+          <w:instrText xml:space="preserve"> PAGEREF _Toc233376604 \h </w:instrText>
         </w:r>
         <w:r>
           <w:rPr>
@@ -2539,7 +2539,7 @@
           <w:sz w:val="22"/>
         </w:rPr>
       </w:pPr>
-      <w:hyperlink w:anchor="_Toc232713119" w:history="1">
+      <w:hyperlink w:anchor="_Toc233376605" w:history="1">
         <w:r>
           <w:rPr>
             <w:rStyle w:val="Hyperlink"/>
@@ -2566,7 +2566,7 @@
             <w:noProof/>
             <w:webHidden/>
           </w:rPr>
-          <w:instrText xml:space="preserve"> PAGEREF _Toc232713119 \h </w:instrText>
+          <w:instrText xml:space="preserve"> PAGEREF _Toc233376605 \h </w:instrText>
         </w:r>
         <w:r>
           <w:rPr>
@@ -2610,7 +2610,7 @@
           <w:sz w:val="22"/>
         </w:rPr>
       </w:pPr>
-      <w:hyperlink w:anchor="_Toc232713120" w:history="1">
+      <w:hyperlink w:anchor="_Toc233376606" w:history="1">
         <w:r>
           <w:rPr>
             <w:rStyle w:val="Hyperlink"/>
@@ -2637,7 +2637,7 @@
             <w:noProof/>
             <w:webHidden/>
           </w:rPr>
-          <w:instrText xml:space="preserve"> PAGEREF _Toc232713120 \h </w:instrText>
+          <w:instrText xml:space="preserve"> PAGEREF _Toc233376606 \h </w:instrText>
         </w:r>
         <w:r>
           <w:rPr>
@@ -2681,7 +2681,7 @@
           <w:sz w:val="22"/>
         </w:rPr>
       </w:pPr>
-      <w:hyperlink w:anchor="_Toc232713121" w:history="1">
+      <w:hyperlink w:anchor="_Toc233376607" w:history="1">
         <w:r>
           <w:rPr>
             <w:rStyle w:val="Hyperlink"/>
@@ -2708,7 +2708,7 @@
             <w:noProof/>
             <w:webHidden/>
           </w:rPr>
-          <w:instrText xml:space="preserve"> PAGEREF _Toc232713121 \h </w:instrText>
+          <w:instrText xml:space="preserve"> PAGEREF _Toc233376607 \h </w:instrText>
         </w:r>
         <w:r>
           <w:rPr>
@@ -2752,7 +2752,7 @@
           <w:sz w:val="22"/>
         </w:rPr>
       </w:pPr>
-      <w:hyperlink w:anchor="_Toc232713122" w:history="1">
+      <w:hyperlink w:anchor="_Toc233376608" w:history="1">
         <w:r>
           <w:rPr>
             <w:rStyle w:val="Hyperlink"/>
@@ -2779,7 +2779,7 @@
             <w:noProof/>
             <w:webHidden/>
           </w:rPr>
-          <w:instrText xml:space="preserve"> PAGEREF _Toc232713122 \h </w:instrText>
+          <w:instrText xml:space="preserve"> PAGEREF _Toc233376608 \h </w:instrText>
         </w:r>
         <w:r>
           <w:rPr>
@@ -2823,7 +2823,7 @@
           <w:sz w:val="22"/>
         </w:rPr>
       </w:pPr>
-      <w:hyperlink w:anchor="_Toc232713123" w:history="1">
+      <w:hyperlink w:anchor="_Toc233376609" w:history="1">
         <w:r>
           <w:rPr>
             <w:rStyle w:val="Hyperlink"/>
@@ -2850,7 +2850,7 @@
             <w:noProof/>
             <w:webHidden/>
           </w:rPr>
-          <w:instrText xml:space="preserve"> PAGEREF _Toc232713123 \h </w:instrText>
+          <w:instrText xml:space="preserve"> PAGEREF _Toc233376609 \h </w:instrText>
         </w:r>
         <w:r>
           <w:rPr>
@@ -2893,7 +2893,7 @@
           <w:sz w:val="22"/>
         </w:rPr>
       </w:pPr>
-      <w:hyperlink w:anchor="_Toc232713124" w:history="1">
+      <w:hyperlink w:anchor="_Toc233376610" w:history="1">
         <w:r>
           <w:rPr>
             <w:rStyle w:val="Hyperlink"/>
@@ -2920,7 +2920,7 @@
             <w:noProof/>
             <w:webHidden/>
           </w:rPr>
-          <w:instrText xml:space="preserve"> PAGEREF _Toc232713124 \h </w:instrText>
+          <w:instrText xml:space="preserve"> PAGEREF _Toc233376610 \h </w:instrText>
         </w:r>
         <w:r>
           <w:rPr>
@@ -2964,7 +2964,7 @@
           <w:sz w:val="22"/>
         </w:rPr>
       </w:pPr>
-      <w:hyperlink w:anchor="_Toc232713125" w:history="1">
+      <w:hyperlink w:anchor="_Toc233376611" w:history="1">
         <w:r>
           <w:rPr>
             <w:rStyle w:val="Hyperlink"/>
@@ -2991,7 +2991,7 @@
             <w:noProof/>
             <w:webHidden/>
           </w:rPr>
-          <w:instrText xml:space="preserve"> PAGEREF _Toc232713125 \h </w:instrText>
+          <w:instrText xml:space="preserve"> PAGEREF _Toc233376611 \h </w:instrText>
         </w:r>
         <w:r>
           <w:rPr>
@@ -3035,7 +3035,7 @@
           <w:sz w:val="22"/>
         </w:rPr>
       </w:pPr>
-      <w:hyperlink w:anchor="_Toc232713126" w:history="1">
+      <w:hyperlink w:anchor="_Toc233376612" w:history="1">
         <w:r>
           <w:rPr>
             <w:rStyle w:val="Hyperlink"/>
@@ -3062,7 +3062,7 @@
             <w:noProof/>
             <w:webHidden/>
           </w:rPr>
-          <w:instrText xml:space="preserve"> PAGEREF _Toc232713126 \h </w:instrText>
+          <w:instrText xml:space="preserve"> PAGEREF _Toc233376612 \h </w:instrText>
         </w:r>
         <w:r>
           <w:rPr>
@@ -3105,7 +3105,7 @@
           <w:sz w:val="22"/>
         </w:rPr>
       </w:pPr>
-      <w:hyperlink w:anchor="_Toc232713127" w:history="1">
+      <w:hyperlink w:anchor="_Toc233376613" w:history="1">
         <w:r>
           <w:rPr>
             <w:rStyle w:val="Hyperlink"/>
@@ -3132,7 +3132,7 @@
             <w:noProof/>
             <w:webHidden/>
           </w:rPr>
-          <w:instrText xml:space="preserve"> PAGEREF _Toc232713127 \h </w:instrText>
+          <w:instrText xml:space="preserve"> PAGEREF _Toc233376613 \h </w:instrText>
         </w:r>
         <w:r>
           <w:rPr>
@@ -3176,7 +3176,7 @@
           <w:sz w:val="22"/>
         </w:rPr>
       </w:pPr>
-      <w:hyperlink w:anchor="_Toc232713128" w:history="1">
+      <w:hyperlink w:anchor="_Toc233376614" w:history="1">
         <w:r>
           <w:rPr>
             <w:rStyle w:val="Hyperlink"/>
@@ -3203,7 +3203,7 @@
             <w:noProof/>
             <w:webHidden/>
           </w:rPr>
-          <w:instrText xml:space="preserve"> PAGEREF _Toc232713128 \h </w:instrText>
+          <w:instrText xml:space="preserve"> PAGEREF _Toc233376614 \h </w:instrText>
         </w:r>
         <w:r>
           <w:rPr>
@@ -3246,7 +3246,7 @@
           <w:sz w:val="22"/>
         </w:rPr>
       </w:pPr>
-      <w:hyperlink w:anchor="_Toc232713129" w:history="1">
+      <w:hyperlink w:anchor="_Toc233376615" w:history="1">
         <w:r>
           <w:rPr>
             <w:rStyle w:val="Hyperlink"/>
@@ -3273,7 +3273,7 @@
             <w:noProof/>
             <w:webHidden/>
           </w:rPr>
-          <w:instrText xml:space="preserve"> PAGEREF _Toc232713129 \h </w:instrText>
+          <w:instrText xml:space="preserve"> PAGEREF _Toc233376615 \h </w:instrText>
         </w:r>
         <w:r>
           <w:rPr>
@@ -3316,7 +3316,7 @@
           <w:sz w:val="22"/>
         </w:rPr>
       </w:pPr>
-      <w:hyperlink w:anchor="_Toc232713130" w:history="1">
+      <w:hyperlink w:anchor="_Toc233376616" w:history="1">
         <w:r>
           <w:rPr>
             <w:rStyle w:val="Hyperlink"/>
@@ -3343,7 +3343,7 @@
             <w:noProof/>
             <w:webHidden/>
           </w:rPr>
-          <w:instrText xml:space="preserve"> PAGEREF _Toc232713130 \h </w:instrText>
+          <w:instrText xml:space="preserve"> PAGEREF _Toc233376616 \h </w:instrText>
         </w:r>
         <w:r>
           <w:rPr>
@@ -3386,7 +3386,7 @@
           <w:sz w:val="22"/>
         </w:rPr>
       </w:pPr>
-      <w:hyperlink w:anchor="_Toc232713131" w:history="1">
+      <w:hyperlink w:anchor="_Toc233376617" w:history="1">
         <w:r>
           <w:rPr>
             <w:rStyle w:val="Hyperlink"/>
@@ -3413,7 +3413,7 @@
             <w:noProof/>
             <w:webHidden/>
           </w:rPr>
-          <w:instrText xml:space="preserve"> PAGEREF _Toc232713131 \h </w:instrText>
+          <w:instrText xml:space="preserve"> PAGEREF _Toc233376617 \h </w:instrText>
         </w:r>
         <w:r>
           <w:rPr>
@@ -3457,7 +3457,7 @@
           <w:sz w:val="22"/>
         </w:rPr>
       </w:pPr>
-      <w:hyperlink w:anchor="_Toc232713132" w:history="1">
+      <w:hyperlink w:anchor="_Toc233376618" w:history="1">
         <w:r>
           <w:rPr>
             <w:rStyle w:val="Hyperlink"/>
@@ -3484,7 +3484,7 @@
             <w:noProof/>
             <w:webHidden/>
           </w:rPr>
-          <w:instrText xml:space="preserve"> PAGEREF _Toc232713132 \h </w:instrText>
+          <w:instrText xml:space="preserve"> PAGEREF _Toc233376618 \h </w:instrText>
         </w:r>
         <w:r>
           <w:rPr>
@@ -3528,7 +3528,7 @@
           <w:sz w:val="22"/>
         </w:rPr>
       </w:pPr>
-      <w:hyperlink w:anchor="_Toc232713133" w:history="1">
+      <w:hyperlink w:anchor="_Toc233376619" w:history="1">
         <w:r>
           <w:rPr>
             <w:rStyle w:val="Hyperlink"/>
@@ -3555,7 +3555,7 @@
             <w:noProof/>
             <w:webHidden/>
           </w:rPr>
-          <w:instrText xml:space="preserve"> PAGEREF _Toc232713133 \h </w:instrText>
+          <w:instrText xml:space="preserve"> PAGEREF _Toc233376619 \h </w:instrText>
         </w:r>
         <w:r>
           <w:rPr>
@@ -3599,7 +3599,7 @@
           <w:sz w:val="22"/>
         </w:rPr>
       </w:pPr>
-      <w:hyperlink w:anchor="_Toc232713134" w:history="1">
+      <w:hyperlink w:anchor="_Toc233376620" w:history="1">
         <w:r>
           <w:rPr>
             <w:rStyle w:val="Hyperlink"/>
@@ -3626,7 +3626,7 @@
             <w:noProof/>
             <w:webHidden/>
           </w:rPr>
-          <w:instrText xml:space="preserve"> PAGEREF _Toc232713134 \h </w:instrText>
+          <w:instrText xml:space="preserve"> PAGEREF _Toc233376620 \h </w:instrText>
         </w:r>
         <w:r>
           <w:rPr>
@@ -3669,7 +3669,7 @@
           <w:sz w:val="22"/>
         </w:rPr>
       </w:pPr>
-      <w:hyperlink w:anchor="_Toc232713135" w:history="1">
+      <w:hyperlink w:anchor="_Toc233376621" w:history="1">
         <w:r>
           <w:rPr>
             <w:rStyle w:val="Hyperlink"/>
@@ -3696,7 +3696,7 @@
             <w:noProof/>
             <w:webHidden/>
           </w:rPr>
-          <w:instrText xml:space="preserve"> PAGEREF _Toc232713135 \h </w:instrText>
+          <w:instrText xml:space="preserve"> PAGEREF _Toc233376621 \h </w:instrText>
         </w:r>
         <w:r>
           <w:rPr>
@@ -3740,7 +3740,7 @@
           <w:sz w:val="22"/>
         </w:rPr>
       </w:pPr>
-      <w:hyperlink w:anchor="_Toc232713136" w:history="1">
+      <w:hyperlink w:anchor="_Toc233376622" w:history="1">
         <w:r>
           <w:rPr>
             <w:rStyle w:val="Hyperlink"/>
@@ -3767,7 +3767,7 @@
             <w:noProof/>
             <w:webHidden/>
           </w:rPr>
-          <w:instrText xml:space="preserve"> PAGEREF _Toc232713136 \h </w:instrText>
+          <w:instrText xml:space="preserve"> PAGEREF _Toc233376622 \h </w:instrText>
         </w:r>
         <w:r>
           <w:rPr>
@@ -3811,7 +3811,7 @@
           <w:sz w:val="22"/>
         </w:rPr>
       </w:pPr>
-      <w:hyperlink w:anchor="_Toc232713137" w:history="1">
+      <w:hyperlink w:anchor="_Toc233376623" w:history="1">
         <w:r>
           <w:rPr>
             <w:rStyle w:val="Hyperlink"/>
@@ -3838,7 +3838,7 @@
             <w:noProof/>
             <w:webHidden/>
           </w:rPr>
-          <w:instrText xml:space="preserve"> PAGEREF _Toc232713137 \h </w:instrText>
+          <w:instrText xml:space="preserve"> PAGEREF _Toc233376623 \h </w:instrText>
         </w:r>
         <w:r>
           <w:rPr>
@@ -3882,7 +3882,7 @@
           <w:sz w:val="22"/>
         </w:rPr>
       </w:pPr>
-      <w:hyperlink w:anchor="_Toc232713138" w:history="1">
+      <w:hyperlink w:anchor="_Toc233376624" w:history="1">
         <w:r>
           <w:rPr>
             <w:rStyle w:val="Hyperlink"/>
@@ -3909,7 +3909,7 @@
             <w:noProof/>
             <w:webHidden/>
           </w:rPr>
-          <w:instrText xml:space="preserve"> PAGEREF _Toc232713138 \h </w:instrText>
+          <w:instrText xml:space="preserve"> PAGEREF _Toc233376624 \h </w:instrText>
         </w:r>
         <w:r>
           <w:rPr>
@@ -3942,6 +3942,499 @@
     </w:p>
     <w:p>
       <w:pPr>
+        <w:pStyle w:val="TOC1"/>
+        <w:tabs>
+          <w:tab w:val="right" w:leader="dot" w:pos="9350"/>
+        </w:tabs>
+        <w:rPr>
+          <w:rFonts w:asciiTheme="minorHAnsi" w:eastAsiaTheme="minorEastAsia" w:hAnsiTheme="minorHAnsi"/>
+          <w:b w:val="0"/>
+          <w:noProof/>
+          <w:sz w:val="22"/>
+        </w:rPr>
+      </w:pPr>
+      <w:hyperlink w:anchor="_Toc233376625" w:history="1">
+        <w:r>
+          <w:rPr>
+            <w:rStyle w:val="Hyperlink"/>
+            <w:noProof/>
+          </w:rPr>
+          <w:t>WEEK 7: NEURAL LANGUAGE MODELS AND DEEP LEARNING FOR NLP</w:t>
+        </w:r>
+        <w:r>
+          <w:rPr>
+            <w:noProof/>
+            <w:webHidden/>
+          </w:rPr>
+          <w:tab/>
+        </w:r>
+        <w:r>
+          <w:rPr>
+            <w:noProof/>
+            <w:webHidden/>
+          </w:rPr>
+          <w:fldChar w:fldCharType="begin"/>
+        </w:r>
+        <w:r>
+          <w:rPr>
+            <w:noProof/>
+            <w:webHidden/>
+          </w:rPr>
+          <w:instrText xml:space="preserve"> PAGEREF _Toc233376625 \h </w:instrText>
+        </w:r>
+        <w:r>
+          <w:rPr>
+            <w:noProof/>
+            <w:webHidden/>
+          </w:rPr>
+        </w:r>
+        <w:r>
+          <w:rPr>
+            <w:noProof/>
+            <w:webHidden/>
+          </w:rPr>
+          <w:fldChar w:fldCharType="separate"/>
+        </w:r>
+        <w:r>
+          <w:rPr>
+            <w:noProof/>
+            <w:webHidden/>
+          </w:rPr>
+          <w:t>22</w:t>
+        </w:r>
+        <w:r>
+          <w:rPr>
+            <w:noProof/>
+            <w:webHidden/>
+          </w:rPr>
+          <w:fldChar w:fldCharType="end"/>
+        </w:r>
+      </w:hyperlink>
+    </w:p>
+    <w:p>
+      <w:pPr>
+        <w:pStyle w:val="TOC2"/>
+        <w:tabs>
+          <w:tab w:val="right" w:leader="dot" w:pos="9350"/>
+        </w:tabs>
+        <w:rPr>
+          <w:rFonts w:asciiTheme="minorHAnsi" w:eastAsiaTheme="minorEastAsia" w:hAnsiTheme="minorHAnsi"/>
+          <w:noProof/>
+          <w:sz w:val="22"/>
+        </w:rPr>
+      </w:pPr>
+      <w:hyperlink w:anchor="_Toc233376626" w:history="1">
+        <w:r>
+          <w:rPr>
+            <w:rStyle w:val="Hyperlink"/>
+            <w:noProof/>
+          </w:rPr>
+          <w:t>7.1 Language Model Comparison</w:t>
+        </w:r>
+        <w:r>
+          <w:rPr>
+            <w:noProof/>
+            <w:webHidden/>
+          </w:rPr>
+          <w:tab/>
+        </w:r>
+        <w:r>
+          <w:rPr>
+            <w:noProof/>
+            <w:webHidden/>
+          </w:rPr>
+          <w:fldChar w:fldCharType="begin"/>
+        </w:r>
+        <w:r>
+          <w:rPr>
+            <w:noProof/>
+            <w:webHidden/>
+          </w:rPr>
+          <w:instrText xml:space="preserve"> PAGEREF _Toc233376626 \h </w:instrText>
+        </w:r>
+        <w:r>
+          <w:rPr>
+            <w:noProof/>
+            <w:webHidden/>
+          </w:rPr>
+        </w:r>
+        <w:r>
+          <w:rPr>
+            <w:noProof/>
+            <w:webHidden/>
+          </w:rPr>
+          <w:fldChar w:fldCharType="separate"/>
+        </w:r>
+        <w:r>
+          <w:rPr>
+            <w:noProof/>
+            <w:webHidden/>
+          </w:rPr>
+          <w:t>22</w:t>
+        </w:r>
+        <w:r>
+          <w:rPr>
+            <w:noProof/>
+            <w:webHidden/>
+          </w:rPr>
+          <w:fldChar w:fldCharType="end"/>
+        </w:r>
+      </w:hyperlink>
+    </w:p>
+    <w:p>
+      <w:pPr>
+        <w:pStyle w:val="TOC2"/>
+        <w:tabs>
+          <w:tab w:val="right" w:leader="dot" w:pos="9350"/>
+        </w:tabs>
+        <w:rPr>
+          <w:rFonts w:asciiTheme="minorHAnsi" w:eastAsiaTheme="minorEastAsia" w:hAnsiTheme="minorHAnsi"/>
+          <w:noProof/>
+          <w:sz w:val="22"/>
+        </w:rPr>
+      </w:pPr>
+      <w:hyperlink w:anchor="_Toc233376627" w:history="1">
+        <w:r>
+          <w:rPr>
+            <w:rStyle w:val="Hyperlink"/>
+            <w:noProof/>
+          </w:rPr>
+          <w:t>7.2 Neural Network Components</w:t>
+        </w:r>
+        <w:r>
+          <w:rPr>
+            <w:noProof/>
+            <w:webHidden/>
+          </w:rPr>
+          <w:tab/>
+        </w:r>
+        <w:r>
+          <w:rPr>
+            <w:noProof/>
+            <w:webHidden/>
+          </w:rPr>
+          <w:fldChar w:fldCharType="begin"/>
+        </w:r>
+        <w:r>
+          <w:rPr>
+            <w:noProof/>
+            <w:webHidden/>
+          </w:rPr>
+          <w:instrText xml:space="preserve"> PAGEREF _Toc233376627 \h </w:instrText>
+        </w:r>
+        <w:r>
+          <w:rPr>
+            <w:noProof/>
+            <w:webHidden/>
+          </w:rPr>
+        </w:r>
+        <w:r>
+          <w:rPr>
+            <w:noProof/>
+            <w:webHidden/>
+          </w:rPr>
+          <w:fldChar w:fldCharType="separate"/>
+        </w:r>
+        <w:r>
+          <w:rPr>
+            <w:noProof/>
+            <w:webHidden/>
+          </w:rPr>
+          <w:t>22</w:t>
+        </w:r>
+        <w:r>
+          <w:rPr>
+            <w:noProof/>
+            <w:webHidden/>
+          </w:rPr>
+          <w:fldChar w:fldCharType="end"/>
+        </w:r>
+      </w:hyperlink>
+    </w:p>
+    <w:p>
+      <w:pPr>
+        <w:pStyle w:val="TOC2"/>
+        <w:tabs>
+          <w:tab w:val="right" w:leader="dot" w:pos="9350"/>
+        </w:tabs>
+        <w:rPr>
+          <w:rFonts w:asciiTheme="minorHAnsi" w:eastAsiaTheme="minorEastAsia" w:hAnsiTheme="minorHAnsi"/>
+          <w:noProof/>
+          <w:sz w:val="22"/>
+        </w:rPr>
+      </w:pPr>
+      <w:hyperlink w:anchor="_Toc233376628" w:history="1">
+        <w:r>
+          <w:rPr>
+            <w:rStyle w:val="Hyperlink"/>
+            <w:noProof/>
+          </w:rPr>
+          <w:t>7.3 Text Prediction System</w:t>
+        </w:r>
+        <w:r>
+          <w:rPr>
+            <w:noProof/>
+            <w:webHidden/>
+          </w:rPr>
+          <w:tab/>
+        </w:r>
+        <w:r>
+          <w:rPr>
+            <w:noProof/>
+            <w:webHidden/>
+          </w:rPr>
+          <w:fldChar w:fldCharType="begin"/>
+        </w:r>
+        <w:r>
+          <w:rPr>
+            <w:noProof/>
+            <w:webHidden/>
+          </w:rPr>
+          <w:instrText xml:space="preserve"> PAGEREF _Toc233376628 \h </w:instrText>
+        </w:r>
+        <w:r>
+          <w:rPr>
+            <w:noProof/>
+            <w:webHidden/>
+          </w:rPr>
+        </w:r>
+        <w:r>
+          <w:rPr>
+            <w:noProof/>
+            <w:webHidden/>
+          </w:rPr>
+          <w:fldChar w:fldCharType="separate"/>
+        </w:r>
+        <w:r>
+          <w:rPr>
+            <w:noProof/>
+            <w:webHidden/>
+          </w:rPr>
+          <w:t>23</w:t>
+        </w:r>
+        <w:r>
+          <w:rPr>
+            <w:noProof/>
+            <w:webHidden/>
+          </w:rPr>
+          <w:fldChar w:fldCharType="end"/>
+        </w:r>
+      </w:hyperlink>
+    </w:p>
+    <w:p>
+      <w:pPr>
+        <w:pStyle w:val="TOC2"/>
+        <w:tabs>
+          <w:tab w:val="right" w:leader="dot" w:pos="9350"/>
+        </w:tabs>
+        <w:rPr>
+          <w:rFonts w:asciiTheme="minorHAnsi" w:eastAsiaTheme="minorEastAsia" w:hAnsiTheme="minorHAnsi"/>
+          <w:noProof/>
+          <w:sz w:val="22"/>
+        </w:rPr>
+      </w:pPr>
+      <w:hyperlink w:anchor="_Toc233376629" w:history="1">
+        <w:r>
+          <w:rPr>
+            <w:rStyle w:val="Hyperlink"/>
+            <w:noProof/>
+          </w:rPr>
+          <w:t>7.4 Sentiment Analysis using neural networks</w:t>
+        </w:r>
+        <w:r>
+          <w:rPr>
+            <w:noProof/>
+            <w:webHidden/>
+          </w:rPr>
+          <w:tab/>
+        </w:r>
+        <w:r>
+          <w:rPr>
+            <w:noProof/>
+            <w:webHidden/>
+          </w:rPr>
+          <w:fldChar w:fldCharType="begin"/>
+        </w:r>
+        <w:r>
+          <w:rPr>
+            <w:noProof/>
+            <w:webHidden/>
+          </w:rPr>
+          <w:instrText xml:space="preserve"> PAGEREF _Toc233376629 \h </w:instrText>
+        </w:r>
+        <w:r>
+          <w:rPr>
+            <w:noProof/>
+            <w:webHidden/>
+          </w:rPr>
+        </w:r>
+        <w:r>
+          <w:rPr>
+            <w:noProof/>
+            <w:webHidden/>
+          </w:rPr>
+          <w:fldChar w:fldCharType="separate"/>
+        </w:r>
+        <w:r>
+          <w:rPr>
+            <w:noProof/>
+            <w:webHidden/>
+          </w:rPr>
+          <w:t>23</w:t>
+        </w:r>
+        <w:r>
+          <w:rPr>
+            <w:noProof/>
+            <w:webHidden/>
+          </w:rPr>
+          <w:fldChar w:fldCharType="end"/>
+        </w:r>
+      </w:hyperlink>
+    </w:p>
+    <w:p>
+      <w:pPr>
+        <w:pStyle w:val="TOC3"/>
+        <w:tabs>
+          <w:tab w:val="right" w:leader="dot" w:pos="9350"/>
+        </w:tabs>
+        <w:rPr>
+          <w:rFonts w:asciiTheme="minorHAnsi" w:eastAsiaTheme="minorEastAsia" w:hAnsiTheme="minorHAnsi"/>
+          <w:i w:val="0"/>
+          <w:noProof/>
+          <w:sz w:val="22"/>
+        </w:rPr>
+      </w:pPr>
+      <w:hyperlink w:anchor="_Toc233376630" w:history="1">
+        <w:r>
+          <w:rPr>
+            <w:rStyle w:val="Hyperlink"/>
+            <w:noProof/>
+          </w:rPr>
+          <w:t>7.4.1 Training the model</w:t>
+        </w:r>
+        <w:r>
+          <w:rPr>
+            <w:noProof/>
+            <w:webHidden/>
+          </w:rPr>
+          <w:tab/>
+        </w:r>
+        <w:r>
+          <w:rPr>
+            <w:noProof/>
+            <w:webHidden/>
+          </w:rPr>
+          <w:fldChar w:fldCharType="begin"/>
+        </w:r>
+        <w:r>
+          <w:rPr>
+            <w:noProof/>
+            <w:webHidden/>
+          </w:rPr>
+          <w:instrText xml:space="preserve"> PAGEREF _Toc233376630 \h </w:instrText>
+        </w:r>
+        <w:r>
+          <w:rPr>
+            <w:noProof/>
+            <w:webHidden/>
+          </w:rPr>
+        </w:r>
+        <w:r>
+          <w:rPr>
+            <w:noProof/>
+            <w:webHidden/>
+          </w:rPr>
+          <w:fldChar w:fldCharType="separate"/>
+        </w:r>
+        <w:r>
+          <w:rPr>
+            <w:noProof/>
+            <w:webHidden/>
+          </w:rPr>
+          <w:t>23</w:t>
+        </w:r>
+        <w:r>
+          <w:rPr>
+            <w:noProof/>
+            <w:webHidden/>
+          </w:rPr>
+          <w:fldChar w:fldCharType="end"/>
+        </w:r>
+      </w:hyperlink>
+    </w:p>
+    <w:p>
+      <w:pPr>
+        <w:pStyle w:val="TOC3"/>
+        <w:tabs>
+          <w:tab w:val="right" w:leader="dot" w:pos="9350"/>
+        </w:tabs>
+        <w:rPr>
+          <w:rFonts w:asciiTheme="minorHAnsi" w:eastAsiaTheme="minorEastAsia" w:hAnsiTheme="minorHAnsi"/>
+          <w:i w:val="0"/>
+          <w:noProof/>
+          <w:sz w:val="22"/>
+        </w:rPr>
+      </w:pPr>
+      <w:hyperlink w:anchor="_Toc233376631" w:history="1">
+        <w:r>
+          <w:rPr>
+            <w:rStyle w:val="Hyperlink"/>
+            <w:noProof/>
+          </w:rPr>
+          <w:t>7.4.2 Results visual</w:t>
+        </w:r>
+        <w:r>
+          <w:rPr>
+            <w:noProof/>
+            <w:webHidden/>
+          </w:rPr>
+          <w:tab/>
+        </w:r>
+        <w:r>
+          <w:rPr>
+            <w:noProof/>
+            <w:webHidden/>
+          </w:rPr>
+          <w:fldChar w:fldCharType="begin"/>
+        </w:r>
+        <w:r>
+          <w:rPr>
+            <w:noProof/>
+            <w:webHidden/>
+          </w:rPr>
+          <w:instrText xml:space="preserve"> PAGEREF _Toc233376631 \h </w:instrText>
+        </w:r>
+        <w:r>
+          <w:rPr>
+            <w:noProof/>
+            <w:webHidden/>
+          </w:rPr>
+        </w:r>
+        <w:r>
+          <w:rPr>
+            <w:noProof/>
+            <w:webHidden/>
+          </w:rPr>
+          <w:fldChar w:fldCharType="separate"/>
+        </w:r>
+        <w:r>
+          <w:rPr>
+            <w:noProof/>
+            <w:webHidden/>
+          </w:rPr>
+          <w:t>24</w:t>
+        </w:r>
+        <w:r>
+          <w:rPr>
+            <w:noProof/>
+            <w:webHidden/>
+          </w:rPr>
+          <w:fldChar w:fldCharType="end"/>
+        </w:r>
+      </w:hyperlink>
+    </w:p>
+    <w:p>
+      <w:pPr>
         <w:spacing w:line="360" w:lineRule="auto"/>
         <w:rPr>
           <w:rFonts w:ascii="Times New Roman" w:hAnsi="Times New Roman" w:cs="Times New Roman"/>
@@ -4017,69 +4510,6 @@
       <w:pPr>
         <w:spacing w:line="360" w:lineRule="auto"/>
         <w:jc w:val="center"/>
-        <w:rPr>
-          <w:rFonts w:ascii="Times New Roman" w:hAnsi="Times New Roman" w:cs="Times New Roman"/>
-          <w:b/>
-          <w:bCs/>
-          <w:sz w:val="24"/>
-          <w:szCs w:val="24"/>
-        </w:rPr>
-      </w:pPr>
-    </w:p>
-    <w:p>
-      <w:pPr>
-        <w:spacing w:line="360" w:lineRule="auto"/>
-        <w:jc w:val="center"/>
-        <w:rPr>
-          <w:rFonts w:ascii="Times New Roman" w:hAnsi="Times New Roman" w:cs="Times New Roman"/>
-          <w:b/>
-          <w:bCs/>
-          <w:sz w:val="24"/>
-          <w:szCs w:val="24"/>
-        </w:rPr>
-      </w:pPr>
-    </w:p>
-    <w:p>
-      <w:pPr>
-        <w:spacing w:line="360" w:lineRule="auto"/>
-        <w:jc w:val="center"/>
-        <w:rPr>
-          <w:rFonts w:ascii="Times New Roman" w:hAnsi="Times New Roman" w:cs="Times New Roman"/>
-          <w:b/>
-          <w:bCs/>
-          <w:sz w:val="24"/>
-          <w:szCs w:val="24"/>
-        </w:rPr>
-      </w:pPr>
-    </w:p>
-    <w:p>
-      <w:pPr>
-        <w:spacing w:line="360" w:lineRule="auto"/>
-        <w:jc w:val="center"/>
-        <w:rPr>
-          <w:rFonts w:ascii="Times New Roman" w:hAnsi="Times New Roman" w:cs="Times New Roman"/>
-          <w:b/>
-          <w:bCs/>
-          <w:sz w:val="24"/>
-          <w:szCs w:val="24"/>
-        </w:rPr>
-      </w:pPr>
-    </w:p>
-    <w:p>
-      <w:pPr>
-        <w:spacing w:line="360" w:lineRule="auto"/>
-        <w:rPr>
-          <w:rFonts w:ascii="Times New Roman" w:hAnsi="Times New Roman" w:cs="Times New Roman"/>
-          <w:b/>
-          <w:bCs/>
-          <w:sz w:val="24"/>
-          <w:szCs w:val="24"/>
-        </w:rPr>
-      </w:pPr>
-    </w:p>
-    <w:p>
-      <w:pPr>
-        <w:spacing w:line="360" w:lineRule="auto"/>
         <w:rPr>
           <w:rFonts w:ascii="Times New Roman" w:hAnsi="Times New Roman" w:cs="Times New Roman"/>
           <w:b/>
@@ -6880,9 +7310,7 @@
       <w:pPr>
         <w:spacing w:line="360" w:lineRule="auto"/>
         <w:rPr>
-          <w:rFonts w:ascii="Times New Roman" w:hAnsi="Times New Roman" w:cs="Times New Roman"/>
-          <w:sz w:val="24"/>
-          <w:szCs w:val="24"/>
+          <w:noProof/>
         </w:rPr>
       </w:pPr>
       <w:r>
@@ -6893,6 +7321,328 @@
         </w:rPr>
         <w:fldChar w:fldCharType="end"/>
       </w:r>
+      <w:r>
+        <w:rPr>
+          <w:rFonts w:ascii="Times New Roman" w:hAnsi="Times New Roman" w:cs="Times New Roman"/>
+          <w:sz w:val="24"/>
+          <w:szCs w:val="24"/>
+        </w:rPr>
+        <w:fldChar w:fldCharType="begin"/>
+      </w:r>
+      <w:r>
+        <w:rPr>
+          <w:rFonts w:ascii="Times New Roman" w:hAnsi="Times New Roman" w:cs="Times New Roman"/>
+          <w:sz w:val="24"/>
+          <w:szCs w:val="24"/>
+        </w:rPr>
+        <w:instrText xml:space="preserve"> TOC \h \z \c "Fig 7." </w:instrText>
+      </w:r>
+      <w:r>
+        <w:rPr>
+          <w:rFonts w:ascii="Times New Roman" w:hAnsi="Times New Roman" w:cs="Times New Roman"/>
+          <w:sz w:val="24"/>
+          <w:szCs w:val="24"/>
+        </w:rPr>
+        <w:fldChar w:fldCharType="separate"/>
+      </w:r>
+    </w:p>
+    <w:p>
+      <w:pPr>
+        <w:pStyle w:val="TableofFigures"/>
+        <w:tabs>
+          <w:tab w:val="right" w:leader="dot" w:pos="9350"/>
+        </w:tabs>
+        <w:rPr>
+          <w:rFonts w:asciiTheme="minorHAnsi" w:eastAsiaTheme="minorEastAsia" w:hAnsiTheme="minorHAnsi"/>
+          <w:noProof/>
+          <w:sz w:val="22"/>
+        </w:rPr>
+      </w:pPr>
+      <w:hyperlink w:anchor="_Toc233376632" w:history="1">
+        <w:r>
+          <w:rPr>
+            <w:rStyle w:val="Hyperlink"/>
+            <w:noProof/>
+          </w:rPr>
+          <w:t>Fig 7. 1 Structure of neural networks</w:t>
+        </w:r>
+        <w:r>
+          <w:rPr>
+            <w:noProof/>
+            <w:webHidden/>
+          </w:rPr>
+          <w:tab/>
+        </w:r>
+        <w:r>
+          <w:rPr>
+            <w:noProof/>
+            <w:webHidden/>
+          </w:rPr>
+          <w:fldChar w:fldCharType="begin"/>
+        </w:r>
+        <w:r>
+          <w:rPr>
+            <w:noProof/>
+            <w:webHidden/>
+          </w:rPr>
+          <w:instrText xml:space="preserve"> PAGEREF _Toc233376632 \h </w:instrText>
+        </w:r>
+        <w:r>
+          <w:rPr>
+            <w:noProof/>
+            <w:webHidden/>
+          </w:rPr>
+        </w:r>
+        <w:r>
+          <w:rPr>
+            <w:noProof/>
+            <w:webHidden/>
+          </w:rPr>
+          <w:fldChar w:fldCharType="separate"/>
+        </w:r>
+        <w:r>
+          <w:rPr>
+            <w:noProof/>
+            <w:webHidden/>
+          </w:rPr>
+          <w:t>22</w:t>
+        </w:r>
+        <w:r>
+          <w:rPr>
+            <w:noProof/>
+            <w:webHidden/>
+          </w:rPr>
+          <w:fldChar w:fldCharType="end"/>
+        </w:r>
+      </w:hyperlink>
+    </w:p>
+    <w:p>
+      <w:pPr>
+        <w:pStyle w:val="TableofFigures"/>
+        <w:tabs>
+          <w:tab w:val="right" w:leader="dot" w:pos="9350"/>
+        </w:tabs>
+        <w:rPr>
+          <w:rFonts w:asciiTheme="minorHAnsi" w:eastAsiaTheme="minorEastAsia" w:hAnsiTheme="minorHAnsi"/>
+          <w:noProof/>
+          <w:sz w:val="22"/>
+        </w:rPr>
+      </w:pPr>
+      <w:hyperlink w:anchor="_Toc233376633" w:history="1">
+        <w:r>
+          <w:rPr>
+            <w:rStyle w:val="Hyperlink"/>
+            <w:noProof/>
+          </w:rPr>
+          <w:t>Fig 7. 2 Text prediction system using neural networks</w:t>
+        </w:r>
+        <w:r>
+          <w:rPr>
+            <w:noProof/>
+            <w:webHidden/>
+          </w:rPr>
+          <w:tab/>
+        </w:r>
+        <w:r>
+          <w:rPr>
+            <w:noProof/>
+            <w:webHidden/>
+          </w:rPr>
+          <w:fldChar w:fldCharType="begin"/>
+        </w:r>
+        <w:r>
+          <w:rPr>
+            <w:noProof/>
+            <w:webHidden/>
+          </w:rPr>
+          <w:instrText xml:space="preserve"> PAGEREF _Toc233376633 \h </w:instrText>
+        </w:r>
+        <w:r>
+          <w:rPr>
+            <w:noProof/>
+            <w:webHidden/>
+          </w:rPr>
+        </w:r>
+        <w:r>
+          <w:rPr>
+            <w:noProof/>
+            <w:webHidden/>
+          </w:rPr>
+          <w:fldChar w:fldCharType="separate"/>
+        </w:r>
+        <w:r>
+          <w:rPr>
+            <w:noProof/>
+            <w:webHidden/>
+          </w:rPr>
+          <w:t>23</w:t>
+        </w:r>
+        <w:r>
+          <w:rPr>
+            <w:noProof/>
+            <w:webHidden/>
+          </w:rPr>
+          <w:fldChar w:fldCharType="end"/>
+        </w:r>
+      </w:hyperlink>
+    </w:p>
+    <w:p>
+      <w:pPr>
+        <w:pStyle w:val="TableofFigures"/>
+        <w:tabs>
+          <w:tab w:val="right" w:leader="dot" w:pos="9350"/>
+        </w:tabs>
+        <w:rPr>
+          <w:rFonts w:asciiTheme="minorHAnsi" w:eastAsiaTheme="minorEastAsia" w:hAnsiTheme="minorHAnsi"/>
+          <w:noProof/>
+          <w:sz w:val="22"/>
+        </w:rPr>
+      </w:pPr>
+      <w:hyperlink w:anchor="_Toc233376634" w:history="1">
+        <w:r>
+          <w:rPr>
+            <w:rStyle w:val="Hyperlink"/>
+            <w:noProof/>
+          </w:rPr>
+          <w:t>Fig 7. 3 Training a Sequential Neural Network model on the Mental Health Dataset</w:t>
+        </w:r>
+        <w:r>
+          <w:rPr>
+            <w:noProof/>
+            <w:webHidden/>
+          </w:rPr>
+          <w:tab/>
+        </w:r>
+        <w:r>
+          <w:rPr>
+            <w:noProof/>
+            <w:webHidden/>
+          </w:rPr>
+          <w:fldChar w:fldCharType="begin"/>
+        </w:r>
+        <w:r>
+          <w:rPr>
+            <w:noProof/>
+            <w:webHidden/>
+          </w:rPr>
+          <w:instrText xml:space="preserve"> PAGEREF _Toc233376634 \h </w:instrText>
+        </w:r>
+        <w:r>
+          <w:rPr>
+            <w:noProof/>
+            <w:webHidden/>
+          </w:rPr>
+        </w:r>
+        <w:r>
+          <w:rPr>
+            <w:noProof/>
+            <w:webHidden/>
+          </w:rPr>
+          <w:fldChar w:fldCharType="separate"/>
+        </w:r>
+        <w:r>
+          <w:rPr>
+            <w:noProof/>
+            <w:webHidden/>
+          </w:rPr>
+          <w:t>23</w:t>
+        </w:r>
+        <w:r>
+          <w:rPr>
+            <w:noProof/>
+            <w:webHidden/>
+          </w:rPr>
+          <w:fldChar w:fldCharType="end"/>
+        </w:r>
+      </w:hyperlink>
+    </w:p>
+    <w:p>
+      <w:pPr>
+        <w:pStyle w:val="TableofFigures"/>
+        <w:tabs>
+          <w:tab w:val="right" w:leader="dot" w:pos="9350"/>
+        </w:tabs>
+        <w:rPr>
+          <w:rFonts w:asciiTheme="minorHAnsi" w:eastAsiaTheme="minorEastAsia" w:hAnsiTheme="minorHAnsi"/>
+          <w:noProof/>
+          <w:sz w:val="22"/>
+        </w:rPr>
+      </w:pPr>
+      <w:hyperlink w:anchor="_Toc233376635" w:history="1">
+        <w:r>
+          <w:rPr>
+            <w:rStyle w:val="Hyperlink"/>
+            <w:noProof/>
+          </w:rPr>
+          <w:t>Fig 7. 4 Sequential model results</w:t>
+        </w:r>
+        <w:r>
+          <w:rPr>
+            <w:noProof/>
+            <w:webHidden/>
+          </w:rPr>
+          <w:tab/>
+        </w:r>
+        <w:r>
+          <w:rPr>
+            <w:noProof/>
+            <w:webHidden/>
+          </w:rPr>
+          <w:fldChar w:fldCharType="begin"/>
+        </w:r>
+        <w:r>
+          <w:rPr>
+            <w:noProof/>
+            <w:webHidden/>
+          </w:rPr>
+          <w:instrText xml:space="preserve"> PAGEREF _Toc233376635 \h </w:instrText>
+        </w:r>
+        <w:r>
+          <w:rPr>
+            <w:noProof/>
+            <w:webHidden/>
+          </w:rPr>
+        </w:r>
+        <w:r>
+          <w:rPr>
+            <w:noProof/>
+            <w:webHidden/>
+          </w:rPr>
+          <w:fldChar w:fldCharType="separate"/>
+        </w:r>
+        <w:r>
+          <w:rPr>
+            <w:noProof/>
+            <w:webHidden/>
+          </w:rPr>
+          <w:t>24</w:t>
+        </w:r>
+        <w:r>
+          <w:rPr>
+            <w:noProof/>
+            <w:webHidden/>
+          </w:rPr>
+          <w:fldChar w:fldCharType="end"/>
+        </w:r>
+      </w:hyperlink>
+    </w:p>
+    <w:p>
+      <w:pPr>
+        <w:spacing w:line="360" w:lineRule="auto"/>
+        <w:rPr>
+          <w:rFonts w:ascii="Times New Roman" w:hAnsi="Times New Roman" w:cs="Times New Roman"/>
+          <w:sz w:val="24"/>
+          <w:szCs w:val="24"/>
+        </w:rPr>
+      </w:pPr>
+      <w:r>
+        <w:rPr>
+          <w:rFonts w:ascii="Times New Roman" w:hAnsi="Times New Roman" w:cs="Times New Roman"/>
+          <w:sz w:val="24"/>
+          <w:szCs w:val="24"/>
+        </w:rPr>
+        <w:fldChar w:fldCharType="end"/>
+      </w:r>
     </w:p>
     <w:p>
       <w:pPr>
@@ -6933,42 +7683,6 @@
         </w:rPr>
         <w:tab/>
       </w:r>
-    </w:p>
-    <w:p>
-      <w:pPr>
-        <w:tabs>
-          <w:tab w:val="left" w:pos="1920"/>
-        </w:tabs>
-        <w:rPr>
-          <w:rFonts w:ascii="Times New Roman" w:hAnsi="Times New Roman" w:cs="Times New Roman"/>
-          <w:sz w:val="24"/>
-          <w:szCs w:val="24"/>
-        </w:rPr>
-      </w:pPr>
-    </w:p>
-    <w:p>
-      <w:pPr>
-        <w:tabs>
-          <w:tab w:val="left" w:pos="1920"/>
-        </w:tabs>
-        <w:rPr>
-          <w:rFonts w:ascii="Times New Roman" w:hAnsi="Times New Roman" w:cs="Times New Roman"/>
-          <w:sz w:val="24"/>
-          <w:szCs w:val="24"/>
-        </w:rPr>
-      </w:pPr>
-    </w:p>
-    <w:p>
-      <w:pPr>
-        <w:tabs>
-          <w:tab w:val="left" w:pos="1920"/>
-        </w:tabs>
-        <w:rPr>
-          <w:rFonts w:ascii="Times New Roman" w:hAnsi="Times New Roman" w:cs="Times New Roman"/>
-          <w:sz w:val="24"/>
-          <w:szCs w:val="24"/>
-        </w:rPr>
-      </w:pPr>
     </w:p>
     <w:p>
       <w:pPr>
@@ -7263,7 +7977,7 @@
         </w:rPr>
         <w:fldChar w:fldCharType="separate"/>
       </w:r>
-      <w:hyperlink w:anchor="_Toc232713176" w:history="1">
+      <w:hyperlink w:anchor="_Toc233376734" w:history="1">
         <w:r>
           <w:rPr>
             <w:rStyle w:val="Hyperlink"/>
@@ -7290,7 +8004,7 @@
             <w:noProof/>
             <w:webHidden/>
           </w:rPr>
-          <w:instrText xml:space="preserve"> PAGEREF _Toc232713176 \h </w:instrText>
+          <w:instrText xml:space="preserve"> PAGEREF _Toc233376734 \h </w:instrText>
         </w:r>
         <w:r>
           <w:rPr>
@@ -7323,6 +8037,126 @@
     </w:p>
     <w:p>
       <w:pPr>
+        <w:pStyle w:val="TableofFigures"/>
+        <w:tabs>
+          <w:tab w:val="right" w:leader="dot" w:pos="9350"/>
+        </w:tabs>
+        <w:rPr>
+          <w:rFonts w:cs="Times New Roman"/>
+          <w:b/>
+          <w:bCs/>
+          <w:szCs w:val="24"/>
+        </w:rPr>
+      </w:pPr>
+      <w:r>
+        <w:rPr>
+          <w:rFonts w:cs="Times New Roman"/>
+          <w:b/>
+          <w:bCs/>
+          <w:szCs w:val="24"/>
+        </w:rPr>
+        <w:fldChar w:fldCharType="end"/>
+      </w:r>
+    </w:p>
+    <w:p>
+      <w:pPr>
+        <w:pStyle w:val="TableofFigures"/>
+        <w:tabs>
+          <w:tab w:val="right" w:leader="dot" w:pos="9350"/>
+        </w:tabs>
+        <w:rPr>
+          <w:rFonts w:asciiTheme="minorHAnsi" w:eastAsiaTheme="minorEastAsia" w:hAnsiTheme="minorHAnsi"/>
+          <w:noProof/>
+          <w:sz w:val="22"/>
+        </w:rPr>
+      </w:pPr>
+      <w:r>
+        <w:rPr>
+          <w:rFonts w:cs="Times New Roman"/>
+          <w:b/>
+          <w:bCs/>
+          <w:szCs w:val="24"/>
+        </w:rPr>
+        <w:fldChar w:fldCharType="begin"/>
+      </w:r>
+      <w:r>
+        <w:rPr>
+          <w:rFonts w:cs="Times New Roman"/>
+          <w:b/>
+          <w:bCs/>
+          <w:szCs w:val="24"/>
+        </w:rPr>
+        <w:instrText xml:space="preserve"> TOC \h \z \c "Table 7." </w:instrText>
+      </w:r>
+      <w:r>
+        <w:rPr>
+          <w:rFonts w:cs="Times New Roman"/>
+          <w:b/>
+          <w:bCs/>
+          <w:szCs w:val="24"/>
+        </w:rPr>
+        <w:fldChar w:fldCharType="separate"/>
+      </w:r>
+      <w:hyperlink w:anchor="_Toc233376712" w:history="1">
+        <w:r>
+          <w:rPr>
+            <w:rStyle w:val="Hyperlink"/>
+            <w:noProof/>
+          </w:rPr>
+          <w:t>Table 7. 1 Comparison between N-Gram Model and Natural Language Model</w:t>
+        </w:r>
+        <w:r>
+          <w:rPr>
+            <w:noProof/>
+            <w:webHidden/>
+          </w:rPr>
+          <w:tab/>
+        </w:r>
+        <w:r>
+          <w:rPr>
+            <w:noProof/>
+            <w:webHidden/>
+          </w:rPr>
+          <w:fldChar w:fldCharType="begin"/>
+        </w:r>
+        <w:r>
+          <w:rPr>
+            <w:noProof/>
+            <w:webHidden/>
+          </w:rPr>
+          <w:instrText xml:space="preserve"> PAGEREF _Toc233376712 \h </w:instrText>
+        </w:r>
+        <w:r>
+          <w:rPr>
+            <w:noProof/>
+            <w:webHidden/>
+          </w:rPr>
+        </w:r>
+        <w:r>
+          <w:rPr>
+            <w:noProof/>
+            <w:webHidden/>
+          </w:rPr>
+          <w:fldChar w:fldCharType="separate"/>
+        </w:r>
+        <w:r>
+          <w:rPr>
+            <w:noProof/>
+            <w:webHidden/>
+          </w:rPr>
+          <w:t>22</w:t>
+        </w:r>
+        <w:r>
+          <w:rPr>
+            <w:noProof/>
+            <w:webHidden/>
+          </w:rPr>
+          <w:fldChar w:fldCharType="end"/>
+        </w:r>
+      </w:hyperlink>
+    </w:p>
+    <w:p>
+      <w:pPr>
         <w:tabs>
           <w:tab w:val="left" w:pos="1920"/>
         </w:tabs>
@@ -7330,6 +8164,72 @@
           <w:rFonts w:ascii="Times New Roman" w:hAnsi="Times New Roman" w:cs="Times New Roman"/>
           <w:b/>
           <w:bCs/>
+          <w:sz w:val="24"/>
+          <w:szCs w:val="24"/>
+        </w:rPr>
+      </w:pPr>
+      <w:r>
+        <w:rPr>
+          <w:rFonts w:ascii="Times New Roman" w:hAnsi="Times New Roman" w:cs="Times New Roman"/>
+          <w:b/>
+          <w:bCs/>
+          <w:sz w:val="24"/>
+          <w:szCs w:val="24"/>
+        </w:rPr>
+        <w:fldChar w:fldCharType="end"/>
+      </w:r>
+    </w:p>
+    <w:p>
+      <w:pPr>
+        <w:rPr>
+          <w:rFonts w:ascii="Times New Roman" w:hAnsi="Times New Roman" w:cs="Times New Roman"/>
+          <w:sz w:val="24"/>
+          <w:szCs w:val="24"/>
+        </w:rPr>
+      </w:pPr>
+    </w:p>
+    <w:p>
+      <w:pPr>
+        <w:rPr>
+          <w:rFonts w:ascii="Times New Roman" w:hAnsi="Times New Roman" w:cs="Times New Roman"/>
+          <w:b/>
+          <w:bCs/>
+          <w:sz w:val="24"/>
+          <w:szCs w:val="24"/>
+        </w:rPr>
+      </w:pPr>
+    </w:p>
+    <w:p>
+      <w:pPr>
+        <w:tabs>
+          <w:tab w:val="left" w:pos="2370"/>
+        </w:tabs>
+        <w:rPr>
+          <w:rFonts w:ascii="Times New Roman" w:hAnsi="Times New Roman" w:cs="Times New Roman"/>
+          <w:b/>
+          <w:bCs/>
+          <w:sz w:val="24"/>
+          <w:szCs w:val="24"/>
+        </w:rPr>
+      </w:pPr>
+      <w:r>
+        <w:rPr>
+          <w:rFonts w:ascii="Times New Roman" w:hAnsi="Times New Roman" w:cs="Times New Roman"/>
+          <w:b/>
+          <w:bCs/>
+          <w:sz w:val="24"/>
+          <w:szCs w:val="24"/>
+        </w:rPr>
+        <w:tab/>
+      </w:r>
+    </w:p>
+    <w:p>
+      <w:pPr>
+        <w:tabs>
+          <w:tab w:val="left" w:pos="2370"/>
+        </w:tabs>
+        <w:rPr>
+          <w:rFonts w:ascii="Times New Roman" w:hAnsi="Times New Roman" w:cs="Times New Roman"/>
           <w:sz w:val="24"/>
           <w:szCs w:val="24"/>
         </w:rPr>
@@ -7347,12 +8247,10 @@
       <w:r>
         <w:rPr>
           <w:rFonts w:ascii="Times New Roman" w:hAnsi="Times New Roman" w:cs="Times New Roman"/>
-          <w:b/>
-          <w:bCs/>
-          <w:sz w:val="24"/>
-          <w:szCs w:val="24"/>
-        </w:rPr>
-        <w:fldChar w:fldCharType="end"/>
+          <w:sz w:val="24"/>
+          <w:szCs w:val="24"/>
+        </w:rPr>
+        <w:tab/>
       </w:r>
     </w:p>
     <w:p>
@@ -7360,7 +8258,7 @@
         <w:pStyle w:val="Heading1"/>
         <w:spacing w:line="360" w:lineRule="auto"/>
       </w:pPr>
-      <w:bookmarkStart w:id="0" w:name="_Toc232713092"/>
+      <w:bookmarkStart w:id="0" w:name="_Toc233376578"/>
       <w:r>
         <w:lastRenderedPageBreak/>
         <w:t>WEEK 1: INTRODUCTION TO NLP</w:t>
@@ -7374,7 +8272,7 @@
       <w:pPr>
         <w:pStyle w:val="Heading2"/>
       </w:pPr>
-      <w:bookmarkStart w:id="1" w:name="_Toc232713093"/>
+      <w:bookmarkStart w:id="1" w:name="_Toc233376579"/>
       <w:r>
         <w:t xml:space="preserve">1.1 </w:t>
       </w:r>
@@ -7462,27 +8360,14 @@
       <w:r>
         <w:t xml:space="preserve">Fig 1. </w:t>
       </w:r>
-      <w:r>
-        <w:fldChar w:fldCharType="begin"/>
-      </w:r>
-      <w:r>
-        <w:instrText xml:space="preserve"> SEQ Fig_1. \* ARABIC </w:instrText>
-      </w:r>
-      <w:r>
-        <w:fldChar w:fldCharType="separate"/>
-      </w:r>
-      <w:r>
-        <w:rPr>
-          <w:noProof/>
-        </w:rPr>
-        <w:t>1</w:t>
-      </w:r>
-      <w:r>
-        <w:rPr>
-          <w:noProof/>
-        </w:rPr>
-        <w:fldChar w:fldCharType="end"/>
-      </w:r>
+      <w:fldSimple w:instr=" SEQ Fig_1. \* ARABIC ">
+        <w:r>
+          <w:rPr>
+            <w:noProof/>
+          </w:rPr>
+          <w:t>1</w:t>
+        </w:r>
+      </w:fldSimple>
       <w:r>
         <w:t xml:space="preserve"> </w:t>
       </w:r>
@@ -7519,7 +8404,7 @@
       <w:pPr>
         <w:pStyle w:val="Heading2"/>
       </w:pPr>
-      <w:bookmarkStart w:id="3" w:name="_Toc232713094"/>
+      <w:bookmarkStart w:id="3" w:name="_Toc233376580"/>
       <w:r>
         <w:t xml:space="preserve">1.2 </w:t>
       </w:r>
@@ -7613,27 +8498,14 @@
       <w:r>
         <w:t xml:space="preserve">Fig 1. </w:t>
       </w:r>
-      <w:r>
-        <w:fldChar w:fldCharType="begin"/>
-      </w:r>
-      <w:r>
-        <w:instrText xml:space="preserve"> SEQ Fig_1. \* ARABIC </w:instrText>
-      </w:r>
-      <w:r>
-        <w:fldChar w:fldCharType="separate"/>
-      </w:r>
-      <w:r>
-        <w:rPr>
-          <w:noProof/>
-        </w:rPr>
-        <w:t>2</w:t>
-      </w:r>
-      <w:r>
-        <w:rPr>
-          <w:noProof/>
-        </w:rPr>
-        <w:fldChar w:fldCharType="end"/>
-      </w:r>
+      <w:fldSimple w:instr=" SEQ Fig_1. \* ARABIC ">
+        <w:r>
+          <w:rPr>
+            <w:noProof/>
+          </w:rPr>
+          <w:t>2</w:t>
+        </w:r>
+      </w:fldSimple>
       <w:r>
         <w:t xml:space="preserve"> </w:t>
       </w:r>
@@ -7671,7 +8543,7 @@
       <w:pPr>
         <w:pStyle w:val="Heading2"/>
       </w:pPr>
-      <w:bookmarkStart w:id="5" w:name="_Toc232713095"/>
+      <w:bookmarkStart w:id="5" w:name="_Toc233376581"/>
       <w:r>
         <w:lastRenderedPageBreak/>
         <w:t xml:space="preserve">1.3 </w:t>
@@ -7755,27 +8627,14 @@
       <w:r>
         <w:t xml:space="preserve">Fig 1. </w:t>
       </w:r>
-      <w:r>
-        <w:fldChar w:fldCharType="begin"/>
-      </w:r>
-      <w:r>
-        <w:instrText xml:space="preserve"> SEQ Fig_1. \* ARABIC </w:instrText>
-      </w:r>
-      <w:r>
-        <w:fldChar w:fldCharType="separate"/>
-      </w:r>
-      <w:r>
-        <w:rPr>
-          <w:noProof/>
-        </w:rPr>
-        <w:t>3</w:t>
-      </w:r>
-      <w:r>
-        <w:rPr>
-          <w:noProof/>
-        </w:rPr>
-        <w:fldChar w:fldCharType="end"/>
-      </w:r>
+      <w:fldSimple w:instr=" SEQ Fig_1. \* ARABIC ">
+        <w:r>
+          <w:rPr>
+            <w:noProof/>
+          </w:rPr>
+          <w:t>3</w:t>
+        </w:r>
+      </w:fldSimple>
       <w:r>
         <w:t xml:space="preserve"> NLTK installation on notebook</w:t>
       </w:r>
@@ -7806,7 +8665,7 @@
           <w:noProof/>
         </w:rPr>
       </w:pPr>
-      <w:bookmarkStart w:id="7" w:name="_Toc232713096"/>
+      <w:bookmarkStart w:id="7" w:name="_Toc233376582"/>
       <w:r>
         <w:rPr>
           <w:noProof/>
@@ -7903,27 +8762,14 @@
       <w:r>
         <w:t xml:space="preserve">Fig 1. </w:t>
       </w:r>
-      <w:r>
-        <w:fldChar w:fldCharType="begin"/>
-      </w:r>
-      <w:r>
-        <w:instrText xml:space="preserve"> SEQ Fig_1. \* ARABIC </w:instrText>
-      </w:r>
-      <w:r>
-        <w:fldChar w:fldCharType="separate"/>
-      </w:r>
-      <w:r>
-        <w:rPr>
-          <w:noProof/>
-        </w:rPr>
-        <w:t>4</w:t>
-      </w:r>
-      <w:r>
-        <w:rPr>
-          <w:noProof/>
-        </w:rPr>
-        <w:fldChar w:fldCharType="end"/>
-      </w:r>
+      <w:fldSimple w:instr=" SEQ Fig_1. \* ARABIC ">
+        <w:r>
+          <w:rPr>
+            <w:noProof/>
+          </w:rPr>
+          <w:t>4</w:t>
+        </w:r>
+      </w:fldSimple>
       <w:r>
         <w:t xml:space="preserve"> Text Tokenization</w:t>
       </w:r>
@@ -7959,7 +8805,7 @@
           <w:noProof/>
         </w:rPr>
       </w:pPr>
-      <w:bookmarkStart w:id="9" w:name="_Toc232713097"/>
+      <w:bookmarkStart w:id="9" w:name="_Toc233376583"/>
       <w:r>
         <w:rPr>
           <w:noProof/>
@@ -8048,27 +8894,14 @@
       <w:r>
         <w:t xml:space="preserve">Fig 1. </w:t>
       </w:r>
-      <w:r>
-        <w:fldChar w:fldCharType="begin"/>
-      </w:r>
-      <w:r>
-        <w:instrText xml:space="preserve"> SEQ Fig_1. \* ARABIC </w:instrText>
-      </w:r>
-      <w:r>
-        <w:fldChar w:fldCharType="separate"/>
-      </w:r>
-      <w:r>
-        <w:rPr>
-          <w:noProof/>
-        </w:rPr>
-        <w:t>5</w:t>
-      </w:r>
-      <w:r>
-        <w:rPr>
-          <w:noProof/>
-        </w:rPr>
-        <w:fldChar w:fldCharType="end"/>
-      </w:r>
+      <w:fldSimple w:instr=" SEQ Fig_1. \* ARABIC ">
+        <w:r>
+          <w:rPr>
+            <w:noProof/>
+          </w:rPr>
+          <w:t>5</w:t>
+        </w:r>
+      </w:fldSimple>
       <w:r>
         <w:t xml:space="preserve"> </w:t>
       </w:r>
@@ -8120,7 +8953,7 @@
       <w:pPr>
         <w:pStyle w:val="Heading2"/>
       </w:pPr>
-      <w:bookmarkStart w:id="11" w:name="_Toc232713098"/>
+      <w:bookmarkStart w:id="11" w:name="_Toc233376584"/>
       <w:r>
         <w:lastRenderedPageBreak/>
         <w:t xml:space="preserve">1.6 </w:t>
@@ -8207,27 +9040,14 @@
       <w:r>
         <w:t xml:space="preserve">Fig 1. </w:t>
       </w:r>
-      <w:r>
-        <w:fldChar w:fldCharType="begin"/>
-      </w:r>
-      <w:r>
-        <w:instrText xml:space="preserve"> SEQ Fig_1. \* ARABIC </w:instrText>
-      </w:r>
-      <w:r>
-        <w:fldChar w:fldCharType="separate"/>
-      </w:r>
-      <w:r>
-        <w:rPr>
-          <w:noProof/>
-        </w:rPr>
-        <w:t>6</w:t>
-      </w:r>
-      <w:r>
-        <w:rPr>
-          <w:noProof/>
-        </w:rPr>
-        <w:fldChar w:fldCharType="end"/>
-      </w:r>
+      <w:fldSimple w:instr=" SEQ Fig_1. \* ARABIC ">
+        <w:r>
+          <w:rPr>
+            <w:noProof/>
+          </w:rPr>
+          <w:t>6</w:t>
+        </w:r>
+      </w:fldSimple>
       <w:r>
         <w:t xml:space="preserve"> NLP application </w:t>
       </w:r>
@@ -8450,7 +9270,7 @@
         <w:pStyle w:val="Heading1"/>
         <w:spacing w:line="360" w:lineRule="auto"/>
       </w:pPr>
-      <w:bookmarkStart w:id="13" w:name="_Toc232713099"/>
+      <w:bookmarkStart w:id="13" w:name="_Toc233376585"/>
       <w:r>
         <w:lastRenderedPageBreak/>
         <w:t xml:space="preserve">WEEK 2: </w:t>
@@ -8464,7 +9284,7 @@
       <w:pPr>
         <w:pStyle w:val="Heading2"/>
       </w:pPr>
-      <w:bookmarkStart w:id="14" w:name="_Toc232713100"/>
+      <w:bookmarkStart w:id="14" w:name="_Toc233376586"/>
       <w:r>
         <w:t xml:space="preserve">2.1 </w:t>
       </w:r>
@@ -8481,7 +9301,7 @@
         <w:pStyle w:val="Heading3"/>
         <w:spacing w:line="360" w:lineRule="auto"/>
       </w:pPr>
-      <w:bookmarkStart w:id="15" w:name="_Toc232713101"/>
+      <w:bookmarkStart w:id="15" w:name="_Toc233376587"/>
       <w:r>
         <w:t xml:space="preserve">2.1.1 </w:t>
       </w:r>
@@ -8566,27 +9386,14 @@
       <w:r>
         <w:t xml:space="preserve">Fig 2. </w:t>
       </w:r>
-      <w:r>
-        <w:fldChar w:fldCharType="begin"/>
-      </w:r>
-      <w:r>
-        <w:instrText xml:space="preserve"> SEQ Fig_2. \* ARABIC </w:instrText>
-      </w:r>
-      <w:r>
-        <w:fldChar w:fldCharType="separate"/>
-      </w:r>
-      <w:r>
-        <w:rPr>
-          <w:noProof/>
-        </w:rPr>
-        <w:t>1</w:t>
-      </w:r>
-      <w:r>
-        <w:rPr>
-          <w:noProof/>
-        </w:rPr>
-        <w:fldChar w:fldCharType="end"/>
-      </w:r>
+      <w:fldSimple w:instr=" SEQ Fig_2. \* ARABIC ">
+        <w:r>
+          <w:rPr>
+            <w:noProof/>
+          </w:rPr>
+          <w:t>1</w:t>
+        </w:r>
+      </w:fldSimple>
       <w:r>
         <w:t xml:space="preserve"> </w:t>
       </w:r>
@@ -8618,7 +9425,7 @@
         <w:pStyle w:val="Heading3"/>
         <w:spacing w:line="360" w:lineRule="auto"/>
       </w:pPr>
-      <w:bookmarkStart w:id="17" w:name="_Toc232713102"/>
+      <w:bookmarkStart w:id="17" w:name="_Toc233376588"/>
       <w:r>
         <w:t xml:space="preserve">2.1.2 </w:t>
       </w:r>
@@ -8703,27 +9510,14 @@
       <w:r>
         <w:t xml:space="preserve">Fig 2. </w:t>
       </w:r>
-      <w:r>
-        <w:fldChar w:fldCharType="begin"/>
-      </w:r>
-      <w:r>
-        <w:instrText xml:space="preserve"> SEQ Fig_2. \* ARABIC </w:instrText>
-      </w:r>
-      <w:r>
-        <w:fldChar w:fldCharType="separate"/>
-      </w:r>
-      <w:r>
-        <w:rPr>
-          <w:noProof/>
-        </w:rPr>
-        <w:t>2</w:t>
-      </w:r>
-      <w:r>
-        <w:rPr>
-          <w:noProof/>
-        </w:rPr>
-        <w:fldChar w:fldCharType="end"/>
-      </w:r>
+      <w:fldSimple w:instr=" SEQ Fig_2. \* ARABIC ">
+        <w:r>
+          <w:rPr>
+            <w:noProof/>
+          </w:rPr>
+          <w:t>2</w:t>
+        </w:r>
+      </w:fldSimple>
       <w:r>
         <w:t xml:space="preserve"> Tri-gram output</w:t>
       </w:r>
@@ -8768,7 +9562,7 @@
         <w:pStyle w:val="Heading3"/>
         <w:spacing w:line="360" w:lineRule="auto"/>
       </w:pPr>
-      <w:bookmarkStart w:id="19" w:name="_Toc232713103"/>
+      <w:bookmarkStart w:id="19" w:name="_Toc233376589"/>
       <w:r>
         <w:lastRenderedPageBreak/>
         <w:t xml:space="preserve">2.1.3 </w:t>
@@ -8853,27 +9647,14 @@
       <w:r>
         <w:t xml:space="preserve">Fig 2. </w:t>
       </w:r>
-      <w:r>
-        <w:fldChar w:fldCharType="begin"/>
-      </w:r>
-      <w:r>
-        <w:instrText xml:space="preserve"> SEQ Fig_2. \* ARABIC </w:instrText>
-      </w:r>
-      <w:r>
-        <w:fldChar w:fldCharType="separate"/>
-      </w:r>
-      <w:r>
-        <w:rPr>
-          <w:noProof/>
-        </w:rPr>
-        <w:t>3</w:t>
-      </w:r>
-      <w:r>
-        <w:rPr>
-          <w:noProof/>
-        </w:rPr>
-        <w:fldChar w:fldCharType="end"/>
-      </w:r>
+      <w:fldSimple w:instr=" SEQ Fig_2. \* ARABIC ">
+        <w:r>
+          <w:rPr>
+            <w:noProof/>
+          </w:rPr>
+          <w:t>3</w:t>
+        </w:r>
+      </w:fldSimple>
       <w:r>
         <w:t xml:space="preserve"> N-gram (10-gram) output</w:t>
       </w:r>
@@ -8929,7 +9710,7 @@
       <w:pPr>
         <w:pStyle w:val="Heading2"/>
       </w:pPr>
-      <w:bookmarkStart w:id="21" w:name="_Toc232713104"/>
+      <w:bookmarkStart w:id="21" w:name="_Toc233376590"/>
       <w:r>
         <w:t xml:space="preserve">2.2 </w:t>
       </w:r>
@@ -9013,27 +9794,14 @@
       <w:r>
         <w:t xml:space="preserve">Fig 2. </w:t>
       </w:r>
-      <w:r>
-        <w:fldChar w:fldCharType="begin"/>
-      </w:r>
-      <w:r>
-        <w:instrText xml:space="preserve"> SEQ Fig_2. \* ARABIC </w:instrText>
-      </w:r>
-      <w:r>
-        <w:fldChar w:fldCharType="separate"/>
-      </w:r>
-      <w:r>
-        <w:rPr>
-          <w:noProof/>
-        </w:rPr>
-        <w:t>4</w:t>
-      </w:r>
-      <w:r>
-        <w:rPr>
-          <w:noProof/>
-        </w:rPr>
-        <w:fldChar w:fldCharType="end"/>
-      </w:r>
+      <w:fldSimple w:instr=" SEQ Fig_2. \* ARABIC ">
+        <w:r>
+          <w:rPr>
+            <w:noProof/>
+          </w:rPr>
+          <w:t>4</w:t>
+        </w:r>
+      </w:fldSimple>
       <w:r>
         <w:t xml:space="preserve"> POS (Part-of-Speech) tagging output</w:t>
       </w:r>
@@ -9069,7 +9837,7 @@
       <w:pPr>
         <w:pStyle w:val="Heading2"/>
       </w:pPr>
-      <w:bookmarkStart w:id="23" w:name="_Toc232713105"/>
+      <w:bookmarkStart w:id="23" w:name="_Toc233376591"/>
       <w:r>
         <w:lastRenderedPageBreak/>
         <w:t xml:space="preserve">2.3 </w:t>
@@ -9154,27 +9922,14 @@
       <w:r>
         <w:t xml:space="preserve">Fig 2. </w:t>
       </w:r>
-      <w:r>
-        <w:fldChar w:fldCharType="begin"/>
-      </w:r>
-      <w:r>
-        <w:instrText xml:space="preserve"> SEQ Fig_2. \* ARABIC </w:instrText>
-      </w:r>
-      <w:r>
-        <w:fldChar w:fldCharType="separate"/>
-      </w:r>
-      <w:r>
-        <w:rPr>
-          <w:noProof/>
-        </w:rPr>
-        <w:t>5</w:t>
-      </w:r>
-      <w:r>
-        <w:rPr>
-          <w:noProof/>
-        </w:rPr>
-        <w:fldChar w:fldCharType="end"/>
-      </w:r>
+      <w:fldSimple w:instr=" SEQ Fig_2. \* ARABIC ">
+        <w:r>
+          <w:rPr>
+            <w:noProof/>
+          </w:rPr>
+          <w:t>5</w:t>
+        </w:r>
+      </w:fldSimple>
       <w:r>
         <w:t xml:space="preserve"> POS (Part-of-Speech) tagging </w:t>
       </w:r>
@@ -9208,7 +9963,7 @@
       <w:pPr>
         <w:pStyle w:val="Heading2"/>
       </w:pPr>
-      <w:bookmarkStart w:id="25" w:name="_Toc232713106"/>
+      <w:bookmarkStart w:id="25" w:name="_Toc233376592"/>
       <w:r>
         <w:t xml:space="preserve">2.4 </w:t>
       </w:r>
@@ -9292,27 +10047,14 @@
       <w:r>
         <w:t xml:space="preserve">Fig 2. </w:t>
       </w:r>
-      <w:r>
-        <w:fldChar w:fldCharType="begin"/>
-      </w:r>
-      <w:r>
-        <w:instrText xml:space="preserve"> SEQ Fig_2. \* ARABIC </w:instrText>
-      </w:r>
-      <w:r>
-        <w:fldChar w:fldCharType="separate"/>
-      </w:r>
-      <w:r>
-        <w:rPr>
-          <w:noProof/>
-        </w:rPr>
-        <w:t>6</w:t>
-      </w:r>
-      <w:r>
-        <w:rPr>
-          <w:noProof/>
-        </w:rPr>
-        <w:fldChar w:fldCharType="end"/>
-      </w:r>
+      <w:fldSimple w:instr=" SEQ Fig_2. \* ARABIC ">
+        <w:r>
+          <w:rPr>
+            <w:noProof/>
+          </w:rPr>
+          <w:t>6</w:t>
+        </w:r>
+      </w:fldSimple>
       <w:r>
         <w:t xml:space="preserve"> Language prediction using bigrams</w:t>
       </w:r>
@@ -9340,7 +10082,7 @@
       <w:pPr>
         <w:pStyle w:val="Heading2"/>
       </w:pPr>
-      <w:bookmarkStart w:id="27" w:name="_Toc232713107"/>
+      <w:bookmarkStart w:id="27" w:name="_Toc233376593"/>
       <w:r>
         <w:lastRenderedPageBreak/>
         <w:t xml:space="preserve">2.5 </w:t>
@@ -9425,27 +10167,14 @@
       <w:r>
         <w:t xml:space="preserve">Fig 2. </w:t>
       </w:r>
-      <w:r>
-        <w:fldChar w:fldCharType="begin"/>
-      </w:r>
-      <w:r>
-        <w:instrText xml:space="preserve"> SEQ Fig_2. \* ARABIC </w:instrText>
-      </w:r>
-      <w:r>
-        <w:fldChar w:fldCharType="separate"/>
-      </w:r>
-      <w:r>
-        <w:rPr>
-          <w:noProof/>
-        </w:rPr>
-        <w:t>7</w:t>
-      </w:r>
-      <w:r>
-        <w:rPr>
-          <w:noProof/>
-        </w:rPr>
-        <w:fldChar w:fldCharType="end"/>
-      </w:r>
+      <w:fldSimple w:instr=" SEQ Fig_2. \* ARABIC ">
+        <w:r>
+          <w:rPr>
+            <w:noProof/>
+          </w:rPr>
+          <w:t>7</w:t>
+        </w:r>
+      </w:fldSimple>
       <w:r>
         <w:t xml:space="preserve"> Sentence analysis output: tokenization, POS tags, and NER</w:t>
       </w:r>
@@ -9654,7 +10383,7 @@
         <w:pStyle w:val="Heading1"/>
         <w:spacing w:line="360" w:lineRule="auto"/>
       </w:pPr>
-      <w:bookmarkStart w:id="29" w:name="_Toc232713108"/>
+      <w:bookmarkStart w:id="29" w:name="_Toc233376594"/>
       <w:r>
         <w:lastRenderedPageBreak/>
         <w:t>WEEK 3: SEQUENCE PREDICTION AND HIDDEN STATE ANALYSIS</w:t>
@@ -9665,7 +10394,7 @@
       <w:pPr>
         <w:pStyle w:val="Heading2"/>
       </w:pPr>
-      <w:bookmarkStart w:id="30" w:name="_Toc232713109"/>
+      <w:bookmarkStart w:id="30" w:name="_Toc233376595"/>
       <w:r>
         <w:t xml:space="preserve">3.1 </w:t>
       </w:r>
@@ -9749,27 +10478,14 @@
       <w:r>
         <w:t xml:space="preserve">Fig 3. </w:t>
       </w:r>
-      <w:r>
-        <w:fldChar w:fldCharType="begin"/>
-      </w:r>
-      <w:r>
-        <w:instrText xml:space="preserve"> SEQ Fig_3. \* ARABIC </w:instrText>
-      </w:r>
-      <w:r>
-        <w:fldChar w:fldCharType="separate"/>
-      </w:r>
-      <w:r>
-        <w:rPr>
-          <w:noProof/>
-        </w:rPr>
-        <w:t>1</w:t>
-      </w:r>
-      <w:r>
-        <w:rPr>
-          <w:noProof/>
-        </w:rPr>
-        <w:fldChar w:fldCharType="end"/>
-      </w:r>
+      <w:fldSimple w:instr=" SEQ Fig_3. \* ARABIC ">
+        <w:r>
+          <w:rPr>
+            <w:noProof/>
+          </w:rPr>
+          <w:t>1</w:t>
+        </w:r>
+      </w:fldSimple>
       <w:r>
         <w:t xml:space="preserve"> Sequence labeling code and output</w:t>
       </w:r>
@@ -9815,7 +10531,7 @@
       <w:pPr>
         <w:pStyle w:val="Heading2"/>
       </w:pPr>
-      <w:bookmarkStart w:id="32" w:name="_Toc232713110"/>
+      <w:bookmarkStart w:id="32" w:name="_Toc233376596"/>
       <w:r>
         <w:t xml:space="preserve">3.2 </w:t>
       </w:r>
@@ -9899,27 +10615,14 @@
       <w:r>
         <w:t xml:space="preserve">Fig 3. </w:t>
       </w:r>
-      <w:r>
-        <w:fldChar w:fldCharType="begin"/>
-      </w:r>
-      <w:r>
-        <w:instrText xml:space="preserve"> SEQ Fig_3. \* ARABIC </w:instrText>
-      </w:r>
-      <w:r>
-        <w:fldChar w:fldCharType="separate"/>
-      </w:r>
-      <w:r>
-        <w:rPr>
-          <w:noProof/>
-        </w:rPr>
-        <w:t>2</w:t>
-      </w:r>
-      <w:r>
-        <w:rPr>
-          <w:noProof/>
-        </w:rPr>
-        <w:fldChar w:fldCharType="end"/>
-      </w:r>
+      <w:fldSimple w:instr=" SEQ Fig_3. \* ARABIC ">
+        <w:r>
+          <w:rPr>
+            <w:noProof/>
+          </w:rPr>
+          <w:t>2</w:t>
+        </w:r>
+      </w:fldSimple>
       <w:r>
         <w:t xml:space="preserve"> HMM (Hidden Markov Model) structure output</w:t>
       </w:r>
@@ -9955,7 +10658,7 @@
       <w:pPr>
         <w:pStyle w:val="Heading2"/>
       </w:pPr>
-      <w:bookmarkStart w:id="34" w:name="_Toc232713111"/>
+      <w:bookmarkStart w:id="34" w:name="_Toc233376597"/>
       <w:r>
         <w:lastRenderedPageBreak/>
         <w:t xml:space="preserve">3.3 </w:t>
@@ -10040,27 +10743,14 @@
       <w:r>
         <w:t xml:space="preserve">Fig 3. </w:t>
       </w:r>
-      <w:r>
-        <w:fldChar w:fldCharType="begin"/>
-      </w:r>
-      <w:r>
-        <w:instrText xml:space="preserve"> SEQ Fig_3. \* ARABIC </w:instrText>
-      </w:r>
-      <w:r>
-        <w:fldChar w:fldCharType="separate"/>
-      </w:r>
-      <w:r>
-        <w:rPr>
-          <w:noProof/>
-        </w:rPr>
-        <w:t>3</w:t>
-      </w:r>
-      <w:r>
-        <w:rPr>
-          <w:noProof/>
-        </w:rPr>
-        <w:fldChar w:fldCharType="end"/>
-      </w:r>
+      <w:fldSimple w:instr=" SEQ Fig_3. \* ARABIC ">
+        <w:r>
+          <w:rPr>
+            <w:noProof/>
+          </w:rPr>
+          <w:t>3</w:t>
+        </w:r>
+      </w:fldSimple>
       <w:r>
         <w:t xml:space="preserve"> NER (Named Entity Recognition) code and output</w:t>
       </w:r>
@@ -10130,7 +10820,7 @@
       <w:pPr>
         <w:pStyle w:val="Heading2"/>
       </w:pPr>
-      <w:bookmarkStart w:id="36" w:name="_Toc232713112"/>
+      <w:bookmarkStart w:id="36" w:name="_Toc233376598"/>
       <w:r>
         <w:t xml:space="preserve">3. 4 </w:t>
       </w:r>
@@ -10208,27 +10898,14 @@
       <w:r>
         <w:t xml:space="preserve">Fig 3. </w:t>
       </w:r>
-      <w:r>
-        <w:fldChar w:fldCharType="begin"/>
-      </w:r>
-      <w:r>
-        <w:instrText xml:space="preserve"> SEQ Fig_3. \* ARABIC </w:instrText>
-      </w:r>
-      <w:r>
-        <w:fldChar w:fldCharType="separate"/>
-      </w:r>
-      <w:r>
-        <w:rPr>
-          <w:noProof/>
-        </w:rPr>
-        <w:t>4</w:t>
-      </w:r>
-      <w:r>
-        <w:rPr>
-          <w:noProof/>
-        </w:rPr>
-        <w:fldChar w:fldCharType="end"/>
-      </w:r>
+      <w:fldSimple w:instr=" SEQ Fig_3. \* ARABIC ">
+        <w:r>
+          <w:rPr>
+            <w:noProof/>
+          </w:rPr>
+          <w:t>4</w:t>
+        </w:r>
+      </w:fldSimple>
       <w:r>
         <w:t xml:space="preserve"> Sentence labeling for sentiment analysis using </w:t>
       </w:r>
@@ -10282,7 +10959,7 @@
       <w:pPr>
         <w:pStyle w:val="Heading2"/>
       </w:pPr>
-      <w:bookmarkStart w:id="38" w:name="_Toc232713113"/>
+      <w:bookmarkStart w:id="38" w:name="_Toc233376599"/>
       <w:r>
         <w:lastRenderedPageBreak/>
         <w:t xml:space="preserve">3.5 </w:t>
@@ -10368,27 +11045,14 @@
       <w:r>
         <w:t xml:space="preserve">Fig 3. </w:t>
       </w:r>
-      <w:r>
-        <w:fldChar w:fldCharType="begin"/>
-      </w:r>
-      <w:r>
-        <w:instrText xml:space="preserve"> SEQ Fig_3. \* ARABIC </w:instrText>
-      </w:r>
-      <w:r>
-        <w:fldChar w:fldCharType="separate"/>
-      </w:r>
-      <w:r>
-        <w:rPr>
-          <w:noProof/>
-        </w:rPr>
-        <w:t>5</w:t>
-      </w:r>
-      <w:r>
-        <w:rPr>
-          <w:noProof/>
-        </w:rPr>
-        <w:fldChar w:fldCharType="end"/>
-      </w:r>
+      <w:fldSimple w:instr=" SEQ Fig_3. \* ARABIC ">
+        <w:r>
+          <w:rPr>
+            <w:noProof/>
+          </w:rPr>
+          <w:t>5</w:t>
+        </w:r>
+      </w:fldSimple>
       <w:r>
         <w:t xml:space="preserve"> Movie Reviews dataset used in training and testing the model</w:t>
       </w:r>
@@ -10615,7 +11279,7 @@
         <w:pStyle w:val="Heading1"/>
         <w:spacing w:line="360" w:lineRule="auto"/>
       </w:pPr>
-      <w:bookmarkStart w:id="40" w:name="_Toc232713114"/>
+      <w:bookmarkStart w:id="40" w:name="_Toc233376600"/>
       <w:r>
         <w:lastRenderedPageBreak/>
         <w:t>WEEK 4: SYNTACTIC AND SEMANTIC ANALYSIS</w:t>
@@ -10627,7 +11291,7 @@
         <w:pStyle w:val="Heading2"/>
         <w:spacing w:line="360" w:lineRule="auto"/>
       </w:pPr>
-      <w:bookmarkStart w:id="41" w:name="_Toc232713115"/>
+      <w:bookmarkStart w:id="41" w:name="_Toc233376601"/>
       <w:r>
         <w:t xml:space="preserve">4.1 </w:t>
       </w:r>
@@ -10641,7 +11305,7 @@
         <w:pStyle w:val="Heading3"/>
         <w:spacing w:line="360" w:lineRule="auto"/>
       </w:pPr>
-      <w:bookmarkStart w:id="42" w:name="_Toc232713116"/>
+      <w:bookmarkStart w:id="42" w:name="_Toc233376602"/>
       <w:r>
         <w:t>4.1</w:t>
       </w:r>
@@ -10728,14 +11392,27 @@
       <w:r>
         <w:t xml:space="preserve">Fig. 4. </w:t>
       </w:r>
-      <w:fldSimple w:instr=" SEQ Fig._4. \* ARABIC ">
-        <w:r>
-          <w:rPr>
-            <w:noProof/>
-          </w:rPr>
-          <w:t>1</w:t>
-        </w:r>
-      </w:fldSimple>
+      <w:r>
+        <w:fldChar w:fldCharType="begin"/>
+      </w:r>
+      <w:r>
+        <w:instrText xml:space="preserve"> SEQ Fig._4. \* ARABIC </w:instrText>
+      </w:r>
+      <w:r>
+        <w:fldChar w:fldCharType="separate"/>
+      </w:r>
+      <w:r>
+        <w:rPr>
+          <w:noProof/>
+        </w:rPr>
+        <w:t>1</w:t>
+      </w:r>
+      <w:r>
+        <w:rPr>
+          <w:noProof/>
+        </w:rPr>
+        <w:fldChar w:fldCharType="end"/>
+      </w:r>
       <w:r>
         <w:t xml:space="preserve"> Dependency parsing using the </w:t>
       </w:r>
@@ -10798,7 +11475,7 @@
         <w:pStyle w:val="Heading3"/>
         <w:spacing w:line="360" w:lineRule="auto"/>
       </w:pPr>
-      <w:bookmarkStart w:id="44" w:name="_Toc232713117"/>
+      <w:bookmarkStart w:id="44" w:name="_Toc233376603"/>
       <w:r>
         <w:t>4.</w:t>
       </w:r>
@@ -10885,14 +11562,27 @@
       <w:r>
         <w:t xml:space="preserve">Fig. 4. </w:t>
       </w:r>
-      <w:fldSimple w:instr=" SEQ Fig._4. \* ARABIC ">
-        <w:r>
-          <w:rPr>
-            <w:noProof/>
-          </w:rPr>
-          <w:t>2</w:t>
-        </w:r>
-      </w:fldSimple>
+      <w:r>
+        <w:fldChar w:fldCharType="begin"/>
+      </w:r>
+      <w:r>
+        <w:instrText xml:space="preserve"> SEQ Fig._4. \* ARABIC </w:instrText>
+      </w:r>
+      <w:r>
+        <w:fldChar w:fldCharType="separate"/>
+      </w:r>
+      <w:r>
+        <w:rPr>
+          <w:noProof/>
+        </w:rPr>
+        <w:t>2</w:t>
+      </w:r>
+      <w:r>
+        <w:rPr>
+          <w:noProof/>
+        </w:rPr>
+        <w:fldChar w:fldCharType="end"/>
+      </w:r>
       <w:r>
         <w:t xml:space="preserve"> Semantic similarity analysis between two statements</w:t>
       </w:r>
@@ -10921,7 +11611,7 @@
         <w:pStyle w:val="Heading2"/>
         <w:spacing w:line="360" w:lineRule="auto"/>
       </w:pPr>
-      <w:bookmarkStart w:id="46" w:name="_Toc232713118"/>
+      <w:bookmarkStart w:id="46" w:name="_Toc233376604"/>
       <w:r>
         <w:lastRenderedPageBreak/>
         <w:t xml:space="preserve">4.2 </w:t>
@@ -10939,7 +11629,7 @@
         <w:pStyle w:val="Heading3"/>
         <w:spacing w:line="360" w:lineRule="auto"/>
       </w:pPr>
-      <w:bookmarkStart w:id="47" w:name="_Toc232713119"/>
+      <w:bookmarkStart w:id="47" w:name="_Toc233376605"/>
       <w:r>
         <w:t>4.</w:t>
       </w:r>
@@ -11026,14 +11716,27 @@
       <w:r>
         <w:t xml:space="preserve">Fig. 4. </w:t>
       </w:r>
-      <w:fldSimple w:instr=" SEQ Fig._4. \* ARABIC ">
-        <w:r>
-          <w:rPr>
-            <w:noProof/>
-          </w:rPr>
-          <w:t>3</w:t>
-        </w:r>
-      </w:fldSimple>
+      <w:r>
+        <w:fldChar w:fldCharType="begin"/>
+      </w:r>
+      <w:r>
+        <w:instrText xml:space="preserve"> SEQ Fig._4. \* ARABIC </w:instrText>
+      </w:r>
+      <w:r>
+        <w:fldChar w:fldCharType="separate"/>
+      </w:r>
+      <w:r>
+        <w:rPr>
+          <w:noProof/>
+        </w:rPr>
+        <w:t>3</w:t>
+      </w:r>
+      <w:r>
+        <w:rPr>
+          <w:noProof/>
+        </w:rPr>
+        <w:fldChar w:fldCharType="end"/>
+      </w:r>
       <w:r>
         <w:t xml:space="preserve"> Dependency analysis on text using </w:t>
       </w:r>
@@ -11137,14 +11840,27 @@
       <w:r>
         <w:t xml:space="preserve">Fig. 4. </w:t>
       </w:r>
-      <w:fldSimple w:instr=" SEQ Fig._4. \* ARABIC ">
-        <w:r>
-          <w:rPr>
-            <w:noProof/>
-          </w:rPr>
-          <w:t>4</w:t>
-        </w:r>
-      </w:fldSimple>
+      <w:r>
+        <w:fldChar w:fldCharType="begin"/>
+      </w:r>
+      <w:r>
+        <w:instrText xml:space="preserve"> SEQ Fig._4. \* ARABIC </w:instrText>
+      </w:r>
+      <w:r>
+        <w:fldChar w:fldCharType="separate"/>
+      </w:r>
+      <w:r>
+        <w:rPr>
+          <w:noProof/>
+        </w:rPr>
+        <w:t>4</w:t>
+      </w:r>
+      <w:r>
+        <w:rPr>
+          <w:noProof/>
+        </w:rPr>
+        <w:fldChar w:fldCharType="end"/>
+      </w:r>
       <w:r>
         <w:t xml:space="preserve"> Dependency analysis using </w:t>
       </w:r>
@@ -11217,7 +11933,7 @@
         <w:pStyle w:val="Heading3"/>
         <w:spacing w:line="360" w:lineRule="auto"/>
       </w:pPr>
-      <w:bookmarkStart w:id="50" w:name="_Toc232713120"/>
+      <w:bookmarkStart w:id="50" w:name="_Toc233376606"/>
       <w:r>
         <w:lastRenderedPageBreak/>
         <w:t>4.</w:t>
@@ -11235,7 +11951,7 @@
         <w:pStyle w:val="Heading4"/>
         <w:spacing w:line="360" w:lineRule="auto"/>
       </w:pPr>
-      <w:bookmarkStart w:id="51" w:name="_Toc232713121"/>
+      <w:bookmarkStart w:id="51" w:name="_Toc233376607"/>
       <w:r>
         <w:t>4.</w:t>
       </w:r>
@@ -11332,14 +12048,27 @@
       <w:r>
         <w:t xml:space="preserve">Fig. 4. </w:t>
       </w:r>
-      <w:fldSimple w:instr=" SEQ Fig._4. \* ARABIC ">
-        <w:r>
-          <w:rPr>
-            <w:noProof/>
-          </w:rPr>
-          <w:t>5</w:t>
-        </w:r>
-      </w:fldSimple>
+      <w:r>
+        <w:fldChar w:fldCharType="begin"/>
+      </w:r>
+      <w:r>
+        <w:instrText xml:space="preserve"> SEQ Fig._4. \* ARABIC </w:instrText>
+      </w:r>
+      <w:r>
+        <w:fldChar w:fldCharType="separate"/>
+      </w:r>
+      <w:r>
+        <w:rPr>
+          <w:noProof/>
+        </w:rPr>
+        <w:t>5</w:t>
+      </w:r>
+      <w:r>
+        <w:rPr>
+          <w:noProof/>
+        </w:rPr>
+        <w:fldChar w:fldCharType="end"/>
+      </w:r>
       <w:r>
         <w:t xml:space="preserve"> Semantic similarity comparison between similar statements</w:t>
       </w:r>
@@ -11442,14 +12171,27 @@
       <w:r>
         <w:t xml:space="preserve">Fig. 4. </w:t>
       </w:r>
-      <w:fldSimple w:instr=" SEQ Fig._4. \* ARABIC ">
-        <w:r>
-          <w:rPr>
-            <w:noProof/>
-          </w:rPr>
-          <w:t>6</w:t>
-        </w:r>
-      </w:fldSimple>
+      <w:r>
+        <w:fldChar w:fldCharType="begin"/>
+      </w:r>
+      <w:r>
+        <w:instrText xml:space="preserve"> SEQ Fig._4. \* ARABIC </w:instrText>
+      </w:r>
+      <w:r>
+        <w:fldChar w:fldCharType="separate"/>
+      </w:r>
+      <w:r>
+        <w:rPr>
+          <w:noProof/>
+        </w:rPr>
+        <w:t>6</w:t>
+      </w:r>
+      <w:r>
+        <w:rPr>
+          <w:noProof/>
+        </w:rPr>
+        <w:fldChar w:fldCharType="end"/>
+      </w:r>
       <w:r>
         <w:t xml:space="preserve"> </w:t>
       </w:r>
@@ -11504,7 +12246,7 @@
         <w:pStyle w:val="Heading4"/>
         <w:spacing w:line="360" w:lineRule="auto"/>
       </w:pPr>
-      <w:bookmarkStart w:id="54" w:name="_Toc232713122"/>
+      <w:bookmarkStart w:id="54" w:name="_Toc233376608"/>
       <w:r>
         <w:t>4.</w:t>
       </w:r>
@@ -11601,14 +12343,27 @@
       <w:r>
         <w:t xml:space="preserve">Fig. 4. </w:t>
       </w:r>
-      <w:fldSimple w:instr=" SEQ Fig._4. \* ARABIC ">
-        <w:r>
-          <w:rPr>
-            <w:noProof/>
-          </w:rPr>
-          <w:t>7</w:t>
-        </w:r>
-      </w:fldSimple>
+      <w:r>
+        <w:fldChar w:fldCharType="begin"/>
+      </w:r>
+      <w:r>
+        <w:instrText xml:space="preserve"> SEQ Fig._4. \* ARABIC </w:instrText>
+      </w:r>
+      <w:r>
+        <w:fldChar w:fldCharType="separate"/>
+      </w:r>
+      <w:r>
+        <w:rPr>
+          <w:noProof/>
+        </w:rPr>
+        <w:t>7</w:t>
+      </w:r>
+      <w:r>
+        <w:rPr>
+          <w:noProof/>
+        </w:rPr>
+        <w:fldChar w:fldCharType="end"/>
+      </w:r>
       <w:r>
         <w:t xml:space="preserve"> </w:t>
       </w:r>
@@ -11763,14 +12518,27 @@
       <w:r>
         <w:t xml:space="preserve">Fig. 4. </w:t>
       </w:r>
-      <w:fldSimple w:instr=" SEQ Fig._4. \* ARABIC ">
-        <w:r>
-          <w:rPr>
-            <w:noProof/>
-          </w:rPr>
-          <w:t>8</w:t>
-        </w:r>
-      </w:fldSimple>
+      <w:r>
+        <w:fldChar w:fldCharType="begin"/>
+      </w:r>
+      <w:r>
+        <w:instrText xml:space="preserve"> SEQ Fig._4. \* ARABIC </w:instrText>
+      </w:r>
+      <w:r>
+        <w:fldChar w:fldCharType="separate"/>
+      </w:r>
+      <w:r>
+        <w:rPr>
+          <w:noProof/>
+        </w:rPr>
+        <w:t>8</w:t>
+      </w:r>
+      <w:r>
+        <w:rPr>
+          <w:noProof/>
+        </w:rPr>
+        <w:fldChar w:fldCharType="end"/>
+      </w:r>
       <w:r>
         <w:t xml:space="preserve"> </w:t>
       </w:r>
@@ -12063,7 +12831,7 @@
         <w:pStyle w:val="Heading1"/>
         <w:spacing w:line="360" w:lineRule="auto"/>
       </w:pPr>
-      <w:bookmarkStart w:id="57" w:name="_Toc232713123"/>
+      <w:bookmarkStart w:id="57" w:name="_Toc233376609"/>
       <w:r>
         <w:lastRenderedPageBreak/>
         <w:t>WEEK 5: MINI-NLP PROJECT</w:t>
@@ -12078,7 +12846,7 @@
         <w:pStyle w:val="Heading2"/>
         <w:spacing w:line="360" w:lineRule="auto"/>
       </w:pPr>
-      <w:bookmarkStart w:id="58" w:name="_Toc232713124"/>
+      <w:bookmarkStart w:id="58" w:name="_Toc233376610"/>
       <w:r>
         <w:t xml:space="preserve">5.1 </w:t>
       </w:r>
@@ -12098,7 +12866,7 @@
         <w:pStyle w:val="Heading3"/>
         <w:spacing w:line="360" w:lineRule="auto"/>
       </w:pPr>
-      <w:bookmarkStart w:id="59" w:name="_Toc232713125"/>
+      <w:bookmarkStart w:id="59" w:name="_Toc233376611"/>
       <w:r>
         <w:t>5.1</w:t>
       </w:r>
@@ -12185,14 +12953,27 @@
       <w:r>
         <w:t xml:space="preserve">Fig. 5. </w:t>
       </w:r>
-      <w:fldSimple w:instr=" SEQ Fig._5. \* ARABIC ">
-        <w:r>
-          <w:rPr>
-            <w:noProof/>
-          </w:rPr>
-          <w:t>1</w:t>
-        </w:r>
-      </w:fldSimple>
+      <w:r>
+        <w:fldChar w:fldCharType="begin"/>
+      </w:r>
+      <w:r>
+        <w:instrText xml:space="preserve"> SEQ Fig._5. \* ARABIC </w:instrText>
+      </w:r>
+      <w:r>
+        <w:fldChar w:fldCharType="separate"/>
+      </w:r>
+      <w:r>
+        <w:rPr>
+          <w:noProof/>
+        </w:rPr>
+        <w:t>1</w:t>
+      </w:r>
+      <w:r>
+        <w:rPr>
+          <w:noProof/>
+        </w:rPr>
+        <w:fldChar w:fldCharType="end"/>
+      </w:r>
       <w:r>
         <w:t xml:space="preserve"> Complete NLP process</w:t>
       </w:r>
@@ -12221,7 +13002,7 @@
         <w:pStyle w:val="Heading3"/>
         <w:spacing w:line="360" w:lineRule="auto"/>
       </w:pPr>
-      <w:bookmarkStart w:id="61" w:name="_Toc232713126"/>
+      <w:bookmarkStart w:id="61" w:name="_Toc233376612"/>
       <w:r>
         <w:t>5.</w:t>
       </w:r>
@@ -12308,14 +13089,27 @@
       <w:r>
         <w:t xml:space="preserve">Fig. 5. </w:t>
       </w:r>
-      <w:fldSimple w:instr=" SEQ Fig._5. \* ARABIC ">
-        <w:r>
-          <w:rPr>
-            <w:noProof/>
-          </w:rPr>
-          <w:t>2</w:t>
-        </w:r>
-      </w:fldSimple>
+      <w:r>
+        <w:fldChar w:fldCharType="begin"/>
+      </w:r>
+      <w:r>
+        <w:instrText xml:space="preserve"> SEQ Fig._5. \* ARABIC </w:instrText>
+      </w:r>
+      <w:r>
+        <w:fldChar w:fldCharType="separate"/>
+      </w:r>
+      <w:r>
+        <w:rPr>
+          <w:noProof/>
+        </w:rPr>
+        <w:t>2</w:t>
+      </w:r>
+      <w:r>
+        <w:rPr>
+          <w:noProof/>
+        </w:rPr>
+        <w:fldChar w:fldCharType="end"/>
+      </w:r>
       <w:r>
         <w:t xml:space="preserve"> Mini chatbot simulation</w:t>
       </w:r>
@@ -12353,7 +13147,7 @@
         <w:pStyle w:val="Heading2"/>
         <w:spacing w:line="360" w:lineRule="auto"/>
       </w:pPr>
-      <w:bookmarkStart w:id="63" w:name="_Toc232713127"/>
+      <w:bookmarkStart w:id="63" w:name="_Toc233376613"/>
       <w:r>
         <w:t xml:space="preserve">5.2 </w:t>
       </w:r>
@@ -12437,14 +13231,27 @@
       <w:r>
         <w:t xml:space="preserve">Fig. 5. </w:t>
       </w:r>
-      <w:fldSimple w:instr=" SEQ Fig._5. \* ARABIC ">
-        <w:r>
-          <w:rPr>
-            <w:noProof/>
-          </w:rPr>
-          <w:t>3</w:t>
-        </w:r>
-      </w:fldSimple>
+      <w:r>
+        <w:fldChar w:fldCharType="begin"/>
+      </w:r>
+      <w:r>
+        <w:instrText xml:space="preserve"> SEQ Fig._5. \* ARABIC </w:instrText>
+      </w:r>
+      <w:r>
+        <w:fldChar w:fldCharType="separate"/>
+      </w:r>
+      <w:r>
+        <w:rPr>
+          <w:noProof/>
+        </w:rPr>
+        <w:t>3</w:t>
+      </w:r>
+      <w:r>
+        <w:rPr>
+          <w:noProof/>
+        </w:rPr>
+        <w:fldChar w:fldCharType="end"/>
+      </w:r>
       <w:r>
         <w:t xml:space="preserve"> </w:t>
       </w:r>
@@ -12585,7 +13392,7 @@
         <w:pStyle w:val="Heading1"/>
         <w:spacing w:line="360" w:lineRule="auto"/>
       </w:pPr>
-      <w:bookmarkStart w:id="65" w:name="_Toc232713128"/>
+      <w:bookmarkStart w:id="65" w:name="_Toc233376614"/>
       <w:r>
         <w:lastRenderedPageBreak/>
         <w:t>WEEK 6: WORD EMBEDDINGS AND DISTRIBUTED REPRESENTATIONS</w:t>
@@ -12597,7 +13404,7 @@
         <w:pStyle w:val="Heading2"/>
         <w:spacing w:line="360" w:lineRule="auto"/>
       </w:pPr>
-      <w:bookmarkStart w:id="66" w:name="_Toc232713129"/>
+      <w:bookmarkStart w:id="66" w:name="_Toc233376615"/>
       <w:r>
         <w:t>6.1 Training a Word2Vec Model</w:t>
       </w:r>
@@ -12676,14 +13483,27 @@
       <w:r>
         <w:t xml:space="preserve">Fig 6. </w:t>
       </w:r>
-      <w:fldSimple w:instr=" SEQ Fig_6. \* ARABIC ">
-        <w:r>
-          <w:rPr>
-            <w:noProof/>
-          </w:rPr>
-          <w:t>1</w:t>
-        </w:r>
-      </w:fldSimple>
+      <w:r>
+        <w:fldChar w:fldCharType="begin"/>
+      </w:r>
+      <w:r>
+        <w:instrText xml:space="preserve"> SEQ Fig_6. \* ARABIC </w:instrText>
+      </w:r>
+      <w:r>
+        <w:fldChar w:fldCharType="separate"/>
+      </w:r>
+      <w:r>
+        <w:rPr>
+          <w:noProof/>
+        </w:rPr>
+        <w:t>1</w:t>
+      </w:r>
+      <w:r>
+        <w:rPr>
+          <w:noProof/>
+        </w:rPr>
+        <w:fldChar w:fldCharType="end"/>
+      </w:r>
       <w:r>
         <w:t xml:space="preserve"> Training a Word2Vec model</w:t>
       </w:r>
@@ -12712,7 +13532,7 @@
         <w:pStyle w:val="Heading2"/>
         <w:spacing w:line="360" w:lineRule="auto"/>
       </w:pPr>
-      <w:bookmarkStart w:id="68" w:name="_Toc232713130"/>
+      <w:bookmarkStart w:id="68" w:name="_Toc233376616"/>
       <w:r>
         <w:t>6.2 Word Similarity Analysis</w:t>
       </w:r>
@@ -12730,6 +13550,7 @@
       <w:r>
         <w:rPr>
           <w:rFonts w:ascii="Times New Roman" w:hAnsi="Times New Roman" w:cs="Times New Roman"/>
+          <w:noProof/>
           <w:sz w:val="24"/>
           <w:szCs w:val="24"/>
         </w:rPr>
@@ -12784,14 +13605,30 @@
       <w:r>
         <w:t xml:space="preserve">Fig 6. </w:t>
       </w:r>
-      <w:fldSimple w:instr=" SEQ Fig_6. \* ARABIC ">
-        <w:r>
-          <w:rPr>
-            <w:noProof/>
-          </w:rPr>
-          <w:t>2</w:t>
-        </w:r>
-      </w:fldSimple>
+      <w:r>
+        <w:fldChar w:fldCharType="begin"/>
+      </w:r>
+      <w:r>
+        <w:instrText xml:space="preserve"> SEQ Fig_6. \* ARABI</w:instrText>
+      </w:r>
+      <w:r>
+        <w:instrText xml:space="preserve">C </w:instrText>
+      </w:r>
+      <w:r>
+        <w:fldChar w:fldCharType="separate"/>
+      </w:r>
+      <w:r>
+        <w:rPr>
+          <w:noProof/>
+        </w:rPr>
+        <w:t>2</w:t>
+      </w:r>
+      <w:r>
+        <w:rPr>
+          <w:noProof/>
+        </w:rPr>
+        <w:fldChar w:fldCharType="end"/>
+      </w:r>
       <w:r>
         <w:t xml:space="preserve"> Word similarity analysis</w:t>
       </w:r>
@@ -12828,7 +13665,7 @@
         <w:pStyle w:val="Heading2"/>
         <w:spacing w:line="360" w:lineRule="auto"/>
       </w:pPr>
-      <w:bookmarkStart w:id="70" w:name="_Toc232713131"/>
+      <w:bookmarkStart w:id="70" w:name="_Toc233376617"/>
       <w:r>
         <w:lastRenderedPageBreak/>
         <w:t>6.3 One-Hot Encoding vs. Word Embeddings</w:t>
@@ -12840,7 +13677,7 @@
         <w:pStyle w:val="Heading3"/>
         <w:spacing w:line="360" w:lineRule="auto"/>
       </w:pPr>
-      <w:bookmarkStart w:id="71" w:name="_Toc232713132"/>
+      <w:bookmarkStart w:id="71" w:name="_Toc233376618"/>
       <w:r>
         <w:t>6.3.1 One-Hot Encoding</w:t>
       </w:r>
@@ -12919,14 +13756,27 @@
       <w:r>
         <w:t xml:space="preserve">Fig 6. </w:t>
       </w:r>
-      <w:fldSimple w:instr=" SEQ Fig_6. \* ARABIC ">
-        <w:r>
-          <w:rPr>
-            <w:noProof/>
-          </w:rPr>
-          <w:t>3</w:t>
-        </w:r>
-      </w:fldSimple>
+      <w:r>
+        <w:fldChar w:fldCharType="begin"/>
+      </w:r>
+      <w:r>
+        <w:instrText xml:space="preserve"> SEQ Fig_6. \* ARABIC </w:instrText>
+      </w:r>
+      <w:r>
+        <w:fldChar w:fldCharType="separate"/>
+      </w:r>
+      <w:r>
+        <w:rPr>
+          <w:noProof/>
+        </w:rPr>
+        <w:t>3</w:t>
+      </w:r>
+      <w:r>
+        <w:rPr>
+          <w:noProof/>
+        </w:rPr>
+        <w:fldChar w:fldCharType="end"/>
+      </w:r>
       <w:r>
         <w:t xml:space="preserve"> One-Hot encoding of words</w:t>
       </w:r>
@@ -12955,7 +13805,7 @@
         <w:pStyle w:val="Heading3"/>
         <w:spacing w:line="360" w:lineRule="auto"/>
       </w:pPr>
-      <w:bookmarkStart w:id="73" w:name="_Toc232713133"/>
+      <w:bookmarkStart w:id="73" w:name="_Toc233376619"/>
       <w:r>
         <w:t>6.3.2 Word Embedding</w:t>
       </w:r>
@@ -13034,14 +13884,27 @@
       <w:r>
         <w:t xml:space="preserve">Fig 6. </w:t>
       </w:r>
-      <w:fldSimple w:instr=" SEQ Fig_6. \* ARABIC ">
-        <w:r>
-          <w:rPr>
-            <w:noProof/>
-          </w:rPr>
-          <w:t>4</w:t>
-        </w:r>
-      </w:fldSimple>
+      <w:r>
+        <w:fldChar w:fldCharType="begin"/>
+      </w:r>
+      <w:r>
+        <w:instrText xml:space="preserve"> SEQ Fig_6. \* ARABIC </w:instrText>
+      </w:r>
+      <w:r>
+        <w:fldChar w:fldCharType="separate"/>
+      </w:r>
+      <w:r>
+        <w:rPr>
+          <w:noProof/>
+        </w:rPr>
+        <w:t>4</w:t>
+      </w:r>
+      <w:r>
+        <w:rPr>
+          <w:noProof/>
+        </w:rPr>
+        <w:fldChar w:fldCharType="end"/>
+      </w:r>
       <w:r>
         <w:t xml:space="preserve"> Word embeddings using Word2Vec</w:t>
       </w:r>
@@ -13070,7 +13933,7 @@
         <w:pStyle w:val="Heading3"/>
         <w:spacing w:line="360" w:lineRule="auto"/>
       </w:pPr>
-      <w:bookmarkStart w:id="75" w:name="_Toc232713134"/>
+      <w:bookmarkStart w:id="75" w:name="_Toc233376620"/>
       <w:r>
         <w:t>6.3.3 Differences Between One-Hot Encoding and Word Embedding</w:t>
       </w:r>
@@ -13482,18 +14345,31 @@
           <w:szCs w:val="24"/>
         </w:rPr>
       </w:pPr>
-      <w:bookmarkStart w:id="76" w:name="_Toc232713176"/>
+      <w:bookmarkStart w:id="76" w:name="_Toc233376734"/>
       <w:r>
         <w:t xml:space="preserve">Table 6. </w:t>
       </w:r>
-      <w:fldSimple w:instr=" SEQ Table_6. \* ARABIC ">
-        <w:r>
-          <w:rPr>
-            <w:noProof/>
-          </w:rPr>
-          <w:t>1</w:t>
-        </w:r>
-      </w:fldSimple>
+      <w:r>
+        <w:fldChar w:fldCharType="begin"/>
+      </w:r>
+      <w:r>
+        <w:instrText xml:space="preserve"> SEQ Table_6. \* ARABIC </w:instrText>
+      </w:r>
+      <w:r>
+        <w:fldChar w:fldCharType="separate"/>
+      </w:r>
+      <w:r>
+        <w:rPr>
+          <w:noProof/>
+        </w:rPr>
+        <w:t>1</w:t>
+      </w:r>
+      <w:r>
+        <w:rPr>
+          <w:noProof/>
+        </w:rPr>
+        <w:fldChar w:fldCharType="end"/>
+      </w:r>
       <w:r>
         <w:t xml:space="preserve"> Difference between One-Hot encoding and Word2Vec in word embedding</w:t>
       </w:r>
@@ -13514,7 +14390,7 @@
         <w:pStyle w:val="Heading2"/>
         <w:spacing w:line="360" w:lineRule="auto"/>
       </w:pPr>
-      <w:bookmarkStart w:id="77" w:name="_Toc232713135"/>
+      <w:bookmarkStart w:id="77" w:name="_Toc233376621"/>
       <w:r>
         <w:t>6.</w:t>
       </w:r>
@@ -13531,7 +14407,7 @@
         <w:pStyle w:val="Heading3"/>
         <w:spacing w:line="360" w:lineRule="auto"/>
       </w:pPr>
-      <w:bookmarkStart w:id="78" w:name="_Toc232713136"/>
+      <w:bookmarkStart w:id="78" w:name="_Toc233376622"/>
       <w:r>
         <w:t>6.4.1 NLP Pipeline</w:t>
       </w:r>
@@ -13610,14 +14486,27 @@
       <w:r>
         <w:t xml:space="preserve">Fig 6. </w:t>
       </w:r>
-      <w:fldSimple w:instr=" SEQ Fig_6. \* ARABIC ">
-        <w:r>
-          <w:rPr>
-            <w:noProof/>
-          </w:rPr>
-          <w:t>5</w:t>
-        </w:r>
-      </w:fldSimple>
+      <w:r>
+        <w:fldChar w:fldCharType="begin"/>
+      </w:r>
+      <w:r>
+        <w:instrText xml:space="preserve"> SEQ Fig_6. \* ARABIC </w:instrText>
+      </w:r>
+      <w:r>
+        <w:fldChar w:fldCharType="separate"/>
+      </w:r>
+      <w:r>
+        <w:rPr>
+          <w:noProof/>
+        </w:rPr>
+        <w:t>5</w:t>
+      </w:r>
+      <w:r>
+        <w:rPr>
+          <w:noProof/>
+        </w:rPr>
+        <w:fldChar w:fldCharType="end"/>
+      </w:r>
       <w:r>
         <w:t xml:space="preserve"> NLP pipeline used in sentiment analysis</w:t>
       </w:r>
@@ -13646,7 +14535,7 @@
         <w:pStyle w:val="Heading3"/>
         <w:spacing w:line="360" w:lineRule="auto"/>
       </w:pPr>
-      <w:bookmarkStart w:id="80" w:name="_Toc232713137"/>
+      <w:bookmarkStart w:id="80" w:name="_Toc233376623"/>
       <w:r>
         <w:t>6.4.2 Model Training</w:t>
       </w:r>
@@ -13726,14 +14615,27 @@
         <w:lastRenderedPageBreak/>
         <w:t xml:space="preserve">Fig 6. </w:t>
       </w:r>
-      <w:fldSimple w:instr=" SEQ Fig_6. \* ARABIC ">
-        <w:r>
-          <w:rPr>
-            <w:noProof/>
-          </w:rPr>
-          <w:t>6</w:t>
-        </w:r>
-      </w:fldSimple>
+      <w:r>
+        <w:fldChar w:fldCharType="begin"/>
+      </w:r>
+      <w:r>
+        <w:instrText xml:space="preserve"> SEQ Fig_6. \* ARABIC </w:instrText>
+      </w:r>
+      <w:r>
+        <w:fldChar w:fldCharType="separate"/>
+      </w:r>
+      <w:r>
+        <w:rPr>
+          <w:noProof/>
+        </w:rPr>
+        <w:t>6</w:t>
+      </w:r>
+      <w:r>
+        <w:rPr>
+          <w:noProof/>
+        </w:rPr>
+        <w:fldChar w:fldCharType="end"/>
+      </w:r>
       <w:r>
         <w:t xml:space="preserve"> Model training for sentiment analysis</w:t>
       </w:r>
@@ -13762,7 +14664,7 @@
         <w:pStyle w:val="Heading3"/>
         <w:spacing w:line="360" w:lineRule="auto"/>
       </w:pPr>
-      <w:bookmarkStart w:id="82" w:name="_Toc232713138"/>
+      <w:bookmarkStart w:id="82" w:name="_Toc233376624"/>
       <w:r>
         <w:t>6.4.3 Model Test</w:t>
       </w:r>
@@ -13836,40 +14738,1191 @@
       <w:r>
         <w:t xml:space="preserve">Fig 6. </w:t>
       </w:r>
-      <w:fldSimple w:instr=" SEQ Fig_6. \* ARABIC ">
-        <w:r>
-          <w:rPr>
-            <w:noProof/>
-          </w:rPr>
-          <w:t>7</w:t>
+      <w:r>
+        <w:fldChar w:fldCharType="begin"/>
+      </w:r>
+      <w:r>
+        <w:instrText xml:space="preserve"> SEQ Fig_6. \* ARABIC </w:instrText>
+      </w:r>
+      <w:r>
+        <w:fldChar w:fldCharType="separate"/>
+      </w:r>
+      <w:r>
+        <w:rPr>
+          <w:noProof/>
+        </w:rPr>
+        <w:t>7</w:t>
+      </w:r>
+      <w:r>
+        <w:rPr>
+          <w:noProof/>
+        </w:rPr>
+        <w:fldChar w:fldCharType="end"/>
+      </w:r>
+      <w:r>
+        <w:t xml:space="preserve"> Making predictions using the trained sentiment analysis model</w:t>
+      </w:r>
+      <w:bookmarkEnd w:id="83"/>
+    </w:p>
+    <w:p>
+      <w:pPr>
+        <w:tabs>
+          <w:tab w:val="left" w:pos="1815"/>
+        </w:tabs>
+        <w:spacing w:line="360" w:lineRule="auto"/>
+        <w:rPr>
+          <w:rFonts w:ascii="Times New Roman" w:hAnsi="Times New Roman" w:cs="Times New Roman"/>
+          <w:bCs/>
+          <w:sz w:val="24"/>
+          <w:szCs w:val="24"/>
+        </w:rPr>
+      </w:pPr>
+      <w:r>
+        <w:rPr>
+          <w:rFonts w:ascii="Times New Roman" w:hAnsi="Times New Roman" w:cs="Times New Roman"/>
+          <w:bCs/>
+          <w:sz w:val="24"/>
+          <w:szCs w:val="24"/>
+        </w:rPr>
+        <w:t>Fig. 6.7 above shows the various tests used to evaluate the accuracy of the model on unseen data. Each statement is fed into the prediction function, which preprocesses it and predicts it.</w:t>
+      </w:r>
+    </w:p>
+    <w:p>
+      <w:pPr>
+        <w:rPr>
+          <w:rFonts w:ascii="Times New Roman" w:hAnsi="Times New Roman" w:cs="Times New Roman"/>
+          <w:sz w:val="24"/>
+          <w:szCs w:val="24"/>
+        </w:rPr>
+      </w:pPr>
+    </w:p>
+    <w:p>
+      <w:pPr>
+        <w:rPr>
+          <w:rFonts w:ascii="Times New Roman" w:hAnsi="Times New Roman" w:cs="Times New Roman"/>
+          <w:sz w:val="24"/>
+          <w:szCs w:val="24"/>
+        </w:rPr>
+      </w:pPr>
+    </w:p>
+    <w:p>
+      <w:pPr>
+        <w:rPr>
+          <w:rFonts w:ascii="Times New Roman" w:hAnsi="Times New Roman" w:cs="Times New Roman"/>
+          <w:sz w:val="24"/>
+          <w:szCs w:val="24"/>
+        </w:rPr>
+      </w:pPr>
+    </w:p>
+    <w:p>
+      <w:pPr>
+        <w:rPr>
+          <w:rFonts w:ascii="Times New Roman" w:hAnsi="Times New Roman" w:cs="Times New Roman"/>
+          <w:sz w:val="24"/>
+          <w:szCs w:val="24"/>
+        </w:rPr>
+      </w:pPr>
+    </w:p>
+    <w:p>
+      <w:pPr>
+        <w:rPr>
+          <w:rFonts w:ascii="Times New Roman" w:hAnsi="Times New Roman" w:cs="Times New Roman"/>
+          <w:bCs/>
+          <w:sz w:val="24"/>
+          <w:szCs w:val="24"/>
+        </w:rPr>
+      </w:pPr>
+    </w:p>
+    <w:p>
+      <w:pPr>
+        <w:tabs>
+          <w:tab w:val="left" w:pos="5430"/>
+        </w:tabs>
+        <w:rPr>
+          <w:rFonts w:ascii="Times New Roman" w:hAnsi="Times New Roman" w:cs="Times New Roman"/>
+          <w:sz w:val="24"/>
+          <w:szCs w:val="24"/>
+        </w:rPr>
+      </w:pPr>
+      <w:r>
+        <w:rPr>
+          <w:rFonts w:ascii="Times New Roman" w:hAnsi="Times New Roman" w:cs="Times New Roman"/>
+          <w:sz w:val="24"/>
+          <w:szCs w:val="24"/>
+        </w:rPr>
+        <w:tab/>
+      </w:r>
+    </w:p>
+    <w:p>
+      <w:pPr>
+        <w:tabs>
+          <w:tab w:val="left" w:pos="5430"/>
+        </w:tabs>
+        <w:rPr>
+          <w:rFonts w:ascii="Times New Roman" w:hAnsi="Times New Roman" w:cs="Times New Roman"/>
+          <w:sz w:val="24"/>
+          <w:szCs w:val="24"/>
+        </w:rPr>
+      </w:pPr>
+    </w:p>
+    <w:p>
+      <w:pPr>
+        <w:tabs>
+          <w:tab w:val="left" w:pos="5430"/>
+        </w:tabs>
+        <w:rPr>
+          <w:rFonts w:ascii="Times New Roman" w:hAnsi="Times New Roman" w:cs="Times New Roman"/>
+          <w:sz w:val="24"/>
+          <w:szCs w:val="24"/>
+        </w:rPr>
+      </w:pPr>
+    </w:p>
+    <w:p>
+      <w:pPr>
+        <w:tabs>
+          <w:tab w:val="left" w:pos="5430"/>
+        </w:tabs>
+        <w:rPr>
+          <w:rFonts w:ascii="Times New Roman" w:hAnsi="Times New Roman" w:cs="Times New Roman"/>
+          <w:sz w:val="24"/>
+          <w:szCs w:val="24"/>
+        </w:rPr>
+      </w:pPr>
+    </w:p>
+    <w:p>
+      <w:pPr>
+        <w:tabs>
+          <w:tab w:val="left" w:pos="5430"/>
+        </w:tabs>
+        <w:rPr>
+          <w:rFonts w:ascii="Times New Roman" w:hAnsi="Times New Roman" w:cs="Times New Roman"/>
+          <w:sz w:val="24"/>
+          <w:szCs w:val="24"/>
+        </w:rPr>
+      </w:pPr>
+    </w:p>
+    <w:p>
+      <w:pPr>
+        <w:tabs>
+          <w:tab w:val="left" w:pos="5430"/>
+        </w:tabs>
+        <w:rPr>
+          <w:rFonts w:ascii="Times New Roman" w:hAnsi="Times New Roman" w:cs="Times New Roman"/>
+          <w:sz w:val="24"/>
+          <w:szCs w:val="24"/>
+        </w:rPr>
+      </w:pPr>
+    </w:p>
+    <w:p>
+      <w:pPr>
+        <w:tabs>
+          <w:tab w:val="left" w:pos="5430"/>
+        </w:tabs>
+        <w:rPr>
+          <w:rFonts w:ascii="Times New Roman" w:hAnsi="Times New Roman" w:cs="Times New Roman"/>
+          <w:sz w:val="24"/>
+          <w:szCs w:val="24"/>
+        </w:rPr>
+      </w:pPr>
+    </w:p>
+    <w:p>
+      <w:pPr>
+        <w:pStyle w:val="Heading1"/>
+        <w:spacing w:line="360" w:lineRule="auto"/>
+      </w:pPr>
+      <w:bookmarkStart w:id="84" w:name="_Toc233376625"/>
+      <w:r>
+        <w:lastRenderedPageBreak/>
+        <w:t>WEEK 7: NEURAL LANGUAGE MODELS AND DEEP LEARNING FOR NLP</w:t>
+      </w:r>
+      <w:bookmarkEnd w:id="84"/>
+    </w:p>
+    <w:p>
+      <w:pPr>
+        <w:pStyle w:val="Heading2"/>
+        <w:spacing w:line="360" w:lineRule="auto"/>
+      </w:pPr>
+      <w:bookmarkStart w:id="85" w:name="_Toc233376626"/>
+      <w:r>
+        <w:t>7.1 Language Model Comparison</w:t>
+      </w:r>
+      <w:bookmarkEnd w:id="85"/>
+    </w:p>
+    <w:tbl>
+      <w:tblPr>
+        <w:tblStyle w:val="TableGrid"/>
+        <w:tblW w:w="0" w:type="auto"/>
+        <w:tblLook w:val="04A0" w:firstRow="1" w:lastRow="0" w:firstColumn="1" w:lastColumn="0" w:noHBand="0" w:noVBand="1"/>
+      </w:tblPr>
+      <w:tblGrid>
+        <w:gridCol w:w="3116"/>
+        <w:gridCol w:w="3117"/>
+        <w:gridCol w:w="3117"/>
+      </w:tblGrid>
+      <w:tr>
+        <w:tc>
+          <w:tcPr>
+            <w:tcW w:w="3116" w:type="dxa"/>
+          </w:tcPr>
+          <w:p>
+            <w:pPr>
+              <w:spacing w:line="360" w:lineRule="auto"/>
+              <w:rPr>
+                <w:rFonts w:ascii="Times New Roman" w:hAnsi="Times New Roman" w:cs="Times New Roman"/>
+                <w:b/>
+                <w:bCs/>
+                <w:sz w:val="24"/>
+                <w:szCs w:val="24"/>
+              </w:rPr>
+            </w:pPr>
+            <w:r>
+              <w:rPr>
+                <w:rFonts w:ascii="Times New Roman" w:hAnsi="Times New Roman" w:cs="Times New Roman"/>
+                <w:b/>
+                <w:bCs/>
+                <w:sz w:val="24"/>
+                <w:szCs w:val="24"/>
+              </w:rPr>
+              <w:t>Feature</w:t>
+            </w:r>
+          </w:p>
+        </w:tc>
+        <w:tc>
+          <w:tcPr>
+            <w:tcW w:w="3117" w:type="dxa"/>
+          </w:tcPr>
+          <w:p>
+            <w:pPr>
+              <w:spacing w:line="360" w:lineRule="auto"/>
+              <w:rPr>
+                <w:rFonts w:ascii="Times New Roman" w:hAnsi="Times New Roman" w:cs="Times New Roman"/>
+                <w:b/>
+                <w:bCs/>
+                <w:sz w:val="24"/>
+                <w:szCs w:val="24"/>
+              </w:rPr>
+            </w:pPr>
+            <w:r>
+              <w:rPr>
+                <w:rFonts w:ascii="Times New Roman" w:hAnsi="Times New Roman" w:cs="Times New Roman"/>
+                <w:b/>
+                <w:bCs/>
+                <w:sz w:val="24"/>
+                <w:szCs w:val="24"/>
+              </w:rPr>
+              <w:t>N-Gram Model</w:t>
+            </w:r>
+          </w:p>
+        </w:tc>
+        <w:tc>
+          <w:tcPr>
+            <w:tcW w:w="3117" w:type="dxa"/>
+          </w:tcPr>
+          <w:p>
+            <w:pPr>
+              <w:spacing w:line="360" w:lineRule="auto"/>
+              <w:rPr>
+                <w:rFonts w:ascii="Times New Roman" w:hAnsi="Times New Roman" w:cs="Times New Roman"/>
+                <w:b/>
+                <w:bCs/>
+                <w:sz w:val="24"/>
+                <w:szCs w:val="24"/>
+              </w:rPr>
+            </w:pPr>
+            <w:r>
+              <w:rPr>
+                <w:rFonts w:ascii="Times New Roman" w:hAnsi="Times New Roman" w:cs="Times New Roman"/>
+                <w:b/>
+                <w:bCs/>
+                <w:sz w:val="24"/>
+                <w:szCs w:val="24"/>
+              </w:rPr>
+              <w:t>Neural Language Model</w:t>
+            </w:r>
+          </w:p>
+        </w:tc>
+      </w:tr>
+      <w:tr>
+        <w:tc>
+          <w:tcPr>
+            <w:tcW w:w="3116" w:type="dxa"/>
+          </w:tcPr>
+          <w:p>
+            <w:pPr>
+              <w:spacing w:line="360" w:lineRule="auto"/>
+              <w:rPr>
+                <w:rFonts w:ascii="Times New Roman" w:hAnsi="Times New Roman" w:cs="Times New Roman"/>
+                <w:b/>
+                <w:bCs/>
+                <w:sz w:val="24"/>
+                <w:szCs w:val="24"/>
+              </w:rPr>
+            </w:pPr>
+            <w:r>
+              <w:rPr>
+                <w:rFonts w:ascii="Times New Roman" w:hAnsi="Times New Roman" w:cs="Times New Roman"/>
+                <w:b/>
+                <w:bCs/>
+                <w:sz w:val="24"/>
+                <w:szCs w:val="24"/>
+              </w:rPr>
+              <w:t>Context Understanding</w:t>
+            </w:r>
+          </w:p>
+        </w:tc>
+        <w:tc>
+          <w:tcPr>
+            <w:tcW w:w="3117" w:type="dxa"/>
+          </w:tcPr>
+          <w:p>
+            <w:pPr>
+              <w:spacing w:line="360" w:lineRule="auto"/>
+              <w:rPr>
+                <w:rFonts w:ascii="Times New Roman" w:hAnsi="Times New Roman" w:cs="Times New Roman"/>
+                <w:sz w:val="24"/>
+                <w:szCs w:val="24"/>
+              </w:rPr>
+            </w:pPr>
+            <w:r>
+              <w:rPr>
+                <w:rFonts w:ascii="Times New Roman" w:hAnsi="Times New Roman" w:cs="Times New Roman"/>
+                <w:sz w:val="24"/>
+                <w:szCs w:val="24"/>
+              </w:rPr>
+              <w:t>Limited to a fixed number of words, and can’t use context beyond that.</w:t>
+            </w:r>
+          </w:p>
+        </w:tc>
+        <w:tc>
+          <w:tcPr>
+            <w:tcW w:w="3117" w:type="dxa"/>
+          </w:tcPr>
+          <w:p>
+            <w:pPr>
+              <w:spacing w:line="360" w:lineRule="auto"/>
+              <w:rPr>
+                <w:rFonts w:ascii="Times New Roman" w:hAnsi="Times New Roman" w:cs="Times New Roman"/>
+                <w:sz w:val="24"/>
+                <w:szCs w:val="24"/>
+              </w:rPr>
+            </w:pPr>
+            <w:r>
+              <w:rPr>
+                <w:rFonts w:ascii="Times New Roman" w:hAnsi="Times New Roman" w:cs="Times New Roman"/>
+                <w:sz w:val="24"/>
+                <w:szCs w:val="24"/>
+              </w:rPr>
+              <w:t>Not bound to a fixed number of words, and can use context effectively.</w:t>
+            </w:r>
+          </w:p>
+        </w:tc>
+      </w:tr>
+      <w:tr>
+        <w:tc>
+          <w:tcPr>
+            <w:tcW w:w="3116" w:type="dxa"/>
+          </w:tcPr>
+          <w:p>
+            <w:pPr>
+              <w:spacing w:line="360" w:lineRule="auto"/>
+              <w:rPr>
+                <w:rFonts w:ascii="Times New Roman" w:hAnsi="Times New Roman" w:cs="Times New Roman"/>
+                <w:b/>
+                <w:bCs/>
+                <w:sz w:val="24"/>
+                <w:szCs w:val="24"/>
+              </w:rPr>
+            </w:pPr>
+            <w:r>
+              <w:rPr>
+                <w:rFonts w:ascii="Times New Roman" w:hAnsi="Times New Roman" w:cs="Times New Roman"/>
+                <w:b/>
+                <w:bCs/>
+                <w:sz w:val="24"/>
+                <w:szCs w:val="24"/>
+              </w:rPr>
+              <w:t>Memory Usage</w:t>
+            </w:r>
+          </w:p>
+        </w:tc>
+        <w:tc>
+          <w:tcPr>
+            <w:tcW w:w="3117" w:type="dxa"/>
+          </w:tcPr>
+          <w:p>
+            <w:pPr>
+              <w:spacing w:line="360" w:lineRule="auto"/>
+              <w:rPr>
+                <w:rFonts w:ascii="Times New Roman" w:hAnsi="Times New Roman" w:cs="Times New Roman"/>
+                <w:sz w:val="24"/>
+                <w:szCs w:val="24"/>
+              </w:rPr>
+            </w:pPr>
+            <w:r>
+              <w:rPr>
+                <w:rFonts w:ascii="Times New Roman" w:hAnsi="Times New Roman" w:cs="Times New Roman"/>
+                <w:sz w:val="24"/>
+                <w:szCs w:val="24"/>
+              </w:rPr>
+              <w:t>High.</w:t>
+            </w:r>
+          </w:p>
+        </w:tc>
+        <w:tc>
+          <w:tcPr>
+            <w:tcW w:w="3117" w:type="dxa"/>
+          </w:tcPr>
+          <w:p>
+            <w:pPr>
+              <w:spacing w:line="360" w:lineRule="auto"/>
+              <w:rPr>
+                <w:rFonts w:ascii="Times New Roman" w:hAnsi="Times New Roman" w:cs="Times New Roman"/>
+                <w:sz w:val="24"/>
+                <w:szCs w:val="24"/>
+              </w:rPr>
+            </w:pPr>
+            <w:r>
+              <w:rPr>
+                <w:rFonts w:ascii="Times New Roman" w:hAnsi="Times New Roman" w:cs="Times New Roman"/>
+                <w:sz w:val="24"/>
+                <w:szCs w:val="24"/>
+              </w:rPr>
+              <w:t>Minimal.</w:t>
+            </w:r>
+          </w:p>
+        </w:tc>
+      </w:tr>
+      <w:tr>
+        <w:tc>
+          <w:tcPr>
+            <w:tcW w:w="3116" w:type="dxa"/>
+          </w:tcPr>
+          <w:p>
+            <w:pPr>
+              <w:spacing w:line="360" w:lineRule="auto"/>
+              <w:rPr>
+                <w:rFonts w:ascii="Times New Roman" w:hAnsi="Times New Roman" w:cs="Times New Roman"/>
+                <w:b/>
+                <w:bCs/>
+                <w:sz w:val="24"/>
+                <w:szCs w:val="24"/>
+              </w:rPr>
+            </w:pPr>
+            <w:r>
+              <w:rPr>
+                <w:rFonts w:ascii="Times New Roman" w:hAnsi="Times New Roman" w:cs="Times New Roman"/>
+                <w:b/>
+                <w:bCs/>
+                <w:sz w:val="24"/>
+                <w:szCs w:val="24"/>
+              </w:rPr>
+              <w:t>Semantic Understanding</w:t>
+            </w:r>
+          </w:p>
+        </w:tc>
+        <w:tc>
+          <w:tcPr>
+            <w:tcW w:w="3117" w:type="dxa"/>
+          </w:tcPr>
+          <w:p>
+            <w:pPr>
+              <w:spacing w:line="360" w:lineRule="auto"/>
+              <w:rPr>
+                <w:rFonts w:ascii="Times New Roman" w:hAnsi="Times New Roman" w:cs="Times New Roman"/>
+                <w:sz w:val="24"/>
+                <w:szCs w:val="24"/>
+              </w:rPr>
+            </w:pPr>
+            <w:r>
+              <w:rPr>
+                <w:rFonts w:ascii="Times New Roman" w:hAnsi="Times New Roman" w:cs="Times New Roman"/>
+                <w:sz w:val="24"/>
+                <w:szCs w:val="24"/>
+              </w:rPr>
+              <w:t>None.</w:t>
+            </w:r>
+          </w:p>
+        </w:tc>
+        <w:tc>
+          <w:tcPr>
+            <w:tcW w:w="3117" w:type="dxa"/>
+          </w:tcPr>
+          <w:p>
+            <w:pPr>
+              <w:spacing w:line="360" w:lineRule="auto"/>
+              <w:rPr>
+                <w:rFonts w:ascii="Times New Roman" w:hAnsi="Times New Roman" w:cs="Times New Roman"/>
+                <w:sz w:val="24"/>
+                <w:szCs w:val="24"/>
+              </w:rPr>
+            </w:pPr>
+            <w:r>
+              <w:rPr>
+                <w:rFonts w:ascii="Times New Roman" w:hAnsi="Times New Roman" w:cs="Times New Roman"/>
+                <w:sz w:val="24"/>
+                <w:szCs w:val="24"/>
+              </w:rPr>
+              <w:t>Learns dense word embeddings.</w:t>
+            </w:r>
+          </w:p>
+        </w:tc>
+      </w:tr>
+      <w:tr>
+        <w:tc>
+          <w:tcPr>
+            <w:tcW w:w="3116" w:type="dxa"/>
+          </w:tcPr>
+          <w:p>
+            <w:pPr>
+              <w:spacing w:line="360" w:lineRule="auto"/>
+              <w:rPr>
+                <w:rFonts w:ascii="Times New Roman" w:hAnsi="Times New Roman" w:cs="Times New Roman"/>
+                <w:b/>
+                <w:bCs/>
+                <w:sz w:val="24"/>
+                <w:szCs w:val="24"/>
+              </w:rPr>
+            </w:pPr>
+            <w:r>
+              <w:rPr>
+                <w:rFonts w:ascii="Times New Roman" w:hAnsi="Times New Roman" w:cs="Times New Roman"/>
+                <w:b/>
+                <w:bCs/>
+                <w:sz w:val="24"/>
+                <w:szCs w:val="24"/>
+              </w:rPr>
+              <w:t>Prediction Accuracy</w:t>
+            </w:r>
+          </w:p>
+        </w:tc>
+        <w:tc>
+          <w:tcPr>
+            <w:tcW w:w="3117" w:type="dxa"/>
+          </w:tcPr>
+          <w:p>
+            <w:pPr>
+              <w:spacing w:line="360" w:lineRule="auto"/>
+              <w:rPr>
+                <w:rFonts w:ascii="Times New Roman" w:hAnsi="Times New Roman" w:cs="Times New Roman"/>
+                <w:sz w:val="24"/>
+                <w:szCs w:val="24"/>
+              </w:rPr>
+            </w:pPr>
+            <w:r>
+              <w:rPr>
+                <w:rFonts w:ascii="Times New Roman" w:hAnsi="Times New Roman" w:cs="Times New Roman"/>
+                <w:sz w:val="24"/>
+                <w:szCs w:val="24"/>
+              </w:rPr>
+              <w:t>Reasonable for short common phrases.</w:t>
+            </w:r>
+          </w:p>
+        </w:tc>
+        <w:tc>
+          <w:tcPr>
+            <w:tcW w:w="3117" w:type="dxa"/>
+          </w:tcPr>
+          <w:p>
+            <w:pPr>
+              <w:spacing w:line="360" w:lineRule="auto"/>
+              <w:rPr>
+                <w:rFonts w:ascii="Times New Roman" w:hAnsi="Times New Roman" w:cs="Times New Roman"/>
+                <w:sz w:val="24"/>
+                <w:szCs w:val="24"/>
+              </w:rPr>
+            </w:pPr>
+            <w:r>
+              <w:rPr>
+                <w:rFonts w:ascii="Times New Roman" w:hAnsi="Times New Roman" w:cs="Times New Roman"/>
+                <w:sz w:val="24"/>
+                <w:szCs w:val="24"/>
+              </w:rPr>
+              <w:t>Generally higher, especially for longer sentences.</w:t>
+            </w:r>
+          </w:p>
+        </w:tc>
+      </w:tr>
+    </w:tbl>
+    <w:p>
+      <w:pPr>
+        <w:pStyle w:val="Caption"/>
+        <w:spacing w:line="360" w:lineRule="auto"/>
+        <w:rPr>
+          <w:rFonts w:cs="Times New Roman"/>
+          <w:b w:val="0"/>
+          <w:bCs/>
+          <w:sz w:val="24"/>
+          <w:szCs w:val="24"/>
+        </w:rPr>
+      </w:pPr>
+      <w:bookmarkStart w:id="86" w:name="_Toc233376712"/>
+      <w:r>
+        <w:t xml:space="preserve">Table 7. </w:t>
+      </w:r>
+      <w:fldSimple w:instr=" SEQ Table_7. \* ARABIC ">
+        <w:r>
+          <w:rPr>
+            <w:noProof/>
+          </w:rPr>
+          <w:t>1</w:t>
         </w:r>
       </w:fldSimple>
       <w:r>
-        <w:t xml:space="preserve"> Making predictions using the trained sentiment analysis model</w:t>
-      </w:r>
-      <w:bookmarkEnd w:id="83"/>
-    </w:p>
-    <w:p>
-      <w:pPr>
-        <w:tabs>
-          <w:tab w:val="left" w:pos="1815"/>
-        </w:tabs>
-        <w:spacing w:line="360" w:lineRule="auto"/>
-        <w:rPr>
-          <w:rFonts w:ascii="Times New Roman" w:hAnsi="Times New Roman" w:cs="Times New Roman"/>
-          <w:bCs/>
-          <w:sz w:val="24"/>
-          <w:szCs w:val="24"/>
-        </w:rPr>
-      </w:pPr>
-      <w:r>
-        <w:rPr>
-          <w:rFonts w:ascii="Times New Roman" w:hAnsi="Times New Roman" w:cs="Times New Roman"/>
-          <w:bCs/>
-          <w:sz w:val="24"/>
-          <w:szCs w:val="24"/>
-        </w:rPr>
-        <w:t>Fig. 6.7 above shows the various tests used to evaluate the accuracy of the model on unseen data. Each statement is fed into the prediction function, which preprocesses it and predicts it.</w:t>
+        <w:t xml:space="preserve"> Comparison between N-Gram Model and Natural Language Model</w:t>
+      </w:r>
+      <w:bookmarkEnd w:id="86"/>
+    </w:p>
+    <w:p>
+      <w:pPr>
+        <w:pStyle w:val="Heading2"/>
+        <w:spacing w:line="360" w:lineRule="auto"/>
+      </w:pPr>
+      <w:bookmarkStart w:id="87" w:name="_Toc233376627"/>
+      <w:r>
+        <w:t>7.2 Neural Network Components</w:t>
+      </w:r>
+      <w:bookmarkEnd w:id="87"/>
+    </w:p>
+    <w:p>
+      <w:pPr>
+        <w:spacing w:line="360" w:lineRule="auto"/>
+        <w:jc w:val="center"/>
+        <w:rPr>
+          <w:rFonts w:ascii="Times New Roman" w:hAnsi="Times New Roman" w:cs="Times New Roman"/>
+          <w:b/>
+          <w:bCs/>
+          <w:sz w:val="24"/>
+          <w:szCs w:val="24"/>
+        </w:rPr>
+      </w:pPr>
+      <w:r>
+        <w:rPr>
+          <w:rFonts w:ascii="Times New Roman" w:hAnsi="Times New Roman" w:cs="Times New Roman"/>
+          <w:b/>
+          <w:bCs/>
+          <w:noProof/>
+          <w:sz w:val="24"/>
+          <w:szCs w:val="24"/>
+        </w:rPr>
+        <w:drawing>
+          <wp:inline distT="0" distB="0" distL="0" distR="0" wp14:anchorId="03CB8E1E" wp14:editId="33B96DAD">
+            <wp:extent cx="2990850" cy="1524000"/>
+            <wp:effectExtent l="0" t="0" r="0" b="0"/>
+            <wp:docPr id="38" name="Picture 38"/>
+            <wp:cNvGraphicFramePr>
+              <a:graphicFrameLocks xmlns:a="http://schemas.openxmlformats.org/drawingml/2006/main" noChangeAspect="1"/>
+            </wp:cNvGraphicFramePr>
+            <a:graphic xmlns:a="http://schemas.openxmlformats.org/drawingml/2006/main">
+              <a:graphicData uri="http://schemas.openxmlformats.org/drawingml/2006/picture">
+                <pic:pic xmlns:pic="http://schemas.openxmlformats.org/drawingml/2006/picture">
+                  <pic:nvPicPr>
+                    <pic:cNvPr id="38" name="Picture 38"/>
+                    <pic:cNvPicPr/>
+                  </pic:nvPicPr>
+                  <pic:blipFill>
+                    <a:blip r:embed="rId48">
+                      <a:extLst>
+                        <a:ext uri="{28A0092B-C50C-407E-A947-70E740481C1C}">
+                          <a14:useLocalDpi xmlns:a14="http://schemas.microsoft.com/office/drawing/2010/main" val="0"/>
+                        </a:ext>
+                      </a:extLst>
+                    </a:blip>
+                    <a:stretch>
+                      <a:fillRect/>
+                    </a:stretch>
+                  </pic:blipFill>
+                  <pic:spPr>
+                    <a:xfrm>
+                      <a:off x="0" y="0"/>
+                      <a:ext cx="2990850" cy="1524000"/>
+                    </a:xfrm>
+                    <a:prstGeom prst="rect">
+                      <a:avLst/>
+                    </a:prstGeom>
+                  </pic:spPr>
+                </pic:pic>
+              </a:graphicData>
+            </a:graphic>
+          </wp:inline>
+        </w:drawing>
+      </w:r>
+    </w:p>
+    <w:p>
+      <w:pPr>
+        <w:pStyle w:val="Caption"/>
+        <w:spacing w:line="360" w:lineRule="auto"/>
+        <w:rPr>
+          <w:rFonts w:cs="Times New Roman"/>
+          <w:b w:val="0"/>
+          <w:bCs/>
+          <w:sz w:val="24"/>
+          <w:szCs w:val="24"/>
+        </w:rPr>
+      </w:pPr>
+      <w:bookmarkStart w:id="88" w:name="_Toc233376632"/>
+      <w:r>
+        <w:t xml:space="preserve">Fig 7. </w:t>
+      </w:r>
+      <w:fldSimple w:instr=" SEQ Fig_7. \* ARABIC ">
+        <w:r>
+          <w:rPr>
+            <w:noProof/>
+          </w:rPr>
+          <w:t>1</w:t>
+        </w:r>
+      </w:fldSimple>
+      <w:r>
+        <w:t xml:space="preserve"> Structure of neural networks</w:t>
+      </w:r>
+      <w:bookmarkEnd w:id="88"/>
+    </w:p>
+    <w:p>
+      <w:pPr>
+        <w:spacing w:line="360" w:lineRule="auto"/>
+        <w:rPr>
+          <w:rFonts w:ascii="Times New Roman" w:hAnsi="Times New Roman" w:cs="Times New Roman"/>
+          <w:sz w:val="24"/>
+          <w:szCs w:val="24"/>
+        </w:rPr>
+      </w:pPr>
+      <w:r>
+        <w:rPr>
+          <w:rFonts w:ascii="Times New Roman" w:hAnsi="Times New Roman" w:cs="Times New Roman"/>
+          <w:sz w:val="24"/>
+          <w:szCs w:val="24"/>
+        </w:rPr>
+        <w:t xml:space="preserve">Fig. 7.1 above shows a neural network. Neural networks comprise three layers: the input, hidden, and output layers. The input layer is where the data is fed into the model. The hidden layer performs the various computations on the input data by mapping patterns. The output layer produces the output </w:t>
+      </w:r>
+      <w:r>
+        <w:rPr>
+          <w:rFonts w:ascii="Times New Roman" w:hAnsi="Times New Roman" w:cs="Times New Roman"/>
+          <w:sz w:val="24"/>
+          <w:szCs w:val="24"/>
+        </w:rPr>
+        <w:t>based on the patterns mapped in</w:t>
+      </w:r>
+      <w:r>
+        <w:rPr>
+          <w:rFonts w:ascii="Times New Roman" w:hAnsi="Times New Roman" w:cs="Times New Roman"/>
+          <w:sz w:val="24"/>
+          <w:szCs w:val="24"/>
+        </w:rPr>
+        <w:t xml:space="preserve"> the hidden layers.</w:t>
+      </w:r>
+    </w:p>
+    <w:p>
+      <w:pPr>
+        <w:pStyle w:val="Heading2"/>
+        <w:spacing w:line="360" w:lineRule="auto"/>
+      </w:pPr>
+      <w:bookmarkStart w:id="89" w:name="_Toc233376628"/>
+      <w:r>
+        <w:lastRenderedPageBreak/>
+        <w:t>7.3 Text Prediction System</w:t>
+      </w:r>
+      <w:bookmarkEnd w:id="89"/>
+    </w:p>
+    <w:p>
+      <w:pPr>
+        <w:spacing w:line="360" w:lineRule="auto"/>
+        <w:jc w:val="center"/>
+        <w:rPr>
+          <w:rFonts w:ascii="Times New Roman" w:hAnsi="Times New Roman" w:cs="Times New Roman"/>
+          <w:b/>
+          <w:bCs/>
+          <w:sz w:val="24"/>
+          <w:szCs w:val="24"/>
+        </w:rPr>
+      </w:pPr>
+      <w:r>
+        <w:rPr>
+          <w:rFonts w:ascii="Times New Roman" w:hAnsi="Times New Roman" w:cs="Times New Roman"/>
+          <w:b/>
+          <w:bCs/>
+          <w:noProof/>
+          <w:sz w:val="24"/>
+          <w:szCs w:val="24"/>
+        </w:rPr>
+        <w:drawing>
+          <wp:inline distT="0" distB="0" distL="0" distR="0" wp14:anchorId="1E9E4496" wp14:editId="62CCDAEB">
+            <wp:extent cx="5943600" cy="2662555"/>
+            <wp:effectExtent l="0" t="0" r="0" b="4445"/>
+            <wp:docPr id="39" name="Picture 39"/>
+            <wp:cNvGraphicFramePr>
+              <a:graphicFrameLocks xmlns:a="http://schemas.openxmlformats.org/drawingml/2006/main" noChangeAspect="1"/>
+            </wp:cNvGraphicFramePr>
+            <a:graphic xmlns:a="http://schemas.openxmlformats.org/drawingml/2006/main">
+              <a:graphicData uri="http://schemas.openxmlformats.org/drawingml/2006/picture">
+                <pic:pic xmlns:pic="http://schemas.openxmlformats.org/drawingml/2006/picture">
+                  <pic:nvPicPr>
+                    <pic:cNvPr id="39" name="Picture 39"/>
+                    <pic:cNvPicPr/>
+                  </pic:nvPicPr>
+                  <pic:blipFill>
+                    <a:blip r:embed="rId49">
+                      <a:extLst>
+                        <a:ext uri="{28A0092B-C50C-407E-A947-70E740481C1C}">
+                          <a14:useLocalDpi xmlns:a14="http://schemas.microsoft.com/office/drawing/2010/main" val="0"/>
+                        </a:ext>
+                      </a:extLst>
+                    </a:blip>
+                    <a:stretch>
+                      <a:fillRect/>
+                    </a:stretch>
+                  </pic:blipFill>
+                  <pic:spPr>
+                    <a:xfrm>
+                      <a:off x="0" y="0"/>
+                      <a:ext cx="5943600" cy="2662555"/>
+                    </a:xfrm>
+                    <a:prstGeom prst="rect">
+                      <a:avLst/>
+                    </a:prstGeom>
+                  </pic:spPr>
+                </pic:pic>
+              </a:graphicData>
+            </a:graphic>
+          </wp:inline>
+        </w:drawing>
+      </w:r>
+    </w:p>
+    <w:p>
+      <w:pPr>
+        <w:pStyle w:val="Caption"/>
+        <w:spacing w:line="360" w:lineRule="auto"/>
+        <w:rPr>
+          <w:rFonts w:cs="Times New Roman"/>
+          <w:b w:val="0"/>
+          <w:bCs/>
+          <w:sz w:val="24"/>
+          <w:szCs w:val="24"/>
+        </w:rPr>
+      </w:pPr>
+      <w:bookmarkStart w:id="90" w:name="_Toc233376633"/>
+      <w:r>
+        <w:t xml:space="preserve">Fig 7. </w:t>
+      </w:r>
+      <w:fldSimple w:instr=" SEQ Fig_7. \* ARABIC ">
+        <w:r>
+          <w:rPr>
+            <w:noProof/>
+          </w:rPr>
+          <w:t>2</w:t>
+        </w:r>
+      </w:fldSimple>
+      <w:r>
+        <w:t xml:space="preserve"> Text prediction system using neural networks</w:t>
+      </w:r>
+      <w:bookmarkEnd w:id="90"/>
+    </w:p>
+    <w:p>
+      <w:pPr>
+        <w:spacing w:line="360" w:lineRule="auto"/>
+        <w:rPr>
+          <w:rFonts w:ascii="Times New Roman" w:hAnsi="Times New Roman" w:cs="Times New Roman"/>
+          <w:sz w:val="24"/>
+          <w:szCs w:val="24"/>
+        </w:rPr>
+      </w:pPr>
+      <w:r>
+        <w:rPr>
+          <w:rFonts w:ascii="Times New Roman" w:hAnsi="Times New Roman" w:cs="Times New Roman"/>
+          <w:sz w:val="24"/>
+          <w:szCs w:val="24"/>
+        </w:rPr>
+        <w:t>Fig 7.2 shows the output of a text prediction system using neural networks. The data is trained on the model (LSTM). The model predicts the next likely word in a sentence, with a confidence score.</w:t>
+      </w:r>
+    </w:p>
+    <w:p>
+      <w:pPr>
+        <w:pStyle w:val="Heading2"/>
+        <w:spacing w:line="360" w:lineRule="auto"/>
+      </w:pPr>
+      <w:bookmarkStart w:id="91" w:name="_Toc233376629"/>
+      <w:r>
+        <w:t xml:space="preserve">7.4 </w:t>
+      </w:r>
+      <w:r>
+        <w:t>Sentiment Analysis using neural networks</w:t>
+      </w:r>
+      <w:bookmarkEnd w:id="91"/>
+    </w:p>
+    <w:p>
+      <w:pPr>
+        <w:pStyle w:val="Heading3"/>
+        <w:spacing w:line="360" w:lineRule="auto"/>
+      </w:pPr>
+      <w:bookmarkStart w:id="92" w:name="_Toc233376630"/>
+      <w:r>
+        <w:t>7.4.1 Training the model</w:t>
+      </w:r>
+      <w:bookmarkEnd w:id="92"/>
+    </w:p>
+    <w:p>
+      <w:pPr>
+        <w:spacing w:line="360" w:lineRule="auto"/>
+        <w:jc w:val="center"/>
+        <w:rPr>
+          <w:rFonts w:ascii="Times New Roman" w:hAnsi="Times New Roman" w:cs="Times New Roman"/>
+          <w:b/>
+          <w:bCs/>
+          <w:sz w:val="24"/>
+          <w:szCs w:val="24"/>
+        </w:rPr>
+      </w:pPr>
+      <w:r>
+        <w:rPr>
+          <w:rFonts w:ascii="Times New Roman" w:hAnsi="Times New Roman" w:cs="Times New Roman"/>
+          <w:b/>
+          <w:bCs/>
+          <w:noProof/>
+          <w:sz w:val="24"/>
+          <w:szCs w:val="24"/>
+        </w:rPr>
+        <w:drawing>
+          <wp:inline distT="0" distB="0" distL="0" distR="0" wp14:anchorId="5EAE8512" wp14:editId="73520FF1">
+            <wp:extent cx="5943600" cy="2463165"/>
+            <wp:effectExtent l="0" t="0" r="0" b="0"/>
+            <wp:docPr id="40" name="Picture 40"/>
+            <wp:cNvGraphicFramePr>
+              <a:graphicFrameLocks xmlns:a="http://schemas.openxmlformats.org/drawingml/2006/main" noChangeAspect="1"/>
+            </wp:cNvGraphicFramePr>
+            <a:graphic xmlns:a="http://schemas.openxmlformats.org/drawingml/2006/main">
+              <a:graphicData uri="http://schemas.openxmlformats.org/drawingml/2006/picture">
+                <pic:pic xmlns:pic="http://schemas.openxmlformats.org/drawingml/2006/picture">
+                  <pic:nvPicPr>
+                    <pic:cNvPr id="40" name="Picture 40"/>
+                    <pic:cNvPicPr/>
+                  </pic:nvPicPr>
+                  <pic:blipFill>
+                    <a:blip r:embed="rId50">
+                      <a:extLst>
+                        <a:ext uri="{28A0092B-C50C-407E-A947-70E740481C1C}">
+                          <a14:useLocalDpi xmlns:a14="http://schemas.microsoft.com/office/drawing/2010/main" val="0"/>
+                        </a:ext>
+                      </a:extLst>
+                    </a:blip>
+                    <a:stretch>
+                      <a:fillRect/>
+                    </a:stretch>
+                  </pic:blipFill>
+                  <pic:spPr>
+                    <a:xfrm>
+                      <a:off x="0" y="0"/>
+                      <a:ext cx="5943600" cy="2463165"/>
+                    </a:xfrm>
+                    <a:prstGeom prst="rect">
+                      <a:avLst/>
+                    </a:prstGeom>
+                  </pic:spPr>
+                </pic:pic>
+              </a:graphicData>
+            </a:graphic>
+          </wp:inline>
+        </w:drawing>
+      </w:r>
+    </w:p>
+    <w:p>
+      <w:pPr>
+        <w:pStyle w:val="Caption"/>
+        <w:spacing w:line="360" w:lineRule="auto"/>
+        <w:rPr>
+          <w:rFonts w:cs="Times New Roman"/>
+          <w:sz w:val="24"/>
+          <w:szCs w:val="24"/>
+        </w:rPr>
+      </w:pPr>
+      <w:bookmarkStart w:id="93" w:name="_Toc233376634"/>
+      <w:r>
+        <w:t xml:space="preserve">Fig 7. </w:t>
+      </w:r>
+      <w:fldSimple w:instr=" SEQ Fig_7. \* ARABIC ">
+        <w:r>
+          <w:rPr>
+            <w:noProof/>
+          </w:rPr>
+          <w:t>3</w:t>
+        </w:r>
+      </w:fldSimple>
+      <w:r>
+        <w:t xml:space="preserve"> Training a Sequential Neural Network model on the Mental Health Dataset</w:t>
+      </w:r>
+      <w:bookmarkEnd w:id="93"/>
+    </w:p>
+    <w:p>
+      <w:pPr>
+        <w:spacing w:line="360" w:lineRule="auto"/>
+        <w:rPr>
+          <w:rFonts w:ascii="Times New Roman" w:hAnsi="Times New Roman" w:cs="Times New Roman"/>
+          <w:sz w:val="24"/>
+          <w:szCs w:val="24"/>
+        </w:rPr>
+      </w:pPr>
+      <w:r>
+        <w:rPr>
+          <w:rFonts w:ascii="Times New Roman" w:hAnsi="Times New Roman" w:cs="Times New Roman"/>
+          <w:sz w:val="24"/>
+          <w:szCs w:val="24"/>
+        </w:rPr>
+        <w:lastRenderedPageBreak/>
+        <w:t>Fig. 7.3 above shows the training process of a Sequential Neural Network model on the Mental Health dataset from week 6 before. The model comprises 10 epochs, with the metrics being accuracy and loss.</w:t>
+      </w:r>
+    </w:p>
+    <w:p>
+      <w:pPr>
+        <w:pStyle w:val="Heading3"/>
+        <w:spacing w:line="360" w:lineRule="auto"/>
+      </w:pPr>
+      <w:bookmarkStart w:id="94" w:name="_Toc233376631"/>
+      <w:r>
+        <w:t xml:space="preserve">7.4.2 </w:t>
+      </w:r>
+      <w:r>
+        <w:t>Results visual</w:t>
+      </w:r>
+      <w:bookmarkEnd w:id="94"/>
+    </w:p>
+    <w:p>
+      <w:pPr>
+        <w:spacing w:line="360" w:lineRule="auto"/>
+        <w:rPr>
+          <w:rFonts w:ascii="Times New Roman" w:hAnsi="Times New Roman" w:cs="Times New Roman"/>
+          <w:b/>
+          <w:bCs/>
+          <w:sz w:val="24"/>
+          <w:szCs w:val="24"/>
+        </w:rPr>
+      </w:pPr>
+      <w:r>
+        <w:rPr>
+          <w:rFonts w:ascii="Times New Roman" w:hAnsi="Times New Roman" w:cs="Times New Roman"/>
+          <w:b/>
+          <w:bCs/>
+          <w:noProof/>
+          <w:sz w:val="24"/>
+          <w:szCs w:val="24"/>
+        </w:rPr>
+        <w:drawing>
+          <wp:inline distT="0" distB="0" distL="0" distR="0" wp14:anchorId="0C06F4A4" wp14:editId="1E816545">
+            <wp:extent cx="5943600" cy="1949450"/>
+            <wp:effectExtent l="0" t="0" r="0" b="0"/>
+            <wp:docPr id="41" name="Picture 41"/>
+            <wp:cNvGraphicFramePr>
+              <a:graphicFrameLocks xmlns:a="http://schemas.openxmlformats.org/drawingml/2006/main" noChangeAspect="1"/>
+            </wp:cNvGraphicFramePr>
+            <a:graphic xmlns:a="http://schemas.openxmlformats.org/drawingml/2006/main">
+              <a:graphicData uri="http://schemas.openxmlformats.org/drawingml/2006/picture">
+                <pic:pic xmlns:pic="http://schemas.openxmlformats.org/drawingml/2006/picture">
+                  <pic:nvPicPr>
+                    <pic:cNvPr id="41" name="Picture 41"/>
+                    <pic:cNvPicPr/>
+                  </pic:nvPicPr>
+                  <pic:blipFill>
+                    <a:blip r:embed="rId51">
+                      <a:extLst>
+                        <a:ext uri="{28A0092B-C50C-407E-A947-70E740481C1C}">
+                          <a14:useLocalDpi xmlns:a14="http://schemas.microsoft.com/office/drawing/2010/main" val="0"/>
+                        </a:ext>
+                      </a:extLst>
+                    </a:blip>
+                    <a:stretch>
+                      <a:fillRect/>
+                    </a:stretch>
+                  </pic:blipFill>
+                  <pic:spPr>
+                    <a:xfrm>
+                      <a:off x="0" y="0"/>
+                      <a:ext cx="5943600" cy="1949450"/>
+                    </a:xfrm>
+                    <a:prstGeom prst="rect">
+                      <a:avLst/>
+                    </a:prstGeom>
+                  </pic:spPr>
+                </pic:pic>
+              </a:graphicData>
+            </a:graphic>
+          </wp:inline>
+        </w:drawing>
+      </w:r>
+    </w:p>
+    <w:p>
+      <w:pPr>
+        <w:pStyle w:val="Caption"/>
+        <w:spacing w:line="360" w:lineRule="auto"/>
+        <w:rPr>
+          <w:rFonts w:cs="Times New Roman"/>
+          <w:b w:val="0"/>
+          <w:bCs/>
+          <w:sz w:val="24"/>
+          <w:szCs w:val="24"/>
+        </w:rPr>
+      </w:pPr>
+      <w:bookmarkStart w:id="95" w:name="_Toc233376635"/>
+      <w:r>
+        <w:t xml:space="preserve">Fig 7. </w:t>
+      </w:r>
+      <w:fldSimple w:instr=" SEQ Fig_7. \* ARABIC ">
+        <w:r>
+          <w:rPr>
+            <w:noProof/>
+          </w:rPr>
+          <w:t>4</w:t>
+        </w:r>
+      </w:fldSimple>
+      <w:r>
+        <w:t xml:space="preserve"> Sequential model results</w:t>
+      </w:r>
+      <w:bookmarkEnd w:id="95"/>
+    </w:p>
+    <w:p>
+      <w:pPr>
+        <w:spacing w:line="360" w:lineRule="auto"/>
+        <w:rPr>
+          <w:rFonts w:ascii="Times New Roman" w:hAnsi="Times New Roman" w:cs="Times New Roman"/>
+          <w:sz w:val="24"/>
+          <w:szCs w:val="24"/>
+        </w:rPr>
+      </w:pPr>
+      <w:r>
+        <w:rPr>
+          <w:rFonts w:ascii="Times New Roman" w:hAnsi="Times New Roman" w:cs="Times New Roman"/>
+          <w:sz w:val="24"/>
+          <w:szCs w:val="24"/>
+        </w:rPr>
+        <w:t>Fig. 7.4 above shows the results of the Sequential model. The metrics (accuracy and loss) trends are visualized from the first epoch to the last</w:t>
+      </w:r>
+      <w:r>
+        <w:rPr>
+          <w:rFonts w:ascii="Times New Roman" w:hAnsi="Times New Roman" w:cs="Times New Roman"/>
+          <w:sz w:val="24"/>
+          <w:szCs w:val="24"/>
+        </w:rPr>
+        <w:t xml:space="preserve"> (10</w:t>
+      </w:r>
+      <w:r>
+        <w:rPr>
+          <w:rFonts w:ascii="Times New Roman" w:hAnsi="Times New Roman" w:cs="Times New Roman"/>
+          <w:sz w:val="24"/>
+          <w:szCs w:val="24"/>
+          <w:vertAlign w:val="superscript"/>
+        </w:rPr>
+        <w:t>th</w:t>
+      </w:r>
+      <w:r>
+        <w:rPr>
+          <w:rFonts w:ascii="Times New Roman" w:hAnsi="Times New Roman" w:cs="Times New Roman"/>
+          <w:sz w:val="24"/>
+          <w:szCs w:val="24"/>
+        </w:rPr>
+        <w:t>)</w:t>
+      </w:r>
+      <w:r>
+        <w:rPr>
+          <w:rFonts w:ascii="Times New Roman" w:hAnsi="Times New Roman" w:cs="Times New Roman"/>
+          <w:sz w:val="24"/>
+          <w:szCs w:val="24"/>
+        </w:rPr>
+        <w:t>.</w:t>
       </w:r>
     </w:p>
     <w:sectPr>
@@ -14471,7 +16524,7 @@
     <w:uiPriority w:val="9"/>
     <w:unhideWhenUsed/>
     <w:qFormat/>
-    <w:rsid w:val="004F7732"/>
+    <w:rsid w:val="009D5421"/>
     <w:pPr>
       <w:keepNext/>
       <w:keepLines/>
@@ -14481,7 +16534,6 @@
     <w:rPr>
       <w:rFonts w:ascii="Times New Roman" w:eastAsiaTheme="majorEastAsia" w:hAnsi="Times New Roman" w:cstheme="majorBidi"/>
       <w:b/>
-      <w:i/>
       <w:iCs/>
       <w:sz w:val="24"/>
       <w:szCs w:val="26"/>
@@ -14623,11 +16675,10 @@
     <w:basedOn w:val="DefaultParagraphFont"/>
     <w:link w:val="Heading2"/>
     <w:uiPriority w:val="9"/>
-    <w:rsid w:val="004F7732"/>
+    <w:rsid w:val="009D5421"/>
     <w:rPr>
       <w:rFonts w:ascii="Times New Roman" w:eastAsiaTheme="majorEastAsia" w:hAnsi="Times New Roman" w:cstheme="majorBidi"/>
       <w:b/>
-      <w:i/>
       <w:iCs/>
       <w:sz w:val="24"/>
       <w:szCs w:val="26"/>

--- a/Progress Report.docx
+++ b/Progress Report.docx
@@ -640,7 +640,7 @@
         </w:rPr>
         <w:fldChar w:fldCharType="separate"/>
       </w:r>
-      <w:hyperlink w:anchor="_Toc233376578" w:history="1">
+      <w:hyperlink w:anchor="_Toc233464129" w:history="1">
         <w:r>
           <w:rPr>
             <w:rStyle w:val="Hyperlink"/>
@@ -667,7 +667,7 @@
             <w:noProof/>
             <w:webHidden/>
           </w:rPr>
-          <w:instrText xml:space="preserve"> PAGEREF _Toc233376578 \h </w:instrText>
+          <w:instrText xml:space="preserve"> PAGEREF _Toc233464129 \h </w:instrText>
         </w:r>
         <w:r>
           <w:rPr>
@@ -710,7 +710,7 @@
           <w:sz w:val="22"/>
         </w:rPr>
       </w:pPr>
-      <w:hyperlink w:anchor="_Toc233376579" w:history="1">
+      <w:hyperlink w:anchor="_Toc233464130" w:history="1">
         <w:r>
           <w:rPr>
             <w:rStyle w:val="Hyperlink"/>
@@ -737,7 +737,7 @@
             <w:noProof/>
             <w:webHidden/>
           </w:rPr>
-          <w:instrText xml:space="preserve"> PAGEREF _Toc233376579 \h </w:instrText>
+          <w:instrText xml:space="preserve"> PAGEREF _Toc233464130 \h </w:instrText>
         </w:r>
         <w:r>
           <w:rPr>
@@ -780,7 +780,7 @@
           <w:sz w:val="22"/>
         </w:rPr>
       </w:pPr>
-      <w:hyperlink w:anchor="_Toc233376580" w:history="1">
+      <w:hyperlink w:anchor="_Toc233464131" w:history="1">
         <w:r>
           <w:rPr>
             <w:rStyle w:val="Hyperlink"/>
@@ -807,7 +807,7 @@
             <w:noProof/>
             <w:webHidden/>
           </w:rPr>
-          <w:instrText xml:space="preserve"> PAGEREF _Toc233376580 \h </w:instrText>
+          <w:instrText xml:space="preserve"> PAGEREF _Toc233464131 \h </w:instrText>
         </w:r>
         <w:r>
           <w:rPr>
@@ -850,7 +850,7 @@
           <w:sz w:val="22"/>
         </w:rPr>
       </w:pPr>
-      <w:hyperlink w:anchor="_Toc233376581" w:history="1">
+      <w:hyperlink w:anchor="_Toc233464132" w:history="1">
         <w:r>
           <w:rPr>
             <w:rStyle w:val="Hyperlink"/>
@@ -877,7 +877,7 @@
             <w:noProof/>
             <w:webHidden/>
           </w:rPr>
-          <w:instrText xml:space="preserve"> PAGEREF _Toc233376581 \h </w:instrText>
+          <w:instrText xml:space="preserve"> PAGEREF _Toc233464132 \h </w:instrText>
         </w:r>
         <w:r>
           <w:rPr>
@@ -920,7 +920,7 @@
           <w:sz w:val="22"/>
         </w:rPr>
       </w:pPr>
-      <w:hyperlink w:anchor="_Toc233376582" w:history="1">
+      <w:hyperlink w:anchor="_Toc233464133" w:history="1">
         <w:r>
           <w:rPr>
             <w:rStyle w:val="Hyperlink"/>
@@ -947,7 +947,7 @@
             <w:noProof/>
             <w:webHidden/>
           </w:rPr>
-          <w:instrText xml:space="preserve"> PAGEREF _Toc233376582 \h </w:instrText>
+          <w:instrText xml:space="preserve"> PAGEREF _Toc233464133 \h </w:instrText>
         </w:r>
         <w:r>
           <w:rPr>
@@ -990,7 +990,7 @@
           <w:sz w:val="22"/>
         </w:rPr>
       </w:pPr>
-      <w:hyperlink w:anchor="_Toc233376583" w:history="1">
+      <w:hyperlink w:anchor="_Toc233464134" w:history="1">
         <w:r>
           <w:rPr>
             <w:rStyle w:val="Hyperlink"/>
@@ -1017,7 +1017,7 @@
             <w:noProof/>
             <w:webHidden/>
           </w:rPr>
-          <w:instrText xml:space="preserve"> PAGEREF _Toc233376583 \h </w:instrText>
+          <w:instrText xml:space="preserve"> PAGEREF _Toc233464134 \h </w:instrText>
         </w:r>
         <w:r>
           <w:rPr>
@@ -1060,7 +1060,7 @@
           <w:sz w:val="22"/>
         </w:rPr>
       </w:pPr>
-      <w:hyperlink w:anchor="_Toc233376584" w:history="1">
+      <w:hyperlink w:anchor="_Toc233464135" w:history="1">
         <w:r>
           <w:rPr>
             <w:rStyle w:val="Hyperlink"/>
@@ -1087,7 +1087,7 @@
             <w:noProof/>
             <w:webHidden/>
           </w:rPr>
-          <w:instrText xml:space="preserve"> PAGEREF _Toc233376584 \h </w:instrText>
+          <w:instrText xml:space="preserve"> PAGEREF _Toc233464135 \h </w:instrText>
         </w:r>
         <w:r>
           <w:rPr>
@@ -1131,7 +1131,7 @@
           <w:sz w:val="22"/>
         </w:rPr>
       </w:pPr>
-      <w:hyperlink w:anchor="_Toc233376585" w:history="1">
+      <w:hyperlink w:anchor="_Toc233464136" w:history="1">
         <w:r>
           <w:rPr>
             <w:rStyle w:val="Hyperlink"/>
@@ -1158,7 +1158,7 @@
             <w:noProof/>
             <w:webHidden/>
           </w:rPr>
-          <w:instrText xml:space="preserve"> PAGEREF _Toc233376585 \h </w:instrText>
+          <w:instrText xml:space="preserve"> PAGEREF _Toc233464136 \h </w:instrText>
         </w:r>
         <w:r>
           <w:rPr>
@@ -1201,7 +1201,7 @@
           <w:sz w:val="22"/>
         </w:rPr>
       </w:pPr>
-      <w:hyperlink w:anchor="_Toc233376586" w:history="1">
+      <w:hyperlink w:anchor="_Toc233464137" w:history="1">
         <w:r>
           <w:rPr>
             <w:rStyle w:val="Hyperlink"/>
@@ -1228,7 +1228,7 @@
             <w:noProof/>
             <w:webHidden/>
           </w:rPr>
-          <w:instrText xml:space="preserve"> PAGEREF _Toc233376586 \h </w:instrText>
+          <w:instrText xml:space="preserve"> PAGEREF _Toc233464137 \h </w:instrText>
         </w:r>
         <w:r>
           <w:rPr>
@@ -1272,7 +1272,7 @@
           <w:sz w:val="22"/>
         </w:rPr>
       </w:pPr>
-      <w:hyperlink w:anchor="_Toc233376587" w:history="1">
+      <w:hyperlink w:anchor="_Toc233464138" w:history="1">
         <w:r>
           <w:rPr>
             <w:rStyle w:val="Hyperlink"/>
@@ -1299,7 +1299,7 @@
             <w:noProof/>
             <w:webHidden/>
           </w:rPr>
-          <w:instrText xml:space="preserve"> PAGEREF _Toc233376587 \h </w:instrText>
+          <w:instrText xml:space="preserve"> PAGEREF _Toc233464138 \h </w:instrText>
         </w:r>
         <w:r>
           <w:rPr>
@@ -1343,7 +1343,7 @@
           <w:sz w:val="22"/>
         </w:rPr>
       </w:pPr>
-      <w:hyperlink w:anchor="_Toc233376588" w:history="1">
+      <w:hyperlink w:anchor="_Toc233464139" w:history="1">
         <w:r>
           <w:rPr>
             <w:rStyle w:val="Hyperlink"/>
@@ -1370,7 +1370,7 @@
             <w:noProof/>
             <w:webHidden/>
           </w:rPr>
-          <w:instrText xml:space="preserve"> PAGEREF _Toc233376588 \h </w:instrText>
+          <w:instrText xml:space="preserve"> PAGEREF _Toc233464139 \h </w:instrText>
         </w:r>
         <w:r>
           <w:rPr>
@@ -1414,7 +1414,7 @@
           <w:sz w:val="22"/>
         </w:rPr>
       </w:pPr>
-      <w:hyperlink w:anchor="_Toc233376589" w:history="1">
+      <w:hyperlink w:anchor="_Toc233464140" w:history="1">
         <w:r>
           <w:rPr>
             <w:rStyle w:val="Hyperlink"/>
@@ -1441,7 +1441,7 @@
             <w:noProof/>
             <w:webHidden/>
           </w:rPr>
-          <w:instrText xml:space="preserve"> PAGEREF _Toc233376589 \h </w:instrText>
+          <w:instrText xml:space="preserve"> PAGEREF _Toc233464140 \h </w:instrText>
         </w:r>
         <w:r>
           <w:rPr>
@@ -1484,7 +1484,7 @@
           <w:sz w:val="22"/>
         </w:rPr>
       </w:pPr>
-      <w:hyperlink w:anchor="_Toc233376590" w:history="1">
+      <w:hyperlink w:anchor="_Toc233464141" w:history="1">
         <w:r>
           <w:rPr>
             <w:rStyle w:val="Hyperlink"/>
@@ -1511,7 +1511,7 @@
             <w:noProof/>
             <w:webHidden/>
           </w:rPr>
-          <w:instrText xml:space="preserve"> PAGEREF _Toc233376590 \h </w:instrText>
+          <w:instrText xml:space="preserve"> PAGEREF _Toc233464141 \h </w:instrText>
         </w:r>
         <w:r>
           <w:rPr>
@@ -1554,7 +1554,7 @@
           <w:sz w:val="22"/>
         </w:rPr>
       </w:pPr>
-      <w:hyperlink w:anchor="_Toc233376591" w:history="1">
+      <w:hyperlink w:anchor="_Toc233464142" w:history="1">
         <w:r>
           <w:rPr>
             <w:rStyle w:val="Hyperlink"/>
@@ -1581,7 +1581,7 @@
             <w:noProof/>
             <w:webHidden/>
           </w:rPr>
-          <w:instrText xml:space="preserve"> PAGEREF _Toc233376591 \h </w:instrText>
+          <w:instrText xml:space="preserve"> PAGEREF _Toc233464142 \h </w:instrText>
         </w:r>
         <w:r>
           <w:rPr>
@@ -1624,7 +1624,7 @@
           <w:sz w:val="22"/>
         </w:rPr>
       </w:pPr>
-      <w:hyperlink w:anchor="_Toc233376592" w:history="1">
+      <w:hyperlink w:anchor="_Toc233464143" w:history="1">
         <w:r>
           <w:rPr>
             <w:rStyle w:val="Hyperlink"/>
@@ -1651,7 +1651,7 @@
             <w:noProof/>
             <w:webHidden/>
           </w:rPr>
-          <w:instrText xml:space="preserve"> PAGEREF _Toc233376592 \h </w:instrText>
+          <w:instrText xml:space="preserve"> PAGEREF _Toc233464143 \h </w:instrText>
         </w:r>
         <w:r>
           <w:rPr>
@@ -1694,7 +1694,7 @@
           <w:sz w:val="22"/>
         </w:rPr>
       </w:pPr>
-      <w:hyperlink w:anchor="_Toc233376593" w:history="1">
+      <w:hyperlink w:anchor="_Toc233464144" w:history="1">
         <w:r>
           <w:rPr>
             <w:rStyle w:val="Hyperlink"/>
@@ -1721,7 +1721,7 @@
             <w:noProof/>
             <w:webHidden/>
           </w:rPr>
-          <w:instrText xml:space="preserve"> PAGEREF _Toc233376593 \h </w:instrText>
+          <w:instrText xml:space="preserve"> PAGEREF _Toc233464144 \h </w:instrText>
         </w:r>
         <w:r>
           <w:rPr>
@@ -1765,7 +1765,7 @@
           <w:sz w:val="22"/>
         </w:rPr>
       </w:pPr>
-      <w:hyperlink w:anchor="_Toc233376594" w:history="1">
+      <w:hyperlink w:anchor="_Toc233464145" w:history="1">
         <w:r>
           <w:rPr>
             <w:rStyle w:val="Hyperlink"/>
@@ -1792,7 +1792,7 @@
             <w:noProof/>
             <w:webHidden/>
           </w:rPr>
-          <w:instrText xml:space="preserve"> PAGEREF _Toc233376594 \h </w:instrText>
+          <w:instrText xml:space="preserve"> PAGEREF _Toc233464145 \h </w:instrText>
         </w:r>
         <w:r>
           <w:rPr>
@@ -1835,7 +1835,7 @@
           <w:sz w:val="22"/>
         </w:rPr>
       </w:pPr>
-      <w:hyperlink w:anchor="_Toc233376595" w:history="1">
+      <w:hyperlink w:anchor="_Toc233464146" w:history="1">
         <w:r>
           <w:rPr>
             <w:rStyle w:val="Hyperlink"/>
@@ -1862,7 +1862,7 @@
             <w:noProof/>
             <w:webHidden/>
           </w:rPr>
-          <w:instrText xml:space="preserve"> PAGEREF _Toc233376595 \h </w:instrText>
+          <w:instrText xml:space="preserve"> PAGEREF _Toc233464146 \h </w:instrText>
         </w:r>
         <w:r>
           <w:rPr>
@@ -1905,7 +1905,7 @@
           <w:sz w:val="22"/>
         </w:rPr>
       </w:pPr>
-      <w:hyperlink w:anchor="_Toc233376596" w:history="1">
+      <w:hyperlink w:anchor="_Toc233464147" w:history="1">
         <w:r>
           <w:rPr>
             <w:rStyle w:val="Hyperlink"/>
@@ -1932,7 +1932,7 @@
             <w:noProof/>
             <w:webHidden/>
           </w:rPr>
-          <w:instrText xml:space="preserve"> PAGEREF _Toc233376596 \h </w:instrText>
+          <w:instrText xml:space="preserve"> PAGEREF _Toc233464147 \h </w:instrText>
         </w:r>
         <w:r>
           <w:rPr>
@@ -1975,7 +1975,7 @@
           <w:sz w:val="22"/>
         </w:rPr>
       </w:pPr>
-      <w:hyperlink w:anchor="_Toc233376597" w:history="1">
+      <w:hyperlink w:anchor="_Toc233464148" w:history="1">
         <w:r>
           <w:rPr>
             <w:rStyle w:val="Hyperlink"/>
@@ -2002,7 +2002,7 @@
             <w:noProof/>
             <w:webHidden/>
           </w:rPr>
-          <w:instrText xml:space="preserve"> PAGEREF _Toc233376597 \h </w:instrText>
+          <w:instrText xml:space="preserve"> PAGEREF _Toc233464148 \h </w:instrText>
         </w:r>
         <w:r>
           <w:rPr>
@@ -2045,7 +2045,7 @@
           <w:sz w:val="22"/>
         </w:rPr>
       </w:pPr>
-      <w:hyperlink w:anchor="_Toc233376598" w:history="1">
+      <w:hyperlink w:anchor="_Toc233464149" w:history="1">
         <w:r>
           <w:rPr>
             <w:rStyle w:val="Hyperlink"/>
@@ -2072,7 +2072,7 @@
             <w:noProof/>
             <w:webHidden/>
           </w:rPr>
-          <w:instrText xml:space="preserve"> PAGEREF _Toc233376598 \h </w:instrText>
+          <w:instrText xml:space="preserve"> PAGEREF _Toc233464149 \h </w:instrText>
         </w:r>
         <w:r>
           <w:rPr>
@@ -2115,7 +2115,7 @@
           <w:sz w:val="22"/>
         </w:rPr>
       </w:pPr>
-      <w:hyperlink w:anchor="_Toc233376599" w:history="1">
+      <w:hyperlink w:anchor="_Toc233464150" w:history="1">
         <w:r>
           <w:rPr>
             <w:rStyle w:val="Hyperlink"/>
@@ -2142,7 +2142,7 @@
             <w:noProof/>
             <w:webHidden/>
           </w:rPr>
-          <w:instrText xml:space="preserve"> PAGEREF _Toc233376599 \h </w:instrText>
+          <w:instrText xml:space="preserve"> PAGEREF _Toc233464150 \h </w:instrText>
         </w:r>
         <w:r>
           <w:rPr>
@@ -2186,7 +2186,7 @@
           <w:sz w:val="22"/>
         </w:rPr>
       </w:pPr>
-      <w:hyperlink w:anchor="_Toc233376600" w:history="1">
+      <w:hyperlink w:anchor="_Toc233464151" w:history="1">
         <w:r>
           <w:rPr>
             <w:rStyle w:val="Hyperlink"/>
@@ -2213,7 +2213,7 @@
             <w:noProof/>
             <w:webHidden/>
           </w:rPr>
-          <w:instrText xml:space="preserve"> PAGEREF _Toc233376600 \h </w:instrText>
+          <w:instrText xml:space="preserve"> PAGEREF _Toc233464151 \h </w:instrText>
         </w:r>
         <w:r>
           <w:rPr>
@@ -2256,7 +2256,7 @@
           <w:sz w:val="22"/>
         </w:rPr>
       </w:pPr>
-      <w:hyperlink w:anchor="_Toc233376601" w:history="1">
+      <w:hyperlink w:anchor="_Toc233464152" w:history="1">
         <w:r>
           <w:rPr>
             <w:rStyle w:val="Hyperlink"/>
@@ -2283,7 +2283,7 @@
             <w:noProof/>
             <w:webHidden/>
           </w:rPr>
-          <w:instrText xml:space="preserve"> PAGEREF _Toc233376601 \h </w:instrText>
+          <w:instrText xml:space="preserve"> PAGEREF _Toc233464152 \h </w:instrText>
         </w:r>
         <w:r>
           <w:rPr>
@@ -2327,7 +2327,7 @@
           <w:sz w:val="22"/>
         </w:rPr>
       </w:pPr>
-      <w:hyperlink w:anchor="_Toc233376602" w:history="1">
+      <w:hyperlink w:anchor="_Toc233464153" w:history="1">
         <w:r>
           <w:rPr>
             <w:rStyle w:val="Hyperlink"/>
@@ -2354,7 +2354,7 @@
             <w:noProof/>
             <w:webHidden/>
           </w:rPr>
-          <w:instrText xml:space="preserve"> PAGEREF _Toc233376602 \h </w:instrText>
+          <w:instrText xml:space="preserve"> PAGEREF _Toc233464153 \h </w:instrText>
         </w:r>
         <w:r>
           <w:rPr>
@@ -2398,7 +2398,7 @@
           <w:sz w:val="22"/>
         </w:rPr>
       </w:pPr>
-      <w:hyperlink w:anchor="_Toc233376603" w:history="1">
+      <w:hyperlink w:anchor="_Toc233464154" w:history="1">
         <w:r>
           <w:rPr>
             <w:rStyle w:val="Hyperlink"/>
@@ -2425,7 +2425,7 @@
             <w:noProof/>
             <w:webHidden/>
           </w:rPr>
-          <w:instrText xml:space="preserve"> PAGEREF _Toc233376603 \h </w:instrText>
+          <w:instrText xml:space="preserve"> PAGEREF _Toc233464154 \h </w:instrText>
         </w:r>
         <w:r>
           <w:rPr>
@@ -2468,7 +2468,7 @@
           <w:sz w:val="22"/>
         </w:rPr>
       </w:pPr>
-      <w:hyperlink w:anchor="_Toc233376604" w:history="1">
+      <w:hyperlink w:anchor="_Toc233464155" w:history="1">
         <w:r>
           <w:rPr>
             <w:rStyle w:val="Hyperlink"/>
@@ -2495,7 +2495,7 @@
             <w:noProof/>
             <w:webHidden/>
           </w:rPr>
-          <w:instrText xml:space="preserve"> PAGEREF _Toc233376604 \h </w:instrText>
+          <w:instrText xml:space="preserve"> PAGEREF _Toc233464155 \h </w:instrText>
         </w:r>
         <w:r>
           <w:rPr>
@@ -2539,7 +2539,7 @@
           <w:sz w:val="22"/>
         </w:rPr>
       </w:pPr>
-      <w:hyperlink w:anchor="_Toc233376605" w:history="1">
+      <w:hyperlink w:anchor="_Toc233464156" w:history="1">
         <w:r>
           <w:rPr>
             <w:rStyle w:val="Hyperlink"/>
@@ -2566,7 +2566,7 @@
             <w:noProof/>
             <w:webHidden/>
           </w:rPr>
-          <w:instrText xml:space="preserve"> PAGEREF _Toc233376605 \h </w:instrText>
+          <w:instrText xml:space="preserve"> PAGEREF _Toc233464156 \h </w:instrText>
         </w:r>
         <w:r>
           <w:rPr>
@@ -2610,7 +2610,7 @@
           <w:sz w:val="22"/>
         </w:rPr>
       </w:pPr>
-      <w:hyperlink w:anchor="_Toc233376606" w:history="1">
+      <w:hyperlink w:anchor="_Toc233464157" w:history="1">
         <w:r>
           <w:rPr>
             <w:rStyle w:val="Hyperlink"/>
@@ -2637,7 +2637,7 @@
             <w:noProof/>
             <w:webHidden/>
           </w:rPr>
-          <w:instrText xml:space="preserve"> PAGEREF _Toc233376606 \h </w:instrText>
+          <w:instrText xml:space="preserve"> PAGEREF _Toc233464157 \h </w:instrText>
         </w:r>
         <w:r>
           <w:rPr>
@@ -2681,7 +2681,7 @@
           <w:sz w:val="22"/>
         </w:rPr>
       </w:pPr>
-      <w:hyperlink w:anchor="_Toc233376607" w:history="1">
+      <w:hyperlink w:anchor="_Toc233464158" w:history="1">
         <w:r>
           <w:rPr>
             <w:rStyle w:val="Hyperlink"/>
@@ -2708,7 +2708,7 @@
             <w:noProof/>
             <w:webHidden/>
           </w:rPr>
-          <w:instrText xml:space="preserve"> PAGEREF _Toc233376607 \h </w:instrText>
+          <w:instrText xml:space="preserve"> PAGEREF _Toc233464158 \h </w:instrText>
         </w:r>
         <w:r>
           <w:rPr>
@@ -2752,7 +2752,7 @@
           <w:sz w:val="22"/>
         </w:rPr>
       </w:pPr>
-      <w:hyperlink w:anchor="_Toc233376608" w:history="1">
+      <w:hyperlink w:anchor="_Toc233464159" w:history="1">
         <w:r>
           <w:rPr>
             <w:rStyle w:val="Hyperlink"/>
@@ -2779,7 +2779,7 @@
             <w:noProof/>
             <w:webHidden/>
           </w:rPr>
-          <w:instrText xml:space="preserve"> PAGEREF _Toc233376608 \h </w:instrText>
+          <w:instrText xml:space="preserve"> PAGEREF _Toc233464159 \h </w:instrText>
         </w:r>
         <w:r>
           <w:rPr>
@@ -2823,7 +2823,7 @@
           <w:sz w:val="22"/>
         </w:rPr>
       </w:pPr>
-      <w:hyperlink w:anchor="_Toc233376609" w:history="1">
+      <w:hyperlink w:anchor="_Toc233464160" w:history="1">
         <w:r>
           <w:rPr>
             <w:rStyle w:val="Hyperlink"/>
@@ -2850,7 +2850,7 @@
             <w:noProof/>
             <w:webHidden/>
           </w:rPr>
-          <w:instrText xml:space="preserve"> PAGEREF _Toc233376609 \h </w:instrText>
+          <w:instrText xml:space="preserve"> PAGEREF _Toc233464160 \h </w:instrText>
         </w:r>
         <w:r>
           <w:rPr>
@@ -2893,7 +2893,7 @@
           <w:sz w:val="22"/>
         </w:rPr>
       </w:pPr>
-      <w:hyperlink w:anchor="_Toc233376610" w:history="1">
+      <w:hyperlink w:anchor="_Toc233464161" w:history="1">
         <w:r>
           <w:rPr>
             <w:rStyle w:val="Hyperlink"/>
@@ -2920,7 +2920,7 @@
             <w:noProof/>
             <w:webHidden/>
           </w:rPr>
-          <w:instrText xml:space="preserve"> PAGEREF _Toc233376610 \h </w:instrText>
+          <w:instrText xml:space="preserve"> PAGEREF _Toc233464161 \h </w:instrText>
         </w:r>
         <w:r>
           <w:rPr>
@@ -2964,7 +2964,7 @@
           <w:sz w:val="22"/>
         </w:rPr>
       </w:pPr>
-      <w:hyperlink w:anchor="_Toc233376611" w:history="1">
+      <w:hyperlink w:anchor="_Toc233464162" w:history="1">
         <w:r>
           <w:rPr>
             <w:rStyle w:val="Hyperlink"/>
@@ -2991,7 +2991,7 @@
             <w:noProof/>
             <w:webHidden/>
           </w:rPr>
-          <w:instrText xml:space="preserve"> PAGEREF _Toc233376611 \h </w:instrText>
+          <w:instrText xml:space="preserve"> PAGEREF _Toc233464162 \h </w:instrText>
         </w:r>
         <w:r>
           <w:rPr>
@@ -3035,7 +3035,7 @@
           <w:sz w:val="22"/>
         </w:rPr>
       </w:pPr>
-      <w:hyperlink w:anchor="_Toc233376612" w:history="1">
+      <w:hyperlink w:anchor="_Toc233464163" w:history="1">
         <w:r>
           <w:rPr>
             <w:rStyle w:val="Hyperlink"/>
@@ -3062,7 +3062,7 @@
             <w:noProof/>
             <w:webHidden/>
           </w:rPr>
-          <w:instrText xml:space="preserve"> PAGEREF _Toc233376612 \h </w:instrText>
+          <w:instrText xml:space="preserve"> PAGEREF _Toc233464163 \h </w:instrText>
         </w:r>
         <w:r>
           <w:rPr>
@@ -3105,7 +3105,7 @@
           <w:sz w:val="22"/>
         </w:rPr>
       </w:pPr>
-      <w:hyperlink w:anchor="_Toc233376613" w:history="1">
+      <w:hyperlink w:anchor="_Toc233464164" w:history="1">
         <w:r>
           <w:rPr>
             <w:rStyle w:val="Hyperlink"/>
@@ -3132,7 +3132,7 @@
             <w:noProof/>
             <w:webHidden/>
           </w:rPr>
-          <w:instrText xml:space="preserve"> PAGEREF _Toc233376613 \h </w:instrText>
+          <w:instrText xml:space="preserve"> PAGEREF _Toc233464164 \h </w:instrText>
         </w:r>
         <w:r>
           <w:rPr>
@@ -3176,7 +3176,7 @@
           <w:sz w:val="22"/>
         </w:rPr>
       </w:pPr>
-      <w:hyperlink w:anchor="_Toc233376614" w:history="1">
+      <w:hyperlink w:anchor="_Toc233464165" w:history="1">
         <w:r>
           <w:rPr>
             <w:rStyle w:val="Hyperlink"/>
@@ -3203,7 +3203,7 @@
             <w:noProof/>
             <w:webHidden/>
           </w:rPr>
-          <w:instrText xml:space="preserve"> PAGEREF _Toc233376614 \h </w:instrText>
+          <w:instrText xml:space="preserve"> PAGEREF _Toc233464165 \h </w:instrText>
         </w:r>
         <w:r>
           <w:rPr>
@@ -3246,7 +3246,7 @@
           <w:sz w:val="22"/>
         </w:rPr>
       </w:pPr>
-      <w:hyperlink w:anchor="_Toc233376615" w:history="1">
+      <w:hyperlink w:anchor="_Toc233464166" w:history="1">
         <w:r>
           <w:rPr>
             <w:rStyle w:val="Hyperlink"/>
@@ -3273,7 +3273,7 @@
             <w:noProof/>
             <w:webHidden/>
           </w:rPr>
-          <w:instrText xml:space="preserve"> PAGEREF _Toc233376615 \h </w:instrText>
+          <w:instrText xml:space="preserve"> PAGEREF _Toc233464166 \h </w:instrText>
         </w:r>
         <w:r>
           <w:rPr>
@@ -3316,7 +3316,7 @@
           <w:sz w:val="22"/>
         </w:rPr>
       </w:pPr>
-      <w:hyperlink w:anchor="_Toc233376616" w:history="1">
+      <w:hyperlink w:anchor="_Toc233464167" w:history="1">
         <w:r>
           <w:rPr>
             <w:rStyle w:val="Hyperlink"/>
@@ -3343,7 +3343,7 @@
             <w:noProof/>
             <w:webHidden/>
           </w:rPr>
-          <w:instrText xml:space="preserve"> PAGEREF _Toc233376616 \h </w:instrText>
+          <w:instrText xml:space="preserve"> PAGEREF _Toc233464167 \h </w:instrText>
         </w:r>
         <w:r>
           <w:rPr>
@@ -3386,7 +3386,7 @@
           <w:sz w:val="22"/>
         </w:rPr>
       </w:pPr>
-      <w:hyperlink w:anchor="_Toc233376617" w:history="1">
+      <w:hyperlink w:anchor="_Toc233464168" w:history="1">
         <w:r>
           <w:rPr>
             <w:rStyle w:val="Hyperlink"/>
@@ -3413,7 +3413,7 @@
             <w:noProof/>
             <w:webHidden/>
           </w:rPr>
-          <w:instrText xml:space="preserve"> PAGEREF _Toc233376617 \h </w:instrText>
+          <w:instrText xml:space="preserve"> PAGEREF _Toc233464168 \h </w:instrText>
         </w:r>
         <w:r>
           <w:rPr>
@@ -3457,7 +3457,7 @@
           <w:sz w:val="22"/>
         </w:rPr>
       </w:pPr>
-      <w:hyperlink w:anchor="_Toc233376618" w:history="1">
+      <w:hyperlink w:anchor="_Toc233464169" w:history="1">
         <w:r>
           <w:rPr>
             <w:rStyle w:val="Hyperlink"/>
@@ -3484,7 +3484,7 @@
             <w:noProof/>
             <w:webHidden/>
           </w:rPr>
-          <w:instrText xml:space="preserve"> PAGEREF _Toc233376618 \h </w:instrText>
+          <w:instrText xml:space="preserve"> PAGEREF _Toc233464169 \h </w:instrText>
         </w:r>
         <w:r>
           <w:rPr>
@@ -3528,7 +3528,7 @@
           <w:sz w:val="22"/>
         </w:rPr>
       </w:pPr>
-      <w:hyperlink w:anchor="_Toc233376619" w:history="1">
+      <w:hyperlink w:anchor="_Toc233464170" w:history="1">
         <w:r>
           <w:rPr>
             <w:rStyle w:val="Hyperlink"/>
@@ -3555,7 +3555,7 @@
             <w:noProof/>
             <w:webHidden/>
           </w:rPr>
-          <w:instrText xml:space="preserve"> PAGEREF _Toc233376619 \h </w:instrText>
+          <w:instrText xml:space="preserve"> PAGEREF _Toc233464170 \h </w:instrText>
         </w:r>
         <w:r>
           <w:rPr>
@@ -3599,7 +3599,7 @@
           <w:sz w:val="22"/>
         </w:rPr>
       </w:pPr>
-      <w:hyperlink w:anchor="_Toc233376620" w:history="1">
+      <w:hyperlink w:anchor="_Toc233464171" w:history="1">
         <w:r>
           <w:rPr>
             <w:rStyle w:val="Hyperlink"/>
@@ -3626,7 +3626,7 @@
             <w:noProof/>
             <w:webHidden/>
           </w:rPr>
-          <w:instrText xml:space="preserve"> PAGEREF _Toc233376620 \h </w:instrText>
+          <w:instrText xml:space="preserve"> PAGEREF _Toc233464171 \h </w:instrText>
         </w:r>
         <w:r>
           <w:rPr>
@@ -3669,7 +3669,7 @@
           <w:sz w:val="22"/>
         </w:rPr>
       </w:pPr>
-      <w:hyperlink w:anchor="_Toc233376621" w:history="1">
+      <w:hyperlink w:anchor="_Toc233464172" w:history="1">
         <w:r>
           <w:rPr>
             <w:rStyle w:val="Hyperlink"/>
@@ -3696,7 +3696,7 @@
             <w:noProof/>
             <w:webHidden/>
           </w:rPr>
-          <w:instrText xml:space="preserve"> PAGEREF _Toc233376621 \h </w:instrText>
+          <w:instrText xml:space="preserve"> PAGEREF _Toc233464172 \h </w:instrText>
         </w:r>
         <w:r>
           <w:rPr>
@@ -3740,7 +3740,7 @@
           <w:sz w:val="22"/>
         </w:rPr>
       </w:pPr>
-      <w:hyperlink w:anchor="_Toc233376622" w:history="1">
+      <w:hyperlink w:anchor="_Toc233464173" w:history="1">
         <w:r>
           <w:rPr>
             <w:rStyle w:val="Hyperlink"/>
@@ -3767,7 +3767,7 @@
             <w:noProof/>
             <w:webHidden/>
           </w:rPr>
-          <w:instrText xml:space="preserve"> PAGEREF _Toc233376622 \h </w:instrText>
+          <w:instrText xml:space="preserve"> PAGEREF _Toc233464173 \h </w:instrText>
         </w:r>
         <w:r>
           <w:rPr>
@@ -3811,7 +3811,7 @@
           <w:sz w:val="22"/>
         </w:rPr>
       </w:pPr>
-      <w:hyperlink w:anchor="_Toc233376623" w:history="1">
+      <w:hyperlink w:anchor="_Toc233464174" w:history="1">
         <w:r>
           <w:rPr>
             <w:rStyle w:val="Hyperlink"/>
@@ -3838,7 +3838,7 @@
             <w:noProof/>
             <w:webHidden/>
           </w:rPr>
-          <w:instrText xml:space="preserve"> PAGEREF _Toc233376623 \h </w:instrText>
+          <w:instrText xml:space="preserve"> PAGEREF _Toc233464174 \h </w:instrText>
         </w:r>
         <w:r>
           <w:rPr>
@@ -3882,7 +3882,7 @@
           <w:sz w:val="22"/>
         </w:rPr>
       </w:pPr>
-      <w:hyperlink w:anchor="_Toc233376624" w:history="1">
+      <w:hyperlink w:anchor="_Toc233464175" w:history="1">
         <w:r>
           <w:rPr>
             <w:rStyle w:val="Hyperlink"/>
@@ -3909,7 +3909,7 @@
             <w:noProof/>
             <w:webHidden/>
           </w:rPr>
-          <w:instrText xml:space="preserve"> PAGEREF _Toc233376624 \h </w:instrText>
+          <w:instrText xml:space="preserve"> PAGEREF _Toc233464175 \h </w:instrText>
         </w:r>
         <w:r>
           <w:rPr>
@@ -3953,7 +3953,7 @@
           <w:sz w:val="22"/>
         </w:rPr>
       </w:pPr>
-      <w:hyperlink w:anchor="_Toc233376625" w:history="1">
+      <w:hyperlink w:anchor="_Toc233464176" w:history="1">
         <w:r>
           <w:rPr>
             <w:rStyle w:val="Hyperlink"/>
@@ -3980,7 +3980,7 @@
             <w:noProof/>
             <w:webHidden/>
           </w:rPr>
-          <w:instrText xml:space="preserve"> PAGEREF _Toc233376625 \h </w:instrText>
+          <w:instrText xml:space="preserve"> PAGEREF _Toc233464176 \h </w:instrText>
         </w:r>
         <w:r>
           <w:rPr>
@@ -4023,7 +4023,7 @@
           <w:sz w:val="22"/>
         </w:rPr>
       </w:pPr>
-      <w:hyperlink w:anchor="_Toc233376626" w:history="1">
+      <w:hyperlink w:anchor="_Toc233464177" w:history="1">
         <w:r>
           <w:rPr>
             <w:rStyle w:val="Hyperlink"/>
@@ -4050,7 +4050,7 @@
             <w:noProof/>
             <w:webHidden/>
           </w:rPr>
-          <w:instrText xml:space="preserve"> PAGEREF _Toc233376626 \h </w:instrText>
+          <w:instrText xml:space="preserve"> PAGEREF _Toc233464177 \h </w:instrText>
         </w:r>
         <w:r>
           <w:rPr>
@@ -4093,7 +4093,7 @@
           <w:sz w:val="22"/>
         </w:rPr>
       </w:pPr>
-      <w:hyperlink w:anchor="_Toc233376627" w:history="1">
+      <w:hyperlink w:anchor="_Toc233464178" w:history="1">
         <w:r>
           <w:rPr>
             <w:rStyle w:val="Hyperlink"/>
@@ -4120,7 +4120,7 @@
             <w:noProof/>
             <w:webHidden/>
           </w:rPr>
-          <w:instrText xml:space="preserve"> PAGEREF _Toc233376627 \h </w:instrText>
+          <w:instrText xml:space="preserve"> PAGEREF _Toc233464178 \h </w:instrText>
         </w:r>
         <w:r>
           <w:rPr>
@@ -4163,7 +4163,7 @@
           <w:sz w:val="22"/>
         </w:rPr>
       </w:pPr>
-      <w:hyperlink w:anchor="_Toc233376628" w:history="1">
+      <w:hyperlink w:anchor="_Toc233464179" w:history="1">
         <w:r>
           <w:rPr>
             <w:rStyle w:val="Hyperlink"/>
@@ -4190,7 +4190,7 @@
             <w:noProof/>
             <w:webHidden/>
           </w:rPr>
-          <w:instrText xml:space="preserve"> PAGEREF _Toc233376628 \h </w:instrText>
+          <w:instrText xml:space="preserve"> PAGEREF _Toc233464179 \h </w:instrText>
         </w:r>
         <w:r>
           <w:rPr>
@@ -4233,7 +4233,7 @@
           <w:sz w:val="22"/>
         </w:rPr>
       </w:pPr>
-      <w:hyperlink w:anchor="_Toc233376629" w:history="1">
+      <w:hyperlink w:anchor="_Toc233464180" w:history="1">
         <w:r>
           <w:rPr>
             <w:rStyle w:val="Hyperlink"/>
@@ -4260,7 +4260,7 @@
             <w:noProof/>
             <w:webHidden/>
           </w:rPr>
-          <w:instrText xml:space="preserve"> PAGEREF _Toc233376629 \h </w:instrText>
+          <w:instrText xml:space="preserve"> PAGEREF _Toc233464180 \h </w:instrText>
         </w:r>
         <w:r>
           <w:rPr>
@@ -4304,7 +4304,7 @@
           <w:sz w:val="22"/>
         </w:rPr>
       </w:pPr>
-      <w:hyperlink w:anchor="_Toc233376630" w:history="1">
+      <w:hyperlink w:anchor="_Toc233464181" w:history="1">
         <w:r>
           <w:rPr>
             <w:rStyle w:val="Hyperlink"/>
@@ -4331,7 +4331,7 @@
             <w:noProof/>
             <w:webHidden/>
           </w:rPr>
-          <w:instrText xml:space="preserve"> PAGEREF _Toc233376630 \h </w:instrText>
+          <w:instrText xml:space="preserve"> PAGEREF _Toc233464181 \h </w:instrText>
         </w:r>
         <w:r>
           <w:rPr>
@@ -4375,7 +4375,7 @@
           <w:sz w:val="22"/>
         </w:rPr>
       </w:pPr>
-      <w:hyperlink w:anchor="_Toc233376631" w:history="1">
+      <w:hyperlink w:anchor="_Toc233464182" w:history="1">
         <w:r>
           <w:rPr>
             <w:rStyle w:val="Hyperlink"/>
@@ -4402,7 +4402,7 @@
             <w:noProof/>
             <w:webHidden/>
           </w:rPr>
-          <w:instrText xml:space="preserve"> PAGEREF _Toc233376631 \h </w:instrText>
+          <w:instrText xml:space="preserve"> PAGEREF _Toc233464182 \h </w:instrText>
         </w:r>
         <w:r>
           <w:rPr>
@@ -4423,6 +4423,430 @@
             <w:webHidden/>
           </w:rPr>
           <w:t>24</w:t>
+        </w:r>
+        <w:r>
+          <w:rPr>
+            <w:noProof/>
+            <w:webHidden/>
+          </w:rPr>
+          <w:fldChar w:fldCharType="end"/>
+        </w:r>
+      </w:hyperlink>
+    </w:p>
+    <w:p>
+      <w:pPr>
+        <w:pStyle w:val="TOC1"/>
+        <w:tabs>
+          <w:tab w:val="right" w:leader="dot" w:pos="9350"/>
+        </w:tabs>
+        <w:rPr>
+          <w:rFonts w:asciiTheme="minorHAnsi" w:eastAsiaTheme="minorEastAsia" w:hAnsiTheme="minorHAnsi"/>
+          <w:b w:val="0"/>
+          <w:noProof/>
+          <w:sz w:val="22"/>
+        </w:rPr>
+      </w:pPr>
+      <w:hyperlink w:anchor="_Toc233464183" w:history="1">
+        <w:r>
+          <w:rPr>
+            <w:rStyle w:val="Hyperlink"/>
+            <w:noProof/>
+          </w:rPr>
+          <w:t>WEEK 8: TRANSFORMER MODELS AND ATTENTION MECHANISMS</w:t>
+        </w:r>
+        <w:r>
+          <w:rPr>
+            <w:noProof/>
+            <w:webHidden/>
+          </w:rPr>
+          <w:tab/>
+        </w:r>
+        <w:r>
+          <w:rPr>
+            <w:noProof/>
+            <w:webHidden/>
+          </w:rPr>
+          <w:fldChar w:fldCharType="begin"/>
+        </w:r>
+        <w:r>
+          <w:rPr>
+            <w:noProof/>
+            <w:webHidden/>
+          </w:rPr>
+          <w:instrText xml:space="preserve"> PAGEREF _Toc233464183 \h </w:instrText>
+        </w:r>
+        <w:r>
+          <w:rPr>
+            <w:noProof/>
+            <w:webHidden/>
+          </w:rPr>
+        </w:r>
+        <w:r>
+          <w:rPr>
+            <w:noProof/>
+            <w:webHidden/>
+          </w:rPr>
+          <w:fldChar w:fldCharType="separate"/>
+        </w:r>
+        <w:r>
+          <w:rPr>
+            <w:noProof/>
+            <w:webHidden/>
+          </w:rPr>
+          <w:t>25</w:t>
+        </w:r>
+        <w:r>
+          <w:rPr>
+            <w:noProof/>
+            <w:webHidden/>
+          </w:rPr>
+          <w:fldChar w:fldCharType="end"/>
+        </w:r>
+      </w:hyperlink>
+    </w:p>
+    <w:p>
+      <w:pPr>
+        <w:pStyle w:val="TOC2"/>
+        <w:tabs>
+          <w:tab w:val="right" w:leader="dot" w:pos="9350"/>
+        </w:tabs>
+        <w:rPr>
+          <w:rFonts w:asciiTheme="minorHAnsi" w:eastAsiaTheme="minorEastAsia" w:hAnsiTheme="minorHAnsi"/>
+          <w:noProof/>
+          <w:sz w:val="22"/>
+        </w:rPr>
+      </w:pPr>
+      <w:hyperlink w:anchor="_Toc233464184" w:history="1">
+        <w:r>
+          <w:rPr>
+            <w:rStyle w:val="Hyperlink"/>
+            <w:noProof/>
+          </w:rPr>
+          <w:t>8.1 Sentiment Analysis</w:t>
+        </w:r>
+        <w:r>
+          <w:rPr>
+            <w:noProof/>
+            <w:webHidden/>
+          </w:rPr>
+          <w:tab/>
+        </w:r>
+        <w:r>
+          <w:rPr>
+            <w:noProof/>
+            <w:webHidden/>
+          </w:rPr>
+          <w:fldChar w:fldCharType="begin"/>
+        </w:r>
+        <w:r>
+          <w:rPr>
+            <w:noProof/>
+            <w:webHidden/>
+          </w:rPr>
+          <w:instrText xml:space="preserve"> PAGEREF _Toc233464184 \h </w:instrText>
+        </w:r>
+        <w:r>
+          <w:rPr>
+            <w:noProof/>
+            <w:webHidden/>
+          </w:rPr>
+        </w:r>
+        <w:r>
+          <w:rPr>
+            <w:noProof/>
+            <w:webHidden/>
+          </w:rPr>
+          <w:fldChar w:fldCharType="separate"/>
+        </w:r>
+        <w:r>
+          <w:rPr>
+            <w:noProof/>
+            <w:webHidden/>
+          </w:rPr>
+          <w:t>25</w:t>
+        </w:r>
+        <w:r>
+          <w:rPr>
+            <w:noProof/>
+            <w:webHidden/>
+          </w:rPr>
+          <w:fldChar w:fldCharType="end"/>
+        </w:r>
+      </w:hyperlink>
+    </w:p>
+    <w:p>
+      <w:pPr>
+        <w:pStyle w:val="TOC3"/>
+        <w:tabs>
+          <w:tab w:val="right" w:leader="dot" w:pos="9350"/>
+        </w:tabs>
+        <w:rPr>
+          <w:rFonts w:asciiTheme="minorHAnsi" w:eastAsiaTheme="minorEastAsia" w:hAnsiTheme="minorHAnsi"/>
+          <w:i w:val="0"/>
+          <w:noProof/>
+          <w:sz w:val="22"/>
+        </w:rPr>
+      </w:pPr>
+      <w:hyperlink w:anchor="_Toc233464185" w:history="1">
+        <w:r>
+          <w:rPr>
+            <w:rStyle w:val="Hyperlink"/>
+            <w:noProof/>
+          </w:rPr>
+          <w:t>8.1.1 Positive Review</w:t>
+        </w:r>
+        <w:r>
+          <w:rPr>
+            <w:noProof/>
+            <w:webHidden/>
+          </w:rPr>
+          <w:tab/>
+        </w:r>
+        <w:r>
+          <w:rPr>
+            <w:noProof/>
+            <w:webHidden/>
+          </w:rPr>
+          <w:fldChar w:fldCharType="begin"/>
+        </w:r>
+        <w:r>
+          <w:rPr>
+            <w:noProof/>
+            <w:webHidden/>
+          </w:rPr>
+          <w:instrText xml:space="preserve"> PAGEREF _Toc233464185 \h </w:instrText>
+        </w:r>
+        <w:r>
+          <w:rPr>
+            <w:noProof/>
+            <w:webHidden/>
+          </w:rPr>
+        </w:r>
+        <w:r>
+          <w:rPr>
+            <w:noProof/>
+            <w:webHidden/>
+          </w:rPr>
+          <w:fldChar w:fldCharType="separate"/>
+        </w:r>
+        <w:r>
+          <w:rPr>
+            <w:noProof/>
+            <w:webHidden/>
+          </w:rPr>
+          <w:t>25</w:t>
+        </w:r>
+        <w:r>
+          <w:rPr>
+            <w:noProof/>
+            <w:webHidden/>
+          </w:rPr>
+          <w:fldChar w:fldCharType="end"/>
+        </w:r>
+      </w:hyperlink>
+    </w:p>
+    <w:p>
+      <w:pPr>
+        <w:pStyle w:val="TOC3"/>
+        <w:tabs>
+          <w:tab w:val="right" w:leader="dot" w:pos="9350"/>
+        </w:tabs>
+        <w:rPr>
+          <w:rFonts w:asciiTheme="minorHAnsi" w:eastAsiaTheme="minorEastAsia" w:hAnsiTheme="minorHAnsi"/>
+          <w:i w:val="0"/>
+          <w:noProof/>
+          <w:sz w:val="22"/>
+        </w:rPr>
+      </w:pPr>
+      <w:hyperlink w:anchor="_Toc233464186" w:history="1">
+        <w:r>
+          <w:rPr>
+            <w:rStyle w:val="Hyperlink"/>
+            <w:noProof/>
+          </w:rPr>
+          <w:t>8.1.2 Negative Review</w:t>
+        </w:r>
+        <w:r>
+          <w:rPr>
+            <w:noProof/>
+            <w:webHidden/>
+          </w:rPr>
+          <w:tab/>
+        </w:r>
+        <w:r>
+          <w:rPr>
+            <w:noProof/>
+            <w:webHidden/>
+          </w:rPr>
+          <w:fldChar w:fldCharType="begin"/>
+        </w:r>
+        <w:r>
+          <w:rPr>
+            <w:noProof/>
+            <w:webHidden/>
+          </w:rPr>
+          <w:instrText xml:space="preserve"> PAGEREF _Toc233464186 \h </w:instrText>
+        </w:r>
+        <w:r>
+          <w:rPr>
+            <w:noProof/>
+            <w:webHidden/>
+          </w:rPr>
+        </w:r>
+        <w:r>
+          <w:rPr>
+            <w:noProof/>
+            <w:webHidden/>
+          </w:rPr>
+          <w:fldChar w:fldCharType="separate"/>
+        </w:r>
+        <w:r>
+          <w:rPr>
+            <w:noProof/>
+            <w:webHidden/>
+          </w:rPr>
+          <w:t>25</w:t>
+        </w:r>
+        <w:r>
+          <w:rPr>
+            <w:noProof/>
+            <w:webHidden/>
+          </w:rPr>
+          <w:fldChar w:fldCharType="end"/>
+        </w:r>
+      </w:hyperlink>
+    </w:p>
+    <w:p>
+      <w:pPr>
+        <w:pStyle w:val="TOC3"/>
+        <w:tabs>
+          <w:tab w:val="right" w:leader="dot" w:pos="9350"/>
+        </w:tabs>
+        <w:rPr>
+          <w:rFonts w:asciiTheme="minorHAnsi" w:eastAsiaTheme="minorEastAsia" w:hAnsiTheme="minorHAnsi"/>
+          <w:i w:val="0"/>
+          <w:noProof/>
+          <w:sz w:val="22"/>
+        </w:rPr>
+      </w:pPr>
+      <w:hyperlink w:anchor="_Toc233464187" w:history="1">
+        <w:r>
+          <w:rPr>
+            <w:rStyle w:val="Hyperlink"/>
+            <w:noProof/>
+          </w:rPr>
+          <w:t>8.1.3 Neutral Review</w:t>
+        </w:r>
+        <w:r>
+          <w:rPr>
+            <w:noProof/>
+            <w:webHidden/>
+          </w:rPr>
+          <w:tab/>
+        </w:r>
+        <w:r>
+          <w:rPr>
+            <w:noProof/>
+            <w:webHidden/>
+          </w:rPr>
+          <w:fldChar w:fldCharType="begin"/>
+        </w:r>
+        <w:r>
+          <w:rPr>
+            <w:noProof/>
+            <w:webHidden/>
+          </w:rPr>
+          <w:instrText xml:space="preserve"> PAGEREF _Toc233464187 \h </w:instrText>
+        </w:r>
+        <w:r>
+          <w:rPr>
+            <w:noProof/>
+            <w:webHidden/>
+          </w:rPr>
+        </w:r>
+        <w:r>
+          <w:rPr>
+            <w:noProof/>
+            <w:webHidden/>
+          </w:rPr>
+          <w:fldChar w:fldCharType="separate"/>
+        </w:r>
+        <w:r>
+          <w:rPr>
+            <w:noProof/>
+            <w:webHidden/>
+          </w:rPr>
+          <w:t>25</w:t>
+        </w:r>
+        <w:r>
+          <w:rPr>
+            <w:noProof/>
+            <w:webHidden/>
+          </w:rPr>
+          <w:fldChar w:fldCharType="end"/>
+        </w:r>
+      </w:hyperlink>
+    </w:p>
+    <w:p>
+      <w:pPr>
+        <w:pStyle w:val="TOC2"/>
+        <w:tabs>
+          <w:tab w:val="right" w:leader="dot" w:pos="9350"/>
+        </w:tabs>
+        <w:rPr>
+          <w:rFonts w:asciiTheme="minorHAnsi" w:eastAsiaTheme="minorEastAsia" w:hAnsiTheme="minorHAnsi"/>
+          <w:noProof/>
+          <w:sz w:val="22"/>
+        </w:rPr>
+      </w:pPr>
+      <w:hyperlink w:anchor="_Toc233464188" w:history="1">
+        <w:r>
+          <w:rPr>
+            <w:rStyle w:val="Hyperlink"/>
+            <w:noProof/>
+          </w:rPr>
+          <w:t>8.2 Text Generation</w:t>
+        </w:r>
+        <w:r>
+          <w:rPr>
+            <w:noProof/>
+            <w:webHidden/>
+          </w:rPr>
+          <w:tab/>
+        </w:r>
+        <w:r>
+          <w:rPr>
+            <w:noProof/>
+            <w:webHidden/>
+          </w:rPr>
+          <w:fldChar w:fldCharType="begin"/>
+        </w:r>
+        <w:r>
+          <w:rPr>
+            <w:noProof/>
+            <w:webHidden/>
+          </w:rPr>
+          <w:instrText xml:space="preserve"> PAGEREF _Toc233464188 \h </w:instrText>
+        </w:r>
+        <w:r>
+          <w:rPr>
+            <w:noProof/>
+            <w:webHidden/>
+          </w:rPr>
+        </w:r>
+        <w:r>
+          <w:rPr>
+            <w:noProof/>
+            <w:webHidden/>
+          </w:rPr>
+          <w:fldChar w:fldCharType="separate"/>
+        </w:r>
+        <w:r>
+          <w:rPr>
+            <w:noProof/>
+            <w:webHidden/>
+          </w:rPr>
+          <w:t>26</w:t>
         </w:r>
         <w:r>
           <w:rPr>
@@ -4453,71 +4877,6 @@
         </w:rPr>
         <w:fldChar w:fldCharType="end"/>
       </w:r>
-    </w:p>
-    <w:p>
-      <w:pPr>
-        <w:spacing w:line="360" w:lineRule="auto"/>
-        <w:jc w:val="center"/>
-        <w:rPr>
-          <w:rFonts w:ascii="Times New Roman" w:hAnsi="Times New Roman" w:cs="Times New Roman"/>
-          <w:b/>
-          <w:bCs/>
-          <w:sz w:val="24"/>
-          <w:szCs w:val="24"/>
-        </w:rPr>
-      </w:pPr>
-    </w:p>
-    <w:p>
-      <w:pPr>
-        <w:spacing w:line="360" w:lineRule="auto"/>
-        <w:jc w:val="center"/>
-        <w:rPr>
-          <w:rFonts w:ascii="Times New Roman" w:hAnsi="Times New Roman" w:cs="Times New Roman"/>
-          <w:b/>
-          <w:bCs/>
-          <w:sz w:val="24"/>
-          <w:szCs w:val="24"/>
-        </w:rPr>
-      </w:pPr>
-    </w:p>
-    <w:p>
-      <w:pPr>
-        <w:spacing w:line="360" w:lineRule="auto"/>
-        <w:jc w:val="center"/>
-        <w:rPr>
-          <w:rFonts w:ascii="Times New Roman" w:hAnsi="Times New Roman" w:cs="Times New Roman"/>
-          <w:b/>
-          <w:bCs/>
-          <w:sz w:val="24"/>
-          <w:szCs w:val="24"/>
-        </w:rPr>
-      </w:pPr>
-    </w:p>
-    <w:p>
-      <w:pPr>
-        <w:spacing w:line="360" w:lineRule="auto"/>
-        <w:jc w:val="center"/>
-        <w:rPr>
-          <w:rFonts w:ascii="Times New Roman" w:hAnsi="Times New Roman" w:cs="Times New Roman"/>
-          <w:b/>
-          <w:bCs/>
-          <w:sz w:val="24"/>
-          <w:szCs w:val="24"/>
-        </w:rPr>
-      </w:pPr>
-    </w:p>
-    <w:p>
-      <w:pPr>
-        <w:spacing w:line="360" w:lineRule="auto"/>
-        <w:jc w:val="center"/>
-        <w:rPr>
-          <w:rFonts w:ascii="Times New Roman" w:hAnsi="Times New Roman" w:cs="Times New Roman"/>
-          <w:b/>
-          <w:bCs/>
-          <w:sz w:val="24"/>
-          <w:szCs w:val="24"/>
-        </w:rPr>
-      </w:pPr>
     </w:p>
     <w:p>
       <w:pPr>
@@ -7630,9 +7989,7 @@
       <w:pPr>
         <w:spacing w:line="360" w:lineRule="auto"/>
         <w:rPr>
-          <w:rFonts w:ascii="Times New Roman" w:hAnsi="Times New Roman" w:cs="Times New Roman"/>
-          <w:sz w:val="24"/>
-          <w:szCs w:val="24"/>
+          <w:noProof/>
         </w:rPr>
       </w:pPr>
       <w:r>
@@ -7643,6 +8000,328 @@
         </w:rPr>
         <w:fldChar w:fldCharType="end"/>
       </w:r>
+      <w:r>
+        <w:rPr>
+          <w:rFonts w:ascii="Times New Roman" w:hAnsi="Times New Roman" w:cs="Times New Roman"/>
+          <w:sz w:val="24"/>
+          <w:szCs w:val="24"/>
+        </w:rPr>
+        <w:fldChar w:fldCharType="begin"/>
+      </w:r>
+      <w:r>
+        <w:rPr>
+          <w:rFonts w:ascii="Times New Roman" w:hAnsi="Times New Roman" w:cs="Times New Roman"/>
+          <w:sz w:val="24"/>
+          <w:szCs w:val="24"/>
+        </w:rPr>
+        <w:instrText xml:space="preserve"> TOC \h \z \c "Fig 8." </w:instrText>
+      </w:r>
+      <w:r>
+        <w:rPr>
+          <w:rFonts w:ascii="Times New Roman" w:hAnsi="Times New Roman" w:cs="Times New Roman"/>
+          <w:sz w:val="24"/>
+          <w:szCs w:val="24"/>
+        </w:rPr>
+        <w:fldChar w:fldCharType="separate"/>
+      </w:r>
+    </w:p>
+    <w:p>
+      <w:pPr>
+        <w:pStyle w:val="TableofFigures"/>
+        <w:tabs>
+          <w:tab w:val="right" w:leader="dot" w:pos="9350"/>
+        </w:tabs>
+        <w:rPr>
+          <w:rFonts w:asciiTheme="minorHAnsi" w:eastAsiaTheme="minorEastAsia" w:hAnsiTheme="minorHAnsi"/>
+          <w:noProof/>
+          <w:sz w:val="22"/>
+        </w:rPr>
+      </w:pPr>
+      <w:hyperlink w:anchor="_Toc233464082" w:history="1">
+        <w:r>
+          <w:rPr>
+            <w:rStyle w:val="Hyperlink"/>
+            <w:noProof/>
+          </w:rPr>
+          <w:t>Fig 8. 1 Sentiment Analysis: Positive review</w:t>
+        </w:r>
+        <w:r>
+          <w:rPr>
+            <w:noProof/>
+            <w:webHidden/>
+          </w:rPr>
+          <w:tab/>
+        </w:r>
+        <w:r>
+          <w:rPr>
+            <w:noProof/>
+            <w:webHidden/>
+          </w:rPr>
+          <w:fldChar w:fldCharType="begin"/>
+        </w:r>
+        <w:r>
+          <w:rPr>
+            <w:noProof/>
+            <w:webHidden/>
+          </w:rPr>
+          <w:instrText xml:space="preserve"> PAGEREF _Toc233464082 \h </w:instrText>
+        </w:r>
+        <w:r>
+          <w:rPr>
+            <w:noProof/>
+            <w:webHidden/>
+          </w:rPr>
+        </w:r>
+        <w:r>
+          <w:rPr>
+            <w:noProof/>
+            <w:webHidden/>
+          </w:rPr>
+          <w:fldChar w:fldCharType="separate"/>
+        </w:r>
+        <w:r>
+          <w:rPr>
+            <w:noProof/>
+            <w:webHidden/>
+          </w:rPr>
+          <w:t>25</w:t>
+        </w:r>
+        <w:r>
+          <w:rPr>
+            <w:noProof/>
+            <w:webHidden/>
+          </w:rPr>
+          <w:fldChar w:fldCharType="end"/>
+        </w:r>
+      </w:hyperlink>
+    </w:p>
+    <w:p>
+      <w:pPr>
+        <w:pStyle w:val="TableofFigures"/>
+        <w:tabs>
+          <w:tab w:val="right" w:leader="dot" w:pos="9350"/>
+        </w:tabs>
+        <w:rPr>
+          <w:rFonts w:asciiTheme="minorHAnsi" w:eastAsiaTheme="minorEastAsia" w:hAnsiTheme="minorHAnsi"/>
+          <w:noProof/>
+          <w:sz w:val="22"/>
+        </w:rPr>
+      </w:pPr>
+      <w:hyperlink w:anchor="_Toc233464083" w:history="1">
+        <w:r>
+          <w:rPr>
+            <w:rStyle w:val="Hyperlink"/>
+            <w:noProof/>
+          </w:rPr>
+          <w:t>Fig 8. 2 Sentiment Analysis: Negative review</w:t>
+        </w:r>
+        <w:r>
+          <w:rPr>
+            <w:noProof/>
+            <w:webHidden/>
+          </w:rPr>
+          <w:tab/>
+        </w:r>
+        <w:r>
+          <w:rPr>
+            <w:noProof/>
+            <w:webHidden/>
+          </w:rPr>
+          <w:fldChar w:fldCharType="begin"/>
+        </w:r>
+        <w:r>
+          <w:rPr>
+            <w:noProof/>
+            <w:webHidden/>
+          </w:rPr>
+          <w:instrText xml:space="preserve"> PAGEREF _Toc233464083 \h </w:instrText>
+        </w:r>
+        <w:r>
+          <w:rPr>
+            <w:noProof/>
+            <w:webHidden/>
+          </w:rPr>
+        </w:r>
+        <w:r>
+          <w:rPr>
+            <w:noProof/>
+            <w:webHidden/>
+          </w:rPr>
+          <w:fldChar w:fldCharType="separate"/>
+        </w:r>
+        <w:r>
+          <w:rPr>
+            <w:noProof/>
+            <w:webHidden/>
+          </w:rPr>
+          <w:t>25</w:t>
+        </w:r>
+        <w:r>
+          <w:rPr>
+            <w:noProof/>
+            <w:webHidden/>
+          </w:rPr>
+          <w:fldChar w:fldCharType="end"/>
+        </w:r>
+      </w:hyperlink>
+    </w:p>
+    <w:p>
+      <w:pPr>
+        <w:pStyle w:val="TableofFigures"/>
+        <w:tabs>
+          <w:tab w:val="right" w:leader="dot" w:pos="9350"/>
+        </w:tabs>
+        <w:rPr>
+          <w:rFonts w:asciiTheme="minorHAnsi" w:eastAsiaTheme="minorEastAsia" w:hAnsiTheme="minorHAnsi"/>
+          <w:noProof/>
+          <w:sz w:val="22"/>
+        </w:rPr>
+      </w:pPr>
+      <w:hyperlink w:anchor="_Toc233464084" w:history="1">
+        <w:r>
+          <w:rPr>
+            <w:rStyle w:val="Hyperlink"/>
+            <w:noProof/>
+          </w:rPr>
+          <w:t>Fig 8. 3 Sentiment Analysis: Neutral review</w:t>
+        </w:r>
+        <w:r>
+          <w:rPr>
+            <w:noProof/>
+            <w:webHidden/>
+          </w:rPr>
+          <w:tab/>
+        </w:r>
+        <w:r>
+          <w:rPr>
+            <w:noProof/>
+            <w:webHidden/>
+          </w:rPr>
+          <w:fldChar w:fldCharType="begin"/>
+        </w:r>
+        <w:r>
+          <w:rPr>
+            <w:noProof/>
+            <w:webHidden/>
+          </w:rPr>
+          <w:instrText xml:space="preserve"> PAGEREF _Toc233464084 \h </w:instrText>
+        </w:r>
+        <w:r>
+          <w:rPr>
+            <w:noProof/>
+            <w:webHidden/>
+          </w:rPr>
+        </w:r>
+        <w:r>
+          <w:rPr>
+            <w:noProof/>
+            <w:webHidden/>
+          </w:rPr>
+          <w:fldChar w:fldCharType="separate"/>
+        </w:r>
+        <w:r>
+          <w:rPr>
+            <w:noProof/>
+            <w:webHidden/>
+          </w:rPr>
+          <w:t>25</w:t>
+        </w:r>
+        <w:r>
+          <w:rPr>
+            <w:noProof/>
+            <w:webHidden/>
+          </w:rPr>
+          <w:fldChar w:fldCharType="end"/>
+        </w:r>
+      </w:hyperlink>
+    </w:p>
+    <w:p>
+      <w:pPr>
+        <w:pStyle w:val="TableofFigures"/>
+        <w:tabs>
+          <w:tab w:val="right" w:leader="dot" w:pos="9350"/>
+        </w:tabs>
+        <w:rPr>
+          <w:rFonts w:asciiTheme="minorHAnsi" w:eastAsiaTheme="minorEastAsia" w:hAnsiTheme="minorHAnsi"/>
+          <w:noProof/>
+          <w:sz w:val="22"/>
+        </w:rPr>
+      </w:pPr>
+      <w:hyperlink w:anchor="_Toc233464085" w:history="1">
+        <w:r>
+          <w:rPr>
+            <w:rStyle w:val="Hyperlink"/>
+            <w:noProof/>
+          </w:rPr>
+          <w:t>Fig 8. 4 Text generation using transformers</w:t>
+        </w:r>
+        <w:r>
+          <w:rPr>
+            <w:noProof/>
+            <w:webHidden/>
+          </w:rPr>
+          <w:tab/>
+        </w:r>
+        <w:r>
+          <w:rPr>
+            <w:noProof/>
+            <w:webHidden/>
+          </w:rPr>
+          <w:fldChar w:fldCharType="begin"/>
+        </w:r>
+        <w:r>
+          <w:rPr>
+            <w:noProof/>
+            <w:webHidden/>
+          </w:rPr>
+          <w:instrText xml:space="preserve"> PAGEREF _Toc233464085 \h </w:instrText>
+        </w:r>
+        <w:r>
+          <w:rPr>
+            <w:noProof/>
+            <w:webHidden/>
+          </w:rPr>
+        </w:r>
+        <w:r>
+          <w:rPr>
+            <w:noProof/>
+            <w:webHidden/>
+          </w:rPr>
+          <w:fldChar w:fldCharType="separate"/>
+        </w:r>
+        <w:r>
+          <w:rPr>
+            <w:noProof/>
+            <w:webHidden/>
+          </w:rPr>
+          <w:t>26</w:t>
+        </w:r>
+        <w:r>
+          <w:rPr>
+            <w:noProof/>
+            <w:webHidden/>
+          </w:rPr>
+          <w:fldChar w:fldCharType="end"/>
+        </w:r>
+      </w:hyperlink>
+    </w:p>
+    <w:p>
+      <w:pPr>
+        <w:spacing w:line="360" w:lineRule="auto"/>
+        <w:rPr>
+          <w:rFonts w:ascii="Times New Roman" w:hAnsi="Times New Roman" w:cs="Times New Roman"/>
+          <w:sz w:val="24"/>
+          <w:szCs w:val="24"/>
+        </w:rPr>
+      </w:pPr>
+      <w:r>
+        <w:rPr>
+          <w:rFonts w:ascii="Times New Roman" w:hAnsi="Times New Roman" w:cs="Times New Roman"/>
+          <w:sz w:val="24"/>
+          <w:szCs w:val="24"/>
+        </w:rPr>
+        <w:fldChar w:fldCharType="end"/>
+      </w:r>
     </w:p>
     <w:p>
       <w:pPr>
@@ -7683,54 +8362,6 @@
         </w:rPr>
         <w:tab/>
       </w:r>
-    </w:p>
-    <w:p>
-      <w:pPr>
-        <w:tabs>
-          <w:tab w:val="left" w:pos="1920"/>
-        </w:tabs>
-        <w:rPr>
-          <w:rFonts w:ascii="Times New Roman" w:hAnsi="Times New Roman" w:cs="Times New Roman"/>
-          <w:sz w:val="24"/>
-          <w:szCs w:val="24"/>
-        </w:rPr>
-      </w:pPr>
-    </w:p>
-    <w:p>
-      <w:pPr>
-        <w:tabs>
-          <w:tab w:val="left" w:pos="1920"/>
-        </w:tabs>
-        <w:rPr>
-          <w:rFonts w:ascii="Times New Roman" w:hAnsi="Times New Roman" w:cs="Times New Roman"/>
-          <w:sz w:val="24"/>
-          <w:szCs w:val="24"/>
-        </w:rPr>
-      </w:pPr>
-    </w:p>
-    <w:p>
-      <w:pPr>
-        <w:tabs>
-          <w:tab w:val="left" w:pos="1920"/>
-        </w:tabs>
-        <w:rPr>
-          <w:rFonts w:ascii="Times New Roman" w:hAnsi="Times New Roman" w:cs="Times New Roman"/>
-          <w:sz w:val="24"/>
-          <w:szCs w:val="24"/>
-        </w:rPr>
-      </w:pPr>
-    </w:p>
-    <w:p>
-      <w:pPr>
-        <w:tabs>
-          <w:tab w:val="left" w:pos="1920"/>
-        </w:tabs>
-        <w:rPr>
-          <w:rFonts w:ascii="Times New Roman" w:hAnsi="Times New Roman" w:cs="Times New Roman"/>
-          <w:sz w:val="24"/>
-          <w:szCs w:val="24"/>
-        </w:rPr>
-      </w:pPr>
     </w:p>
     <w:p>
       <w:pPr>
@@ -8258,7 +8889,7 @@
         <w:pStyle w:val="Heading1"/>
         <w:spacing w:line="360" w:lineRule="auto"/>
       </w:pPr>
-      <w:bookmarkStart w:id="0" w:name="_Toc233376578"/>
+      <w:bookmarkStart w:id="0" w:name="_Toc233464129"/>
       <w:r>
         <w:lastRenderedPageBreak/>
         <w:t>WEEK 1: INTRODUCTION TO NLP</w:t>
@@ -8272,7 +8903,7 @@
       <w:pPr>
         <w:pStyle w:val="Heading2"/>
       </w:pPr>
-      <w:bookmarkStart w:id="1" w:name="_Toc233376579"/>
+      <w:bookmarkStart w:id="1" w:name="_Toc233464130"/>
       <w:r>
         <w:t xml:space="preserve">1.1 </w:t>
       </w:r>
@@ -8404,7 +9035,7 @@
       <w:pPr>
         <w:pStyle w:val="Heading2"/>
       </w:pPr>
-      <w:bookmarkStart w:id="3" w:name="_Toc233376580"/>
+      <w:bookmarkStart w:id="3" w:name="_Toc233464131"/>
       <w:r>
         <w:t xml:space="preserve">1.2 </w:t>
       </w:r>
@@ -8543,7 +9174,7 @@
       <w:pPr>
         <w:pStyle w:val="Heading2"/>
       </w:pPr>
-      <w:bookmarkStart w:id="5" w:name="_Toc233376581"/>
+      <w:bookmarkStart w:id="5" w:name="_Toc233464132"/>
       <w:r>
         <w:lastRenderedPageBreak/>
         <w:t xml:space="preserve">1.3 </w:t>
@@ -8665,7 +9296,7 @@
           <w:noProof/>
         </w:rPr>
       </w:pPr>
-      <w:bookmarkStart w:id="7" w:name="_Toc233376582"/>
+      <w:bookmarkStart w:id="7" w:name="_Toc233464133"/>
       <w:r>
         <w:rPr>
           <w:noProof/>
@@ -8805,7 +9436,7 @@
           <w:noProof/>
         </w:rPr>
       </w:pPr>
-      <w:bookmarkStart w:id="9" w:name="_Toc233376583"/>
+      <w:bookmarkStart w:id="9" w:name="_Toc233464134"/>
       <w:r>
         <w:rPr>
           <w:noProof/>
@@ -8953,7 +9584,7 @@
       <w:pPr>
         <w:pStyle w:val="Heading2"/>
       </w:pPr>
-      <w:bookmarkStart w:id="11" w:name="_Toc233376584"/>
+      <w:bookmarkStart w:id="11" w:name="_Toc233464135"/>
       <w:r>
         <w:lastRenderedPageBreak/>
         <w:t xml:space="preserve">1.6 </w:t>
@@ -9270,7 +9901,7 @@
         <w:pStyle w:val="Heading1"/>
         <w:spacing w:line="360" w:lineRule="auto"/>
       </w:pPr>
-      <w:bookmarkStart w:id="13" w:name="_Toc233376585"/>
+      <w:bookmarkStart w:id="13" w:name="_Toc233464136"/>
       <w:r>
         <w:lastRenderedPageBreak/>
         <w:t xml:space="preserve">WEEK 2: </w:t>
@@ -9284,7 +9915,7 @@
       <w:pPr>
         <w:pStyle w:val="Heading2"/>
       </w:pPr>
-      <w:bookmarkStart w:id="14" w:name="_Toc233376586"/>
+      <w:bookmarkStart w:id="14" w:name="_Toc233464137"/>
       <w:r>
         <w:t xml:space="preserve">2.1 </w:t>
       </w:r>
@@ -9301,7 +9932,7 @@
         <w:pStyle w:val="Heading3"/>
         <w:spacing w:line="360" w:lineRule="auto"/>
       </w:pPr>
-      <w:bookmarkStart w:id="15" w:name="_Toc233376587"/>
+      <w:bookmarkStart w:id="15" w:name="_Toc233464138"/>
       <w:r>
         <w:t xml:space="preserve">2.1.1 </w:t>
       </w:r>
@@ -9425,7 +10056,7 @@
         <w:pStyle w:val="Heading3"/>
         <w:spacing w:line="360" w:lineRule="auto"/>
       </w:pPr>
-      <w:bookmarkStart w:id="17" w:name="_Toc233376588"/>
+      <w:bookmarkStart w:id="17" w:name="_Toc233464139"/>
       <w:r>
         <w:t xml:space="preserve">2.1.2 </w:t>
       </w:r>
@@ -9562,7 +10193,7 @@
         <w:pStyle w:val="Heading3"/>
         <w:spacing w:line="360" w:lineRule="auto"/>
       </w:pPr>
-      <w:bookmarkStart w:id="19" w:name="_Toc233376589"/>
+      <w:bookmarkStart w:id="19" w:name="_Toc233464140"/>
       <w:r>
         <w:lastRenderedPageBreak/>
         <w:t xml:space="preserve">2.1.3 </w:t>
@@ -9710,7 +10341,7 @@
       <w:pPr>
         <w:pStyle w:val="Heading2"/>
       </w:pPr>
-      <w:bookmarkStart w:id="21" w:name="_Toc233376590"/>
+      <w:bookmarkStart w:id="21" w:name="_Toc233464141"/>
       <w:r>
         <w:t xml:space="preserve">2.2 </w:t>
       </w:r>
@@ -9837,7 +10468,7 @@
       <w:pPr>
         <w:pStyle w:val="Heading2"/>
       </w:pPr>
-      <w:bookmarkStart w:id="23" w:name="_Toc233376591"/>
+      <w:bookmarkStart w:id="23" w:name="_Toc233464142"/>
       <w:r>
         <w:lastRenderedPageBreak/>
         <w:t xml:space="preserve">2.3 </w:t>
@@ -9963,7 +10594,7 @@
       <w:pPr>
         <w:pStyle w:val="Heading2"/>
       </w:pPr>
-      <w:bookmarkStart w:id="25" w:name="_Toc233376592"/>
+      <w:bookmarkStart w:id="25" w:name="_Toc233464143"/>
       <w:r>
         <w:t xml:space="preserve">2.4 </w:t>
       </w:r>
@@ -10082,7 +10713,7 @@
       <w:pPr>
         <w:pStyle w:val="Heading2"/>
       </w:pPr>
-      <w:bookmarkStart w:id="27" w:name="_Toc233376593"/>
+      <w:bookmarkStart w:id="27" w:name="_Toc233464144"/>
       <w:r>
         <w:lastRenderedPageBreak/>
         <w:t xml:space="preserve">2.5 </w:t>
@@ -10383,7 +11014,7 @@
         <w:pStyle w:val="Heading1"/>
         <w:spacing w:line="360" w:lineRule="auto"/>
       </w:pPr>
-      <w:bookmarkStart w:id="29" w:name="_Toc233376594"/>
+      <w:bookmarkStart w:id="29" w:name="_Toc233464145"/>
       <w:r>
         <w:lastRenderedPageBreak/>
         <w:t>WEEK 3: SEQUENCE PREDICTION AND HIDDEN STATE ANALYSIS</w:t>
@@ -10394,7 +11025,7 @@
       <w:pPr>
         <w:pStyle w:val="Heading2"/>
       </w:pPr>
-      <w:bookmarkStart w:id="30" w:name="_Toc233376595"/>
+      <w:bookmarkStart w:id="30" w:name="_Toc233464146"/>
       <w:r>
         <w:t xml:space="preserve">3.1 </w:t>
       </w:r>
@@ -10531,7 +11162,7 @@
       <w:pPr>
         <w:pStyle w:val="Heading2"/>
       </w:pPr>
-      <w:bookmarkStart w:id="32" w:name="_Toc233376596"/>
+      <w:bookmarkStart w:id="32" w:name="_Toc233464147"/>
       <w:r>
         <w:t xml:space="preserve">3.2 </w:t>
       </w:r>
@@ -10658,7 +11289,7 @@
       <w:pPr>
         <w:pStyle w:val="Heading2"/>
       </w:pPr>
-      <w:bookmarkStart w:id="34" w:name="_Toc233376597"/>
+      <w:bookmarkStart w:id="34" w:name="_Toc233464148"/>
       <w:r>
         <w:lastRenderedPageBreak/>
         <w:t xml:space="preserve">3.3 </w:t>
@@ -10820,7 +11451,7 @@
       <w:pPr>
         <w:pStyle w:val="Heading2"/>
       </w:pPr>
-      <w:bookmarkStart w:id="36" w:name="_Toc233376598"/>
+      <w:bookmarkStart w:id="36" w:name="_Toc233464149"/>
       <w:r>
         <w:t xml:space="preserve">3. 4 </w:t>
       </w:r>
@@ -10959,7 +11590,7 @@
       <w:pPr>
         <w:pStyle w:val="Heading2"/>
       </w:pPr>
-      <w:bookmarkStart w:id="38" w:name="_Toc233376599"/>
+      <w:bookmarkStart w:id="38" w:name="_Toc233464150"/>
       <w:r>
         <w:lastRenderedPageBreak/>
         <w:t xml:space="preserve">3.5 </w:t>
@@ -11279,7 +11910,7 @@
         <w:pStyle w:val="Heading1"/>
         <w:spacing w:line="360" w:lineRule="auto"/>
       </w:pPr>
-      <w:bookmarkStart w:id="40" w:name="_Toc233376600"/>
+      <w:bookmarkStart w:id="40" w:name="_Toc233464151"/>
       <w:r>
         <w:lastRenderedPageBreak/>
         <w:t>WEEK 4: SYNTACTIC AND SEMANTIC ANALYSIS</w:t>
@@ -11291,7 +11922,7 @@
         <w:pStyle w:val="Heading2"/>
         <w:spacing w:line="360" w:lineRule="auto"/>
       </w:pPr>
-      <w:bookmarkStart w:id="41" w:name="_Toc233376601"/>
+      <w:bookmarkStart w:id="41" w:name="_Toc233464152"/>
       <w:r>
         <w:t xml:space="preserve">4.1 </w:t>
       </w:r>
@@ -11305,7 +11936,7 @@
         <w:pStyle w:val="Heading3"/>
         <w:spacing w:line="360" w:lineRule="auto"/>
       </w:pPr>
-      <w:bookmarkStart w:id="42" w:name="_Toc233376602"/>
+      <w:bookmarkStart w:id="42" w:name="_Toc233464153"/>
       <w:r>
         <w:t>4.1</w:t>
       </w:r>
@@ -11475,7 +12106,7 @@
         <w:pStyle w:val="Heading3"/>
         <w:spacing w:line="360" w:lineRule="auto"/>
       </w:pPr>
-      <w:bookmarkStart w:id="44" w:name="_Toc233376603"/>
+      <w:bookmarkStart w:id="44" w:name="_Toc233464154"/>
       <w:r>
         <w:t>4.</w:t>
       </w:r>
@@ -11611,7 +12242,7 @@
         <w:pStyle w:val="Heading2"/>
         <w:spacing w:line="360" w:lineRule="auto"/>
       </w:pPr>
-      <w:bookmarkStart w:id="46" w:name="_Toc233376604"/>
+      <w:bookmarkStart w:id="46" w:name="_Toc233464155"/>
       <w:r>
         <w:lastRenderedPageBreak/>
         <w:t xml:space="preserve">4.2 </w:t>
@@ -11629,7 +12260,7 @@
         <w:pStyle w:val="Heading3"/>
         <w:spacing w:line="360" w:lineRule="auto"/>
       </w:pPr>
-      <w:bookmarkStart w:id="47" w:name="_Toc233376605"/>
+      <w:bookmarkStart w:id="47" w:name="_Toc233464156"/>
       <w:r>
         <w:t>4.</w:t>
       </w:r>
@@ -11933,7 +12564,7 @@
         <w:pStyle w:val="Heading3"/>
         <w:spacing w:line="360" w:lineRule="auto"/>
       </w:pPr>
-      <w:bookmarkStart w:id="50" w:name="_Toc233376606"/>
+      <w:bookmarkStart w:id="50" w:name="_Toc233464157"/>
       <w:r>
         <w:lastRenderedPageBreak/>
         <w:t>4.</w:t>
@@ -11951,7 +12582,7 @@
         <w:pStyle w:val="Heading4"/>
         <w:spacing w:line="360" w:lineRule="auto"/>
       </w:pPr>
-      <w:bookmarkStart w:id="51" w:name="_Toc233376607"/>
+      <w:bookmarkStart w:id="51" w:name="_Toc233464158"/>
       <w:r>
         <w:t>4.</w:t>
       </w:r>
@@ -12246,7 +12877,7 @@
         <w:pStyle w:val="Heading4"/>
         <w:spacing w:line="360" w:lineRule="auto"/>
       </w:pPr>
-      <w:bookmarkStart w:id="54" w:name="_Toc233376608"/>
+      <w:bookmarkStart w:id="54" w:name="_Toc233464159"/>
       <w:r>
         <w:t>4.</w:t>
       </w:r>
@@ -12831,7 +13462,7 @@
         <w:pStyle w:val="Heading1"/>
         <w:spacing w:line="360" w:lineRule="auto"/>
       </w:pPr>
-      <w:bookmarkStart w:id="57" w:name="_Toc233376609"/>
+      <w:bookmarkStart w:id="57" w:name="_Toc233464160"/>
       <w:r>
         <w:lastRenderedPageBreak/>
         <w:t>WEEK 5: MINI-NLP PROJECT</w:t>
@@ -12846,7 +13477,7 @@
         <w:pStyle w:val="Heading2"/>
         <w:spacing w:line="360" w:lineRule="auto"/>
       </w:pPr>
-      <w:bookmarkStart w:id="58" w:name="_Toc233376610"/>
+      <w:bookmarkStart w:id="58" w:name="_Toc233464161"/>
       <w:r>
         <w:t xml:space="preserve">5.1 </w:t>
       </w:r>
@@ -12866,7 +13497,7 @@
         <w:pStyle w:val="Heading3"/>
         <w:spacing w:line="360" w:lineRule="auto"/>
       </w:pPr>
-      <w:bookmarkStart w:id="59" w:name="_Toc233376611"/>
+      <w:bookmarkStart w:id="59" w:name="_Toc233464162"/>
       <w:r>
         <w:t>5.1</w:t>
       </w:r>
@@ -13002,7 +13633,7 @@
         <w:pStyle w:val="Heading3"/>
         <w:spacing w:line="360" w:lineRule="auto"/>
       </w:pPr>
-      <w:bookmarkStart w:id="61" w:name="_Toc233376612"/>
+      <w:bookmarkStart w:id="61" w:name="_Toc233464163"/>
       <w:r>
         <w:t>5.</w:t>
       </w:r>
@@ -13147,7 +13778,7 @@
         <w:pStyle w:val="Heading2"/>
         <w:spacing w:line="360" w:lineRule="auto"/>
       </w:pPr>
-      <w:bookmarkStart w:id="63" w:name="_Toc233376613"/>
+      <w:bookmarkStart w:id="63" w:name="_Toc233464164"/>
       <w:r>
         <w:t xml:space="preserve">5.2 </w:t>
       </w:r>
@@ -13392,7 +14023,7 @@
         <w:pStyle w:val="Heading1"/>
         <w:spacing w:line="360" w:lineRule="auto"/>
       </w:pPr>
-      <w:bookmarkStart w:id="65" w:name="_Toc233376614"/>
+      <w:bookmarkStart w:id="65" w:name="_Toc233464165"/>
       <w:r>
         <w:lastRenderedPageBreak/>
         <w:t>WEEK 6: WORD EMBEDDINGS AND DISTRIBUTED REPRESENTATIONS</w:t>
@@ -13404,7 +14035,7 @@
         <w:pStyle w:val="Heading2"/>
         <w:spacing w:line="360" w:lineRule="auto"/>
       </w:pPr>
-      <w:bookmarkStart w:id="66" w:name="_Toc233376615"/>
+      <w:bookmarkStart w:id="66" w:name="_Toc233464166"/>
       <w:r>
         <w:t>6.1 Training a Word2Vec Model</w:t>
       </w:r>
@@ -13532,7 +14163,7 @@
         <w:pStyle w:val="Heading2"/>
         <w:spacing w:line="360" w:lineRule="auto"/>
       </w:pPr>
-      <w:bookmarkStart w:id="68" w:name="_Toc233376616"/>
+      <w:bookmarkStart w:id="68" w:name="_Toc233464167"/>
       <w:r>
         <w:t>6.2 Word Similarity Analysis</w:t>
       </w:r>
@@ -13609,10 +14240,7 @@
         <w:fldChar w:fldCharType="begin"/>
       </w:r>
       <w:r>
-        <w:instrText xml:space="preserve"> SEQ Fig_6. \* ARABI</w:instrText>
-      </w:r>
-      <w:r>
-        <w:instrText xml:space="preserve">C </w:instrText>
+        <w:instrText xml:space="preserve"> SEQ Fig_6. \* ARABIC </w:instrText>
       </w:r>
       <w:r>
         <w:fldChar w:fldCharType="separate"/>
@@ -13665,7 +14293,7 @@
         <w:pStyle w:val="Heading2"/>
         <w:spacing w:line="360" w:lineRule="auto"/>
       </w:pPr>
-      <w:bookmarkStart w:id="70" w:name="_Toc233376617"/>
+      <w:bookmarkStart w:id="70" w:name="_Toc233464168"/>
       <w:r>
         <w:lastRenderedPageBreak/>
         <w:t>6.3 One-Hot Encoding vs. Word Embeddings</w:t>
@@ -13677,7 +14305,7 @@
         <w:pStyle w:val="Heading3"/>
         <w:spacing w:line="360" w:lineRule="auto"/>
       </w:pPr>
-      <w:bookmarkStart w:id="71" w:name="_Toc233376618"/>
+      <w:bookmarkStart w:id="71" w:name="_Toc233464169"/>
       <w:r>
         <w:t>6.3.1 One-Hot Encoding</w:t>
       </w:r>
@@ -13805,7 +14433,7 @@
         <w:pStyle w:val="Heading3"/>
         <w:spacing w:line="360" w:lineRule="auto"/>
       </w:pPr>
-      <w:bookmarkStart w:id="73" w:name="_Toc233376619"/>
+      <w:bookmarkStart w:id="73" w:name="_Toc233464170"/>
       <w:r>
         <w:t>6.3.2 Word Embedding</w:t>
       </w:r>
@@ -13888,7 +14516,10 @@
         <w:fldChar w:fldCharType="begin"/>
       </w:r>
       <w:r>
-        <w:instrText xml:space="preserve"> SEQ Fig_6. \* ARABIC </w:instrText>
+        <w:instrText xml:space="preserve"> SEQ Fig</w:instrText>
+      </w:r>
+      <w:r>
+        <w:instrText xml:space="preserve">_6. \* ARABIC </w:instrText>
       </w:r>
       <w:r>
         <w:fldChar w:fldCharType="separate"/>
@@ -13933,7 +14564,7 @@
         <w:pStyle w:val="Heading3"/>
         <w:spacing w:line="360" w:lineRule="auto"/>
       </w:pPr>
-      <w:bookmarkStart w:id="75" w:name="_Toc233376620"/>
+      <w:bookmarkStart w:id="75" w:name="_Toc233464171"/>
       <w:r>
         <w:t>6.3.3 Differences Between One-Hot Encoding and Word Embedding</w:t>
       </w:r>
@@ -14390,7 +15021,7 @@
         <w:pStyle w:val="Heading2"/>
         <w:spacing w:line="360" w:lineRule="auto"/>
       </w:pPr>
-      <w:bookmarkStart w:id="77" w:name="_Toc233376621"/>
+      <w:bookmarkStart w:id="77" w:name="_Toc233464172"/>
       <w:r>
         <w:t>6.</w:t>
       </w:r>
@@ -14407,7 +15038,7 @@
         <w:pStyle w:val="Heading3"/>
         <w:spacing w:line="360" w:lineRule="auto"/>
       </w:pPr>
-      <w:bookmarkStart w:id="78" w:name="_Toc233376622"/>
+      <w:bookmarkStart w:id="78" w:name="_Toc233464173"/>
       <w:r>
         <w:t>6.4.1 NLP Pipeline</w:t>
       </w:r>
@@ -14535,7 +15166,7 @@
         <w:pStyle w:val="Heading3"/>
         <w:spacing w:line="360" w:lineRule="auto"/>
       </w:pPr>
-      <w:bookmarkStart w:id="80" w:name="_Toc233376623"/>
+      <w:bookmarkStart w:id="80" w:name="_Toc233464174"/>
       <w:r>
         <w:t>6.4.2 Model Training</w:t>
       </w:r>
@@ -14619,7 +15250,10 @@
         <w:fldChar w:fldCharType="begin"/>
       </w:r>
       <w:r>
-        <w:instrText xml:space="preserve"> SEQ Fig_6. \* ARABIC </w:instrText>
+        <w:instrText xml:space="preserve"> </w:instrText>
+      </w:r>
+      <w:r>
+        <w:instrText xml:space="preserve">SEQ Fig_6. \* ARABIC </w:instrText>
       </w:r>
       <w:r>
         <w:fldChar w:fldCharType="separate"/>
@@ -14664,7 +15298,7 @@
         <w:pStyle w:val="Heading3"/>
         <w:spacing w:line="360" w:lineRule="auto"/>
       </w:pPr>
-      <w:bookmarkStart w:id="82" w:name="_Toc233376624"/>
+      <w:bookmarkStart w:id="82" w:name="_Toc233464175"/>
       <w:r>
         <w:t>6.4.3 Model Test</w:t>
       </w:r>
@@ -14742,7 +15376,10 @@
         <w:fldChar w:fldCharType="begin"/>
       </w:r>
       <w:r>
-        <w:instrText xml:space="preserve"> SEQ Fig_6. \* ARABIC </w:instrText>
+        <w:instrText xml:space="preserve"> SEQ</w:instrText>
+      </w:r>
+      <w:r>
+        <w:instrText xml:space="preserve"> Fig_6. \* ARABIC </w:instrText>
       </w:r>
       <w:r>
         <w:fldChar w:fldCharType="separate"/>
@@ -14930,7 +15567,7 @@
         <w:pStyle w:val="Heading1"/>
         <w:spacing w:line="360" w:lineRule="auto"/>
       </w:pPr>
-      <w:bookmarkStart w:id="84" w:name="_Toc233376625"/>
+      <w:bookmarkStart w:id="84" w:name="_Toc233464176"/>
       <w:r>
         <w:lastRenderedPageBreak/>
         <w:t>WEEK 7: NEURAL LANGUAGE MODELS AND DEEP LEARNING FOR NLP</w:t>
@@ -14942,7 +15579,7 @@
         <w:pStyle w:val="Heading2"/>
         <w:spacing w:line="360" w:lineRule="auto"/>
       </w:pPr>
-      <w:bookmarkStart w:id="85" w:name="_Toc233376626"/>
+      <w:bookmarkStart w:id="85" w:name="_Toc233464177"/>
       <w:r>
         <w:t>7.1 Language Model Comparison</w:t>
       </w:r>
@@ -15377,7 +16014,7 @@
         <w:pStyle w:val="Heading2"/>
         <w:spacing w:line="360" w:lineRule="auto"/>
       </w:pPr>
-      <w:bookmarkStart w:id="87" w:name="_Toc233376627"/>
+      <w:bookmarkStart w:id="87" w:name="_Toc233464178"/>
       <w:r>
         <w:t>7.2 Neural Network Components</w:t>
       </w:r>
@@ -15515,7 +16152,7 @@
         <w:pStyle w:val="Heading2"/>
         <w:spacing w:line="360" w:lineRule="auto"/>
       </w:pPr>
-      <w:bookmarkStart w:id="89" w:name="_Toc233376628"/>
+      <w:bookmarkStart w:id="89" w:name="_Toc233464179"/>
       <w:r>
         <w:lastRenderedPageBreak/>
         <w:t>7.3 Text Prediction System</w:t>
@@ -15638,7 +16275,7 @@
         <w:pStyle w:val="Heading2"/>
         <w:spacing w:line="360" w:lineRule="auto"/>
       </w:pPr>
-      <w:bookmarkStart w:id="91" w:name="_Toc233376629"/>
+      <w:bookmarkStart w:id="91" w:name="_Toc233464180"/>
       <w:r>
         <w:t xml:space="preserve">7.4 </w:t>
       </w:r>
@@ -15652,7 +16289,7 @@
         <w:pStyle w:val="Heading3"/>
         <w:spacing w:line="360" w:lineRule="auto"/>
       </w:pPr>
-      <w:bookmarkStart w:id="92" w:name="_Toc233376630"/>
+      <w:bookmarkStart w:id="92" w:name="_Toc233464181"/>
       <w:r>
         <w:t>7.4.1 Training the model</w:t>
       </w:r>
@@ -15773,7 +16410,7 @@
         <w:pStyle w:val="Heading3"/>
         <w:spacing w:line="360" w:lineRule="auto"/>
       </w:pPr>
-      <w:bookmarkStart w:id="94" w:name="_Toc233376631"/>
+      <w:bookmarkStart w:id="94" w:name="_Toc233464182"/>
       <w:r>
         <w:t xml:space="preserve">7.4.2 </w:t>
       </w:r>
@@ -15923,6 +16560,750 @@
           <w:szCs w:val="24"/>
         </w:rPr>
         <w:t>.</w:t>
+      </w:r>
+    </w:p>
+    <w:p>
+      <w:pPr>
+        <w:rPr>
+          <w:rFonts w:ascii="Times New Roman" w:hAnsi="Times New Roman" w:cs="Times New Roman"/>
+          <w:sz w:val="24"/>
+          <w:szCs w:val="24"/>
+        </w:rPr>
+      </w:pPr>
+    </w:p>
+    <w:p>
+      <w:pPr>
+        <w:rPr>
+          <w:rFonts w:ascii="Times New Roman" w:hAnsi="Times New Roman" w:cs="Times New Roman"/>
+          <w:sz w:val="24"/>
+          <w:szCs w:val="24"/>
+        </w:rPr>
+      </w:pPr>
+    </w:p>
+    <w:p>
+      <w:pPr>
+        <w:rPr>
+          <w:rFonts w:ascii="Times New Roman" w:hAnsi="Times New Roman" w:cs="Times New Roman"/>
+          <w:sz w:val="24"/>
+          <w:szCs w:val="24"/>
+        </w:rPr>
+      </w:pPr>
+    </w:p>
+    <w:p>
+      <w:pPr>
+        <w:tabs>
+          <w:tab w:val="left" w:pos="5205"/>
+        </w:tabs>
+        <w:rPr>
+          <w:rFonts w:ascii="Times New Roman" w:hAnsi="Times New Roman" w:cs="Times New Roman"/>
+          <w:sz w:val="24"/>
+          <w:szCs w:val="24"/>
+        </w:rPr>
+      </w:pPr>
+      <w:r>
+        <w:rPr>
+          <w:rFonts w:ascii="Times New Roman" w:hAnsi="Times New Roman" w:cs="Times New Roman"/>
+          <w:sz w:val="24"/>
+          <w:szCs w:val="24"/>
+        </w:rPr>
+        <w:tab/>
+      </w:r>
+    </w:p>
+    <w:p>
+      <w:pPr>
+        <w:tabs>
+          <w:tab w:val="left" w:pos="5205"/>
+        </w:tabs>
+        <w:rPr>
+          <w:rFonts w:ascii="Times New Roman" w:hAnsi="Times New Roman" w:cs="Times New Roman"/>
+          <w:sz w:val="24"/>
+          <w:szCs w:val="24"/>
+        </w:rPr>
+      </w:pPr>
+    </w:p>
+    <w:p>
+      <w:pPr>
+        <w:tabs>
+          <w:tab w:val="left" w:pos="5205"/>
+        </w:tabs>
+        <w:rPr>
+          <w:rFonts w:ascii="Times New Roman" w:hAnsi="Times New Roman" w:cs="Times New Roman"/>
+          <w:sz w:val="24"/>
+          <w:szCs w:val="24"/>
+        </w:rPr>
+      </w:pPr>
+    </w:p>
+    <w:p>
+      <w:pPr>
+        <w:tabs>
+          <w:tab w:val="left" w:pos="5205"/>
+        </w:tabs>
+        <w:rPr>
+          <w:rFonts w:ascii="Times New Roman" w:hAnsi="Times New Roman" w:cs="Times New Roman"/>
+          <w:sz w:val="24"/>
+          <w:szCs w:val="24"/>
+        </w:rPr>
+      </w:pPr>
+    </w:p>
+    <w:p>
+      <w:pPr>
+        <w:tabs>
+          <w:tab w:val="left" w:pos="5205"/>
+        </w:tabs>
+        <w:rPr>
+          <w:rFonts w:ascii="Times New Roman" w:hAnsi="Times New Roman" w:cs="Times New Roman"/>
+          <w:sz w:val="24"/>
+          <w:szCs w:val="24"/>
+        </w:rPr>
+      </w:pPr>
+    </w:p>
+    <w:p>
+      <w:pPr>
+        <w:tabs>
+          <w:tab w:val="left" w:pos="5205"/>
+        </w:tabs>
+        <w:rPr>
+          <w:rFonts w:ascii="Times New Roman" w:hAnsi="Times New Roman" w:cs="Times New Roman"/>
+          <w:sz w:val="24"/>
+          <w:szCs w:val="24"/>
+        </w:rPr>
+      </w:pPr>
+    </w:p>
+    <w:p>
+      <w:pPr>
+        <w:tabs>
+          <w:tab w:val="left" w:pos="5205"/>
+        </w:tabs>
+        <w:rPr>
+          <w:rFonts w:ascii="Times New Roman" w:hAnsi="Times New Roman" w:cs="Times New Roman"/>
+          <w:sz w:val="24"/>
+          <w:szCs w:val="24"/>
+        </w:rPr>
+      </w:pPr>
+    </w:p>
+    <w:p>
+      <w:pPr>
+        <w:tabs>
+          <w:tab w:val="left" w:pos="5205"/>
+        </w:tabs>
+        <w:rPr>
+          <w:rFonts w:ascii="Times New Roman" w:hAnsi="Times New Roman" w:cs="Times New Roman"/>
+          <w:sz w:val="24"/>
+          <w:szCs w:val="24"/>
+        </w:rPr>
+      </w:pPr>
+    </w:p>
+    <w:p>
+      <w:pPr>
+        <w:tabs>
+          <w:tab w:val="left" w:pos="5205"/>
+        </w:tabs>
+        <w:rPr>
+          <w:rFonts w:ascii="Times New Roman" w:hAnsi="Times New Roman" w:cs="Times New Roman"/>
+          <w:sz w:val="24"/>
+          <w:szCs w:val="24"/>
+        </w:rPr>
+      </w:pPr>
+    </w:p>
+    <w:p>
+      <w:pPr>
+        <w:tabs>
+          <w:tab w:val="left" w:pos="5205"/>
+        </w:tabs>
+        <w:rPr>
+          <w:rFonts w:ascii="Times New Roman" w:hAnsi="Times New Roman" w:cs="Times New Roman"/>
+          <w:sz w:val="24"/>
+          <w:szCs w:val="24"/>
+        </w:rPr>
+      </w:pPr>
+    </w:p>
+    <w:p>
+      <w:pPr>
+        <w:tabs>
+          <w:tab w:val="left" w:pos="5205"/>
+        </w:tabs>
+        <w:rPr>
+          <w:rFonts w:ascii="Times New Roman" w:hAnsi="Times New Roman" w:cs="Times New Roman"/>
+          <w:sz w:val="24"/>
+          <w:szCs w:val="24"/>
+        </w:rPr>
+      </w:pPr>
+    </w:p>
+    <w:p>
+      <w:pPr>
+        <w:pStyle w:val="Heading1"/>
+        <w:spacing w:line="360" w:lineRule="auto"/>
+      </w:pPr>
+      <w:bookmarkStart w:id="96" w:name="_Toc233464183"/>
+      <w:r>
+        <w:lastRenderedPageBreak/>
+        <w:t>WEEK 8: TRANSFORMER MODELS AND ATTENTION MECHANISMS</w:t>
+      </w:r>
+      <w:bookmarkEnd w:id="96"/>
+    </w:p>
+    <w:p>
+      <w:pPr>
+        <w:pStyle w:val="Heading2"/>
+        <w:spacing w:line="360" w:lineRule="auto"/>
+      </w:pPr>
+      <w:bookmarkStart w:id="97" w:name="_Toc233464184"/>
+      <w:r>
+        <w:t>8.1 Sentiment Analysis</w:t>
+      </w:r>
+      <w:bookmarkEnd w:id="97"/>
+    </w:p>
+    <w:p>
+      <w:pPr>
+        <w:pStyle w:val="Heading3"/>
+        <w:spacing w:line="360" w:lineRule="auto"/>
+      </w:pPr>
+      <w:bookmarkStart w:id="98" w:name="_Toc233464185"/>
+      <w:r>
+        <w:t>8.1.1 Positive Review</w:t>
+      </w:r>
+      <w:bookmarkEnd w:id="98"/>
+    </w:p>
+    <w:p>
+      <w:pPr>
+        <w:tabs>
+          <w:tab w:val="left" w:pos="5205"/>
+        </w:tabs>
+        <w:spacing w:line="360" w:lineRule="auto"/>
+        <w:rPr>
+          <w:rFonts w:ascii="Times New Roman" w:hAnsi="Times New Roman" w:cs="Times New Roman"/>
+          <w:sz w:val="24"/>
+          <w:szCs w:val="24"/>
+        </w:rPr>
+      </w:pPr>
+      <w:r>
+        <w:rPr>
+          <w:rFonts w:ascii="Times New Roman" w:hAnsi="Times New Roman" w:cs="Times New Roman"/>
+          <w:noProof/>
+          <w:sz w:val="24"/>
+          <w:szCs w:val="24"/>
+        </w:rPr>
+        <w:drawing>
+          <wp:inline distT="0" distB="0" distL="0" distR="0" wp14:anchorId="4D59B116" wp14:editId="338494CE">
+            <wp:extent cx="5943600" cy="531495"/>
+            <wp:effectExtent l="0" t="0" r="0" b="1905"/>
+            <wp:docPr id="37" name="Picture 37"/>
+            <wp:cNvGraphicFramePr>
+              <a:graphicFrameLocks xmlns:a="http://schemas.openxmlformats.org/drawingml/2006/main" noChangeAspect="1"/>
+            </wp:cNvGraphicFramePr>
+            <a:graphic xmlns:a="http://schemas.openxmlformats.org/drawingml/2006/main">
+              <a:graphicData uri="http://schemas.openxmlformats.org/drawingml/2006/picture">
+                <pic:pic xmlns:pic="http://schemas.openxmlformats.org/drawingml/2006/picture">
+                  <pic:nvPicPr>
+                    <pic:cNvPr id="37" name="Picture 37"/>
+                    <pic:cNvPicPr/>
+                  </pic:nvPicPr>
+                  <pic:blipFill>
+                    <a:blip r:embed="rId52">
+                      <a:extLst>
+                        <a:ext uri="{28A0092B-C50C-407E-A947-70E740481C1C}">
+                          <a14:useLocalDpi xmlns:a14="http://schemas.microsoft.com/office/drawing/2010/main" val="0"/>
+                        </a:ext>
+                      </a:extLst>
+                    </a:blip>
+                    <a:stretch>
+                      <a:fillRect/>
+                    </a:stretch>
+                  </pic:blipFill>
+                  <pic:spPr>
+                    <a:xfrm>
+                      <a:off x="0" y="0"/>
+                      <a:ext cx="5943600" cy="531495"/>
+                    </a:xfrm>
+                    <a:prstGeom prst="rect">
+                      <a:avLst/>
+                    </a:prstGeom>
+                  </pic:spPr>
+                </pic:pic>
+              </a:graphicData>
+            </a:graphic>
+          </wp:inline>
+        </w:drawing>
+      </w:r>
+    </w:p>
+    <w:p>
+      <w:pPr>
+        <w:pStyle w:val="Caption"/>
+        <w:spacing w:line="360" w:lineRule="auto"/>
+        <w:rPr>
+          <w:rFonts w:cs="Times New Roman"/>
+          <w:sz w:val="24"/>
+          <w:szCs w:val="24"/>
+        </w:rPr>
+      </w:pPr>
+      <w:bookmarkStart w:id="99" w:name="_Toc233464082"/>
+      <w:r>
+        <w:t xml:space="preserve">Fig 8. </w:t>
+      </w:r>
+      <w:r>
+        <w:fldChar w:fldCharType="begin"/>
+      </w:r>
+      <w:r>
+        <w:instrText xml:space="preserve"> SEQ Fig_8. \* ARABIC </w:instrText>
+      </w:r>
+      <w:r>
+        <w:fldChar w:fldCharType="separate"/>
+      </w:r>
+      <w:r>
+        <w:rPr>
+          <w:noProof/>
+        </w:rPr>
+        <w:t>1</w:t>
+      </w:r>
+      <w:r>
+        <w:rPr>
+          <w:noProof/>
+        </w:rPr>
+        <w:fldChar w:fldCharType="end"/>
+      </w:r>
+      <w:r>
+        <w:t xml:space="preserve"> Sentiment Analysis: Positive review</w:t>
+      </w:r>
+      <w:bookmarkEnd w:id="99"/>
+    </w:p>
+    <w:p>
+      <w:pPr>
+        <w:tabs>
+          <w:tab w:val="left" w:pos="5205"/>
+        </w:tabs>
+        <w:spacing w:line="360" w:lineRule="auto"/>
+        <w:rPr>
+          <w:rFonts w:ascii="Times New Roman" w:hAnsi="Times New Roman" w:cs="Times New Roman"/>
+          <w:sz w:val="24"/>
+          <w:szCs w:val="24"/>
+        </w:rPr>
+      </w:pPr>
+      <w:r>
+        <w:rPr>
+          <w:rFonts w:ascii="Times New Roman" w:hAnsi="Times New Roman" w:cs="Times New Roman"/>
+          <w:sz w:val="24"/>
+          <w:szCs w:val="24"/>
+        </w:rPr>
+        <w:t>Fig. 8.1 above shows a positive sentiment review as classified by the transformer for sentiment analysis. The confidence of the classification being 99%.</w:t>
+      </w:r>
+    </w:p>
+    <w:p>
+      <w:pPr>
+        <w:pStyle w:val="Heading3"/>
+        <w:spacing w:line="360" w:lineRule="auto"/>
+      </w:pPr>
+      <w:bookmarkStart w:id="100" w:name="_Toc233464186"/>
+      <w:r>
+        <w:t>8.1.2 Negative Review</w:t>
+      </w:r>
+      <w:bookmarkEnd w:id="100"/>
+    </w:p>
+    <w:p>
+      <w:pPr>
+        <w:tabs>
+          <w:tab w:val="left" w:pos="5205"/>
+        </w:tabs>
+        <w:spacing w:line="360" w:lineRule="auto"/>
+        <w:rPr>
+          <w:rFonts w:ascii="Times New Roman" w:hAnsi="Times New Roman" w:cs="Times New Roman"/>
+          <w:sz w:val="24"/>
+          <w:szCs w:val="24"/>
+        </w:rPr>
+      </w:pPr>
+      <w:r>
+        <w:rPr>
+          <w:rFonts w:ascii="Times New Roman" w:hAnsi="Times New Roman" w:cs="Times New Roman"/>
+          <w:noProof/>
+          <w:sz w:val="24"/>
+          <w:szCs w:val="24"/>
+        </w:rPr>
+        <w:drawing>
+          <wp:inline distT="0" distB="0" distL="0" distR="0" wp14:anchorId="0EFE915E" wp14:editId="15EBF13A">
+            <wp:extent cx="5943600" cy="452120"/>
+            <wp:effectExtent l="0" t="0" r="0" b="5080"/>
+            <wp:docPr id="42" name="Picture 42"/>
+            <wp:cNvGraphicFramePr>
+              <a:graphicFrameLocks xmlns:a="http://schemas.openxmlformats.org/drawingml/2006/main" noChangeAspect="1"/>
+            </wp:cNvGraphicFramePr>
+            <a:graphic xmlns:a="http://schemas.openxmlformats.org/drawingml/2006/main">
+              <a:graphicData uri="http://schemas.openxmlformats.org/drawingml/2006/picture">
+                <pic:pic xmlns:pic="http://schemas.openxmlformats.org/drawingml/2006/picture">
+                  <pic:nvPicPr>
+                    <pic:cNvPr id="42" name="Picture 42"/>
+                    <pic:cNvPicPr/>
+                  </pic:nvPicPr>
+                  <pic:blipFill>
+                    <a:blip r:embed="rId53">
+                      <a:extLst>
+                        <a:ext uri="{28A0092B-C50C-407E-A947-70E740481C1C}">
+                          <a14:useLocalDpi xmlns:a14="http://schemas.microsoft.com/office/drawing/2010/main" val="0"/>
+                        </a:ext>
+                      </a:extLst>
+                    </a:blip>
+                    <a:stretch>
+                      <a:fillRect/>
+                    </a:stretch>
+                  </pic:blipFill>
+                  <pic:spPr>
+                    <a:xfrm>
+                      <a:off x="0" y="0"/>
+                      <a:ext cx="5943600" cy="452120"/>
+                    </a:xfrm>
+                    <a:prstGeom prst="rect">
+                      <a:avLst/>
+                    </a:prstGeom>
+                  </pic:spPr>
+                </pic:pic>
+              </a:graphicData>
+            </a:graphic>
+          </wp:inline>
+        </w:drawing>
+      </w:r>
+    </w:p>
+    <w:p>
+      <w:pPr>
+        <w:pStyle w:val="Caption"/>
+        <w:spacing w:line="360" w:lineRule="auto"/>
+        <w:rPr>
+          <w:rFonts w:cs="Times New Roman"/>
+          <w:sz w:val="24"/>
+          <w:szCs w:val="24"/>
+        </w:rPr>
+      </w:pPr>
+      <w:bookmarkStart w:id="101" w:name="_Toc233464083"/>
+      <w:r>
+        <w:t xml:space="preserve">Fig 8. </w:t>
+      </w:r>
+      <w:r>
+        <w:fldChar w:fldCharType="begin"/>
+      </w:r>
+      <w:r>
+        <w:instrText xml:space="preserve"> SEQ Fig_8. \* ARABIC </w:instrText>
+      </w:r>
+      <w:r>
+        <w:fldChar w:fldCharType="separate"/>
+      </w:r>
+      <w:r>
+        <w:rPr>
+          <w:noProof/>
+        </w:rPr>
+        <w:t>2</w:t>
+      </w:r>
+      <w:r>
+        <w:rPr>
+          <w:noProof/>
+        </w:rPr>
+        <w:fldChar w:fldCharType="end"/>
+      </w:r>
+      <w:r>
+        <w:t xml:space="preserve"> Sentiment Analysis: Negative review</w:t>
+      </w:r>
+      <w:bookmarkEnd w:id="101"/>
+    </w:p>
+    <w:p>
+      <w:pPr>
+        <w:tabs>
+          <w:tab w:val="left" w:pos="5205"/>
+        </w:tabs>
+        <w:spacing w:line="360" w:lineRule="auto"/>
+        <w:rPr>
+          <w:rFonts w:ascii="Times New Roman" w:hAnsi="Times New Roman" w:cs="Times New Roman"/>
+          <w:sz w:val="24"/>
+          <w:szCs w:val="24"/>
+        </w:rPr>
+      </w:pPr>
+      <w:r>
+        <w:rPr>
+          <w:rFonts w:ascii="Times New Roman" w:hAnsi="Times New Roman" w:cs="Times New Roman"/>
+          <w:sz w:val="24"/>
+          <w:szCs w:val="24"/>
+        </w:rPr>
+        <w:t>Fig. 8.2 shows a negative sentiment review as classified by the transformer for sentiment analysis, at a score of 99%.</w:t>
+      </w:r>
+    </w:p>
+    <w:p>
+      <w:pPr>
+        <w:pStyle w:val="Heading3"/>
+        <w:spacing w:line="360" w:lineRule="auto"/>
+      </w:pPr>
+      <w:bookmarkStart w:id="102" w:name="_Toc233464187"/>
+      <w:r>
+        <w:t>8.1.3 Neutral Review</w:t>
+      </w:r>
+      <w:bookmarkEnd w:id="102"/>
+    </w:p>
+    <w:p>
+      <w:pPr>
+        <w:tabs>
+          <w:tab w:val="left" w:pos="5205"/>
+        </w:tabs>
+        <w:spacing w:line="360" w:lineRule="auto"/>
+        <w:rPr>
+          <w:rFonts w:ascii="Times New Roman" w:hAnsi="Times New Roman" w:cs="Times New Roman"/>
+          <w:sz w:val="24"/>
+          <w:szCs w:val="24"/>
+        </w:rPr>
+      </w:pPr>
+      <w:r>
+        <w:rPr>
+          <w:rFonts w:ascii="Times New Roman" w:hAnsi="Times New Roman" w:cs="Times New Roman"/>
+          <w:noProof/>
+          <w:sz w:val="24"/>
+          <w:szCs w:val="24"/>
+        </w:rPr>
+        <w:drawing>
+          <wp:inline distT="0" distB="0" distL="0" distR="0" wp14:anchorId="299AB9AD" wp14:editId="6C62065F">
+            <wp:extent cx="5943600" cy="466090"/>
+            <wp:effectExtent l="0" t="0" r="0" b="0"/>
+            <wp:docPr id="43" name="Picture 43"/>
+            <wp:cNvGraphicFramePr>
+              <a:graphicFrameLocks xmlns:a="http://schemas.openxmlformats.org/drawingml/2006/main" noChangeAspect="1"/>
+            </wp:cNvGraphicFramePr>
+            <a:graphic xmlns:a="http://schemas.openxmlformats.org/drawingml/2006/main">
+              <a:graphicData uri="http://schemas.openxmlformats.org/drawingml/2006/picture">
+                <pic:pic xmlns:pic="http://schemas.openxmlformats.org/drawingml/2006/picture">
+                  <pic:nvPicPr>
+                    <pic:cNvPr id="43" name="Picture 43"/>
+                    <pic:cNvPicPr/>
+                  </pic:nvPicPr>
+                  <pic:blipFill>
+                    <a:blip r:embed="rId54">
+                      <a:extLst>
+                        <a:ext uri="{28A0092B-C50C-407E-A947-70E740481C1C}">
+                          <a14:useLocalDpi xmlns:a14="http://schemas.microsoft.com/office/drawing/2010/main" val="0"/>
+                        </a:ext>
+                      </a:extLst>
+                    </a:blip>
+                    <a:stretch>
+                      <a:fillRect/>
+                    </a:stretch>
+                  </pic:blipFill>
+                  <pic:spPr>
+                    <a:xfrm>
+                      <a:off x="0" y="0"/>
+                      <a:ext cx="5943600" cy="466090"/>
+                    </a:xfrm>
+                    <a:prstGeom prst="rect">
+                      <a:avLst/>
+                    </a:prstGeom>
+                  </pic:spPr>
+                </pic:pic>
+              </a:graphicData>
+            </a:graphic>
+          </wp:inline>
+        </w:drawing>
+      </w:r>
+    </w:p>
+    <w:p>
+      <w:pPr>
+        <w:pStyle w:val="Caption"/>
+        <w:spacing w:line="360" w:lineRule="auto"/>
+        <w:rPr>
+          <w:rFonts w:cs="Times New Roman"/>
+          <w:sz w:val="24"/>
+          <w:szCs w:val="24"/>
+        </w:rPr>
+      </w:pPr>
+      <w:bookmarkStart w:id="103" w:name="_Toc233464084"/>
+      <w:r>
+        <w:t xml:space="preserve">Fig 8. </w:t>
+      </w:r>
+      <w:r>
+        <w:fldChar w:fldCharType="begin"/>
+      </w:r>
+      <w:r>
+        <w:instrText xml:space="preserve"> SEQ Fi</w:instrText>
+      </w:r>
+      <w:r>
+        <w:instrText xml:space="preserve">g_8. \* ARABIC </w:instrText>
+      </w:r>
+      <w:r>
+        <w:fldChar w:fldCharType="separate"/>
+      </w:r>
+      <w:r>
+        <w:rPr>
+          <w:noProof/>
+        </w:rPr>
+        <w:t>3</w:t>
+      </w:r>
+      <w:r>
+        <w:rPr>
+          <w:noProof/>
+        </w:rPr>
+        <w:fldChar w:fldCharType="end"/>
+      </w:r>
+      <w:r>
+        <w:t xml:space="preserve"> Sentiment Analysis: Neutral review</w:t>
+      </w:r>
+      <w:bookmarkEnd w:id="103"/>
+    </w:p>
+    <w:p>
+      <w:pPr>
+        <w:tabs>
+          <w:tab w:val="left" w:pos="5205"/>
+        </w:tabs>
+        <w:spacing w:line="360" w:lineRule="auto"/>
+        <w:rPr>
+          <w:rFonts w:ascii="Times New Roman" w:hAnsi="Times New Roman" w:cs="Times New Roman"/>
+          <w:sz w:val="24"/>
+          <w:szCs w:val="24"/>
+        </w:rPr>
+      </w:pPr>
+      <w:r>
+        <w:rPr>
+          <w:rFonts w:ascii="Times New Roman" w:hAnsi="Times New Roman" w:cs="Times New Roman"/>
+          <w:sz w:val="24"/>
+          <w:szCs w:val="24"/>
+        </w:rPr>
+        <w:t>Fig. 8.3 shows a neutral sentiment review of 81% score, as classified by the sentiment analysis transformer model.</w:t>
+      </w:r>
+    </w:p>
+    <w:p>
+      <w:pPr>
+        <w:pStyle w:val="Heading2"/>
+        <w:spacing w:line="360" w:lineRule="auto"/>
+      </w:pPr>
+      <w:bookmarkStart w:id="104" w:name="_Toc233464188"/>
+      <w:r>
+        <w:lastRenderedPageBreak/>
+        <w:t>8.2 Text Generation</w:t>
+      </w:r>
+      <w:bookmarkEnd w:id="104"/>
+    </w:p>
+    <w:p>
+      <w:pPr>
+        <w:tabs>
+          <w:tab w:val="left" w:pos="5205"/>
+        </w:tabs>
+        <w:spacing w:line="360" w:lineRule="auto"/>
+        <w:rPr>
+          <w:rFonts w:ascii="Times New Roman" w:hAnsi="Times New Roman" w:cs="Times New Roman"/>
+          <w:noProof/>
+          <w:sz w:val="24"/>
+          <w:szCs w:val="24"/>
+        </w:rPr>
+      </w:pPr>
+      <w:r>
+        <w:rPr>
+          <w:rFonts w:ascii="Times New Roman" w:hAnsi="Times New Roman" w:cs="Times New Roman"/>
+          <w:noProof/>
+          <w:sz w:val="24"/>
+          <w:szCs w:val="24"/>
+        </w:rPr>
+        <w:drawing>
+          <wp:inline distT="0" distB="0" distL="0" distR="0" wp14:anchorId="674442ED" wp14:editId="4EBED972">
+            <wp:extent cx="5943600" cy="2067560"/>
+            <wp:effectExtent l="0" t="0" r="0" b="8890"/>
+            <wp:docPr id="44" name="Picture 44"/>
+            <wp:cNvGraphicFramePr>
+              <a:graphicFrameLocks xmlns:a="http://schemas.openxmlformats.org/drawingml/2006/main" noChangeAspect="1"/>
+            </wp:cNvGraphicFramePr>
+            <a:graphic xmlns:a="http://schemas.openxmlformats.org/drawingml/2006/main">
+              <a:graphicData uri="http://schemas.openxmlformats.org/drawingml/2006/picture">
+                <pic:pic xmlns:pic="http://schemas.openxmlformats.org/drawingml/2006/picture">
+                  <pic:nvPicPr>
+                    <pic:cNvPr id="44" name="Picture 44"/>
+                    <pic:cNvPicPr/>
+                  </pic:nvPicPr>
+                  <pic:blipFill>
+                    <a:blip r:embed="rId55">
+                      <a:extLst>
+                        <a:ext uri="{28A0092B-C50C-407E-A947-70E740481C1C}">
+                          <a14:useLocalDpi xmlns:a14="http://schemas.microsoft.com/office/drawing/2010/main" val="0"/>
+                        </a:ext>
+                      </a:extLst>
+                    </a:blip>
+                    <a:stretch>
+                      <a:fillRect/>
+                    </a:stretch>
+                  </pic:blipFill>
+                  <pic:spPr>
+                    <a:xfrm>
+                      <a:off x="0" y="0"/>
+                      <a:ext cx="5943600" cy="2067560"/>
+                    </a:xfrm>
+                    <a:prstGeom prst="rect">
+                      <a:avLst/>
+                    </a:prstGeom>
+                  </pic:spPr>
+                </pic:pic>
+              </a:graphicData>
+            </a:graphic>
+          </wp:inline>
+        </w:drawing>
+      </w:r>
+    </w:p>
+    <w:p>
+      <w:pPr>
+        <w:pStyle w:val="Caption"/>
+        <w:spacing w:line="360" w:lineRule="auto"/>
+      </w:pPr>
+      <w:bookmarkStart w:id="105" w:name="_Toc233464085"/>
+      <w:r>
+        <w:t xml:space="preserve">Fig 8. </w:t>
+      </w:r>
+      <w:r>
+        <w:fldChar w:fldCharType="begin"/>
+      </w:r>
+      <w:r>
+        <w:instrText xml:space="preserve"> SEQ Fig_8. \* ARABIC </w:instrText>
+      </w:r>
+      <w:r>
+        <w:fldChar w:fldCharType="separate"/>
+      </w:r>
+      <w:r>
+        <w:rPr>
+          <w:noProof/>
+        </w:rPr>
+        <w:t>4</w:t>
+      </w:r>
+      <w:r>
+        <w:rPr>
+          <w:noProof/>
+        </w:rPr>
+        <w:fldChar w:fldCharType="end"/>
+      </w:r>
+      <w:r>
+        <w:t xml:space="preserve"> Text generation using transformers</w:t>
+      </w:r>
+      <w:bookmarkEnd w:id="105"/>
+    </w:p>
+    <w:p>
+      <w:pPr>
+        <w:tabs>
+          <w:tab w:val="left" w:pos="3720"/>
+        </w:tabs>
+        <w:spacing w:line="360" w:lineRule="auto"/>
+        <w:rPr>
+          <w:rFonts w:ascii="Times New Roman" w:hAnsi="Times New Roman" w:cs="Times New Roman"/>
+          <w:sz w:val="24"/>
+          <w:szCs w:val="24"/>
+        </w:rPr>
+      </w:pPr>
+      <w:r>
+        <w:rPr>
+          <w:rFonts w:ascii="Times New Roman" w:hAnsi="Times New Roman" w:cs="Times New Roman"/>
+          <w:sz w:val="24"/>
+          <w:szCs w:val="24"/>
+        </w:rPr>
+        <w:t xml:space="preserve">Fig. 8.4 above shows text completion by the </w:t>
+      </w:r>
+      <w:proofErr w:type="spellStart"/>
+      <w:r>
+        <w:rPr>
+          <w:rFonts w:ascii="Times New Roman" w:hAnsi="Times New Roman" w:cs="Times New Roman"/>
+          <w:sz w:val="24"/>
+          <w:szCs w:val="24"/>
+        </w:rPr>
+        <w:t>HuggingFace</w:t>
+      </w:r>
+      <w:proofErr w:type="spellEnd"/>
+      <w:r>
+        <w:rPr>
+          <w:rFonts w:ascii="Times New Roman" w:hAnsi="Times New Roman" w:cs="Times New Roman"/>
+          <w:sz w:val="24"/>
+          <w:szCs w:val="24"/>
+        </w:rPr>
+        <w:t xml:space="preserve"> Transformer Models. The model completes the statement by the user as provided in the prompt.</w:t>
       </w:r>
     </w:p>
     <w:sectPr>
